--- a/plantillas_maestras/02_seguro_vida/negativa_cobertura/2_o_mas_ddos_varios/mujer/TPL_1332_2026_SEGURO_VIDA_NEGATIVA_COBERTURA_ASEGURADORA_MUJER_R1.docx
+++ b/plantillas_maestras/02_seguro_vida/negativa_cobertura/2_o_mas_ddos_varios/mujer/TPL_1332_2026_SEGURO_VIDA_NEGATIVA_COBERTURA_ASEGURADORA_MUJER_R1.docx
@@ -299,7 +299,7 @@
           <w14:ligatures w14:val="none"/>
         </w:rPr>
         <w:tab/>
-        <w:t xml:space="preserve">:       </w:t>
+        <w:t xml:space="preserve">: </w:t>
       </w:r>
       <w:r>
         <w:rPr>
@@ -672,7 +672,7 @@
           <w:lang w:eastAsia="es-PE"/>
           <w14:ligatures w14:val="none"/>
         </w:rPr>
-        <w:t>N° 29571</w:t>
+        <w:t>29571</w:t>
       </w:r>
       <w:r>
         <w:rPr>
@@ -911,7 +911,7 @@
           <w:lang w:eastAsia="es-PE"/>
           <w14:ligatures w14:val="none"/>
         </w:rPr>
-        <w:t>N°</w:t>
+        <w:t/>
       </w:r>
       <w:r>
         <w:rPr>
@@ -931,7 +931,7 @@
           <w:lang w:eastAsia="es-PE"/>
           <w14:ligatures w14:val="none"/>
         </w:rPr>
-        <w:t xml:space="preserve">N° </w:t>
+        <w:t xml:space="preserve"/>
       </w:r>
       <w:r>
         <w:rPr>
@@ -951,7 +951,7 @@
           <w:lang w:eastAsia="es-PE"/>
           <w14:ligatures w14:val="none"/>
         </w:rPr>
-        <w:t xml:space="preserve">N° </w:t>
+        <w:t xml:space="preserve"/>
       </w:r>
       <w:r>
         <w:rPr>
@@ -971,7 +971,7 @@
           <w:lang w:eastAsia="es-PE"/>
           <w14:ligatures w14:val="none"/>
         </w:rPr>
-        <w:t>N°</w:t>
+        <w:t/>
       </w:r>
       <w:r>
         <w:rPr>
@@ -991,7 +991,7 @@
           <w:lang w:eastAsia="es-PE"/>
           <w14:ligatures w14:val="none"/>
         </w:rPr>
-        <w:t xml:space="preserve">N° </w:t>
+        <w:t xml:space="preserve"/>
       </w:r>
       <w:r>
         <w:rPr>
@@ -1011,7 +1011,7 @@
           <w:lang w:eastAsia="es-PE"/>
           <w14:ligatures w14:val="none"/>
         </w:rPr>
-        <w:t>N°</w:t>
+        <w:t/>
       </w:r>
       <w:r>
         <w:rPr>
@@ -1363,7 +1363,7 @@
           <w:lang w:eastAsia="es-ES"/>
           <w14:ligatures w14:val="none"/>
         </w:rPr>
-        <w:t>El 24 de octubre del 2018, el Ministerio Público emitió la Disposición Fiscal N°2, mediante la cual dispuso no formalizar investigación preparatoria por el presunto delito de homicidio simple y ordenó el archivamiento de la investigación relacionada con el fallecimiento de</w:t>
+        <w:t>El 24 de octubre del 2018, el Ministerio Público emitió la Disposición Fiscal 2, mediante la cual dispuso no formalizar investigación preparatoria por el presunto delito de homicidio simple y ordenó el archivamiento de la investigación relacionada con el fallecimiento de</w:t>
       </w:r>
       <w:r>
         <w:rPr>
@@ -1492,7 +1492,7 @@
           <w:lang w:eastAsia="es-PE"/>
           <w14:ligatures w14:val="none"/>
         </w:rPr>
-        <w:t xml:space="preserve">N° </w:t>
+        <w:t xml:space="preserve"/>
       </w:r>
       <w:r>
         <w:rPr>
@@ -1512,7 +1512,7 @@
           <w:lang w:eastAsia="es-PE"/>
           <w14:ligatures w14:val="none"/>
         </w:rPr>
-        <w:t>N°</w:t>
+        <w:t/>
       </w:r>
       <w:r>
         <w:rPr>
@@ -1532,7 +1532,7 @@
           <w:lang w:eastAsia="es-PE"/>
           <w14:ligatures w14:val="none"/>
         </w:rPr>
-        <w:t xml:space="preserve">N° </w:t>
+        <w:t xml:space="preserve"/>
       </w:r>
       <w:r>
         <w:rPr>
@@ -1552,7 +1552,7 @@
           <w:lang w:eastAsia="es-PE"/>
           <w14:ligatures w14:val="none"/>
         </w:rPr>
-        <w:t>N°</w:t>
+        <w:t/>
       </w:r>
       <w:r>
         <w:rPr>
@@ -1622,7 +1622,7 @@
           <w:lang w:eastAsia="es-PE"/>
           <w14:ligatures w14:val="none"/>
         </w:rPr>
-        <w:t>N°</w:t>
+        <w:t/>
       </w:r>
       <w:r>
         <w:rPr>
@@ -1642,7 +1642,7 @@
           <w:lang w:eastAsia="es-PE"/>
           <w14:ligatures w14:val="none"/>
         </w:rPr>
-        <w:t xml:space="preserve">N° </w:t>
+        <w:t xml:space="preserve"/>
       </w:r>
       <w:r>
         <w:rPr>
@@ -2768,7 +2768,7 @@
           <w:lang w:eastAsia="es-PE"/>
           <w14:ligatures w14:val="none"/>
         </w:rPr>
-        <w:t>La Secretaría Técnica de la Comisión de Protección al Consumidor N°1 (en adelante, la Secretaría Técnica), en ejercicio de sus facultades</w:t>
+        <w:t>La Secretaría Técnica de la Comisión de Protección al Consumidor 1 (en adelante, la Secretaría Técnica), en ejercicio de sus facultades</w:t>
       </w:r>
       <w:bookmarkEnd w:id="3"/>
       <w:bookmarkEnd w:id="4"/>
@@ -2872,7 +2872,7 @@
           <w:lang w:eastAsia="es-PE"/>
           <w14:ligatures w14:val="none"/>
         </w:rPr>
-        <w:t>N°</w:t>
+        <w:t/>
       </w:r>
       <w:r>
         <w:rPr>
@@ -2910,7 +2910,7 @@
           <w:lang w:eastAsia="es-PE"/>
           <w14:ligatures w14:val="none"/>
         </w:rPr>
-        <w:t>°</w:t>
+        <w:t/>
       </w:r>
       <w:r>
         <w:rPr>
@@ -2928,7 +2928,7 @@
           <w:lang w:eastAsia="es-PE"/>
           <w14:ligatures w14:val="none"/>
         </w:rPr>
-        <w:t>°</w:t>
+        <w:t/>
       </w:r>
       <w:r>
         <w:rPr>
@@ -3025,7 +3025,7 @@
           <w:lang w:eastAsia="es-PE"/>
           <w14:ligatures w14:val="none"/>
         </w:rPr>
-        <w:t>no habría cumplido con emitir un pronunciamiento, mediante la carta BEN-131352/2018, de la solicitud de la denunciante de cobertura de la Póliza N° 17037984/5 del Seguro de vida por el fallecimiento del señor Oswaldo Amasifuen Rojas</w:t>
+        <w:t>no habría cumplido con emitir un pronunciamiento, mediante la carta BEN-131352/2018, de la solicitud de la denunciante de cobertura de la Póliza 17037984/5 del Seguro de vida por el fallecimiento del señor Oswaldo Amasifuen Rojas</w:t>
       </w:r>
       <w:r>
         <w:rPr>
@@ -3043,7 +3043,7 @@
           <w:lang w:eastAsia="es-PE"/>
           <w14:ligatures w14:val="none"/>
         </w:rPr>
-        <w:t>°</w:t>
+        <w:t/>
       </w:r>
       <w:r>
         <w:rPr>
@@ -3061,7 +3061,7 @@
           <w:lang w:eastAsia="es-PE"/>
           <w14:ligatures w14:val="none"/>
         </w:rPr>
-        <w:t>°</w:t>
+        <w:t/>
       </w:r>
       <w:r>
         <w:rPr>
@@ -3080,7 +3080,7 @@
           <w:lang w:eastAsia="es-PE"/>
           <w14:ligatures w14:val="none"/>
         </w:rPr>
-        <w:t xml:space="preserve">.  </w:t>
+        <w:t xml:space="preserve">. </w:t>
       </w:r>
     </w:p>
     <w:bookmarkEnd w:id="1"/>
@@ -3157,7 +3157,7 @@
           <w:lang w:eastAsia="es-PE"/>
           <w14:ligatures w14:val="none"/>
         </w:rPr>
-        <w:t>habría negado injustificadamente a la denunciante, mediante la carta de BEN-131352/2018, la cobertura de la Póliza N° 60-195544/0 del Seguro de vida por el fallecimiento del señor Oswaldo Amasifuen Rojas</w:t>
+        <w:t>habría negado injustificadamente a la denunciante, mediante la carta de BEN-131352/2018, la cobertura de la Póliza 60-195544/0 del Seguro de vida por el fallecimiento del señor Oswaldo Amasifuen Rojas</w:t>
       </w:r>
       <w:r>
         <w:rPr>
@@ -3175,7 +3175,7 @@
           <w:lang w:eastAsia="es-PE"/>
           <w14:ligatures w14:val="none"/>
         </w:rPr>
-        <w:t>°</w:t>
+        <w:t/>
       </w:r>
       <w:r>
         <w:rPr>
@@ -3193,7 +3193,7 @@
           <w:lang w:eastAsia="es-PE"/>
           <w14:ligatures w14:val="none"/>
         </w:rPr>
-        <w:t>°</w:t>
+        <w:t/>
       </w:r>
       <w:r>
         <w:rPr>
@@ -3294,7 +3294,7 @@
           <w:lang w:eastAsia="es-PE"/>
           <w14:ligatures w14:val="none"/>
         </w:rPr>
-        <w:t>habría negado injustificadamente a la denunciante, mediante la carta de BEN-131352/2018, la cobertura de la Póliza N° 60-196201/2 del Seguro de vida por el fallecimiento del señor Oswaldo Amasifuen Rojas</w:t>
+        <w:t>habría negado injustificadamente a la denunciante, mediante la carta de BEN-131352/2018, la cobertura de la Póliza 60-196201/2 del Seguro de vida por el fallecimiento del señor Oswaldo Amasifuen Rojas</w:t>
       </w:r>
       <w:r>
         <w:rPr>
@@ -3312,7 +3312,7 @@
           <w:lang w:eastAsia="es-PE"/>
           <w14:ligatures w14:val="none"/>
         </w:rPr>
-        <w:t>°</w:t>
+        <w:t/>
       </w:r>
       <w:r>
         <w:rPr>
@@ -3330,7 +3330,7 @@
           <w:lang w:eastAsia="es-PE"/>
           <w14:ligatures w14:val="none"/>
         </w:rPr>
-        <w:t>°</w:t>
+        <w:t/>
       </w:r>
       <w:r>
         <w:rPr>
@@ -3350,7 +3350,7 @@
           <w:lang w:eastAsia="es-PE"/>
           <w14:ligatures w14:val="none"/>
         </w:rPr>
-        <w:t xml:space="preserve">.    </w:t>
+        <w:t xml:space="preserve">. </w:t>
       </w:r>
       <w:bookmarkEnd w:id="16"/>
       <w:bookmarkEnd w:id="18"/>
@@ -3414,7 +3414,7 @@
           <w:lang w:eastAsia="es-PE"/>
           <w14:ligatures w14:val="none"/>
         </w:rPr>
-        <w:t>habría negado injustificadamente a la denunciante, mediante la carta de BEN-131352/2018, la cobertura de la Póliza N° 188-002091/5 del Seguro de vida por el fallecimiento del señor Oswaldo Amasifuen Rojas</w:t>
+        <w:t>habría negado injustificadamente a la denunciante, mediante la carta de BEN-131352/2018, la cobertura de la Póliza 188-002091/5 del Seguro de vida por el fallecimiento del señor Oswaldo Amasifuen Rojas</w:t>
       </w:r>
       <w:r>
         <w:rPr>
@@ -3432,7 +3432,7 @@
           <w:lang w:eastAsia="es-PE"/>
           <w14:ligatures w14:val="none"/>
         </w:rPr>
-        <w:t>°</w:t>
+        <w:t/>
       </w:r>
       <w:r>
         <w:rPr>
@@ -3450,7 +3450,7 @@
           <w:lang w:eastAsia="es-PE"/>
           <w14:ligatures w14:val="none"/>
         </w:rPr>
-        <w:t>°</w:t>
+        <w:t/>
       </w:r>
       <w:r>
         <w:rPr>
@@ -3537,7 +3537,7 @@
           <w:lang w:eastAsia="es-PE"/>
           <w14:ligatures w14:val="none"/>
         </w:rPr>
-        <w:t>habría negado injustificadamente a la denunciante, mediante la carta de BEN-131352/2018, la cobertura de la Póliza N°188-002140/7 del Seguro de vida por el fallecimiento del señor Oswaldo Amasifuen Rojas</w:t>
+        <w:t>habría negado injustificadamente a la denunciante, mediante la carta de BEN-131352/2018, la cobertura de la Póliza 188-002140/7 del Seguro de vida por el fallecimiento del señor Oswaldo Amasifuen Rojas</w:t>
       </w:r>
       <w:r>
         <w:rPr>
@@ -3555,7 +3555,7 @@
           <w:lang w:eastAsia="es-PE"/>
           <w14:ligatures w14:val="none"/>
         </w:rPr>
-        <w:t>°</w:t>
+        <w:t/>
       </w:r>
       <w:r>
         <w:rPr>
@@ -3573,7 +3573,7 @@
           <w:lang w:eastAsia="es-PE"/>
           <w14:ligatures w14:val="none"/>
         </w:rPr>
-        <w:t>°</w:t>
+        <w:t/>
       </w:r>
       <w:r>
         <w:rPr>
@@ -3679,7 +3679,7 @@
           <w14:ligatures w14:val="none"/>
         </w:rPr>
         <w:lastRenderedPageBreak/>
-        <w:t>denunciante, mediante la carta BEN-039640/2026, la cobertura de la Póliza N°17-037983/7 del Seguro de vida por el fallecimiento del señor Oswaldo Amasifuen Rojas</w:t>
+        <w:t>denunciante, mediante la carta BEN-039640/2026, la cobertura de la Póliza 17-037983/7 del Seguro de vida por el fallecimiento del señor Oswaldo Amasifuen Rojas</w:t>
       </w:r>
       <w:r>
         <w:rPr>
@@ -3697,7 +3697,7 @@
           <w:lang w:eastAsia="es-PE"/>
           <w14:ligatures w14:val="none"/>
         </w:rPr>
-        <w:t>°</w:t>
+        <w:t/>
       </w:r>
       <w:r>
         <w:rPr>
@@ -3715,7 +3715,7 @@
           <w:lang w:eastAsia="es-PE"/>
           <w14:ligatures w14:val="none"/>
         </w:rPr>
-        <w:t>°</w:t>
+        <w:t/>
       </w:r>
       <w:r>
         <w:rPr>
@@ -3734,7 +3734,7 @@
           <w:lang w:eastAsia="es-PE"/>
           <w14:ligatures w14:val="none"/>
         </w:rPr>
-        <w:t xml:space="preserve">.  </w:t>
+        <w:t xml:space="preserve">. </w:t>
       </w:r>
     </w:p>
     <w:p>
@@ -3809,7 +3809,7 @@
           <w:lang w:eastAsia="es-PE"/>
           <w14:ligatures w14:val="none"/>
         </w:rPr>
-        <w:t>habría negado injustificadamente a la denunciante, mediante la carta BEN-039640/2026, la cobertura de la Póliza N° 17037984/5 del Seguro de vida por el fallecimiento del señor Oswaldo Amasifuen Rojas</w:t>
+        <w:t>habría negado injustificadamente a la denunciante, mediante la carta BEN-039640/2026, la cobertura de la Póliza 17037984/5 del Seguro de vida por el fallecimiento del señor Oswaldo Amasifuen Rojas</w:t>
       </w:r>
       <w:r>
         <w:rPr>
@@ -3827,7 +3827,7 @@
           <w:lang w:eastAsia="es-PE"/>
           <w14:ligatures w14:val="none"/>
         </w:rPr>
-        <w:t>°</w:t>
+        <w:t/>
       </w:r>
       <w:r>
         <w:rPr>
@@ -3845,7 +3845,7 @@
           <w:lang w:eastAsia="es-PE"/>
           <w14:ligatures w14:val="none"/>
         </w:rPr>
-        <w:t>°</w:t>
+        <w:t/>
       </w:r>
       <w:r>
         <w:rPr>
@@ -3929,7 +3929,7 @@
           <w:lang w:eastAsia="es-PE"/>
           <w14:ligatures w14:val="none"/>
         </w:rPr>
-        <w:t>habría negado injustificadamente a la denunciante, mediante la carta BEN-039640/2026, la cobertura de la Póliza N° 60-195544/0 del Seguro de vida por el fallecimiento del señor Oswaldo Amasifuen Rojas</w:t>
+        <w:t>habría negado injustificadamente a la denunciante, mediante la carta BEN-039640/2026, la cobertura de la Póliza 60-195544/0 del Seguro de vida por el fallecimiento del señor Oswaldo Amasifuen Rojas</w:t>
       </w:r>
       <w:r>
         <w:rPr>
@@ -3947,7 +3947,7 @@
           <w:lang w:eastAsia="es-PE"/>
           <w14:ligatures w14:val="none"/>
         </w:rPr>
-        <w:t>°</w:t>
+        <w:t/>
       </w:r>
       <w:r>
         <w:rPr>
@@ -3965,7 +3965,7 @@
           <w:lang w:eastAsia="es-PE"/>
           <w14:ligatures w14:val="none"/>
         </w:rPr>
-        <w:t>°</w:t>
+        <w:t/>
       </w:r>
       <w:r>
         <w:rPr>
@@ -3984,7 +3984,7 @@
           <w:lang w:eastAsia="es-PE"/>
           <w14:ligatures w14:val="none"/>
         </w:rPr>
-        <w:t xml:space="preserve">.    </w:t>
+        <w:t xml:space="preserve">. </w:t>
       </w:r>
     </w:p>
     <w:p>
@@ -4042,7 +4042,7 @@
           <w:lang w:eastAsia="es-PE"/>
           <w14:ligatures w14:val="none"/>
         </w:rPr>
-        <w:t>habría negado injustificadamente a la denunciante, mediante la carta BEN-039640/2026, la cobertura de la Póliza N° 60-196201/2 del Seguro de vida por el fallecimiento del señor Oswaldo Amasifuen Rojas</w:t>
+        <w:t>habría negado injustificadamente a la denunciante, mediante la carta BEN-039640/2026, la cobertura de la Póliza 60-196201/2 del Seguro de vida por el fallecimiento del señor Oswaldo Amasifuen Rojas</w:t>
       </w:r>
       <w:r>
         <w:rPr>
@@ -4060,7 +4060,7 @@
           <w:lang w:eastAsia="es-PE"/>
           <w14:ligatures w14:val="none"/>
         </w:rPr>
-        <w:t>°</w:t>
+        <w:t/>
       </w:r>
       <w:r>
         <w:rPr>
@@ -4078,7 +4078,7 @@
           <w:lang w:eastAsia="es-PE"/>
           <w14:ligatures w14:val="none"/>
         </w:rPr>
-        <w:t>°</w:t>
+        <w:t/>
       </w:r>
       <w:r>
         <w:rPr>
@@ -4164,7 +4164,7 @@
           <w:lang w:eastAsia="es-PE"/>
           <w14:ligatures w14:val="none"/>
         </w:rPr>
-        <w:t>habría negado injustificadamente a la denunciante, mediante la carta BEN-039640/2026, la cobertura de la Póliza N° 188-002091/5 del Seguro de vida por el fallecimiento del señor Oswaldo Amasifuen Rojas</w:t>
+        <w:t>habría negado injustificadamente a la denunciante, mediante la carta BEN-039640/2026, la cobertura de la Póliza 188-002091/5 del Seguro de vida por el fallecimiento del señor Oswaldo Amasifuen Rojas</w:t>
       </w:r>
       <w:r>
         <w:rPr>
@@ -4182,7 +4182,7 @@
           <w:lang w:eastAsia="es-PE"/>
           <w14:ligatures w14:val="none"/>
         </w:rPr>
-        <w:t>°</w:t>
+        <w:t/>
       </w:r>
       <w:r>
         <w:rPr>
@@ -4200,7 +4200,7 @@
           <w:lang w:eastAsia="es-PE"/>
           <w14:ligatures w14:val="none"/>
         </w:rPr>
-        <w:t>°</w:t>
+        <w:t/>
       </w:r>
       <w:r>
         <w:rPr>
@@ -4294,7 +4294,7 @@
           <w:lang w:eastAsia="es-PE"/>
           <w14:ligatures w14:val="none"/>
         </w:rPr>
-        <w:t>habría negado injustificadamente a la denunciante, mediante la carta BEN-039640/2026, la cobertura de la Póliza N°188-002140/7 del Seguro de vida por el fallecimiento del señor Oswaldo Amasifuen Rojas</w:t>
+        <w:t>habría negado injustificadamente a la denunciante, mediante la carta BEN-039640/2026, la cobertura de la Póliza 188-002140/7 del Seguro de vida por el fallecimiento del señor Oswaldo Amasifuen Rojas</w:t>
       </w:r>
       <w:r>
         <w:rPr>
@@ -4321,7 +4321,7 @@
           <w:lang w:eastAsia="es-PE"/>
           <w14:ligatures w14:val="none"/>
         </w:rPr>
-        <w:t>°</w:t>
+        <w:t/>
       </w:r>
       <w:r>
         <w:rPr>
@@ -4339,7 +4339,7 @@
           <w:lang w:eastAsia="es-PE"/>
           <w14:ligatures w14:val="none"/>
         </w:rPr>
-        <w:t>°</w:t>
+        <w:t/>
       </w:r>
       <w:r>
         <w:rPr>
@@ -4358,7 +4358,7 @@
           <w:lang w:eastAsia="es-PE"/>
           <w14:ligatures w14:val="none"/>
         </w:rPr>
-        <w:t xml:space="preserve">.  </w:t>
+        <w:t xml:space="preserve">. </w:t>
       </w:r>
     </w:p>
     <w:bookmarkEnd w:id="6"/>
@@ -4567,7 +4567,7 @@
           <w:lang w:eastAsia="es-PE"/>
           <w14:ligatures w14:val="none"/>
         </w:rPr>
-        <w:t>N°</w:t>
+        <w:t/>
       </w:r>
       <w:r>
         <w:rPr>
@@ -4587,7 +4587,7 @@
           <w:lang w:eastAsia="es-PE"/>
           <w14:ligatures w14:val="none"/>
         </w:rPr>
-        <w:t xml:space="preserve">N° </w:t>
+        <w:t xml:space="preserve"/>
       </w:r>
       <w:r>
         <w:rPr>
@@ -4607,7 +4607,7 @@
           <w:lang w:eastAsia="es-PE"/>
           <w14:ligatures w14:val="none"/>
         </w:rPr>
-        <w:t xml:space="preserve">N° </w:t>
+        <w:t xml:space="preserve"/>
       </w:r>
       <w:r>
         <w:rPr>
@@ -4657,7 +4657,7 @@
           <w:lang w:eastAsia="es-PE"/>
           <w14:ligatures w14:val="none"/>
         </w:rPr>
-        <w:t>N°</w:t>
+        <w:t/>
       </w:r>
       <w:r>
         <w:rPr>
@@ -4677,7 +4677,7 @@
           <w:lang w:eastAsia="es-PE"/>
           <w14:ligatures w14:val="none"/>
         </w:rPr>
-        <w:t xml:space="preserve">N° </w:t>
+        <w:t xml:space="preserve"/>
       </w:r>
       <w:r>
         <w:rPr>
@@ -4697,7 +4697,7 @@
           <w:lang w:eastAsia="es-PE"/>
           <w14:ligatures w14:val="none"/>
         </w:rPr>
-        <w:t>N°</w:t>
+        <w:t/>
       </w:r>
       <w:r>
         <w:rPr>
@@ -4964,7 +4964,7 @@
           <w:lang w:eastAsia="es-PE"/>
           <w14:ligatures w14:val="none"/>
         </w:rPr>
-        <w:t xml:space="preserve">RESOLUCIÓN DE LA SECRETARÍA TÉCNICA  </w:t>
+        <w:t xml:space="preserve">RESOLUCIÓN DE LA SECRETARÍA TÉCNICA </w:t>
       </w:r>
     </w:p>
     <w:p>
@@ -5166,7 +5166,7 @@
           <w:lang w:eastAsia="es-PE"/>
           <w14:ligatures w14:val="none"/>
         </w:rPr>
-        <w:t xml:space="preserve"> infracción a los artículos 18° y 19°</w:t>
+        <w:t xml:space="preserve"> infracción a los artículos 18 y 19</w:t>
       </w:r>
       <w:r>
         <w:rPr>
@@ -5195,7 +5195,7 @@
           <w:lang w:eastAsia="es-PE"/>
           <w14:ligatures w14:val="none"/>
         </w:rPr>
-        <w:t>N° 29571</w:t>
+        <w:t>29571</w:t>
       </w:r>
       <w:r>
         <w:rPr>
@@ -5315,7 +5315,7 @@
           <w:lang w:eastAsia="es-PE"/>
           <w14:ligatures w14:val="none"/>
         </w:rPr>
-        <w:t>N°</w:t>
+        <w:t/>
       </w:r>
       <w:r>
         <w:rPr>
@@ -5442,7 +5442,7 @@
           <w:lang w:eastAsia="es-PE"/>
           <w14:ligatures w14:val="none"/>
         </w:rPr>
-        <w:t xml:space="preserve"> infracción a los artículos 18° y 19°</w:t>
+        <w:t xml:space="preserve"> infracción a los artículos 18 y 19</w:t>
       </w:r>
       <w:r>
         <w:rPr>
@@ -5461,7 +5461,7 @@
           <w:lang w:eastAsia="es-PE"/>
           <w14:ligatures w14:val="none"/>
         </w:rPr>
-        <w:t xml:space="preserve">la Ley N° 29571, Código de Protección y Defensa del Consumidor, en tanto la compañía aseguradora </w:t>
+        <w:t xml:space="preserve">la Ley 29571, Código de Protección y Defensa del Consumidor, en tanto la compañía aseguradora </w:t>
       </w:r>
       <w:r>
         <w:rPr>
@@ -5521,7 +5521,7 @@
           <w:lang w:eastAsia="es-PE"/>
           <w14:ligatures w14:val="none"/>
         </w:rPr>
-        <w:t xml:space="preserve">N° </w:t>
+        <w:t xml:space="preserve"/>
       </w:r>
       <w:r>
         <w:rPr>
@@ -5619,7 +5619,7 @@
           <w:lang w:eastAsia="es-PE"/>
           <w14:ligatures w14:val="none"/>
         </w:rPr>
-        <w:t xml:space="preserve"> infracción a los artículos 18° y 19°</w:t>
+        <w:t xml:space="preserve"> infracción a los artículos 18 y 19</w:t>
       </w:r>
       <w:r>
         <w:rPr>
@@ -5638,7 +5638,7 @@
           <w:lang w:eastAsia="es-PE"/>
           <w14:ligatures w14:val="none"/>
         </w:rPr>
-        <w:t xml:space="preserve">la Ley N° 29571, Código de Protección y Defensa del Consumidor, en tanto la compañía aseguradora habría negado injustificadamente a la denunciante, mediante la carta de </w:t>
+        <w:t xml:space="preserve">la Ley 29571, Código de Protección y Defensa del Consumidor, en tanto la compañía aseguradora habría negado injustificadamente a la denunciante, mediante la carta de </w:t>
       </w:r>
       <w:r>
         <w:rPr>
@@ -5678,7 +5678,7 @@
           <w:lang w:eastAsia="es-PE"/>
           <w14:ligatures w14:val="none"/>
         </w:rPr>
-        <w:t xml:space="preserve">N° </w:t>
+        <w:t xml:space="preserve"/>
       </w:r>
       <w:r>
         <w:rPr>
@@ -5785,7 +5785,7 @@
           <w:lang w:eastAsia="es-PE"/>
           <w14:ligatures w14:val="none"/>
         </w:rPr>
-        <w:t xml:space="preserve"> infracción a los artículos 18° y 19°</w:t>
+        <w:t xml:space="preserve"> infracción a los artículos 18 y 19</w:t>
       </w:r>
       <w:r>
         <w:rPr>
@@ -5804,7 +5804,7 @@
           <w:lang w:eastAsia="es-PE"/>
           <w14:ligatures w14:val="none"/>
         </w:rPr>
-        <w:t xml:space="preserve">la Ley N° 29571, Código de Protección y Defensa del Consumidor, en tanto la compañía aseguradora habría negado injustificadamente a la </w:t>
+        <w:t xml:space="preserve">la Ley 29571, Código de Protección y Defensa del Consumidor, en tanto la compañía aseguradora habría negado injustificadamente a la </w:t>
       </w:r>
       <w:r>
         <w:rPr>
@@ -5855,7 +5855,7 @@
           <w:lang w:eastAsia="es-PE"/>
           <w14:ligatures w14:val="none"/>
         </w:rPr>
-        <w:t>N°</w:t>
+        <w:t/>
       </w:r>
       <w:r>
         <w:rPr>
@@ -5948,7 +5948,7 @@
           <w:lang w:eastAsia="es-PE"/>
           <w14:ligatures w14:val="none"/>
         </w:rPr>
-        <w:t xml:space="preserve"> infracción a los artículos 18° y 19°</w:t>
+        <w:t xml:space="preserve"> infracción a los artículos 18 y 19</w:t>
       </w:r>
       <w:r>
         <w:rPr>
@@ -5967,7 +5967,7 @@
           <w:lang w:eastAsia="es-PE"/>
           <w14:ligatures w14:val="none"/>
         </w:rPr>
-        <w:t xml:space="preserve">la Ley N° 29571, Código de Protección y Defensa del Consumidor, en tanto la compañía aseguradora habría negado injustificadamente a la denunciante, mediante la carta de </w:t>
+        <w:t xml:space="preserve">la Ley 29571, Código de Protección y Defensa del Consumidor, en tanto la compañía aseguradora habría negado injustificadamente a la denunciante, mediante la carta de </w:t>
       </w:r>
       <w:r>
         <w:rPr>
@@ -6007,7 +6007,7 @@
           <w:lang w:eastAsia="es-PE"/>
           <w14:ligatures w14:val="none"/>
         </w:rPr>
-        <w:t xml:space="preserve">N° </w:t>
+        <w:t xml:space="preserve"/>
       </w:r>
       <w:r>
         <w:rPr>
@@ -6114,7 +6114,7 @@
           <w:lang w:eastAsia="es-PE"/>
           <w14:ligatures w14:val="none"/>
         </w:rPr>
-        <w:t xml:space="preserve"> infracción a los artículos 18° y 19°</w:t>
+        <w:t xml:space="preserve"> infracción a los artículos 18 y 19</w:t>
       </w:r>
       <w:r>
         <w:rPr>
@@ -6133,7 +6133,7 @@
           <w:lang w:eastAsia="es-PE"/>
           <w14:ligatures w14:val="none"/>
         </w:rPr>
-        <w:t xml:space="preserve">la Ley N° 29571, Código de Protección y Defensa del Consumidor, en tanto la compañía aseguradora habría negado injustificadamente a la denunciante, mediante la carta de </w:t>
+        <w:t xml:space="preserve">la Ley 29571, Código de Protección y Defensa del Consumidor, en tanto la compañía aseguradora habría negado injustificadamente a la denunciante, mediante la carta de </w:t>
       </w:r>
       <w:r>
         <w:rPr>
@@ -6173,7 +6173,7 @@
           <w:lang w:eastAsia="es-PE"/>
           <w14:ligatures w14:val="none"/>
         </w:rPr>
-        <w:t>N°</w:t>
+        <w:t/>
       </w:r>
       <w:r>
         <w:rPr>
@@ -6268,7 +6268,7 @@
           <w:lang w:eastAsia="es-PE"/>
           <w14:ligatures w14:val="none"/>
         </w:rPr>
-        <w:t xml:space="preserve"> infracción a los artículos 18° y 19°</w:t>
+        <w:t xml:space="preserve"> infracción a los artículos 18 y 19</w:t>
       </w:r>
       <w:r>
         <w:rPr>
@@ -6287,7 +6287,7 @@
           <w:lang w:eastAsia="es-PE"/>
           <w14:ligatures w14:val="none"/>
         </w:rPr>
-        <w:t xml:space="preserve">la Ley N° 29571, Código de Protección y Defensa del Consumidor, en tanto la compañía aseguradora </w:t>
+        <w:t xml:space="preserve">la Ley 29571, Código de Protección y Defensa del Consumidor, en tanto la compañía aseguradora </w:t>
       </w:r>
       <w:r>
         <w:rPr>
@@ -6367,7 +6367,7 @@
           <w:lang w:eastAsia="es-PE"/>
           <w14:ligatures w14:val="none"/>
         </w:rPr>
-        <w:t>N°</w:t>
+        <w:t/>
       </w:r>
       <w:r>
         <w:rPr>
@@ -6474,7 +6474,7 @@
           <w:lang w:eastAsia="es-PE"/>
           <w14:ligatures w14:val="none"/>
         </w:rPr>
-        <w:t xml:space="preserve"> infracción a los artículos 18° y 19°</w:t>
+        <w:t xml:space="preserve"> infracción a los artículos 18 y 19</w:t>
       </w:r>
       <w:r>
         <w:rPr>
@@ -6493,7 +6493,7 @@
           <w:lang w:eastAsia="es-PE"/>
           <w14:ligatures w14:val="none"/>
         </w:rPr>
-        <w:t xml:space="preserve">la Ley N° 29571, Código de Protección y Defensa del Consumidor, en tanto la compañía aseguradora </w:t>
+        <w:t xml:space="preserve">la Ley 29571, Código de Protección y Defensa del Consumidor, en tanto la compañía aseguradora </w:t>
       </w:r>
       <w:r>
         <w:rPr>
@@ -6573,7 +6573,7 @@
           <w:lang w:eastAsia="es-PE"/>
           <w14:ligatures w14:val="none"/>
         </w:rPr>
-        <w:t xml:space="preserve">N° </w:t>
+        <w:t xml:space="preserve"/>
       </w:r>
       <w:r>
         <w:rPr>
@@ -6669,7 +6669,7 @@
           <w:lang w:eastAsia="es-PE"/>
           <w14:ligatures w14:val="none"/>
         </w:rPr>
-        <w:t xml:space="preserve"> infracción a los artículos 18° y 19°</w:t>
+        <w:t xml:space="preserve"> infracción a los artículos 18 y 19</w:t>
       </w:r>
       <w:r>
         <w:rPr>
@@ -6688,7 +6688,7 @@
           <w:lang w:eastAsia="es-PE"/>
           <w14:ligatures w14:val="none"/>
         </w:rPr>
-        <w:t xml:space="preserve">la Ley N° 29571, Código de Protección y Defensa del Consumidor, en tanto la compañía aseguradora habría negado injustificadamente a la denunciante, mediante la carta </w:t>
+        <w:t xml:space="preserve">la Ley 29571, Código de Protección y Defensa del Consumidor, en tanto la compañía aseguradora habría negado injustificadamente a la denunciante, mediante la carta </w:t>
       </w:r>
       <w:r>
         <w:rPr>
@@ -6728,7 +6728,7 @@
           <w:lang w:eastAsia="es-PE"/>
           <w14:ligatures w14:val="none"/>
         </w:rPr>
-        <w:t xml:space="preserve">N° </w:t>
+        <w:t xml:space="preserve"/>
       </w:r>
       <w:r>
         <w:rPr>
@@ -6835,7 +6835,7 @@
           <w:lang w:eastAsia="es-PE"/>
           <w14:ligatures w14:val="none"/>
         </w:rPr>
-        <w:t xml:space="preserve"> infracción a los artículos 18° y 19°</w:t>
+        <w:t xml:space="preserve"> infracción a los artículos 18 y 19</w:t>
       </w:r>
       <w:r>
         <w:rPr>
@@ -6854,7 +6854,7 @@
           <w:lang w:eastAsia="es-PE"/>
           <w14:ligatures w14:val="none"/>
         </w:rPr>
-        <w:t xml:space="preserve">la Ley N° 29571, Código de Protección y Defensa del Consumidor, en tanto la compañía aseguradora habría negado injustificadamente a la denunciante, mediante la carta </w:t>
+        <w:t xml:space="preserve">la Ley 29571, Código de Protección y Defensa del Consumidor, en tanto la compañía aseguradora habría negado injustificadamente a la denunciante, mediante la carta </w:t>
       </w:r>
       <w:r>
         <w:rPr>
@@ -6894,7 +6894,7 @@
           <w:lang w:eastAsia="es-PE"/>
           <w14:ligatures w14:val="none"/>
         </w:rPr>
-        <w:t>N°</w:t>
+        <w:t/>
       </w:r>
       <w:r>
         <w:rPr>
@@ -6984,7 +6984,7 @@
           <w:lang w:eastAsia="es-PE"/>
           <w14:ligatures w14:val="none"/>
         </w:rPr>
-        <w:t xml:space="preserve"> infracción a los artículos 18° y 19°</w:t>
+        <w:t xml:space="preserve"> infracción a los artículos 18 y 19</w:t>
       </w:r>
       <w:r>
         <w:rPr>
@@ -7003,7 +7003,7 @@
           <w:lang w:eastAsia="es-PE"/>
           <w14:ligatures w14:val="none"/>
         </w:rPr>
-        <w:t xml:space="preserve">la Ley N° 29571, Código de Protección y Defensa del Consumidor, en tanto la compañía aseguradora habría negado injustificadamente a la denunciante, mediante la carta </w:t>
+        <w:t xml:space="preserve">la Ley 29571, Código de Protección y Defensa del Consumidor, en tanto la compañía aseguradora habría negado injustificadamente a la denunciante, mediante la carta </w:t>
       </w:r>
       <w:r>
         <w:rPr>
@@ -7043,7 +7043,7 @@
           <w:lang w:eastAsia="es-PE"/>
           <w14:ligatures w14:val="none"/>
         </w:rPr>
-        <w:t xml:space="preserve">N° </w:t>
+        <w:t xml:space="preserve"/>
       </w:r>
       <w:r>
         <w:rPr>
@@ -7150,7 +7150,7 @@
           <w:lang w:eastAsia="es-PE"/>
           <w14:ligatures w14:val="none"/>
         </w:rPr>
-        <w:t xml:space="preserve"> infracción a los artículos 18° y 19°</w:t>
+        <w:t xml:space="preserve"> infracción a los artículos 18 y 19</w:t>
       </w:r>
       <w:r>
         <w:rPr>
@@ -7169,7 +7169,7 @@
           <w:lang w:eastAsia="es-PE"/>
           <w14:ligatures w14:val="none"/>
         </w:rPr>
-        <w:t xml:space="preserve">la Ley N° 29571, Código de Protección y Defensa del Consumidor, en tanto la compañía aseguradora habría negado injustificadamente a la denunciante, mediante la carta </w:t>
+        <w:t xml:space="preserve">la Ley 29571, Código de Protección y Defensa del Consumidor, en tanto la compañía aseguradora habría negado injustificadamente a la denunciante, mediante la carta </w:t>
       </w:r>
       <w:r>
         <w:rPr>
@@ -7209,7 +7209,7 @@
           <w:lang w:eastAsia="es-PE"/>
           <w14:ligatures w14:val="none"/>
         </w:rPr>
-        <w:t>N°</w:t>
+        <w:t/>
       </w:r>
       <w:r>
         <w:rPr>
@@ -7523,7 +7523,7 @@
           <w:lang w:eastAsia="es-PE"/>
           <w14:ligatures w14:val="none"/>
         </w:rPr>
-        <w:t>°</w:t>
+        <w:t/>
       </w:r>
       <w:r>
         <w:rPr>
@@ -7619,7 +7619,7 @@
           <w:lang w:eastAsia="es-PE"/>
           <w14:ligatures w14:val="none"/>
         </w:rPr>
-        <w:t>°</w:t>
+        <w:t/>
       </w:r>
       <w:r>
         <w:rPr>
@@ -7799,7 +7799,7 @@
           <w:lang w:eastAsia="es-PE"/>
           <w14:ligatures w14:val="none"/>
         </w:rPr>
-        <w:t>°</w:t>
+        <w:t/>
       </w:r>
       <w:r>
         <w:rPr>
@@ -7951,7 +7951,7 @@
           <w:lang w:eastAsia="es-PE"/>
           <w14:ligatures w14:val="none"/>
         </w:rPr>
-        <w:t>N°</w:t>
+        <w:t/>
       </w:r>
       <w:r>
         <w:rPr>
@@ -7971,7 +7971,7 @@
           <w:lang w:eastAsia="es-PE"/>
           <w14:ligatures w14:val="none"/>
         </w:rPr>
-        <w:t xml:space="preserve">N° </w:t>
+        <w:t xml:space="preserve"/>
       </w:r>
       <w:r>
         <w:rPr>
@@ -7991,7 +7991,7 @@
           <w:lang w:eastAsia="es-PE"/>
           <w14:ligatures w14:val="none"/>
         </w:rPr>
-        <w:t xml:space="preserve">N° </w:t>
+        <w:t xml:space="preserve"/>
       </w:r>
       <w:r>
         <w:rPr>
@@ -8011,7 +8011,7 @@
           <w:lang w:eastAsia="es-PE"/>
           <w14:ligatures w14:val="none"/>
         </w:rPr>
-        <w:t>N°</w:t>
+        <w:t/>
       </w:r>
       <w:r>
         <w:rPr>
@@ -8031,7 +8031,7 @@
           <w:lang w:eastAsia="es-PE"/>
           <w14:ligatures w14:val="none"/>
         </w:rPr>
-        <w:t xml:space="preserve">N° </w:t>
+        <w:t xml:space="preserve"/>
       </w:r>
       <w:r>
         <w:rPr>
@@ -8051,7 +8051,7 @@
           <w:lang w:eastAsia="es-PE"/>
           <w14:ligatures w14:val="none"/>
         </w:rPr>
-        <w:t>N°</w:t>
+        <w:t/>
       </w:r>
       <w:r>
         <w:rPr>
@@ -8194,7 +8194,7 @@
           <w:lang w:eastAsia="es-PE"/>
           <w14:ligatures w14:val="none"/>
         </w:rPr>
-        <w:t>°</w:t>
+        <w:t/>
       </w:r>
       <w:r>
         <w:rPr>
@@ -8214,7 +8214,7 @@
           <w:lang w:eastAsia="es-PE"/>
           <w14:ligatures w14:val="none"/>
         </w:rPr>
-        <w:t>N°</w:t>
+        <w:t/>
       </w:r>
       <w:r>
         <w:rPr>
@@ -8286,7 +8286,7 @@
           <w:lang w:eastAsia="es-PE"/>
           <w14:ligatures w14:val="none"/>
         </w:rPr>
-        <w:t>°</w:t>
+        <w:t/>
       </w:r>
       <w:r>
         <w:rPr>
@@ -8306,7 +8306,7 @@
           <w:lang w:eastAsia="es-PE"/>
           <w14:ligatures w14:val="none"/>
         </w:rPr>
-        <w:t>°</w:t>
+        <w:t/>
       </w:r>
       <w:r>
         <w:rPr>
@@ -8326,7 +8326,7 @@
           <w:lang w:eastAsia="es-PE"/>
           <w14:ligatures w14:val="none"/>
         </w:rPr>
-        <w:t>°</w:t>
+        <w:t/>
       </w:r>
       <w:r>
         <w:rPr>
@@ -8379,7 +8379,7 @@
           <w:lang w:eastAsia="es-PE"/>
           <w14:ligatures w14:val="none"/>
         </w:rPr>
-        <w:t>°</w:t>
+        <w:t/>
       </w:r>
       <w:r>
         <w:rPr>
@@ -8470,7 +8470,7 @@
           <w:lang w:eastAsia="es-PE"/>
           <w14:ligatures w14:val="none"/>
         </w:rPr>
-        <w:t>°</w:t>
+        <w:t/>
       </w:r>
       <w:r>
         <w:rPr>
@@ -8562,7 +8562,7 @@
           <w:lang w:eastAsia="es-PE"/>
           <w14:ligatures w14:val="none"/>
         </w:rPr>
-        <w:t>°</w:t>
+        <w:t/>
       </w:r>
       <w:r>
         <w:rPr>
@@ -8570,7 +8570,7 @@
           <w:kern w:val="0"/>
           <w14:ligatures w14:val="none"/>
         </w:rPr>
-        <w:t xml:space="preserve"> del Decreto Legislativo N° 807</w:t>
+        <w:t xml:space="preserve"> del Decreto Legislativo 807</w:t>
       </w:r>
       <w:r>
         <w:rPr>
@@ -8786,14 +8786,14 @@
           <w:lang w:eastAsia="es-PE"/>
           <w14:ligatures w14:val="none"/>
         </w:rPr>
-        <w:t>°</w:t>
+        <w:t/>
       </w:r>
       <w:r>
         <w:rPr>
           <w:rFonts w:ascii="Arial Narrow" w:hAnsi="Arial Narrow"/>
           <w:color w:val="000000"/>
         </w:rPr>
-        <w:t xml:space="preserve"> del Texto Único Ordenado de la Ley del Procedimiento Administrativo General, aprobado mediante Decreto Supremo N° 006-2026-JUS, bajo apercibimiento de rehacer el acto de notificación y notificarle conforme al numeral 1 del artículo 20</w:t>
+        <w:t xml:space="preserve"> del Texto Único Ordenado de la Ley del Procedimiento Administrativo General, aprobado mediante Decreto Supremo 006-2026-JUS, bajo apercibimiento de rehacer el acto de notificación y notificarle conforme al numeral 1 del artículo 20</w:t>
       </w:r>
       <w:r>
         <w:rPr>
@@ -8803,7 +8803,7 @@
           <w:lang w:eastAsia="es-PE"/>
           <w14:ligatures w14:val="none"/>
         </w:rPr>
-        <w:t>°</w:t>
+        <w:t/>
       </w:r>
       <w:r>
         <w:rPr>
@@ -9021,7 +9021,7 @@
           <w:color w:val="000000"/>
           <w:lang w:eastAsia="es-PE"/>
         </w:rPr>
-        <w:t xml:space="preserve"> al Consumidor N°1</w:t>
+        <w:t xml:space="preserve"> al Consumidor 1</w:t>
       </w:r>
     </w:p>
     <w:p>
@@ -9317,7 +9317,7 @@
           <w:sz w:val="16"/>
           <w:szCs w:val="16"/>
         </w:rPr>
-        <w:t xml:space="preserve">  </w:t>
+        <w:t xml:space="preserve"> </w:t>
       </w:r>
       <w:r>
         <w:rPr>
@@ -9335,7 +9335,7 @@
           <w:sz w:val="16"/>
           <w:szCs w:val="16"/>
         </w:rPr>
-        <w:t xml:space="preserve">LEY N° 29571, CÓDIGO DE PROTECCIÓN Y DEFENSA DEL CONSUMIDOR, publicado el 2 de setiembre de 2010 y modificado por Decreto Legislativo N° 1308 </w:t>
+        <w:t xml:space="preserve">LEY 29571, CÓDIGO DE PROTECCIÓN Y DEFENSA DEL CONSUMIDOR, publicado el 2 de setiembre de 2010 y modificado por Decreto Legislativo 1308 </w:t>
       </w:r>
     </w:p>
     <w:p>
@@ -9387,7 +9387,7 @@
           <w:szCs w:val="16"/>
         </w:rPr>
         <w:tab/>
-        <w:t xml:space="preserve">El Instituto Nacional de Defensa de la Competencia y de la Protección de la Propiedad Intelectual (Indecopi) es la autoridad con competencia primaria y de alcance nacional para conocer las presuntas infracciones a las disposiciones contenidas en el presente Código, así como para imponer las sanciones y medidas correctivas establecidas en el presente capítulo, conforme al Decreto Legislativo N° 1033, Ley de Organización y Funciones del Indecopi. Dicha competencia solo puede ser negada cuando ella haya sido asignada o se asigne a favor de otro organismo por norma expresa con rango de ley. </w:t>
+        <w:t xml:space="preserve">El Instituto Nacional de Defensa de la Competencia y de la Protección de la Propiedad Intelectual (Indecopi) es la autoridad con competencia primaria y de alcance nacional para conocer las presuntas infracciones a las disposiciones contenidas en el presente Código, así como para imponer las sanciones y medidas correctivas establecidas en el presente capítulo, conforme al Decreto Legislativo 1033, Ley de Organización y Funciones del Indecopi. Dicha competencia solo puede ser negada cuando ella haya sido asignada o se asigne a favor de otro organismo por norma expresa con rango de ley. </w:t>
       </w:r>
     </w:p>
     <w:p>
@@ -9461,7 +9461,7 @@
           <w:sz w:val="16"/>
           <w:szCs w:val="16"/>
         </w:rPr>
-        <w:t xml:space="preserve">LEY DE ORGANIZACIÓN Y FUNCIONES DEL INDECOPI, APROBADA POR DECRETO LEGISLATIVO N° 1033 </w:t>
+        <w:t xml:space="preserve">LEY DE ORGANIZACIÓN Y FUNCIONES DEL INDECOPI, APROBADA POR DECRETO LEGISLATIVO 1033 </w:t>
       </w:r>
     </w:p>
     <w:p>
@@ -9588,7 +9588,7 @@
           <w:sz w:val="16"/>
           <w:szCs w:val="16"/>
         </w:rPr>
-        <w:t xml:space="preserve">           </w:t>
+        <w:t xml:space="preserve"> </w:t>
       </w:r>
       <w:r>
         <w:rPr>
@@ -9606,7 +9606,7 @@
           <w:sz w:val="16"/>
           <w:szCs w:val="16"/>
         </w:rPr>
-        <w:t xml:space="preserve">LEY N° 29571, CÓDIGO DE PROTECCIÓN Y DEFENSA DEL CONSUMIDOR, publicado el 2 de setiembre de 2010 y modificado por Decreto Legislativo N° 1308   </w:t>
+        <w:t xml:space="preserve">LEY 29571, CÓDIGO DE PROTECCIÓN Y DEFENSA DEL CONSUMIDOR, publicado el 2 de setiembre de 2010 y modificado por Decreto Legislativo 1308 </w:t>
       </w:r>
     </w:p>
     <w:p>
@@ -9630,7 +9630,7 @@
           <w:sz w:val="16"/>
           <w:szCs w:val="16"/>
         </w:rPr>
-        <w:t xml:space="preserve">Artículo 18.- Idoneidad   </w:t>
+        <w:t xml:space="preserve">Artículo 18.- Idoneidad </w:t>
       </w:r>
     </w:p>
     <w:p>
@@ -9650,7 +9650,7 @@
           <w:sz w:val="16"/>
           <w:szCs w:val="16"/>
         </w:rPr>
-        <w:t xml:space="preserve">Se entiende por idoneidad la correspondencia entre lo que un consumidor espera y lo que efectivamente recibe, en función a lo que se le hubiera ofrecido, la publicidad e información transmitida, las condiciones y circunstancias de la transacción, las características y naturaleza del producto o servicio, el precio, entre otros factores, atendiendo a las circunstancias del caso.    </w:t>
+        <w:t xml:space="preserve">Se entiende por idoneidad la correspondencia entre lo que un consumidor espera y lo que efectivamente recibe, en función a lo que se le hubiera ofrecido, la publicidad e información transmitida, las condiciones y circunstancias de la transacción, las características y naturaleza del producto o servicio, el precio, entre otros factores, atendiendo a las circunstancias del caso. </w:t>
       </w:r>
     </w:p>
     <w:p>
@@ -9769,7 +9769,7 @@
           <w:sz w:val="16"/>
           <w:szCs w:val="16"/>
         </w:rPr>
-        <w:t xml:space="preserve">  </w:t>
+        <w:t xml:space="preserve"> </w:t>
       </w:r>
       <w:r>
         <w:rPr>
@@ -9787,7 +9787,7 @@
           <w:sz w:val="16"/>
           <w:szCs w:val="16"/>
         </w:rPr>
-        <w:t>LEY SOBRE FACULTADES, NORMAS Y ORGANIZACIÓN DEL INDECOPI, APROBADA POR DECRETO LEGISLATIVO N° 807 Artículo 24.-</w:t>
+        <w:t>LEY SOBRE FACULTADES, NORMAS Y ORGANIZACIÓN DEL INDECOPI, APROBADA POR DECRETO LEGISLATIVO 807 Artículo 24.-</w:t>
       </w:r>
       <w:r>
         <w:rPr>
@@ -9963,7 +9963,7 @@
           <w:szCs w:val="16"/>
         </w:rPr>
         <w:tab/>
-        <w:t xml:space="preserve">El número de trabajadores se atenderá siempre que la empresa haya sido constituida antes de la vigencia de la Ley Nº 30056, publicada el 2 de julio de 2013, que modificó el artículo 5 del Texto Único Ordenado de la Ley de Promoción de la Competitividad, Formalización y Desarrollo de la Micro y Pequeña Empresa y de Acceso al Empleo Decente (LEY MYPE). Ello, en la medida que la Tercera Disposición Complementaria Transitoria de la norma modificatoria precisa que las empresas constituidas antes de la </w:t>
+        <w:t xml:space="preserve">El número de trabajadores se atenderá siempre que la empresa haya sido constituida antes de la vigencia de la Ley 30056, publicada el 2 de julio de 2013, que modificó el artículo 5 del Texto Único Ordenado de la Ley de Promoción de la Competitividad, Formalización y Desarrollo de la Micro y Pequeña Empresa y de Acceso al Empleo Decente (LEY MYPE). Ello, en la medida que la Tercera Disposición Complementaria Transitoria de la norma modificatoria precisa que las empresas constituidas antes de la </w:t>
       </w:r>
       <w:proofErr w:type="gramStart"/>
       <w:r>
@@ -10050,7 +10050,7 @@
           <w:sz w:val="16"/>
           <w:szCs w:val="16"/>
         </w:rPr>
-        <w:t>N° 29571</w:t>
+        <w:t>29571</w:t>
       </w:r>
       <w:r>
         <w:rPr>
@@ -10078,7 +10078,7 @@
           <w:sz w:val="16"/>
           <w:szCs w:val="16"/>
         </w:rPr>
-        <w:t>publicado el 2 de setiembre de 2010 y modificado por Decreto Legislativo N° 1308</w:t>
+        <w:t>publicado el 2 de setiembre de 2010 y modificado por Decreto Legislativo 1308</w:t>
       </w:r>
     </w:p>
     <w:p>
@@ -10235,7 +10235,7 @@
           <w:szCs w:val="16"/>
           <w:vertAlign w:val="superscript"/>
         </w:rPr>
-        <w:t xml:space="preserve">  </w:t>
+        <w:t xml:space="preserve"> </w:t>
       </w:r>
       <w:r>
         <w:rPr>
@@ -10243,7 +10243,7 @@
           <w:sz w:val="16"/>
           <w:szCs w:val="16"/>
         </w:rPr>
-        <w:t xml:space="preserve">     </w:t>
+        <w:t xml:space="preserve"> </w:t>
       </w:r>
       <w:r>
         <w:rPr>
@@ -10269,7 +10269,7 @@
           <w:sz w:val="16"/>
           <w:szCs w:val="16"/>
         </w:rPr>
-        <w:t>N° 29571</w:t>
+        <w:t>29571</w:t>
       </w:r>
       <w:r>
         <w:rPr>
@@ -10297,7 +10297,7 @@
           <w:sz w:val="16"/>
           <w:szCs w:val="16"/>
         </w:rPr>
-        <w:t>publicado el 2 de setiembre de 2010 y modificado por Decreto Legislativo N° 1308</w:t>
+        <w:t>publicado el 2 de setiembre de 2010 y modificado por Decreto Legislativo 1308</w:t>
       </w:r>
     </w:p>
     <w:p>
@@ -10340,7 +10340,7 @@
           <w:sz w:val="16"/>
           <w:szCs w:val="16"/>
         </w:rPr>
-        <w:t>El órgano resolutivo puede sancionar las infracciones administrativas a que se refiere el artículo 108º con amonestación y multas de hasta cuatrocientos cincuenta (450) Unidades Impositivas Tributarias (UIT), las cuales son calificadas de la siguiente manera:</w:t>
+        <w:t>El órgano resolutivo puede sancionar las infracciones administrativas a que se refiere el artículo 108 con amonestación y multas de hasta cuatrocientos cincuenta (450) Unidades Impositivas Tributarias (UIT), las cuales son calificadas de la siguiente manera:</w:t>
       </w:r>
     </w:p>
     <w:p>
@@ -10464,7 +10464,7 @@
           <w:sz w:val="16"/>
           <w:szCs w:val="16"/>
         </w:rPr>
-        <w:t xml:space="preserve">        </w:t>
+        <w:t xml:space="preserve"> </w:t>
       </w:r>
       <w:r>
         <w:rPr>
@@ -10490,7 +10490,7 @@
           <w:sz w:val="16"/>
           <w:szCs w:val="16"/>
         </w:rPr>
-        <w:t>N° 29571</w:t>
+        <w:t>29571</w:t>
       </w:r>
       <w:r>
         <w:rPr>
@@ -10518,7 +10518,7 @@
           <w:sz w:val="16"/>
           <w:szCs w:val="16"/>
         </w:rPr>
-        <w:t>publicado el 2 de setiembre de 2010 y modificado por Decreto Legislativo N° 1308</w:t>
+        <w:t>publicado el 2 de setiembre de 2010 y modificado por Decreto Legislativo 1308</w:t>
       </w:r>
     </w:p>
     <w:p>
@@ -11321,7 +11321,7 @@
           <w:sz w:val="16"/>
           <w:szCs w:val="16"/>
         </w:rPr>
-        <w:t xml:space="preserve">         </w:t>
+        <w:t xml:space="preserve"> </w:t>
       </w:r>
       <w:r>
         <w:rPr>
@@ -11347,7 +11347,7 @@
           <w:sz w:val="16"/>
           <w:szCs w:val="16"/>
         </w:rPr>
-        <w:t>N° 29571</w:t>
+        <w:t>29571</w:t>
       </w:r>
       <w:r>
         <w:rPr>
@@ -11375,7 +11375,7 @@
           <w:sz w:val="16"/>
           <w:szCs w:val="16"/>
         </w:rPr>
-        <w:t>publicado el 2 de setiembre de 2010 y modificado por Decreto Legislativo N° 1308</w:t>
+        <w:t>publicado el 2 de setiembre de 2010 y modificado por Decreto Legislativo 1308</w:t>
       </w:r>
     </w:p>
     <w:p>
@@ -11572,7 +11572,7 @@
           <w:szCs w:val="16"/>
         </w:rPr>
         <w:tab/>
-        <w:t>DECRETO LEGISLATIVO Nº 807, LEY SOBRE FACULTADES, NORMAS Y ORGANIZACIÓN DEL INDECOPI FACULTADES DE LAS COMISIONES Y OFICINAS DEL INDECOPI</w:t>
+        <w:t>DECRETO LEGISLATIVO 807, LEY SOBRE FACULTADES, NORMAS Y ORGANIZACIÓN DEL INDECOPI FACULTADES DE LAS COMISIONES Y OFICINAS DEL INDECOPI</w:t>
       </w:r>
     </w:p>
     <w:p>
@@ -11705,7 +11705,7 @@
           <w:sz w:val="15"/>
           <w:szCs w:val="15"/>
         </w:rPr>
-        <w:t xml:space="preserve">TEXTO ÚNICO ORDENADO DE LA LEY DEL PROCEDIMIENTO ADMINISTRATIVO GENERAL, aprobado mediante DECRETO SUPREMO N° </w:t>
+        <w:t xml:space="preserve">TEXTO ÚNICO ORDENADO DE LA LEY DEL PROCEDIMIENTO ADMINISTRATIVO GENERAL, aprobado mediante DECRETO SUPREMO </w:t>
       </w:r>
       <w:r>
         <w:rPr>
@@ -12094,7 +12094,7 @@
               <w:sz w:val="16"/>
               <w:szCs w:val="16"/>
             </w:rPr>
-            <w:t xml:space="preserve">CNICA DE LA    </w:t>
+            <w:t xml:space="preserve">CNICA DE LA </w:t>
           </w:r>
         </w:p>
         <w:p>

--- a/plantillas_maestras/02_seguro_vida/negativa_cobertura/2_o_mas_ddos_varios/mujer/TPL_1332_2026_SEGURO_VIDA_NEGATIVA_COBERTURA_ASEGURADORA_MUJER_R1.docx
+++ b/plantillas_maestras/02_seguro_vida/negativa_cobertura/2_o_mas_ddos_varios/mujer/TPL_1332_2026_SEGURO_VIDA_NEGATIVA_COBERTURA_ASEGURADORA_MUJER_R1.docx
@@ -93,7 +93,7 @@
           <w:lang w:eastAsia="es-PE"/>
           <w14:ligatures w14:val="none"/>
         </w:rPr>
-        <w:t>DENUNCIANTE</w:t>
+        <w:t xml:space="preserve">DENUNCIANTE:[DENUNCIANTE] (SEÑORA [APELLIDO])</w:t>
       </w:r>
       <w:r>
         <w:rPr>
@@ -105,7 +105,7 @@
           <w14:ligatures w14:val="none"/>
         </w:rPr>
         <w:tab/>
-        <w:t>:</w:t>
+        <w:t/>
       </w:r>
       <w:r>
         <w:rPr>
@@ -127,7 +127,7 @@
           <w:lang w:eastAsia="es-PE"/>
           <w14:ligatures w14:val="none"/>
         </w:rPr>
-        <w:t xml:space="preserve">CINDY ROCIO FLORES CARDENAS </w:t>
+        <w:t xml:space="preserve"/>
       </w:r>
       <w:r>
         <w:rPr>
@@ -138,7 +138,7 @@
           <w:lang w:eastAsia="es-PE"/>
           <w14:ligatures w14:val="none"/>
         </w:rPr>
-        <w:t xml:space="preserve">(SEÑORA </w:t>
+        <w:t xml:space="preserve"/>
       </w:r>
       <w:r>
         <w:rPr>
@@ -149,7 +149,7 @@
           <w:lang w:eastAsia="es-PE"/>
           <w14:ligatures w14:val="none"/>
         </w:rPr>
-        <w:t>FLORES</w:t>
+        <w:t/>
       </w:r>
       <w:r>
         <w:rPr>
@@ -160,7 +160,7 @@
           <w:lang w:eastAsia="es-PE"/>
           <w14:ligatures w14:val="none"/>
         </w:rPr>
-        <w:t>)</w:t>
+        <w:t/>
       </w:r>
     </w:p>
     <w:p>
@@ -590,17 +590,17 @@
           <w:lang w:val="es-ES" w:eastAsia="es-ES"/>
           <w14:ligatures w14:val="none"/>
         </w:rPr>
-        <w:t xml:space="preserve">Mediante el escrito del </w:t>
-      </w:r>
-      <w:r>
-        <w:rPr>
-          <w:rFonts w:ascii="Arial Narrow" w:eastAsia="Times New Roman" w:hAnsi="Arial Narrow" w:cs="Arial"/>
-          <w:color w:val="000000"/>
-          <w:kern w:val="0"/>
-          <w:lang w:val="es-ES" w:eastAsia="es-ES"/>
-          <w14:ligatures w14:val="none"/>
-        </w:rPr>
-        <w:t>16 de abril de 2026</w:t>
+        <w:t xml:space="preserve">Mediante el escrito del 16 de abril de 2026, la señora [APELLIDO] denunció a Pacífico por presuntas infracciones a la Ley 29571, Código de Protección y Defensa del Consumidor (en adelante, Código), señalando lo siguiente:</w:t>
+      </w:r>
+      <w:r>
+        <w:rPr>
+          <w:rFonts w:ascii="Arial Narrow" w:eastAsia="Times New Roman" w:hAnsi="Arial Narrow" w:cs="Arial"/>
+          <w:color w:val="000000"/>
+          <w:kern w:val="0"/>
+          <w:lang w:val="es-ES" w:eastAsia="es-ES"/>
+          <w14:ligatures w14:val="none"/>
+        </w:rPr>
+        <w:t/>
       </w:r>
       <w:r>
         <w:rPr>
@@ -608,7 +608,7 @@
           <w:kern w:val="0"/>
           <w14:ligatures w14:val="none"/>
         </w:rPr>
-        <w:t>,</w:t>
+        <w:t/>
       </w:r>
       <w:r>
         <w:rPr>
@@ -616,7 +616,7 @@
           <w:kern w:val="0"/>
           <w14:ligatures w14:val="none"/>
         </w:rPr>
-        <w:t xml:space="preserve"> la señora </w:t>
+        <w:t xml:space="preserve"/>
       </w:r>
       <w:r>
         <w:rPr>
@@ -624,7 +624,7 @@
           <w:kern w:val="0"/>
           <w14:ligatures w14:val="none"/>
         </w:rPr>
-        <w:t xml:space="preserve">Flores </w:t>
+        <w:t xml:space="preserve"/>
       </w:r>
       <w:r>
         <w:rPr>
@@ -632,57 +632,57 @@
           <w:kern w:val="0"/>
           <w14:ligatures w14:val="none"/>
         </w:rPr>
-        <w:t>d</w:t>
-      </w:r>
-      <w:r>
-        <w:rPr>
-          <w:rFonts w:ascii="Arial Narrow" w:eastAsia="Times New Roman" w:hAnsi="Arial Narrow" w:cs="Arial"/>
-          <w:color w:val="000000"/>
-          <w:kern w:val="0"/>
-          <w:lang w:val="es-ES" w:eastAsia="es-ES"/>
-          <w14:ligatures w14:val="none"/>
-        </w:rPr>
-        <w:t xml:space="preserve">enunció a </w:t>
-      </w:r>
-      <w:r>
-        <w:rPr>
-          <w:rFonts w:ascii="Arial Narrow" w:eastAsia="Times New Roman" w:hAnsi="Arial Narrow" w:cs="Arial"/>
-          <w:color w:val="000000"/>
-          <w:kern w:val="0"/>
-          <w:lang w:val="es-ES" w:eastAsia="es-ES"/>
-          <w14:ligatures w14:val="none"/>
-        </w:rPr>
-        <w:t xml:space="preserve">Pacífico </w:t>
-      </w:r>
-      <w:r>
-        <w:rPr>
-          <w:rFonts w:ascii="Arial Narrow" w:eastAsia="Times New Roman" w:hAnsi="Arial Narrow" w:cs="Arial"/>
-          <w:color w:val="000000"/>
-          <w:kern w:val="0"/>
-          <w:lang w:val="es-ES" w:eastAsia="es-ES"/>
-          <w14:ligatures w14:val="none"/>
-        </w:rPr>
-        <w:t xml:space="preserve">por presuntas infracciones a la Ley </w:t>
-      </w:r>
-      <w:r>
-        <w:rPr>
-          <w:rFonts w:ascii="Arial Narrow" w:eastAsia="Times New Roman" w:hAnsi="Arial Narrow" w:cs="Times New Roman"/>
-          <w:kern w:val="0"/>
-          <w:shd w:val="clear" w:color="auto" w:fill="FFFFFF"/>
-          <w:lang w:eastAsia="es-PE"/>
-          <w14:ligatures w14:val="none"/>
-        </w:rPr>
-        <w:t>29571</w:t>
-      </w:r>
-      <w:r>
-        <w:rPr>
-          <w:rFonts w:ascii="Arial Narrow" w:eastAsia="Times New Roman" w:hAnsi="Arial Narrow" w:cs="Arial"/>
-          <w:color w:val="000000"/>
-          <w:kern w:val="0"/>
-          <w:lang w:val="es-ES" w:eastAsia="es-ES"/>
-          <w14:ligatures w14:val="none"/>
-        </w:rPr>
-        <w:t>, Código de Protección y Defensa del Consumidor (en adelante, Código)</w:t>
+        <w:t/>
+      </w:r>
+      <w:r>
+        <w:rPr>
+          <w:rFonts w:ascii="Arial Narrow" w:eastAsia="Times New Roman" w:hAnsi="Arial Narrow" w:cs="Arial"/>
+          <w:color w:val="000000"/>
+          <w:kern w:val="0"/>
+          <w:lang w:val="es-ES" w:eastAsia="es-ES"/>
+          <w14:ligatures w14:val="none"/>
+        </w:rPr>
+        <w:t xml:space="preserve"/>
+      </w:r>
+      <w:r>
+        <w:rPr>
+          <w:rFonts w:ascii="Arial Narrow" w:eastAsia="Times New Roman" w:hAnsi="Arial Narrow" w:cs="Arial"/>
+          <w:color w:val="000000"/>
+          <w:kern w:val="0"/>
+          <w:lang w:val="es-ES" w:eastAsia="es-ES"/>
+          <w14:ligatures w14:val="none"/>
+        </w:rPr>
+        <w:t xml:space="preserve"/>
+      </w:r>
+      <w:r>
+        <w:rPr>
+          <w:rFonts w:ascii="Arial Narrow" w:eastAsia="Times New Roman" w:hAnsi="Arial Narrow" w:cs="Arial"/>
+          <w:color w:val="000000"/>
+          <w:kern w:val="0"/>
+          <w:lang w:val="es-ES" w:eastAsia="es-ES"/>
+          <w14:ligatures w14:val="none"/>
+        </w:rPr>
+        <w:t xml:space="preserve"/>
+      </w:r>
+      <w:r>
+        <w:rPr>
+          <w:rFonts w:ascii="Arial Narrow" w:eastAsia="Times New Roman" w:hAnsi="Arial Narrow" w:cs="Times New Roman"/>
+          <w:kern w:val="0"/>
+          <w:shd w:val="clear" w:color="auto" w:fill="FFFFFF"/>
+          <w:lang w:eastAsia="es-PE"/>
+          <w14:ligatures w14:val="none"/>
+        </w:rPr>
+        <w:t/>
+      </w:r>
+      <w:r>
+        <w:rPr>
+          <w:rFonts w:ascii="Arial Narrow" w:eastAsia="Times New Roman" w:hAnsi="Arial Narrow" w:cs="Arial"/>
+          <w:color w:val="000000"/>
+          <w:kern w:val="0"/>
+          <w:lang w:val="es-ES" w:eastAsia="es-ES"/>
+          <w14:ligatures w14:val="none"/>
+        </w:rPr>
+        <w:t/>
       </w:r>
       <w:r>
         <w:rPr>
@@ -703,7 +703,7 @@
           <w:lang w:val="es-ES" w:eastAsia="es-ES"/>
           <w14:ligatures w14:val="none"/>
         </w:rPr>
-        <w:t xml:space="preserve">, señalando </w:t>
+        <w:t xml:space="preserve"/>
       </w:r>
       <w:r>
         <w:rPr>
@@ -714,7 +714,7 @@
           <w:lang w:val="es-ES" w:eastAsia="es-ES"/>
           <w14:ligatures w14:val="none"/>
         </w:rPr>
-        <w:t>lo siguiente:</w:t>
+        <w:t/>
       </w:r>
     </w:p>
     <w:p>
@@ -759,7 +759,7 @@
           <w:lang w:eastAsia="es-ES"/>
           <w14:ligatures w14:val="none"/>
         </w:rPr>
-        <w:t>El señor Oswaldo Amasifuen Rojas</w:t>
+        <w:t xml:space="preserve">El señor [APELLIDO] Amasifuen Rojas (en adelante, señor [APELLIDO]) había contratado con seis (6) pólizas de Seguro de vida, consignándose como beneficiaria a su persona, las cuales correspondían a la Póliza 17-037983/7, Póliza 17037984/5, Póliza 60-195544/0, Póliza  60-196201/2, Póliza 188-002091/5 y Póliza 188-002140/7 (en adelante, seis (6) pólizas).</w:t>
       </w:r>
       <w:r>
         <w:rPr>
@@ -769,7 +769,7 @@
           <w:lang w:eastAsia="es-ES"/>
           <w14:ligatures w14:val="none"/>
         </w:rPr>
-        <w:t xml:space="preserve"> (en adelante, señor </w:t>
+        <w:t xml:space="preserve"/>
       </w:r>
       <w:proofErr w:type="spellStart"/>
       <w:r>
@@ -780,7 +780,7 @@
           <w:lang w:eastAsia="es-ES"/>
           <w14:ligatures w14:val="none"/>
         </w:rPr>
-        <w:t>Amasifuen</w:t>
+        <w:t/>
       </w:r>
       <w:proofErr w:type="spellEnd"/>
       <w:r>
@@ -791,7 +791,7 @@
           <w:lang w:eastAsia="es-ES"/>
           <w14:ligatures w14:val="none"/>
         </w:rPr>
-        <w:t>)</w:t>
+        <w:t/>
       </w:r>
       <w:r>
         <w:rPr>
@@ -801,7 +801,7 @@
           <w:lang w:eastAsia="es-ES"/>
           <w14:ligatures w14:val="none"/>
         </w:rPr>
-        <w:t xml:space="preserve"> </w:t>
+        <w:t xml:space="preserve"/>
       </w:r>
       <w:r>
         <w:rPr>
@@ -811,7 +811,7 @@
           <w:lang w:eastAsia="es-ES"/>
           <w14:ligatures w14:val="none"/>
         </w:rPr>
-        <w:t>había contratado</w:t>
+        <w:t/>
       </w:r>
       <w:r>
         <w:rPr>
@@ -821,7 +821,7 @@
           <w:lang w:eastAsia="es-ES"/>
           <w14:ligatures w14:val="none"/>
         </w:rPr>
-        <w:t xml:space="preserve"> con seis </w:t>
+        <w:t xml:space="preserve"/>
       </w:r>
       <w:r>
         <w:rPr>
@@ -831,7 +831,7 @@
           <w:lang w:eastAsia="es-ES"/>
           <w14:ligatures w14:val="none"/>
         </w:rPr>
-        <w:t xml:space="preserve">(6) </w:t>
+        <w:t xml:space="preserve"/>
       </w:r>
       <w:r>
         <w:rPr>
@@ -841,7 +841,7 @@
           <w:lang w:eastAsia="es-ES"/>
           <w14:ligatures w14:val="none"/>
         </w:rPr>
-        <w:t xml:space="preserve">pólizas de </w:t>
+        <w:t xml:space="preserve"/>
       </w:r>
       <w:r>
         <w:rPr>
@@ -851,7 +851,7 @@
           <w:lang w:eastAsia="es-ES"/>
           <w14:ligatures w14:val="none"/>
         </w:rPr>
-        <w:t>Seguro de vida</w:t>
+        <w:t/>
       </w:r>
       <w:r>
         <w:rPr>
@@ -861,7 +861,7 @@
           <w:lang w:eastAsia="es-ES"/>
           <w14:ligatures w14:val="none"/>
         </w:rPr>
-        <w:t>, consignándose como beneficiaria</w:t>
+        <w:t/>
       </w:r>
       <w:r>
         <w:rPr>
@@ -871,7 +871,7 @@
           <w:lang w:eastAsia="es-ES"/>
           <w14:ligatures w14:val="none"/>
         </w:rPr>
-        <w:t xml:space="preserve"> a su persona</w:t>
+        <w:t xml:space="preserve"/>
       </w:r>
       <w:r>
         <w:rPr>
@@ -881,7 +881,7 @@
           <w:lang w:eastAsia="es-ES"/>
           <w14:ligatures w14:val="none"/>
         </w:rPr>
-        <w:t>, las cuales correspondían a</w:t>
+        <w:t/>
       </w:r>
       <w:r>
         <w:rPr>
@@ -891,147 +891,147 @@
           <w:lang w:eastAsia="es-ES"/>
           <w14:ligatures w14:val="none"/>
         </w:rPr>
-        <w:t xml:space="preserve"> la </w:t>
-      </w:r>
-      <w:r>
-        <w:rPr>
-          <w:rFonts w:ascii="Arial Narrow" w:eastAsia="Times New Roman" w:hAnsi="Arial Narrow" w:cs="Arial"/>
-          <w:color w:val="000000"/>
-          <w:kern w:val="0"/>
-          <w:lang w:val="es-ES" w:eastAsia="es-ES"/>
-          <w14:ligatures w14:val="none"/>
-        </w:rPr>
-        <w:t xml:space="preserve">Póliza </w:t>
-      </w:r>
-      <w:r>
-        <w:rPr>
-          <w:rFonts w:ascii="Arial Narrow" w:eastAsia="Times New Roman" w:hAnsi="Arial Narrow" w:cs="Times New Roman"/>
-          <w:kern w:val="0"/>
-          <w:shd w:val="clear" w:color="auto" w:fill="FFFFFF"/>
-          <w:lang w:eastAsia="es-PE"/>
-          <w14:ligatures w14:val="none"/>
-        </w:rPr>
-        <w:t/>
-      </w:r>
-      <w:r>
-        <w:rPr>
-          <w:rFonts w:ascii="Arial Narrow" w:eastAsia="Times New Roman" w:hAnsi="Arial Narrow" w:cs="Arial"/>
-          <w:color w:val="000000"/>
-          <w:kern w:val="0"/>
-          <w:lang w:val="es-ES" w:eastAsia="es-ES"/>
-          <w14:ligatures w14:val="none"/>
-        </w:rPr>
-        <w:t xml:space="preserve">17-037983/7, Póliza </w:t>
-      </w:r>
-      <w:r>
-        <w:rPr>
-          <w:rFonts w:ascii="Arial Narrow" w:eastAsia="Times New Roman" w:hAnsi="Arial Narrow" w:cs="Times New Roman"/>
-          <w:kern w:val="0"/>
-          <w:shd w:val="clear" w:color="auto" w:fill="FFFFFF"/>
-          <w:lang w:eastAsia="es-PE"/>
-          <w14:ligatures w14:val="none"/>
-        </w:rPr>
-        <w:t xml:space="preserve"/>
-      </w:r>
-      <w:r>
-        <w:rPr>
-          <w:rFonts w:ascii="Arial Narrow" w:eastAsia="Times New Roman" w:hAnsi="Arial Narrow" w:cs="Arial"/>
-          <w:color w:val="000000"/>
-          <w:kern w:val="0"/>
-          <w:lang w:val="es-ES" w:eastAsia="es-ES"/>
-          <w14:ligatures w14:val="none"/>
-        </w:rPr>
-        <w:t xml:space="preserve">17037984/5, Póliza </w:t>
-      </w:r>
-      <w:r>
-        <w:rPr>
-          <w:rFonts w:ascii="Arial Narrow" w:eastAsia="Times New Roman" w:hAnsi="Arial Narrow" w:cs="Times New Roman"/>
-          <w:kern w:val="0"/>
-          <w:shd w:val="clear" w:color="auto" w:fill="FFFFFF"/>
-          <w:lang w:eastAsia="es-PE"/>
-          <w14:ligatures w14:val="none"/>
-        </w:rPr>
-        <w:t xml:space="preserve"/>
-      </w:r>
-      <w:r>
-        <w:rPr>
-          <w:rFonts w:ascii="Arial Narrow" w:eastAsia="Times New Roman" w:hAnsi="Arial Narrow" w:cs="Arial"/>
-          <w:color w:val="000000"/>
-          <w:kern w:val="0"/>
-          <w:lang w:val="es-ES" w:eastAsia="es-ES"/>
-          <w14:ligatures w14:val="none"/>
-        </w:rPr>
-        <w:t xml:space="preserve">60-195544/0, Póliza </w:t>
-      </w:r>
-      <w:r>
-        <w:rPr>
-          <w:rFonts w:ascii="Arial Narrow" w:eastAsia="Times New Roman" w:hAnsi="Arial Narrow" w:cs="Times New Roman"/>
-          <w:kern w:val="0"/>
-          <w:shd w:val="clear" w:color="auto" w:fill="FFFFFF"/>
-          <w:lang w:eastAsia="es-PE"/>
-          <w14:ligatures w14:val="none"/>
-        </w:rPr>
-        <w:t/>
-      </w:r>
-      <w:r>
-        <w:rPr>
-          <w:rFonts w:ascii="Arial Narrow" w:eastAsia="Times New Roman" w:hAnsi="Arial Narrow" w:cs="Arial"/>
-          <w:color w:val="000000"/>
-          <w:kern w:val="0"/>
-          <w:lang w:val="es-ES" w:eastAsia="es-ES"/>
-          <w14:ligatures w14:val="none"/>
-        </w:rPr>
-        <w:t xml:space="preserve"> 60-196201/2, Póliza </w:t>
-      </w:r>
-      <w:r>
-        <w:rPr>
-          <w:rFonts w:ascii="Arial Narrow" w:eastAsia="Times New Roman" w:hAnsi="Arial Narrow" w:cs="Times New Roman"/>
-          <w:kern w:val="0"/>
-          <w:shd w:val="clear" w:color="auto" w:fill="FFFFFF"/>
-          <w:lang w:eastAsia="es-PE"/>
-          <w14:ligatures w14:val="none"/>
-        </w:rPr>
-        <w:t xml:space="preserve"/>
-      </w:r>
-      <w:r>
-        <w:rPr>
-          <w:rFonts w:ascii="Arial Narrow" w:eastAsia="Times New Roman" w:hAnsi="Arial Narrow" w:cs="Arial"/>
-          <w:color w:val="000000"/>
-          <w:kern w:val="0"/>
-          <w:lang w:val="es-ES" w:eastAsia="es-ES"/>
-          <w14:ligatures w14:val="none"/>
-        </w:rPr>
-        <w:t xml:space="preserve">188-002091/5 y Póliza </w:t>
-      </w:r>
-      <w:r>
-        <w:rPr>
-          <w:rFonts w:ascii="Arial Narrow" w:eastAsia="Times New Roman" w:hAnsi="Arial Narrow" w:cs="Times New Roman"/>
-          <w:kern w:val="0"/>
-          <w:shd w:val="clear" w:color="auto" w:fill="FFFFFF"/>
-          <w:lang w:eastAsia="es-PE"/>
-          <w14:ligatures w14:val="none"/>
-        </w:rPr>
-        <w:t/>
-      </w:r>
-      <w:r>
-        <w:rPr>
-          <w:rFonts w:ascii="Arial Narrow" w:eastAsia="Times New Roman" w:hAnsi="Arial Narrow" w:cs="Arial"/>
-          <w:color w:val="000000"/>
-          <w:kern w:val="0"/>
-          <w:lang w:val="es-ES" w:eastAsia="es-ES"/>
-          <w14:ligatures w14:val="none"/>
-        </w:rPr>
-        <w:t>188-002140/7</w:t>
-      </w:r>
-      <w:r>
-        <w:rPr>
-          <w:rFonts w:ascii="Arial Narrow" w:eastAsia="Times New Roman" w:hAnsi="Arial Narrow" w:cs="Arial"/>
-          <w:color w:val="000000"/>
-          <w:kern w:val="0"/>
-          <w:lang w:val="es-ES" w:eastAsia="es-ES"/>
-          <w14:ligatures w14:val="none"/>
-        </w:rPr>
-        <w:t xml:space="preserve"> (en adelante, </w:t>
+        <w:t xml:space="preserve"/>
+      </w:r>
+      <w:r>
+        <w:rPr>
+          <w:rFonts w:ascii="Arial Narrow" w:eastAsia="Times New Roman" w:hAnsi="Arial Narrow" w:cs="Arial"/>
+          <w:color w:val="000000"/>
+          <w:kern w:val="0"/>
+          <w:lang w:val="es-ES" w:eastAsia="es-ES"/>
+          <w14:ligatures w14:val="none"/>
+        </w:rPr>
+        <w:t xml:space="preserve"/>
+      </w:r>
+      <w:r>
+        <w:rPr>
+          <w:rFonts w:ascii="Arial Narrow" w:eastAsia="Times New Roman" w:hAnsi="Arial Narrow" w:cs="Times New Roman"/>
+          <w:kern w:val="0"/>
+          <w:shd w:val="clear" w:color="auto" w:fill="FFFFFF"/>
+          <w:lang w:eastAsia="es-PE"/>
+          <w14:ligatures w14:val="none"/>
+        </w:rPr>
+        <w:t/>
+      </w:r>
+      <w:r>
+        <w:rPr>
+          <w:rFonts w:ascii="Arial Narrow" w:eastAsia="Times New Roman" w:hAnsi="Arial Narrow" w:cs="Arial"/>
+          <w:color w:val="000000"/>
+          <w:kern w:val="0"/>
+          <w:lang w:val="es-ES" w:eastAsia="es-ES"/>
+          <w14:ligatures w14:val="none"/>
+        </w:rPr>
+        <w:t xml:space="preserve"/>
+      </w:r>
+      <w:r>
+        <w:rPr>
+          <w:rFonts w:ascii="Arial Narrow" w:eastAsia="Times New Roman" w:hAnsi="Arial Narrow" w:cs="Times New Roman"/>
+          <w:kern w:val="0"/>
+          <w:shd w:val="clear" w:color="auto" w:fill="FFFFFF"/>
+          <w:lang w:eastAsia="es-PE"/>
+          <w14:ligatures w14:val="none"/>
+        </w:rPr>
+        <w:t xml:space="preserve"/>
+      </w:r>
+      <w:r>
+        <w:rPr>
+          <w:rFonts w:ascii="Arial Narrow" w:eastAsia="Times New Roman" w:hAnsi="Arial Narrow" w:cs="Arial"/>
+          <w:color w:val="000000"/>
+          <w:kern w:val="0"/>
+          <w:lang w:val="es-ES" w:eastAsia="es-ES"/>
+          <w14:ligatures w14:val="none"/>
+        </w:rPr>
+        <w:t xml:space="preserve"/>
+      </w:r>
+      <w:r>
+        <w:rPr>
+          <w:rFonts w:ascii="Arial Narrow" w:eastAsia="Times New Roman" w:hAnsi="Arial Narrow" w:cs="Times New Roman"/>
+          <w:kern w:val="0"/>
+          <w:shd w:val="clear" w:color="auto" w:fill="FFFFFF"/>
+          <w:lang w:eastAsia="es-PE"/>
+          <w14:ligatures w14:val="none"/>
+        </w:rPr>
+        <w:t xml:space="preserve"/>
+      </w:r>
+      <w:r>
+        <w:rPr>
+          <w:rFonts w:ascii="Arial Narrow" w:eastAsia="Times New Roman" w:hAnsi="Arial Narrow" w:cs="Arial"/>
+          <w:color w:val="000000"/>
+          <w:kern w:val="0"/>
+          <w:lang w:val="es-ES" w:eastAsia="es-ES"/>
+          <w14:ligatures w14:val="none"/>
+        </w:rPr>
+        <w:t xml:space="preserve"/>
+      </w:r>
+      <w:r>
+        <w:rPr>
+          <w:rFonts w:ascii="Arial Narrow" w:eastAsia="Times New Roman" w:hAnsi="Arial Narrow" w:cs="Times New Roman"/>
+          <w:kern w:val="0"/>
+          <w:shd w:val="clear" w:color="auto" w:fill="FFFFFF"/>
+          <w:lang w:eastAsia="es-PE"/>
+          <w14:ligatures w14:val="none"/>
+        </w:rPr>
+        <w:t/>
+      </w:r>
+      <w:r>
+        <w:rPr>
+          <w:rFonts w:ascii="Arial Narrow" w:eastAsia="Times New Roman" w:hAnsi="Arial Narrow" w:cs="Arial"/>
+          <w:color w:val="000000"/>
+          <w:kern w:val="0"/>
+          <w:lang w:val="es-ES" w:eastAsia="es-ES"/>
+          <w14:ligatures w14:val="none"/>
+        </w:rPr>
+        <w:t xml:space="preserve"/>
+      </w:r>
+      <w:r>
+        <w:rPr>
+          <w:rFonts w:ascii="Arial Narrow" w:eastAsia="Times New Roman" w:hAnsi="Arial Narrow" w:cs="Times New Roman"/>
+          <w:kern w:val="0"/>
+          <w:shd w:val="clear" w:color="auto" w:fill="FFFFFF"/>
+          <w:lang w:eastAsia="es-PE"/>
+          <w14:ligatures w14:val="none"/>
+        </w:rPr>
+        <w:t xml:space="preserve"/>
+      </w:r>
+      <w:r>
+        <w:rPr>
+          <w:rFonts w:ascii="Arial Narrow" w:eastAsia="Times New Roman" w:hAnsi="Arial Narrow" w:cs="Arial"/>
+          <w:color w:val="000000"/>
+          <w:kern w:val="0"/>
+          <w:lang w:val="es-ES" w:eastAsia="es-ES"/>
+          <w14:ligatures w14:val="none"/>
+        </w:rPr>
+        <w:t xml:space="preserve"/>
+      </w:r>
+      <w:r>
+        <w:rPr>
+          <w:rFonts w:ascii="Arial Narrow" w:eastAsia="Times New Roman" w:hAnsi="Arial Narrow" w:cs="Times New Roman"/>
+          <w:kern w:val="0"/>
+          <w:shd w:val="clear" w:color="auto" w:fill="FFFFFF"/>
+          <w:lang w:eastAsia="es-PE"/>
+          <w14:ligatures w14:val="none"/>
+        </w:rPr>
+        <w:t/>
+      </w:r>
+      <w:r>
+        <w:rPr>
+          <w:rFonts w:ascii="Arial Narrow" w:eastAsia="Times New Roman" w:hAnsi="Arial Narrow" w:cs="Arial"/>
+          <w:color w:val="000000"/>
+          <w:kern w:val="0"/>
+          <w:lang w:val="es-ES" w:eastAsia="es-ES"/>
+          <w14:ligatures w14:val="none"/>
+        </w:rPr>
+        <w:t/>
+      </w:r>
+      <w:r>
+        <w:rPr>
+          <w:rFonts w:ascii="Arial Narrow" w:eastAsia="Times New Roman" w:hAnsi="Arial Narrow" w:cs="Arial"/>
+          <w:color w:val="000000"/>
+          <w:kern w:val="0"/>
+          <w:lang w:val="es-ES" w:eastAsia="es-ES"/>
+          <w14:ligatures w14:val="none"/>
+        </w:rPr>
+        <w:t xml:space="preserve"/>
       </w:r>
       <w:r>
         <w:rPr>
@@ -1041,17 +1041,17 @@
           <w:lang w:eastAsia="es-ES"/>
           <w14:ligatures w14:val="none"/>
         </w:rPr>
-        <w:t>seis (6) pólizas</w:t>
-      </w:r>
-      <w:r>
-        <w:rPr>
-          <w:rFonts w:ascii="Arial Narrow" w:eastAsia="Times New Roman" w:hAnsi="Arial Narrow" w:cs="Arial"/>
-          <w:color w:val="000000"/>
-          <w:kern w:val="0"/>
-          <w:lang w:val="es-ES" w:eastAsia="es-ES"/>
-          <w14:ligatures w14:val="none"/>
-        </w:rPr>
-        <w:t>)</w:t>
+        <w:t/>
+      </w:r>
+      <w:r>
+        <w:rPr>
+          <w:rFonts w:ascii="Arial Narrow" w:eastAsia="Times New Roman" w:hAnsi="Arial Narrow" w:cs="Arial"/>
+          <w:color w:val="000000"/>
+          <w:kern w:val="0"/>
+          <w:lang w:val="es-ES" w:eastAsia="es-ES"/>
+          <w14:ligatures w14:val="none"/>
+        </w:rPr>
+        <w:t/>
       </w:r>
       <w:r>
         <w:rPr>
@@ -1061,7 +1061,7 @@
           <w:lang w:eastAsia="es-ES"/>
           <w14:ligatures w14:val="none"/>
         </w:rPr>
-        <w:t>.</w:t>
+        <w:t/>
       </w:r>
     </w:p>
     <w:p>
@@ -1108,7 +1108,7 @@
           <w:lang w:eastAsia="es-ES"/>
           <w14:ligatures w14:val="none"/>
         </w:rPr>
-        <w:t xml:space="preserve">El 14 de julio del 2018, </w:t>
+        <w:t xml:space="preserve">El 14 de julio del 2018, el señor [APELLIDO] falleció a consecuencia de un accidente por ahogamiento ocurrido en el distrito de Inambari, provincia de Tambopata, departamento de Madre de Dios. </w:t>
       </w:r>
       <w:r>
         <w:rPr>
@@ -1118,7 +1118,7 @@
           <w:lang w:eastAsia="es-ES"/>
           <w14:ligatures w14:val="none"/>
         </w:rPr>
-        <w:t xml:space="preserve">el señor </w:t>
+        <w:t xml:space="preserve"/>
       </w:r>
       <w:proofErr w:type="spellStart"/>
       <w:r>
@@ -1129,7 +1129,7 @@
           <w:lang w:eastAsia="es-ES"/>
           <w14:ligatures w14:val="none"/>
         </w:rPr>
-        <w:t>Amasifuen</w:t>
+        <w:t/>
       </w:r>
       <w:proofErr w:type="spellEnd"/>
       <w:r>
@@ -1140,7 +1140,7 @@
           <w:lang w:eastAsia="es-ES"/>
           <w14:ligatures w14:val="none"/>
         </w:rPr>
-        <w:t xml:space="preserve"> falleció a consecuencia de un accidente por ahogamiento </w:t>
+        <w:t xml:space="preserve"/>
       </w:r>
       <w:r>
         <w:rPr>
@@ -1150,7 +1150,7 @@
           <w:lang w:eastAsia="es-ES"/>
           <w14:ligatures w14:val="none"/>
         </w:rPr>
-        <w:t xml:space="preserve">ocurrido en el </w:t>
+        <w:t xml:space="preserve"/>
       </w:r>
       <w:r>
         <w:rPr>
@@ -1160,7 +1160,7 @@
           <w:lang w:eastAsia="es-ES"/>
           <w14:ligatures w14:val="none"/>
         </w:rPr>
-        <w:t xml:space="preserve">distrito de Inambari, </w:t>
+        <w:t xml:space="preserve"/>
       </w:r>
       <w:r>
         <w:rPr>
@@ -1170,7 +1170,7 @@
           <w:lang w:eastAsia="es-ES"/>
           <w14:ligatures w14:val="none"/>
         </w:rPr>
-        <w:t>provincia de Tambopata, departamento de Madre de Dios</w:t>
+        <w:t/>
       </w:r>
       <w:r>
         <w:rPr>
@@ -1180,7 +1180,7 @@
           <w:lang w:eastAsia="es-ES"/>
           <w14:ligatures w14:val="none"/>
         </w:rPr>
-        <w:t>.</w:t>
+        <w:t/>
       </w:r>
       <w:r>
         <w:rPr>
@@ -1190,7 +1190,7 @@
           <w:lang w:eastAsia="es-ES"/>
           <w14:ligatures w14:val="none"/>
         </w:rPr>
-        <w:t xml:space="preserve"> </w:t>
+        <w:t xml:space="preserve"/>
       </w:r>
     </w:p>
     <w:p>
@@ -1234,7 +1234,7 @@
           <w:lang w:eastAsia="es-ES"/>
           <w14:ligatures w14:val="none"/>
         </w:rPr>
-        <w:t xml:space="preserve">El 3 de octubre del 2018, presentó ante Pacífico la solicitud de cobertura del siniestro correspondiente a las </w:t>
+        <w:t xml:space="preserve">El 3 de octubre del 2018, presentó ante Pacífico la solicitud de cobertura del siniestro correspondiente a las seis (6) pólizas contratadas por el señor [APELLIDO], adjuntando, entre otros, la carpeta fiscal, la cual comprendía el informe policial, declaraciones y la disposición fiscal de apertura de investigación. </w:t>
       </w:r>
       <w:r>
         <w:rPr>
@@ -1244,7 +1244,7 @@
           <w:lang w:eastAsia="es-ES"/>
           <w14:ligatures w14:val="none"/>
         </w:rPr>
-        <w:t xml:space="preserve">seis (6) pólizas </w:t>
+        <w:t xml:space="preserve"/>
       </w:r>
       <w:r>
         <w:rPr>
@@ -1254,7 +1254,7 @@
           <w:lang w:eastAsia="es-ES"/>
           <w14:ligatures w14:val="none"/>
         </w:rPr>
-        <w:t>contratadas</w:t>
+        <w:t/>
       </w:r>
       <w:r>
         <w:rPr>
@@ -1264,7 +1264,7 @@
           <w:lang w:eastAsia="es-ES"/>
           <w14:ligatures w14:val="none"/>
         </w:rPr>
-        <w:t xml:space="preserve"> por el señor </w:t>
+        <w:t xml:space="preserve"/>
       </w:r>
       <w:proofErr w:type="spellStart"/>
       <w:r>
@@ -1275,7 +1275,7 @@
           <w:lang w:eastAsia="es-ES"/>
           <w14:ligatures w14:val="none"/>
         </w:rPr>
-        <w:t>Amasifuen</w:t>
+        <w:t/>
       </w:r>
       <w:proofErr w:type="spellEnd"/>
       <w:r>
@@ -1286,7 +1286,7 @@
           <w:lang w:eastAsia="es-ES"/>
           <w14:ligatures w14:val="none"/>
         </w:rPr>
-        <w:t>, adjuntando</w:t>
+        <w:t/>
       </w:r>
       <w:r>
         <w:rPr>
@@ -1296,7 +1296,7 @@
           <w:lang w:eastAsia="es-ES"/>
           <w14:ligatures w14:val="none"/>
         </w:rPr>
-        <w:t xml:space="preserve">, entre otros, </w:t>
+        <w:t xml:space="preserve"/>
       </w:r>
       <w:r>
         <w:rPr>
@@ -1306,7 +1306,7 @@
           <w:lang w:eastAsia="es-ES"/>
           <w14:ligatures w14:val="none"/>
         </w:rPr>
-        <w:t>la carpeta fiscal, la cual comprendía el informe policial, declaraciones y la disposición fiscal de apertura de investigación.</w:t>
+        <w:t/>
       </w:r>
       <w:r>
         <w:rPr>
@@ -1316,7 +1316,7 @@
           <w:lang w:eastAsia="es-ES"/>
           <w14:ligatures w14:val="none"/>
         </w:rPr>
-        <w:t xml:space="preserve"> </w:t>
+        <w:t xml:space="preserve"/>
       </w:r>
     </w:p>
     <w:p>
@@ -1363,7 +1363,7 @@
           <w:lang w:eastAsia="es-ES"/>
           <w14:ligatures w14:val="none"/>
         </w:rPr>
-        <w:t>El 24 de octubre del 2018, el Ministerio Público emitió la Disposición Fiscal 2, mediante la cual dispuso no formalizar investigación preparatoria por el presunto delito de homicidio simple y ordenó el archivamiento de la investigación relacionada con el fallecimiento de</w:t>
+        <w:t xml:space="preserve">El 24 de octubre del 2018, el Ministerio Público emitió la Disposición Fiscal 2, mediante la cual dispuso no formalizar investigación preparatoria por el presunto delito de homicidio simple y ordenó el archivamiento de la investigación relacionada con el fallecimiento del señor [APELLIDO].</w:t>
       </w:r>
       <w:r>
         <w:rPr>
@@ -1373,7 +1373,7 @@
           <w:lang w:eastAsia="es-ES"/>
           <w14:ligatures w14:val="none"/>
         </w:rPr>
-        <w:t xml:space="preserve">l señor </w:t>
+        <w:t xml:space="preserve"/>
       </w:r>
       <w:proofErr w:type="spellStart"/>
       <w:r>
@@ -1384,7 +1384,7 @@
           <w:lang w:eastAsia="es-ES"/>
           <w14:ligatures w14:val="none"/>
         </w:rPr>
-        <w:t>Amasifuen</w:t>
+        <w:t/>
       </w:r>
       <w:proofErr w:type="spellEnd"/>
       <w:r>
@@ -1395,7 +1395,7 @@
           <w:lang w:eastAsia="es-ES"/>
           <w14:ligatures w14:val="none"/>
         </w:rPr>
-        <w:t>.</w:t>
+        <w:t/>
       </w:r>
     </w:p>
     <w:p>
@@ -1771,7 +1771,7 @@
           <w:lang w:eastAsia="es-ES"/>
           <w14:ligatures w14:val="none"/>
         </w:rPr>
-        <w:t xml:space="preserve">El 5 de enero del 2026, Pacífico emitió </w:t>
+        <w:t xml:space="preserve">El 5 de enero del 2026, Pacífico emitió la carta BEN-039640/2026, respecto de la cobertura seis (6) pólizas contratadas por el señor [APELLIDO], indicando que no correspondía otorgar la cobertura de las seis (6) pólizas debido a que el señor [APELLIDO] habría realizado actividades de minería ilegal al momento de su fallecimiento, supuesto que consideró excluido de cobertura en las seis (6) pólizas.</w:t>
       </w:r>
       <w:r>
         <w:rPr>
@@ -1781,17 +1781,17 @@
           <w:lang w:eastAsia="es-ES"/>
           <w14:ligatures w14:val="none"/>
         </w:rPr>
-        <w:t xml:space="preserve">la carta </w:t>
-      </w:r>
-      <w:r>
-        <w:rPr>
-          <w:rFonts w:ascii="Arial Narrow" w:eastAsia="Times New Roman" w:hAnsi="Arial Narrow" w:cs="Times New Roman"/>
-          <w:kern w:val="0"/>
-          <w:shd w:val="clear" w:color="auto" w:fill="FFFFFF"/>
-          <w:lang w:eastAsia="es-PE"/>
-          <w14:ligatures w14:val="none"/>
-        </w:rPr>
-        <w:t>BEN-039640/2026</w:t>
+        <w:t xml:space="preserve"/>
+      </w:r>
+      <w:r>
+        <w:rPr>
+          <w:rFonts w:ascii="Arial Narrow" w:eastAsia="Times New Roman" w:hAnsi="Arial Narrow" w:cs="Times New Roman"/>
+          <w:kern w:val="0"/>
+          <w:shd w:val="clear" w:color="auto" w:fill="FFFFFF"/>
+          <w:lang w:eastAsia="es-PE"/>
+          <w14:ligatures w14:val="none"/>
+        </w:rPr>
+        <w:t/>
       </w:r>
       <w:r>
         <w:rPr>
@@ -1801,7 +1801,7 @@
           <w:lang w:eastAsia="es-ES"/>
           <w14:ligatures w14:val="none"/>
         </w:rPr>
-        <w:t xml:space="preserve">, </w:t>
+        <w:t xml:space="preserve"/>
       </w:r>
       <w:r>
         <w:rPr>
@@ -1811,7 +1811,7 @@
           <w:lang w:eastAsia="es-ES"/>
           <w14:ligatures w14:val="none"/>
         </w:rPr>
-        <w:t xml:space="preserve">respecto de la cobertura seis (6) pólizas contratadas por el señor </w:t>
+        <w:t xml:space="preserve"/>
       </w:r>
       <w:proofErr w:type="spellStart"/>
       <w:r>
@@ -1822,7 +1822,7 @@
           <w:lang w:eastAsia="es-ES"/>
           <w14:ligatures w14:val="none"/>
         </w:rPr>
-        <w:t>Amasifuen</w:t>
+        <w:t/>
       </w:r>
       <w:proofErr w:type="spellEnd"/>
       <w:r>
@@ -1833,7 +1833,7 @@
           <w:lang w:eastAsia="es-ES"/>
           <w14:ligatures w14:val="none"/>
         </w:rPr>
-        <w:t xml:space="preserve">, indicando que no correspondía </w:t>
+        <w:t xml:space="preserve"/>
       </w:r>
       <w:r>
         <w:rPr>
@@ -1843,7 +1843,7 @@
           <w:lang w:eastAsia="es-ES"/>
           <w14:ligatures w14:val="none"/>
         </w:rPr>
-        <w:t>otorgar</w:t>
+        <w:t/>
       </w:r>
       <w:r>
         <w:rPr>
@@ -1853,7 +1853,7 @@
           <w:lang w:eastAsia="es-ES"/>
           <w14:ligatures w14:val="none"/>
         </w:rPr>
-        <w:t xml:space="preserve"> </w:t>
+        <w:t xml:space="preserve"/>
       </w:r>
       <w:r>
         <w:rPr>
@@ -1864,7 +1864,7 @@
           <w14:ligatures w14:val="none"/>
         </w:rPr>
         <w:lastRenderedPageBreak/>
-        <w:t xml:space="preserve">la cobertura </w:t>
+        <w:t xml:space="preserve"/>
       </w:r>
       <w:r>
         <w:rPr>
@@ -1874,7 +1874,7 @@
           <w:lang w:eastAsia="es-ES"/>
           <w14:ligatures w14:val="none"/>
         </w:rPr>
-        <w:t xml:space="preserve">de las seis (6) pólizas </w:t>
+        <w:t xml:space="preserve"/>
       </w:r>
       <w:r>
         <w:rPr>
@@ -1884,7 +1884,7 @@
           <w:lang w:eastAsia="es-ES"/>
           <w14:ligatures w14:val="none"/>
         </w:rPr>
-        <w:t xml:space="preserve">debido a que </w:t>
+        <w:t xml:space="preserve"/>
       </w:r>
       <w:r>
         <w:rPr>
@@ -1894,7 +1894,7 @@
           <w:lang w:eastAsia="es-ES"/>
           <w14:ligatures w14:val="none"/>
         </w:rPr>
-        <w:t xml:space="preserve">el señor </w:t>
+        <w:t xml:space="preserve"/>
       </w:r>
       <w:proofErr w:type="spellStart"/>
       <w:r>
@@ -1905,7 +1905,7 @@
           <w:lang w:eastAsia="es-ES"/>
           <w14:ligatures w14:val="none"/>
         </w:rPr>
-        <w:t>Amasifuen</w:t>
+        <w:t/>
       </w:r>
       <w:proofErr w:type="spellEnd"/>
       <w:r>
@@ -1916,7 +1916,7 @@
           <w:lang w:eastAsia="es-ES"/>
           <w14:ligatures w14:val="none"/>
         </w:rPr>
-        <w:t xml:space="preserve"> habría realizado actividades de minería ilegal al momento de su fallecimiento, supuesto que consideró excluido de cobertura en </w:t>
+        <w:t xml:space="preserve"/>
       </w:r>
       <w:r>
         <w:rPr>
@@ -1926,7 +1926,7 @@
           <w:lang w:eastAsia="es-ES"/>
           <w14:ligatures w14:val="none"/>
         </w:rPr>
-        <w:t>las seis (6) pólizas</w:t>
+        <w:t/>
       </w:r>
       <w:r>
         <w:rPr>
@@ -1936,7 +1936,7 @@
           <w:lang w:eastAsia="es-ES"/>
           <w14:ligatures w14:val="none"/>
         </w:rPr>
-        <w:t>.</w:t>
+        <w:t/>
       </w:r>
     </w:p>
     <w:p>
@@ -1981,7 +1981,7 @@
           <w:lang w:val="es-ES" w:eastAsia="es-ES"/>
           <w14:ligatures w14:val="none"/>
         </w:rPr>
-        <w:t xml:space="preserve">La señora </w:t>
+        <w:t xml:space="preserve">La señora [APELLIDO] solicitó, en calidad de medida correctiva, que Pacífico cumpla con: (i) realizar el pago por la suma asegurada por el fallecimiento del señor [APELLIDO] asegurado por la Póliza 17-037983/7 y Póliza 17037984/5 por la cobertura de fallecimiento ascendente a US$ 100,000 cada una, Póliza 60-195544/0 y Póliza 60-196201/2 por la cobertura de fallecimiento ascendente a US$ 50 000,00 cada una, Póliza 188-002091/5 y Póliza 188-002140/7 por la cobertura de fallecimiento accidental ascendente a S/ 300 000,00 cada una a favor de su persona en su calidad de beneficiaria; y, (ii) realizar el abono de los intereses legales derivados de la suma asegurada total hasta la fecha de realización del pago, tomando en cuenta que la fecha del primer rechazo de las seis (6) coberturas solicitadas fue el 27 de noviembre de 2018. Asimismo, requirió el reembolso de costos y costas del presente procedimiento.</w:t>
       </w:r>
       <w:r>
         <w:rPr>
@@ -1989,487 +1989,487 @@
           <w:kern w:val="0"/>
           <w14:ligatures w14:val="none"/>
         </w:rPr>
-        <w:t xml:space="preserve">Flores </w:t>
-      </w:r>
-      <w:r>
-        <w:rPr>
-          <w:rFonts w:ascii="Arial Narrow" w:eastAsia="Times New Roman" w:hAnsi="Arial Narrow" w:cs="Arial"/>
-          <w:color w:val="000000"/>
-          <w:kern w:val="0"/>
-          <w:lang w:val="es-ES" w:eastAsia="es-ES"/>
-          <w14:ligatures w14:val="none"/>
-        </w:rPr>
-        <w:t xml:space="preserve">solicitó, en calidad de medida correctiva, que </w:t>
-      </w:r>
-      <w:r>
-        <w:rPr>
-          <w:rFonts w:ascii="Arial Narrow" w:eastAsia="Times New Roman" w:hAnsi="Arial Narrow" w:cs="Arial"/>
-          <w:color w:val="000000"/>
-          <w:kern w:val="0"/>
-          <w:lang w:val="es-ES" w:eastAsia="es-ES"/>
-          <w14:ligatures w14:val="none"/>
-        </w:rPr>
-        <w:t xml:space="preserve">Pacífico </w:t>
-      </w:r>
-      <w:r>
-        <w:rPr>
-          <w:rFonts w:ascii="Arial Narrow" w:eastAsia="Times New Roman" w:hAnsi="Arial Narrow" w:cs="Arial"/>
-          <w:color w:val="000000"/>
-          <w:kern w:val="0"/>
-          <w:lang w:val="es-ES" w:eastAsia="es-ES"/>
-          <w14:ligatures w14:val="none"/>
-        </w:rPr>
-        <w:t>cumpla con</w:t>
-      </w:r>
-      <w:r>
-        <w:rPr>
-          <w:rFonts w:ascii="Arial Narrow" w:eastAsia="Times New Roman" w:hAnsi="Arial Narrow" w:cs="Arial"/>
-          <w:color w:val="000000"/>
-          <w:kern w:val="0"/>
-          <w:lang w:val="es-ES" w:eastAsia="es-ES"/>
-          <w14:ligatures w14:val="none"/>
-        </w:rPr>
-        <w:t>: (i)</w:t>
-      </w:r>
-      <w:r>
-        <w:rPr>
-          <w:rFonts w:ascii="Arial Narrow" w:eastAsia="Times New Roman" w:hAnsi="Arial Narrow" w:cs="Arial"/>
-          <w:color w:val="000000"/>
-          <w:kern w:val="0"/>
-          <w:lang w:val="es-ES" w:eastAsia="es-ES"/>
-          <w14:ligatures w14:val="none"/>
-        </w:rPr>
-        <w:t xml:space="preserve"> </w:t>
-      </w:r>
-      <w:r>
-        <w:rPr>
-          <w:rFonts w:ascii="Arial Narrow" w:eastAsia="Times New Roman" w:hAnsi="Arial Narrow" w:cs="Arial"/>
-          <w:color w:val="000000"/>
-          <w:kern w:val="0"/>
-          <w:lang w:val="es-ES" w:eastAsia="es-ES"/>
-          <w14:ligatures w14:val="none"/>
-        </w:rPr>
-        <w:t xml:space="preserve">realizar el pago por la suma asegurada por el fallecimiento del señor </w:t>
-      </w:r>
-      <w:r>
-        <w:rPr>
-          <w:rFonts w:ascii="Arial Narrow" w:eastAsia="Times New Roman" w:hAnsi="Arial Narrow" w:cs="Arial"/>
-          <w:color w:val="000000"/>
-          <w:kern w:val="0"/>
-          <w:lang w:val="es-ES" w:eastAsia="es-ES"/>
-          <w14:ligatures w14:val="none"/>
-        </w:rPr>
-        <w:t xml:space="preserve">Amasifuén </w:t>
-      </w:r>
-      <w:r>
-        <w:rPr>
-          <w:rFonts w:ascii="Arial Narrow" w:eastAsia="Times New Roman" w:hAnsi="Arial Narrow" w:cs="Arial"/>
-          <w:color w:val="000000"/>
-          <w:kern w:val="0"/>
-          <w:lang w:val="es-ES" w:eastAsia="es-ES"/>
-          <w14:ligatures w14:val="none"/>
-        </w:rPr>
-        <w:t xml:space="preserve">asegurado </w:t>
-      </w:r>
-      <w:r>
-        <w:rPr>
-          <w:rFonts w:ascii="Arial Narrow" w:eastAsia="Times New Roman" w:hAnsi="Arial Narrow" w:cs="Arial"/>
-          <w:color w:val="000000"/>
-          <w:kern w:val="0"/>
-          <w:lang w:val="es-ES" w:eastAsia="es-ES"/>
-          <w14:ligatures w14:val="none"/>
-        </w:rPr>
-        <w:t xml:space="preserve">por la </w:t>
-      </w:r>
-      <w:r>
-        <w:rPr>
-          <w:rFonts w:ascii="Arial Narrow" w:eastAsia="Times New Roman" w:hAnsi="Arial Narrow" w:cs="Arial"/>
-          <w:color w:val="000000"/>
-          <w:kern w:val="0"/>
-          <w:lang w:val="es-ES" w:eastAsia="es-ES"/>
-          <w14:ligatures w14:val="none"/>
-        </w:rPr>
-        <w:t xml:space="preserve">Póliza 17-037983/7 </w:t>
-      </w:r>
-      <w:r>
-        <w:rPr>
-          <w:rFonts w:ascii="Arial Narrow" w:eastAsia="Times New Roman" w:hAnsi="Arial Narrow" w:cs="Arial"/>
-          <w:color w:val="000000"/>
-          <w:kern w:val="0"/>
-          <w:lang w:val="es-ES" w:eastAsia="es-ES"/>
-          <w14:ligatures w14:val="none"/>
-        </w:rPr>
-        <w:t>y</w:t>
-      </w:r>
-      <w:r>
-        <w:rPr>
-          <w:rFonts w:ascii="Arial Narrow" w:eastAsia="Times New Roman" w:hAnsi="Arial Narrow" w:cs="Arial"/>
-          <w:color w:val="000000"/>
-          <w:kern w:val="0"/>
-          <w:lang w:val="es-ES" w:eastAsia="es-ES"/>
-          <w14:ligatures w14:val="none"/>
-        </w:rPr>
-        <w:t xml:space="preserve"> Póliza 17037984</w:t>
-      </w:r>
-      <w:r>
-        <w:rPr>
-          <w:rFonts w:ascii="Arial Narrow" w:eastAsia="Times New Roman" w:hAnsi="Arial Narrow" w:cs="Arial"/>
-          <w:color w:val="000000"/>
-          <w:kern w:val="0"/>
-          <w:lang w:val="es-ES" w:eastAsia="es-ES"/>
-          <w14:ligatures w14:val="none"/>
-        </w:rPr>
-        <w:t xml:space="preserve">/5 por </w:t>
-      </w:r>
-      <w:r>
-        <w:rPr>
-          <w:rFonts w:ascii="Arial Narrow" w:eastAsia="Times New Roman" w:hAnsi="Arial Narrow" w:cs="Arial"/>
-          <w:color w:val="000000"/>
-          <w:kern w:val="0"/>
-          <w:lang w:val="es-ES" w:eastAsia="es-ES"/>
-          <w14:ligatures w14:val="none"/>
-        </w:rPr>
-        <w:t>la cobertura</w:t>
-      </w:r>
-      <w:r>
-        <w:rPr>
-          <w:rFonts w:ascii="Arial Narrow" w:eastAsia="Times New Roman" w:hAnsi="Arial Narrow" w:cs="Arial"/>
-          <w:color w:val="000000"/>
-          <w:kern w:val="0"/>
-          <w:lang w:val="es-ES" w:eastAsia="es-ES"/>
-          <w14:ligatures w14:val="none"/>
-        </w:rPr>
-        <w:t xml:space="preserve"> de fallecimiento </w:t>
-      </w:r>
-      <w:r>
-        <w:rPr>
-          <w:rFonts w:ascii="Arial Narrow" w:eastAsia="Times New Roman" w:hAnsi="Arial Narrow" w:cs="Arial"/>
-          <w:color w:val="000000"/>
-          <w:kern w:val="0"/>
-          <w:lang w:val="es-ES" w:eastAsia="es-ES"/>
-          <w14:ligatures w14:val="none"/>
-        </w:rPr>
-        <w:t xml:space="preserve">ascendente a US$ </w:t>
-      </w:r>
-      <w:r>
-        <w:rPr>
-          <w:rFonts w:ascii="Arial Narrow" w:eastAsia="Times New Roman" w:hAnsi="Arial Narrow" w:cs="Arial"/>
-          <w:color w:val="000000"/>
-          <w:kern w:val="0"/>
-          <w:lang w:val="es-ES" w:eastAsia="es-ES"/>
-          <w14:ligatures w14:val="none"/>
-        </w:rPr>
-        <w:t xml:space="preserve">100,000 </w:t>
-      </w:r>
-      <w:r>
-        <w:rPr>
-          <w:rFonts w:ascii="Arial Narrow" w:eastAsia="Times New Roman" w:hAnsi="Arial Narrow" w:cs="Arial"/>
-          <w:color w:val="000000"/>
-          <w:kern w:val="0"/>
-          <w:lang w:val="es-ES" w:eastAsia="es-ES"/>
-          <w14:ligatures w14:val="none"/>
-        </w:rPr>
-        <w:t>cada una,</w:t>
-      </w:r>
-      <w:r>
-        <w:rPr>
-          <w:rFonts w:ascii="Arial Narrow" w:eastAsia="Times New Roman" w:hAnsi="Arial Narrow" w:cs="Arial"/>
-          <w:color w:val="000000"/>
-          <w:kern w:val="0"/>
-          <w:lang w:val="es-ES" w:eastAsia="es-ES"/>
-          <w14:ligatures w14:val="none"/>
-        </w:rPr>
-        <w:t xml:space="preserve"> Póliza 60-195544/0 </w:t>
-      </w:r>
-      <w:r>
-        <w:rPr>
-          <w:rFonts w:ascii="Arial Narrow" w:eastAsia="Times New Roman" w:hAnsi="Arial Narrow" w:cs="Arial"/>
-          <w:color w:val="000000"/>
-          <w:kern w:val="0"/>
-          <w:lang w:val="es-ES" w:eastAsia="es-ES"/>
-          <w14:ligatures w14:val="none"/>
-        </w:rPr>
-        <w:t>y</w:t>
-      </w:r>
-      <w:r>
-        <w:rPr>
-          <w:rFonts w:ascii="Arial Narrow" w:eastAsia="Times New Roman" w:hAnsi="Arial Narrow" w:cs="Arial"/>
-          <w:color w:val="000000"/>
-          <w:kern w:val="0"/>
-          <w:lang w:val="es-ES" w:eastAsia="es-ES"/>
-          <w14:ligatures w14:val="none"/>
-        </w:rPr>
-        <w:t xml:space="preserve"> Póliza 60-196201/2 por </w:t>
-      </w:r>
-      <w:r>
-        <w:rPr>
-          <w:rFonts w:ascii="Arial Narrow" w:eastAsia="Times New Roman" w:hAnsi="Arial Narrow" w:cs="Arial"/>
-          <w:color w:val="000000"/>
-          <w:kern w:val="0"/>
-          <w:lang w:val="es-ES" w:eastAsia="es-ES"/>
-          <w14:ligatures w14:val="none"/>
-        </w:rPr>
-        <w:t xml:space="preserve">la cobertura de fallecimiento ascendente a </w:t>
-      </w:r>
-      <w:r>
-        <w:rPr>
-          <w:rFonts w:ascii="Arial Narrow" w:eastAsia="Times New Roman" w:hAnsi="Arial Narrow" w:cs="Arial"/>
-          <w:color w:val="000000"/>
-          <w:kern w:val="0"/>
-          <w:lang w:val="es-ES" w:eastAsia="es-ES"/>
-          <w14:ligatures w14:val="none"/>
-        </w:rPr>
-        <w:t xml:space="preserve">US$ </w:t>
-      </w:r>
-      <w:r>
-        <w:rPr>
-          <w:rFonts w:ascii="Arial Narrow" w:eastAsia="Times New Roman" w:hAnsi="Arial Narrow" w:cs="Arial"/>
-          <w:color w:val="000000"/>
-          <w:kern w:val="0"/>
-          <w:lang w:val="es-ES" w:eastAsia="es-ES"/>
-          <w14:ligatures w14:val="none"/>
-        </w:rPr>
-        <w:t>50</w:t>
-      </w:r>
-      <w:r>
-        <w:rPr>
-          <w:rFonts w:ascii="Arial Narrow" w:eastAsia="Times New Roman" w:hAnsi="Arial Narrow" w:cs="Arial"/>
-          <w:color w:val="000000"/>
-          <w:kern w:val="0"/>
-          <w:lang w:val="es-ES" w:eastAsia="es-ES"/>
-          <w14:ligatures w14:val="none"/>
-        </w:rPr>
-        <w:t xml:space="preserve"> </w:t>
-      </w:r>
-      <w:r>
-        <w:rPr>
-          <w:rFonts w:ascii="Arial Narrow" w:eastAsia="Times New Roman" w:hAnsi="Arial Narrow" w:cs="Arial"/>
-          <w:color w:val="000000"/>
-          <w:kern w:val="0"/>
-          <w:lang w:val="es-ES" w:eastAsia="es-ES"/>
-          <w14:ligatures w14:val="none"/>
-        </w:rPr>
-        <w:t>000</w:t>
-      </w:r>
-      <w:r>
-        <w:rPr>
-          <w:rFonts w:ascii="Arial Narrow" w:eastAsia="Times New Roman" w:hAnsi="Arial Narrow" w:cs="Arial"/>
-          <w:color w:val="000000"/>
-          <w:kern w:val="0"/>
-          <w:lang w:val="es-ES" w:eastAsia="es-ES"/>
-          <w14:ligatures w14:val="none"/>
-        </w:rPr>
-        <w:t>,00</w:t>
-      </w:r>
-      <w:r>
-        <w:rPr>
-          <w:rFonts w:ascii="Arial Narrow" w:eastAsia="Times New Roman" w:hAnsi="Arial Narrow" w:cs="Arial"/>
-          <w:color w:val="000000"/>
-          <w:kern w:val="0"/>
-          <w:lang w:val="es-ES" w:eastAsia="es-ES"/>
-          <w14:ligatures w14:val="none"/>
-        </w:rPr>
-        <w:t xml:space="preserve"> </w:t>
-      </w:r>
-      <w:r>
-        <w:rPr>
-          <w:rFonts w:ascii="Arial Narrow" w:eastAsia="Times New Roman" w:hAnsi="Arial Narrow" w:cs="Arial"/>
-          <w:color w:val="000000"/>
-          <w:kern w:val="0"/>
-          <w:lang w:val="es-ES" w:eastAsia="es-ES"/>
-          <w14:ligatures w14:val="none"/>
-        </w:rPr>
-        <w:t>cada una,</w:t>
-      </w:r>
-      <w:r>
-        <w:rPr>
-          <w:rFonts w:ascii="Arial Narrow" w:eastAsia="Times New Roman" w:hAnsi="Arial Narrow" w:cs="Arial"/>
-          <w:color w:val="000000"/>
-          <w:kern w:val="0"/>
-          <w:lang w:val="es-ES" w:eastAsia="es-ES"/>
-          <w14:ligatures w14:val="none"/>
-        </w:rPr>
-        <w:t xml:space="preserve"> Póliza 188-</w:t>
-      </w:r>
-      <w:r>
-        <w:rPr>
-          <w:rFonts w:ascii="Arial Narrow" w:eastAsia="Times New Roman" w:hAnsi="Arial Narrow" w:cs="Arial"/>
-          <w:color w:val="000000"/>
-          <w:kern w:val="0"/>
-          <w:lang w:val="es-ES" w:eastAsia="es-ES"/>
-          <w14:ligatures w14:val="none"/>
-        </w:rPr>
-        <w:t xml:space="preserve">002091/5 </w:t>
-      </w:r>
-      <w:r>
-        <w:rPr>
-          <w:rFonts w:ascii="Arial Narrow" w:eastAsia="Times New Roman" w:hAnsi="Arial Narrow" w:cs="Arial"/>
-          <w:color w:val="000000"/>
-          <w:kern w:val="0"/>
-          <w:lang w:val="es-ES" w:eastAsia="es-ES"/>
-          <w14:ligatures w14:val="none"/>
-        </w:rPr>
-        <w:t>y</w:t>
-      </w:r>
-      <w:r>
-        <w:rPr>
-          <w:rFonts w:ascii="Arial Narrow" w:eastAsia="Times New Roman" w:hAnsi="Arial Narrow" w:cs="Arial"/>
-          <w:color w:val="000000"/>
-          <w:kern w:val="0"/>
-          <w:lang w:val="es-ES" w:eastAsia="es-ES"/>
-          <w14:ligatures w14:val="none"/>
-        </w:rPr>
-        <w:t xml:space="preserve"> Póliza 188-002140/7</w:t>
-      </w:r>
-      <w:r>
-        <w:rPr>
-          <w:rFonts w:ascii="Arial Narrow" w:eastAsia="Times New Roman" w:hAnsi="Arial Narrow" w:cs="Arial"/>
-          <w:color w:val="000000"/>
-          <w:kern w:val="0"/>
-          <w:lang w:val="es-ES" w:eastAsia="es-ES"/>
-          <w14:ligatures w14:val="none"/>
-        </w:rPr>
-        <w:t xml:space="preserve"> </w:t>
-      </w:r>
-      <w:r>
-        <w:rPr>
-          <w:rFonts w:ascii="Arial Narrow" w:eastAsia="Times New Roman" w:hAnsi="Arial Narrow" w:cs="Arial"/>
-          <w:color w:val="000000"/>
-          <w:kern w:val="0"/>
-          <w:lang w:val="es-ES" w:eastAsia="es-ES"/>
-          <w14:ligatures w14:val="none"/>
-        </w:rPr>
-        <w:t xml:space="preserve">por </w:t>
-      </w:r>
-      <w:r>
-        <w:rPr>
-          <w:rFonts w:ascii="Arial Narrow" w:eastAsia="Times New Roman" w:hAnsi="Arial Narrow" w:cs="Arial"/>
-          <w:color w:val="000000"/>
-          <w:kern w:val="0"/>
-          <w:lang w:val="es-ES" w:eastAsia="es-ES"/>
-          <w14:ligatures w14:val="none"/>
-        </w:rPr>
-        <w:t xml:space="preserve">la cobertura de fallecimiento </w:t>
-      </w:r>
-      <w:r>
-        <w:rPr>
-          <w:rFonts w:ascii="Arial Narrow" w:eastAsia="Times New Roman" w:hAnsi="Arial Narrow" w:cs="Arial"/>
-          <w:color w:val="000000"/>
-          <w:kern w:val="0"/>
-          <w:lang w:val="es-ES" w:eastAsia="es-ES"/>
-          <w14:ligatures w14:val="none"/>
-        </w:rPr>
-        <w:t xml:space="preserve">accidental </w:t>
-      </w:r>
-      <w:r>
-        <w:rPr>
-          <w:rFonts w:ascii="Arial Narrow" w:eastAsia="Times New Roman" w:hAnsi="Arial Narrow" w:cs="Arial"/>
-          <w:color w:val="000000"/>
-          <w:kern w:val="0"/>
-          <w:lang w:val="es-ES" w:eastAsia="es-ES"/>
-          <w14:ligatures w14:val="none"/>
-        </w:rPr>
-        <w:t xml:space="preserve">ascendente a S/ </w:t>
-      </w:r>
-      <w:r>
-        <w:rPr>
-          <w:rFonts w:ascii="Arial Narrow" w:eastAsia="Times New Roman" w:hAnsi="Arial Narrow" w:cs="Arial"/>
-          <w:color w:val="000000"/>
-          <w:kern w:val="0"/>
-          <w:lang w:val="es-ES" w:eastAsia="es-ES"/>
-          <w14:ligatures w14:val="none"/>
-        </w:rPr>
-        <w:t>300</w:t>
-      </w:r>
-      <w:r>
-        <w:rPr>
-          <w:rFonts w:ascii="Arial Narrow" w:eastAsia="Times New Roman" w:hAnsi="Arial Narrow" w:cs="Arial"/>
-          <w:color w:val="000000"/>
-          <w:kern w:val="0"/>
-          <w:lang w:val="es-ES" w:eastAsia="es-ES"/>
-          <w14:ligatures w14:val="none"/>
-        </w:rPr>
-        <w:t xml:space="preserve"> </w:t>
-      </w:r>
-      <w:r>
-        <w:rPr>
-          <w:rFonts w:ascii="Arial Narrow" w:eastAsia="Times New Roman" w:hAnsi="Arial Narrow" w:cs="Arial"/>
-          <w:color w:val="000000"/>
-          <w:kern w:val="0"/>
-          <w:lang w:val="es-ES" w:eastAsia="es-ES"/>
-          <w14:ligatures w14:val="none"/>
-        </w:rPr>
-        <w:t>000</w:t>
-      </w:r>
-      <w:r>
-        <w:rPr>
-          <w:rFonts w:ascii="Arial Narrow" w:eastAsia="Times New Roman" w:hAnsi="Arial Narrow" w:cs="Arial"/>
-          <w:color w:val="000000"/>
-          <w:kern w:val="0"/>
-          <w:lang w:val="es-ES" w:eastAsia="es-ES"/>
-          <w14:ligatures w14:val="none"/>
-        </w:rPr>
-        <w:t xml:space="preserve">,00 </w:t>
-      </w:r>
-      <w:r>
-        <w:rPr>
-          <w:rFonts w:ascii="Arial Narrow" w:eastAsia="Times New Roman" w:hAnsi="Arial Narrow" w:cs="Arial"/>
-          <w:color w:val="000000"/>
-          <w:kern w:val="0"/>
-          <w:lang w:val="es-ES" w:eastAsia="es-ES"/>
-          <w14:ligatures w14:val="none"/>
-        </w:rPr>
-        <w:t>cada una</w:t>
-      </w:r>
-      <w:r>
-        <w:rPr>
-          <w:rFonts w:ascii="Arial Narrow" w:eastAsia="Times New Roman" w:hAnsi="Arial Narrow" w:cs="Arial"/>
-          <w:color w:val="000000"/>
-          <w:kern w:val="0"/>
-          <w:lang w:val="es-ES" w:eastAsia="es-ES"/>
-          <w14:ligatures w14:val="none"/>
-        </w:rPr>
-        <w:t xml:space="preserve"> </w:t>
-      </w:r>
-      <w:r>
-        <w:rPr>
-          <w:rFonts w:ascii="Arial Narrow" w:eastAsia="Times New Roman" w:hAnsi="Arial Narrow" w:cs="Arial"/>
-          <w:color w:val="000000"/>
-          <w:kern w:val="0"/>
-          <w:lang w:val="es-ES" w:eastAsia="es-ES"/>
-          <w14:ligatures w14:val="none"/>
-        </w:rPr>
-        <w:t xml:space="preserve">a favor de </w:t>
-      </w:r>
-      <w:r>
-        <w:rPr>
-          <w:rFonts w:ascii="Arial Narrow" w:eastAsia="Times New Roman" w:hAnsi="Arial Narrow" w:cs="Arial"/>
-          <w:color w:val="000000"/>
-          <w:kern w:val="0"/>
-          <w:lang w:val="es-ES" w:eastAsia="es-ES"/>
-          <w14:ligatures w14:val="none"/>
-        </w:rPr>
-        <w:t>su</w:t>
-      </w:r>
-      <w:r>
-        <w:rPr>
-          <w:rFonts w:ascii="Arial Narrow" w:eastAsia="Times New Roman" w:hAnsi="Arial Narrow" w:cs="Arial"/>
-          <w:color w:val="000000"/>
-          <w:kern w:val="0"/>
-          <w:lang w:val="es-ES" w:eastAsia="es-ES"/>
-          <w14:ligatures w14:val="none"/>
-        </w:rPr>
-        <w:t xml:space="preserve"> persona </w:t>
-      </w:r>
-      <w:r>
-        <w:rPr>
-          <w:rFonts w:ascii="Arial Narrow" w:eastAsia="Times New Roman" w:hAnsi="Arial Narrow" w:cs="Arial"/>
-          <w:color w:val="000000"/>
-          <w:kern w:val="0"/>
-          <w:lang w:val="es-ES" w:eastAsia="es-ES"/>
-          <w14:ligatures w14:val="none"/>
-        </w:rPr>
-        <w:t>en su calidad de beneficiaria; y, (</w:t>
+        <w:t xml:space="preserve"/>
+      </w:r>
+      <w:r>
+        <w:rPr>
+          <w:rFonts w:ascii="Arial Narrow" w:eastAsia="Times New Roman" w:hAnsi="Arial Narrow" w:cs="Arial"/>
+          <w:color w:val="000000"/>
+          <w:kern w:val="0"/>
+          <w:lang w:val="es-ES" w:eastAsia="es-ES"/>
+          <w14:ligatures w14:val="none"/>
+        </w:rPr>
+        <w:t xml:space="preserve"/>
+      </w:r>
+      <w:r>
+        <w:rPr>
+          <w:rFonts w:ascii="Arial Narrow" w:eastAsia="Times New Roman" w:hAnsi="Arial Narrow" w:cs="Arial"/>
+          <w:color w:val="000000"/>
+          <w:kern w:val="0"/>
+          <w:lang w:val="es-ES" w:eastAsia="es-ES"/>
+          <w14:ligatures w14:val="none"/>
+        </w:rPr>
+        <w:t xml:space="preserve"/>
+      </w:r>
+      <w:r>
+        <w:rPr>
+          <w:rFonts w:ascii="Arial Narrow" w:eastAsia="Times New Roman" w:hAnsi="Arial Narrow" w:cs="Arial"/>
+          <w:color w:val="000000"/>
+          <w:kern w:val="0"/>
+          <w:lang w:val="es-ES" w:eastAsia="es-ES"/>
+          <w14:ligatures w14:val="none"/>
+        </w:rPr>
+        <w:t/>
+      </w:r>
+      <w:r>
+        <w:rPr>
+          <w:rFonts w:ascii="Arial Narrow" w:eastAsia="Times New Roman" w:hAnsi="Arial Narrow" w:cs="Arial"/>
+          <w:color w:val="000000"/>
+          <w:kern w:val="0"/>
+          <w:lang w:val="es-ES" w:eastAsia="es-ES"/>
+          <w14:ligatures w14:val="none"/>
+        </w:rPr>
+        <w:t/>
+      </w:r>
+      <w:r>
+        <w:rPr>
+          <w:rFonts w:ascii="Arial Narrow" w:eastAsia="Times New Roman" w:hAnsi="Arial Narrow" w:cs="Arial"/>
+          <w:color w:val="000000"/>
+          <w:kern w:val="0"/>
+          <w:lang w:val="es-ES" w:eastAsia="es-ES"/>
+          <w14:ligatures w14:val="none"/>
+        </w:rPr>
+        <w:t xml:space="preserve"/>
+      </w:r>
+      <w:r>
+        <w:rPr>
+          <w:rFonts w:ascii="Arial Narrow" w:eastAsia="Times New Roman" w:hAnsi="Arial Narrow" w:cs="Arial"/>
+          <w:color w:val="000000"/>
+          <w:kern w:val="0"/>
+          <w:lang w:val="es-ES" w:eastAsia="es-ES"/>
+          <w14:ligatures w14:val="none"/>
+        </w:rPr>
+        <w:t xml:space="preserve"/>
+      </w:r>
+      <w:r>
+        <w:rPr>
+          <w:rFonts w:ascii="Arial Narrow" w:eastAsia="Times New Roman" w:hAnsi="Arial Narrow" w:cs="Arial"/>
+          <w:color w:val="000000"/>
+          <w:kern w:val="0"/>
+          <w:lang w:val="es-ES" w:eastAsia="es-ES"/>
+          <w14:ligatures w14:val="none"/>
+        </w:rPr>
+        <w:t xml:space="preserve"/>
+      </w:r>
+      <w:r>
+        <w:rPr>
+          <w:rFonts w:ascii="Arial Narrow" w:eastAsia="Times New Roman" w:hAnsi="Arial Narrow" w:cs="Arial"/>
+          <w:color w:val="000000"/>
+          <w:kern w:val="0"/>
+          <w:lang w:val="es-ES" w:eastAsia="es-ES"/>
+          <w14:ligatures w14:val="none"/>
+        </w:rPr>
+        <w:t xml:space="preserve"/>
+      </w:r>
+      <w:r>
+        <w:rPr>
+          <w:rFonts w:ascii="Arial Narrow" w:eastAsia="Times New Roman" w:hAnsi="Arial Narrow" w:cs="Arial"/>
+          <w:color w:val="000000"/>
+          <w:kern w:val="0"/>
+          <w:lang w:val="es-ES" w:eastAsia="es-ES"/>
+          <w14:ligatures w14:val="none"/>
+        </w:rPr>
+        <w:t xml:space="preserve"/>
+      </w:r>
+      <w:r>
+        <w:rPr>
+          <w:rFonts w:ascii="Arial Narrow" w:eastAsia="Times New Roman" w:hAnsi="Arial Narrow" w:cs="Arial"/>
+          <w:color w:val="000000"/>
+          <w:kern w:val="0"/>
+          <w:lang w:val="es-ES" w:eastAsia="es-ES"/>
+          <w14:ligatures w14:val="none"/>
+        </w:rPr>
+        <w:t xml:space="preserve"/>
+      </w:r>
+      <w:r>
+        <w:rPr>
+          <w:rFonts w:ascii="Arial Narrow" w:eastAsia="Times New Roman" w:hAnsi="Arial Narrow" w:cs="Arial"/>
+          <w:color w:val="000000"/>
+          <w:kern w:val="0"/>
+          <w:lang w:val="es-ES" w:eastAsia="es-ES"/>
+          <w14:ligatures w14:val="none"/>
+        </w:rPr>
+        <w:t/>
+      </w:r>
+      <w:r>
+        <w:rPr>
+          <w:rFonts w:ascii="Arial Narrow" w:eastAsia="Times New Roman" w:hAnsi="Arial Narrow" w:cs="Arial"/>
+          <w:color w:val="000000"/>
+          <w:kern w:val="0"/>
+          <w:lang w:val="es-ES" w:eastAsia="es-ES"/>
+          <w14:ligatures w14:val="none"/>
+        </w:rPr>
+        <w:t xml:space="preserve"/>
+      </w:r>
+      <w:r>
+        <w:rPr>
+          <w:rFonts w:ascii="Arial Narrow" w:eastAsia="Times New Roman" w:hAnsi="Arial Narrow" w:cs="Arial"/>
+          <w:color w:val="000000"/>
+          <w:kern w:val="0"/>
+          <w:lang w:val="es-ES" w:eastAsia="es-ES"/>
+          <w14:ligatures w14:val="none"/>
+        </w:rPr>
+        <w:t xml:space="preserve"/>
+      </w:r>
+      <w:r>
+        <w:rPr>
+          <w:rFonts w:ascii="Arial Narrow" w:eastAsia="Times New Roman" w:hAnsi="Arial Narrow" w:cs="Arial"/>
+          <w:color w:val="000000"/>
+          <w:kern w:val="0"/>
+          <w:lang w:val="es-ES" w:eastAsia="es-ES"/>
+          <w14:ligatures w14:val="none"/>
+        </w:rPr>
+        <w:t/>
+      </w:r>
+      <w:r>
+        <w:rPr>
+          <w:rFonts w:ascii="Arial Narrow" w:eastAsia="Times New Roman" w:hAnsi="Arial Narrow" w:cs="Arial"/>
+          <w:color w:val="000000"/>
+          <w:kern w:val="0"/>
+          <w:lang w:val="es-ES" w:eastAsia="es-ES"/>
+          <w14:ligatures w14:val="none"/>
+        </w:rPr>
+        <w:t xml:space="preserve"/>
+      </w:r>
+      <w:r>
+        <w:rPr>
+          <w:rFonts w:ascii="Arial Narrow" w:eastAsia="Times New Roman" w:hAnsi="Arial Narrow" w:cs="Arial"/>
+          <w:color w:val="000000"/>
+          <w:kern w:val="0"/>
+          <w:lang w:val="es-ES" w:eastAsia="es-ES"/>
+          <w14:ligatures w14:val="none"/>
+        </w:rPr>
+        <w:t xml:space="preserve"/>
+      </w:r>
+      <w:r>
+        <w:rPr>
+          <w:rFonts w:ascii="Arial Narrow" w:eastAsia="Times New Roman" w:hAnsi="Arial Narrow" w:cs="Arial"/>
+          <w:color w:val="000000"/>
+          <w:kern w:val="0"/>
+          <w:lang w:val="es-ES" w:eastAsia="es-ES"/>
+          <w14:ligatures w14:val="none"/>
+        </w:rPr>
+        <w:t xml:space="preserve"/>
+      </w:r>
+      <w:r>
+        <w:rPr>
+          <w:rFonts w:ascii="Arial Narrow" w:eastAsia="Times New Roman" w:hAnsi="Arial Narrow" w:cs="Arial"/>
+          <w:color w:val="000000"/>
+          <w:kern w:val="0"/>
+          <w:lang w:val="es-ES" w:eastAsia="es-ES"/>
+          <w14:ligatures w14:val="none"/>
+        </w:rPr>
+        <w:t/>
+      </w:r>
+      <w:r>
+        <w:rPr>
+          <w:rFonts w:ascii="Arial Narrow" w:eastAsia="Times New Roman" w:hAnsi="Arial Narrow" w:cs="Arial"/>
+          <w:color w:val="000000"/>
+          <w:kern w:val="0"/>
+          <w:lang w:val="es-ES" w:eastAsia="es-ES"/>
+          <w14:ligatures w14:val="none"/>
+        </w:rPr>
+        <w:t xml:space="preserve"/>
+      </w:r>
+      <w:r>
+        <w:rPr>
+          <w:rFonts w:ascii="Arial Narrow" w:eastAsia="Times New Roman" w:hAnsi="Arial Narrow" w:cs="Arial"/>
+          <w:color w:val="000000"/>
+          <w:kern w:val="0"/>
+          <w:lang w:val="es-ES" w:eastAsia="es-ES"/>
+          <w14:ligatures w14:val="none"/>
+        </w:rPr>
+        <w:t/>
+      </w:r>
+      <w:r>
+        <w:rPr>
+          <w:rFonts w:ascii="Arial Narrow" w:eastAsia="Times New Roman" w:hAnsi="Arial Narrow" w:cs="Arial"/>
+          <w:color w:val="000000"/>
+          <w:kern w:val="0"/>
+          <w:lang w:val="es-ES" w:eastAsia="es-ES"/>
+          <w14:ligatures w14:val="none"/>
+        </w:rPr>
+        <w:t xml:space="preserve"/>
+      </w:r>
+      <w:r>
+        <w:rPr>
+          <w:rFonts w:ascii="Arial Narrow" w:eastAsia="Times New Roman" w:hAnsi="Arial Narrow" w:cs="Arial"/>
+          <w:color w:val="000000"/>
+          <w:kern w:val="0"/>
+          <w:lang w:val="es-ES" w:eastAsia="es-ES"/>
+          <w14:ligatures w14:val="none"/>
+        </w:rPr>
+        <w:t xml:space="preserve"/>
+      </w:r>
+      <w:r>
+        <w:rPr>
+          <w:rFonts w:ascii="Arial Narrow" w:eastAsia="Times New Roman" w:hAnsi="Arial Narrow" w:cs="Arial"/>
+          <w:color w:val="000000"/>
+          <w:kern w:val="0"/>
+          <w:lang w:val="es-ES" w:eastAsia="es-ES"/>
+          <w14:ligatures w14:val="none"/>
+        </w:rPr>
+        <w:t xml:space="preserve"/>
+      </w:r>
+      <w:r>
+        <w:rPr>
+          <w:rFonts w:ascii="Arial Narrow" w:eastAsia="Times New Roman" w:hAnsi="Arial Narrow" w:cs="Arial"/>
+          <w:color w:val="000000"/>
+          <w:kern w:val="0"/>
+          <w:lang w:val="es-ES" w:eastAsia="es-ES"/>
+          <w14:ligatures w14:val="none"/>
+        </w:rPr>
+        <w:t/>
+      </w:r>
+      <w:r>
+        <w:rPr>
+          <w:rFonts w:ascii="Arial Narrow" w:eastAsia="Times New Roman" w:hAnsi="Arial Narrow" w:cs="Arial"/>
+          <w:color w:val="000000"/>
+          <w:kern w:val="0"/>
+          <w:lang w:val="es-ES" w:eastAsia="es-ES"/>
+          <w14:ligatures w14:val="none"/>
+        </w:rPr>
+        <w:t xml:space="preserve"/>
+      </w:r>
+      <w:r>
+        <w:rPr>
+          <w:rFonts w:ascii="Arial Narrow" w:eastAsia="Times New Roman" w:hAnsi="Arial Narrow" w:cs="Arial"/>
+          <w:color w:val="000000"/>
+          <w:kern w:val="0"/>
+          <w:lang w:val="es-ES" w:eastAsia="es-ES"/>
+          <w14:ligatures w14:val="none"/>
+        </w:rPr>
+        <w:t/>
+      </w:r>
+      <w:r>
+        <w:rPr>
+          <w:rFonts w:ascii="Arial Narrow" w:eastAsia="Times New Roman" w:hAnsi="Arial Narrow" w:cs="Arial"/>
+          <w:color w:val="000000"/>
+          <w:kern w:val="0"/>
+          <w:lang w:val="es-ES" w:eastAsia="es-ES"/>
+          <w14:ligatures w14:val="none"/>
+        </w:rPr>
+        <w:t/>
+      </w:r>
+      <w:r>
+        <w:rPr>
+          <w:rFonts w:ascii="Arial Narrow" w:eastAsia="Times New Roman" w:hAnsi="Arial Narrow" w:cs="Arial"/>
+          <w:color w:val="000000"/>
+          <w:kern w:val="0"/>
+          <w:lang w:val="es-ES" w:eastAsia="es-ES"/>
+          <w14:ligatures w14:val="none"/>
+        </w:rPr>
+        <w:t xml:space="preserve"/>
+      </w:r>
+      <w:r>
+        <w:rPr>
+          <w:rFonts w:ascii="Arial Narrow" w:eastAsia="Times New Roman" w:hAnsi="Arial Narrow" w:cs="Arial"/>
+          <w:color w:val="000000"/>
+          <w:kern w:val="0"/>
+          <w:lang w:val="es-ES" w:eastAsia="es-ES"/>
+          <w14:ligatures w14:val="none"/>
+        </w:rPr>
+        <w:t/>
+      </w:r>
+      <w:r>
+        <w:rPr>
+          <w:rFonts w:ascii="Arial Narrow" w:eastAsia="Times New Roman" w:hAnsi="Arial Narrow" w:cs="Arial"/>
+          <w:color w:val="000000"/>
+          <w:kern w:val="0"/>
+          <w:lang w:val="es-ES" w:eastAsia="es-ES"/>
+          <w14:ligatures w14:val="none"/>
+        </w:rPr>
+        <w:t xml:space="preserve"/>
+      </w:r>
+      <w:r>
+        <w:rPr>
+          <w:rFonts w:ascii="Arial Narrow" w:eastAsia="Times New Roman" w:hAnsi="Arial Narrow" w:cs="Arial"/>
+          <w:color w:val="000000"/>
+          <w:kern w:val="0"/>
+          <w:lang w:val="es-ES" w:eastAsia="es-ES"/>
+          <w14:ligatures w14:val="none"/>
+        </w:rPr>
+        <w:t xml:space="preserve"/>
+      </w:r>
+      <w:r>
+        <w:rPr>
+          <w:rFonts w:ascii="Arial Narrow" w:eastAsia="Times New Roman" w:hAnsi="Arial Narrow" w:cs="Arial"/>
+          <w:color w:val="000000"/>
+          <w:kern w:val="0"/>
+          <w:lang w:val="es-ES" w:eastAsia="es-ES"/>
+          <w14:ligatures w14:val="none"/>
+        </w:rPr>
+        <w:t/>
+      </w:r>
+      <w:r>
+        <w:rPr>
+          <w:rFonts w:ascii="Arial Narrow" w:eastAsia="Times New Roman" w:hAnsi="Arial Narrow" w:cs="Arial"/>
+          <w:color w:val="000000"/>
+          <w:kern w:val="0"/>
+          <w:lang w:val="es-ES" w:eastAsia="es-ES"/>
+          <w14:ligatures w14:val="none"/>
+        </w:rPr>
+        <w:t xml:space="preserve"/>
+      </w:r>
+      <w:r>
+        <w:rPr>
+          <w:rFonts w:ascii="Arial Narrow" w:eastAsia="Times New Roman" w:hAnsi="Arial Narrow" w:cs="Arial"/>
+          <w:color w:val="000000"/>
+          <w:kern w:val="0"/>
+          <w:lang w:val="es-ES" w:eastAsia="es-ES"/>
+          <w14:ligatures w14:val="none"/>
+        </w:rPr>
+        <w:t xml:space="preserve"/>
+      </w:r>
+      <w:r>
+        <w:rPr>
+          <w:rFonts w:ascii="Arial Narrow" w:eastAsia="Times New Roman" w:hAnsi="Arial Narrow" w:cs="Arial"/>
+          <w:color w:val="000000"/>
+          <w:kern w:val="0"/>
+          <w:lang w:val="es-ES" w:eastAsia="es-ES"/>
+          <w14:ligatures w14:val="none"/>
+        </w:rPr>
+        <w:t xml:space="preserve"/>
+      </w:r>
+      <w:r>
+        <w:rPr>
+          <w:rFonts w:ascii="Arial Narrow" w:eastAsia="Times New Roman" w:hAnsi="Arial Narrow" w:cs="Arial"/>
+          <w:color w:val="000000"/>
+          <w:kern w:val="0"/>
+          <w:lang w:val="es-ES" w:eastAsia="es-ES"/>
+          <w14:ligatures w14:val="none"/>
+        </w:rPr>
+        <w:t xml:space="preserve"/>
+      </w:r>
+      <w:r>
+        <w:rPr>
+          <w:rFonts w:ascii="Arial Narrow" w:eastAsia="Times New Roman" w:hAnsi="Arial Narrow" w:cs="Arial"/>
+          <w:color w:val="000000"/>
+          <w:kern w:val="0"/>
+          <w:lang w:val="es-ES" w:eastAsia="es-ES"/>
+          <w14:ligatures w14:val="none"/>
+        </w:rPr>
+        <w:t xml:space="preserve"/>
+      </w:r>
+      <w:r>
+        <w:rPr>
+          <w:rFonts w:ascii="Arial Narrow" w:eastAsia="Times New Roman" w:hAnsi="Arial Narrow" w:cs="Arial"/>
+          <w:color w:val="000000"/>
+          <w:kern w:val="0"/>
+          <w:lang w:val="es-ES" w:eastAsia="es-ES"/>
+          <w14:ligatures w14:val="none"/>
+        </w:rPr>
+        <w:t xml:space="preserve"/>
+      </w:r>
+      <w:r>
+        <w:rPr>
+          <w:rFonts w:ascii="Arial Narrow" w:eastAsia="Times New Roman" w:hAnsi="Arial Narrow" w:cs="Arial"/>
+          <w:color w:val="000000"/>
+          <w:kern w:val="0"/>
+          <w:lang w:val="es-ES" w:eastAsia="es-ES"/>
+          <w14:ligatures w14:val="none"/>
+        </w:rPr>
+        <w:t/>
+      </w:r>
+      <w:r>
+        <w:rPr>
+          <w:rFonts w:ascii="Arial Narrow" w:eastAsia="Times New Roman" w:hAnsi="Arial Narrow" w:cs="Arial"/>
+          <w:color w:val="000000"/>
+          <w:kern w:val="0"/>
+          <w:lang w:val="es-ES" w:eastAsia="es-ES"/>
+          <w14:ligatures w14:val="none"/>
+        </w:rPr>
+        <w:t xml:space="preserve"/>
+      </w:r>
+      <w:r>
+        <w:rPr>
+          <w:rFonts w:ascii="Arial Narrow" w:eastAsia="Times New Roman" w:hAnsi="Arial Narrow" w:cs="Arial"/>
+          <w:color w:val="000000"/>
+          <w:kern w:val="0"/>
+          <w:lang w:val="es-ES" w:eastAsia="es-ES"/>
+          <w14:ligatures w14:val="none"/>
+        </w:rPr>
+        <w:t/>
+      </w:r>
+      <w:r>
+        <w:rPr>
+          <w:rFonts w:ascii="Arial Narrow" w:eastAsia="Times New Roman" w:hAnsi="Arial Narrow" w:cs="Arial"/>
+          <w:color w:val="000000"/>
+          <w:kern w:val="0"/>
+          <w:lang w:val="es-ES" w:eastAsia="es-ES"/>
+          <w14:ligatures w14:val="none"/>
+        </w:rPr>
+        <w:t xml:space="preserve"/>
+      </w:r>
+      <w:r>
+        <w:rPr>
+          <w:rFonts w:ascii="Arial Narrow" w:eastAsia="Times New Roman" w:hAnsi="Arial Narrow" w:cs="Arial"/>
+          <w:color w:val="000000"/>
+          <w:kern w:val="0"/>
+          <w:lang w:val="es-ES" w:eastAsia="es-ES"/>
+          <w14:ligatures w14:val="none"/>
+        </w:rPr>
+        <w:t/>
+      </w:r>
+      <w:r>
+        <w:rPr>
+          <w:rFonts w:ascii="Arial Narrow" w:eastAsia="Times New Roman" w:hAnsi="Arial Narrow" w:cs="Arial"/>
+          <w:color w:val="000000"/>
+          <w:kern w:val="0"/>
+          <w:lang w:val="es-ES" w:eastAsia="es-ES"/>
+          <w14:ligatures w14:val="none"/>
+        </w:rPr>
+        <w:t xml:space="preserve"/>
+      </w:r>
+      <w:r>
+        <w:rPr>
+          <w:rFonts w:ascii="Arial Narrow" w:eastAsia="Times New Roman" w:hAnsi="Arial Narrow" w:cs="Arial"/>
+          <w:color w:val="000000"/>
+          <w:kern w:val="0"/>
+          <w:lang w:val="es-ES" w:eastAsia="es-ES"/>
+          <w14:ligatures w14:val="none"/>
+        </w:rPr>
+        <w:t xml:space="preserve"/>
+      </w:r>
+      <w:r>
+        <w:rPr>
+          <w:rFonts w:ascii="Arial Narrow" w:eastAsia="Times New Roman" w:hAnsi="Arial Narrow" w:cs="Arial"/>
+          <w:color w:val="000000"/>
+          <w:kern w:val="0"/>
+          <w:lang w:val="es-ES" w:eastAsia="es-ES"/>
+          <w14:ligatures w14:val="none"/>
+        </w:rPr>
+        <w:t/>
+      </w:r>
+      <w:r>
+        <w:rPr>
+          <w:rFonts w:ascii="Arial Narrow" w:eastAsia="Times New Roman" w:hAnsi="Arial Narrow" w:cs="Arial"/>
+          <w:color w:val="000000"/>
+          <w:kern w:val="0"/>
+          <w:lang w:val="es-ES" w:eastAsia="es-ES"/>
+          <w14:ligatures w14:val="none"/>
+        </w:rPr>
+        <w:t xml:space="preserve"/>
+      </w:r>
+      <w:r>
+        <w:rPr>
+          <w:rFonts w:ascii="Arial Narrow" w:eastAsia="Times New Roman" w:hAnsi="Arial Narrow" w:cs="Arial"/>
+          <w:color w:val="000000"/>
+          <w:kern w:val="0"/>
+          <w:lang w:val="es-ES" w:eastAsia="es-ES"/>
+          <w14:ligatures w14:val="none"/>
+        </w:rPr>
+        <w:t/>
       </w:r>
       <w:proofErr w:type="spellStart"/>
       <w:r>
@@ -2480,7 +2480,7 @@
           <w:lang w:val="es-ES" w:eastAsia="es-ES"/>
           <w14:ligatures w14:val="none"/>
         </w:rPr>
-        <w:t>ii</w:t>
+        <w:t/>
       </w:r>
       <w:proofErr w:type="spellEnd"/>
       <w:r>
@@ -2491,187 +2491,187 @@
           <w:lang w:val="es-ES" w:eastAsia="es-ES"/>
           <w14:ligatures w14:val="none"/>
         </w:rPr>
-        <w:t>)</w:t>
-      </w:r>
-      <w:r>
-        <w:rPr>
-          <w:rFonts w:ascii="Arial Narrow" w:eastAsia="Times New Roman" w:hAnsi="Arial Narrow" w:cs="Arial"/>
-          <w:color w:val="000000"/>
-          <w:kern w:val="0"/>
-          <w:lang w:val="es-ES" w:eastAsia="es-ES"/>
-          <w14:ligatures w14:val="none"/>
-        </w:rPr>
-        <w:t xml:space="preserve"> </w:t>
-      </w:r>
-      <w:r>
-        <w:rPr>
-          <w:rFonts w:ascii="Arial Narrow" w:eastAsia="Times New Roman" w:hAnsi="Arial Narrow" w:cs="Arial"/>
-          <w:color w:val="000000"/>
-          <w:kern w:val="0"/>
-          <w:lang w:val="es-ES" w:eastAsia="es-ES"/>
-          <w14:ligatures w14:val="none"/>
-        </w:rPr>
-        <w:t>realizar</w:t>
-      </w:r>
-      <w:r>
-        <w:rPr>
-          <w:rFonts w:ascii="Arial Narrow" w:eastAsia="Times New Roman" w:hAnsi="Arial Narrow" w:cs="Arial"/>
-          <w:color w:val="000000"/>
-          <w:kern w:val="0"/>
-          <w:lang w:val="es-ES" w:eastAsia="es-ES"/>
-          <w14:ligatures w14:val="none"/>
-        </w:rPr>
-        <w:t xml:space="preserve"> </w:t>
-      </w:r>
-      <w:r>
-        <w:rPr>
-          <w:rFonts w:ascii="Arial Narrow" w:eastAsia="Times New Roman" w:hAnsi="Arial Narrow" w:cs="Arial"/>
-          <w:color w:val="000000"/>
-          <w:kern w:val="0"/>
-          <w:lang w:val="es-ES" w:eastAsia="es-ES"/>
-          <w14:ligatures w14:val="none"/>
-        </w:rPr>
-        <w:t xml:space="preserve">el abono </w:t>
-      </w:r>
-      <w:r>
-        <w:rPr>
-          <w:rFonts w:ascii="Arial Narrow" w:eastAsia="Times New Roman" w:hAnsi="Arial Narrow" w:cs="Arial"/>
-          <w:color w:val="000000"/>
-          <w:kern w:val="0"/>
-          <w:lang w:val="es-ES" w:eastAsia="es-ES"/>
-          <w14:ligatures w14:val="none"/>
-        </w:rPr>
-        <w:t>de los intereses legales</w:t>
-      </w:r>
-      <w:r>
-        <w:rPr>
-          <w:rFonts w:ascii="Arial Narrow" w:eastAsia="Times New Roman" w:hAnsi="Arial Narrow" w:cs="Arial"/>
-          <w:color w:val="000000"/>
-          <w:kern w:val="0"/>
-          <w:lang w:val="es-ES" w:eastAsia="es-ES"/>
-          <w14:ligatures w14:val="none"/>
-        </w:rPr>
-        <w:t xml:space="preserve"> derivados de</w:t>
-      </w:r>
-      <w:r>
-        <w:rPr>
-          <w:rFonts w:ascii="Arial Narrow" w:eastAsia="Times New Roman" w:hAnsi="Arial Narrow" w:cs="Arial"/>
-          <w:color w:val="000000"/>
-          <w:kern w:val="0"/>
-          <w:lang w:val="es-ES" w:eastAsia="es-ES"/>
-          <w14:ligatures w14:val="none"/>
-        </w:rPr>
-        <w:t xml:space="preserve"> </w:t>
-      </w:r>
-      <w:r>
-        <w:rPr>
-          <w:rFonts w:ascii="Arial Narrow" w:eastAsia="Times New Roman" w:hAnsi="Arial Narrow" w:cs="Arial"/>
-          <w:color w:val="000000"/>
-          <w:kern w:val="0"/>
-          <w:lang w:val="es-ES" w:eastAsia="es-ES"/>
-          <w14:ligatures w14:val="none"/>
-        </w:rPr>
-        <w:t>la suma asegurada total</w:t>
-      </w:r>
-      <w:r>
-        <w:rPr>
-          <w:rFonts w:ascii="Arial Narrow" w:eastAsia="Times New Roman" w:hAnsi="Arial Narrow" w:cs="Arial"/>
-          <w:color w:val="000000"/>
-          <w:kern w:val="0"/>
-          <w:lang w:val="es-ES" w:eastAsia="es-ES"/>
-          <w14:ligatures w14:val="none"/>
-        </w:rPr>
-        <w:t xml:space="preserve"> hasta la fecha </w:t>
-      </w:r>
-      <w:r>
-        <w:rPr>
-          <w:rFonts w:ascii="Arial Narrow" w:eastAsia="Times New Roman" w:hAnsi="Arial Narrow" w:cs="Arial"/>
-          <w:color w:val="000000"/>
-          <w:kern w:val="0"/>
-          <w:lang w:val="es-ES" w:eastAsia="es-ES"/>
-          <w14:ligatures w14:val="none"/>
-        </w:rPr>
-        <w:t>de realización del pago,</w:t>
-      </w:r>
-      <w:r>
-        <w:rPr>
-          <w:rFonts w:ascii="Arial Narrow" w:eastAsia="Times New Roman" w:hAnsi="Arial Narrow" w:cs="Arial"/>
-          <w:color w:val="000000"/>
-          <w:kern w:val="0"/>
-          <w:lang w:val="es-ES" w:eastAsia="es-ES"/>
-          <w14:ligatures w14:val="none"/>
-        </w:rPr>
-        <w:t xml:space="preserve"> tomando en cuenta </w:t>
-      </w:r>
-      <w:r>
-        <w:rPr>
-          <w:rFonts w:ascii="Arial Narrow" w:eastAsia="Times New Roman" w:hAnsi="Arial Narrow" w:cs="Arial"/>
-          <w:color w:val="000000"/>
-          <w:kern w:val="0"/>
-          <w:lang w:val="es-ES" w:eastAsia="es-ES"/>
-          <w14:ligatures w14:val="none"/>
-        </w:rPr>
-        <w:t>que la fecha del</w:t>
-      </w:r>
-      <w:r>
-        <w:rPr>
-          <w:rFonts w:ascii="Arial Narrow" w:eastAsia="Times New Roman" w:hAnsi="Arial Narrow" w:cs="Arial"/>
-          <w:color w:val="000000"/>
-          <w:kern w:val="0"/>
-          <w:lang w:val="es-ES" w:eastAsia="es-ES"/>
-          <w14:ligatures w14:val="none"/>
-        </w:rPr>
-        <w:t xml:space="preserve"> primer rechazo</w:t>
-      </w:r>
-      <w:r>
-        <w:rPr>
-          <w:rFonts w:ascii="Arial Narrow" w:eastAsia="Times New Roman" w:hAnsi="Arial Narrow" w:cs="Arial"/>
-          <w:color w:val="000000"/>
-          <w:kern w:val="0"/>
-          <w:lang w:val="es-ES" w:eastAsia="es-ES"/>
-          <w14:ligatures w14:val="none"/>
-        </w:rPr>
-        <w:t xml:space="preserve"> de las seis (6) coberturas solicitadas fue</w:t>
-      </w:r>
-      <w:r>
-        <w:rPr>
-          <w:rFonts w:ascii="Arial Narrow" w:eastAsia="Times New Roman" w:hAnsi="Arial Narrow" w:cs="Arial"/>
-          <w:color w:val="000000"/>
-          <w:kern w:val="0"/>
-          <w:lang w:val="es-ES" w:eastAsia="es-ES"/>
-          <w14:ligatures w14:val="none"/>
-        </w:rPr>
-        <w:t xml:space="preserve"> el 27</w:t>
-      </w:r>
-      <w:r>
-        <w:rPr>
-          <w:rFonts w:ascii="Arial Narrow" w:eastAsia="Times New Roman" w:hAnsi="Arial Narrow" w:cs="Arial"/>
-          <w:color w:val="000000"/>
-          <w:kern w:val="0"/>
-          <w:lang w:val="es-ES" w:eastAsia="es-ES"/>
-          <w14:ligatures w14:val="none"/>
-        </w:rPr>
-        <w:t xml:space="preserve"> de noviembre de </w:t>
-      </w:r>
-      <w:r>
-        <w:rPr>
-          <w:rFonts w:ascii="Arial Narrow" w:eastAsia="Times New Roman" w:hAnsi="Arial Narrow" w:cs="Arial"/>
-          <w:color w:val="000000"/>
-          <w:kern w:val="0"/>
-          <w:lang w:val="es-ES" w:eastAsia="es-ES"/>
-          <w14:ligatures w14:val="none"/>
-        </w:rPr>
-        <w:t>2018</w:t>
-      </w:r>
-      <w:r>
-        <w:rPr>
-          <w:rFonts w:ascii="Arial Narrow" w:eastAsia="Times New Roman" w:hAnsi="Arial Narrow" w:cs="Arial"/>
-          <w:color w:val="000000"/>
-          <w:kern w:val="0"/>
-          <w:lang w:val="es-ES" w:eastAsia="es-ES"/>
-          <w14:ligatures w14:val="none"/>
-        </w:rPr>
-        <w:t>. Asimismo, requirió el reembolso de costos y costas del presente procedimiento.</w:t>
+        <w:t/>
+      </w:r>
+      <w:r>
+        <w:rPr>
+          <w:rFonts w:ascii="Arial Narrow" w:eastAsia="Times New Roman" w:hAnsi="Arial Narrow" w:cs="Arial"/>
+          <w:color w:val="000000"/>
+          <w:kern w:val="0"/>
+          <w:lang w:val="es-ES" w:eastAsia="es-ES"/>
+          <w14:ligatures w14:val="none"/>
+        </w:rPr>
+        <w:t xml:space="preserve"/>
+      </w:r>
+      <w:r>
+        <w:rPr>
+          <w:rFonts w:ascii="Arial Narrow" w:eastAsia="Times New Roman" w:hAnsi="Arial Narrow" w:cs="Arial"/>
+          <w:color w:val="000000"/>
+          <w:kern w:val="0"/>
+          <w:lang w:val="es-ES" w:eastAsia="es-ES"/>
+          <w14:ligatures w14:val="none"/>
+        </w:rPr>
+        <w:t/>
+      </w:r>
+      <w:r>
+        <w:rPr>
+          <w:rFonts w:ascii="Arial Narrow" w:eastAsia="Times New Roman" w:hAnsi="Arial Narrow" w:cs="Arial"/>
+          <w:color w:val="000000"/>
+          <w:kern w:val="0"/>
+          <w:lang w:val="es-ES" w:eastAsia="es-ES"/>
+          <w14:ligatures w14:val="none"/>
+        </w:rPr>
+        <w:t xml:space="preserve"/>
+      </w:r>
+      <w:r>
+        <w:rPr>
+          <w:rFonts w:ascii="Arial Narrow" w:eastAsia="Times New Roman" w:hAnsi="Arial Narrow" w:cs="Arial"/>
+          <w:color w:val="000000"/>
+          <w:kern w:val="0"/>
+          <w:lang w:val="es-ES" w:eastAsia="es-ES"/>
+          <w14:ligatures w14:val="none"/>
+        </w:rPr>
+        <w:t xml:space="preserve"/>
+      </w:r>
+      <w:r>
+        <w:rPr>
+          <w:rFonts w:ascii="Arial Narrow" w:eastAsia="Times New Roman" w:hAnsi="Arial Narrow" w:cs="Arial"/>
+          <w:color w:val="000000"/>
+          <w:kern w:val="0"/>
+          <w:lang w:val="es-ES" w:eastAsia="es-ES"/>
+          <w14:ligatures w14:val="none"/>
+        </w:rPr>
+        <w:t/>
+      </w:r>
+      <w:r>
+        <w:rPr>
+          <w:rFonts w:ascii="Arial Narrow" w:eastAsia="Times New Roman" w:hAnsi="Arial Narrow" w:cs="Arial"/>
+          <w:color w:val="000000"/>
+          <w:kern w:val="0"/>
+          <w:lang w:val="es-ES" w:eastAsia="es-ES"/>
+          <w14:ligatures w14:val="none"/>
+        </w:rPr>
+        <w:t xml:space="preserve"/>
+      </w:r>
+      <w:r>
+        <w:rPr>
+          <w:rFonts w:ascii="Arial Narrow" w:eastAsia="Times New Roman" w:hAnsi="Arial Narrow" w:cs="Arial"/>
+          <w:color w:val="000000"/>
+          <w:kern w:val="0"/>
+          <w:lang w:val="es-ES" w:eastAsia="es-ES"/>
+          <w14:ligatures w14:val="none"/>
+        </w:rPr>
+        <w:t xml:space="preserve"/>
+      </w:r>
+      <w:r>
+        <w:rPr>
+          <w:rFonts w:ascii="Arial Narrow" w:eastAsia="Times New Roman" w:hAnsi="Arial Narrow" w:cs="Arial"/>
+          <w:color w:val="000000"/>
+          <w:kern w:val="0"/>
+          <w:lang w:val="es-ES" w:eastAsia="es-ES"/>
+          <w14:ligatures w14:val="none"/>
+        </w:rPr>
+        <w:t/>
+      </w:r>
+      <w:r>
+        <w:rPr>
+          <w:rFonts w:ascii="Arial Narrow" w:eastAsia="Times New Roman" w:hAnsi="Arial Narrow" w:cs="Arial"/>
+          <w:color w:val="000000"/>
+          <w:kern w:val="0"/>
+          <w:lang w:val="es-ES" w:eastAsia="es-ES"/>
+          <w14:ligatures w14:val="none"/>
+        </w:rPr>
+        <w:t xml:space="preserve"/>
+      </w:r>
+      <w:r>
+        <w:rPr>
+          <w:rFonts w:ascii="Arial Narrow" w:eastAsia="Times New Roman" w:hAnsi="Arial Narrow" w:cs="Arial"/>
+          <w:color w:val="000000"/>
+          <w:kern w:val="0"/>
+          <w:lang w:val="es-ES" w:eastAsia="es-ES"/>
+          <w14:ligatures w14:val="none"/>
+        </w:rPr>
+        <w:t/>
+      </w:r>
+      <w:r>
+        <w:rPr>
+          <w:rFonts w:ascii="Arial Narrow" w:eastAsia="Times New Roman" w:hAnsi="Arial Narrow" w:cs="Arial"/>
+          <w:color w:val="000000"/>
+          <w:kern w:val="0"/>
+          <w:lang w:val="es-ES" w:eastAsia="es-ES"/>
+          <w14:ligatures w14:val="none"/>
+        </w:rPr>
+        <w:t xml:space="preserve"/>
+      </w:r>
+      <w:r>
+        <w:rPr>
+          <w:rFonts w:ascii="Arial Narrow" w:eastAsia="Times New Roman" w:hAnsi="Arial Narrow" w:cs="Arial"/>
+          <w:color w:val="000000"/>
+          <w:kern w:val="0"/>
+          <w:lang w:val="es-ES" w:eastAsia="es-ES"/>
+          <w14:ligatures w14:val="none"/>
+        </w:rPr>
+        <w:t/>
+      </w:r>
+      <w:r>
+        <w:rPr>
+          <w:rFonts w:ascii="Arial Narrow" w:eastAsia="Times New Roman" w:hAnsi="Arial Narrow" w:cs="Arial"/>
+          <w:color w:val="000000"/>
+          <w:kern w:val="0"/>
+          <w:lang w:val="es-ES" w:eastAsia="es-ES"/>
+          <w14:ligatures w14:val="none"/>
+        </w:rPr>
+        <w:t xml:space="preserve"/>
+      </w:r>
+      <w:r>
+        <w:rPr>
+          <w:rFonts w:ascii="Arial Narrow" w:eastAsia="Times New Roman" w:hAnsi="Arial Narrow" w:cs="Arial"/>
+          <w:color w:val="000000"/>
+          <w:kern w:val="0"/>
+          <w:lang w:val="es-ES" w:eastAsia="es-ES"/>
+          <w14:ligatures w14:val="none"/>
+        </w:rPr>
+        <w:t xml:space="preserve"/>
+      </w:r>
+      <w:r>
+        <w:rPr>
+          <w:rFonts w:ascii="Arial Narrow" w:eastAsia="Times New Roman" w:hAnsi="Arial Narrow" w:cs="Arial"/>
+          <w:color w:val="000000"/>
+          <w:kern w:val="0"/>
+          <w:lang w:val="es-ES" w:eastAsia="es-ES"/>
+          <w14:ligatures w14:val="none"/>
+        </w:rPr>
+        <w:t xml:space="preserve"/>
+      </w:r>
+      <w:r>
+        <w:rPr>
+          <w:rFonts w:ascii="Arial Narrow" w:eastAsia="Times New Roman" w:hAnsi="Arial Narrow" w:cs="Arial"/>
+          <w:color w:val="000000"/>
+          <w:kern w:val="0"/>
+          <w:lang w:val="es-ES" w:eastAsia="es-ES"/>
+          <w14:ligatures w14:val="none"/>
+        </w:rPr>
+        <w:t xml:space="preserve"/>
+      </w:r>
+      <w:r>
+        <w:rPr>
+          <w:rFonts w:ascii="Arial Narrow" w:eastAsia="Times New Roman" w:hAnsi="Arial Narrow" w:cs="Arial"/>
+          <w:color w:val="000000"/>
+          <w:kern w:val="0"/>
+          <w:lang w:val="es-ES" w:eastAsia="es-ES"/>
+          <w14:ligatures w14:val="none"/>
+        </w:rPr>
+        <w:t/>
+      </w:r>
+      <w:r>
+        <w:rPr>
+          <w:rFonts w:ascii="Arial Narrow" w:eastAsia="Times New Roman" w:hAnsi="Arial Narrow" w:cs="Arial"/>
+          <w:color w:val="000000"/>
+          <w:kern w:val="0"/>
+          <w:lang w:val="es-ES" w:eastAsia="es-ES"/>
+          <w14:ligatures w14:val="none"/>
+        </w:rPr>
+        <w:t/>
       </w:r>
     </w:p>
     <w:p>
@@ -2768,7 +2768,7 @@
           <w:lang w:eastAsia="es-PE"/>
           <w14:ligatures w14:val="none"/>
         </w:rPr>
-        <w:t>La Secretaría Técnica de la Comisión de Protección al Consumidor 1 (en adelante, la Secretaría Técnica), en ejercicio de sus facultades</w:t>
+        <w:t xml:space="preserve">La Secretaría Técnica de la Comisión de Protección al Consumidor 1 (en adelante, la Secretaría Técnica), en ejercicio de sus facultades, considera que el hecho denunciado, consistente en que la compañía aseguradora no habría cumplido con emitir un pronunciamiento, mediante la carta BEN-131352/2018, de la solicitud de la denunciante de cobertura de la Póliza 17-037983/7 del Seguro de vida por el fallecimiento del señor [APELLIDO] Amasifuen Rojas; involucraría una presunta afectación a sus expectativas, quien no habría encontrado una correspondencia entre lo que esperaba recibir de parte del proveedor y lo que realmente recibió. Por consiguiente, corresponde calificar el hecho materia de denuncia como una presunta infracción al deber de idoneidad, tipificado en los artículos 18 y 19 del Código.</w:t>
       </w:r>
       <w:bookmarkEnd w:id="3"/>
       <w:bookmarkEnd w:id="4"/>
@@ -2790,7 +2790,7 @@
           <w:lang w:eastAsia="es-PE"/>
           <w14:ligatures w14:val="none"/>
         </w:rPr>
-        <w:t xml:space="preserve">, </w:t>
+        <w:t xml:space="preserve"/>
       </w:r>
       <w:r>
         <w:rPr>
@@ -2800,15 +2800,15 @@
           <w:lang w:eastAsia="es-PE"/>
           <w14:ligatures w14:val="none"/>
         </w:rPr>
-        <w:t xml:space="preserve">considera </w:t>
-      </w:r>
-      <w:r>
-        <w:rPr>
-          <w:rFonts w:ascii="Arial Narrow" w:eastAsia="Arial Narrow" w:hAnsi="Arial Narrow" w:cs="Arial Narrow"/>
-          <w:kern w:val="0"/>
-          <w14:ligatures w14:val="none"/>
-        </w:rPr>
-        <w:t xml:space="preserve">que el hecho denunciado, </w:t>
+        <w:t xml:space="preserve"/>
+      </w:r>
+      <w:r>
+        <w:rPr>
+          <w:rFonts w:ascii="Arial Narrow" w:eastAsia="Arial Narrow" w:hAnsi="Arial Narrow" w:cs="Arial Narrow"/>
+          <w:kern w:val="0"/>
+          <w14:ligatures w14:val="none"/>
+        </w:rPr>
+        <w:t xml:space="preserve"/>
       </w:r>
       <w:bookmarkStart w:id="6" w:name="_Hlk211591623"/>
       <w:r>
@@ -2817,29 +2817,29 @@
           <w:kern w:val="0"/>
           <w14:ligatures w14:val="none"/>
         </w:rPr>
-        <w:t xml:space="preserve">consistente en que </w:t>
-      </w:r>
-      <w:r>
-        <w:rPr>
-          <w:rFonts w:ascii="Arial Narrow" w:eastAsia="Times New Roman" w:hAnsi="Arial Narrow" w:cs="Times New Roman"/>
-          <w:color w:val="000000"/>
-          <w:kern w:val="0"/>
-          <w:shd w:val="clear" w:color="auto" w:fill="FFFFFF"/>
-          <w:lang w:eastAsia="es-PE"/>
-          <w14:ligatures w14:val="none"/>
-        </w:rPr>
-        <w:t>la compañía aseguradora</w:t>
-      </w:r>
-      <w:r>
-        <w:rPr>
-          <w:rFonts w:ascii="Arial Narrow" w:eastAsia="Times New Roman" w:hAnsi="Arial Narrow" w:cs="Times New Roman"/>
-          <w:color w:val="000000"/>
-          <w:kern w:val="0"/>
-          <w:shd w:val="clear" w:color="auto" w:fill="FFFFFF"/>
-          <w:lang w:eastAsia="es-PE"/>
-          <w14:ligatures w14:val="none"/>
-        </w:rPr>
-        <w:t xml:space="preserve"> </w:t>
+        <w:t xml:space="preserve"/>
+      </w:r>
+      <w:r>
+        <w:rPr>
+          <w:rFonts w:ascii="Arial Narrow" w:eastAsia="Times New Roman" w:hAnsi="Arial Narrow" w:cs="Times New Roman"/>
+          <w:color w:val="000000"/>
+          <w:kern w:val="0"/>
+          <w:shd w:val="clear" w:color="auto" w:fill="FFFFFF"/>
+          <w:lang w:eastAsia="es-PE"/>
+          <w14:ligatures w14:val="none"/>
+        </w:rPr>
+        <w:t/>
+      </w:r>
+      <w:r>
+        <w:rPr>
+          <w:rFonts w:ascii="Arial Narrow" w:eastAsia="Times New Roman" w:hAnsi="Arial Narrow" w:cs="Times New Roman"/>
+          <w:color w:val="000000"/>
+          <w:kern w:val="0"/>
+          <w:shd w:val="clear" w:color="auto" w:fill="FFFFFF"/>
+          <w:lang w:eastAsia="es-PE"/>
+          <w14:ligatures w14:val="none"/>
+        </w:rPr>
+        <w:t xml:space="preserve"/>
       </w:r>
       <w:bookmarkStart w:id="7" w:name="_Hlk213160885"/>
       <w:bookmarkStart w:id="8" w:name="_Hlk213151898"/>
@@ -2852,55 +2852,55 @@
           <w:lang w:eastAsia="es-PE"/>
           <w14:ligatures w14:val="none"/>
         </w:rPr>
-        <w:t xml:space="preserve">no habría cumplido con emitir un pronunciamiento, mediante la carta BEN-131352/2018, de la solicitud de la denunciante de cobertura de la </w:t>
-      </w:r>
-      <w:r>
-        <w:rPr>
-          <w:rFonts w:ascii="Arial Narrow" w:eastAsia="Times New Roman" w:hAnsi="Arial Narrow" w:cs="Arial"/>
-          <w:color w:val="000000"/>
-          <w:kern w:val="0"/>
-          <w:lang w:val="es-ES" w:eastAsia="es-ES"/>
-          <w14:ligatures w14:val="none"/>
-        </w:rPr>
-        <w:t xml:space="preserve">Póliza </w:t>
-      </w:r>
-      <w:r>
-        <w:rPr>
-          <w:rFonts w:ascii="Arial Narrow" w:eastAsia="Times New Roman" w:hAnsi="Arial Narrow" w:cs="Times New Roman"/>
-          <w:kern w:val="0"/>
-          <w:shd w:val="clear" w:color="auto" w:fill="FFFFFF"/>
-          <w:lang w:eastAsia="es-PE"/>
-          <w14:ligatures w14:val="none"/>
-        </w:rPr>
-        <w:t/>
-      </w:r>
-      <w:r>
-        <w:rPr>
-          <w:rFonts w:ascii="Arial Narrow" w:eastAsia="Times New Roman" w:hAnsi="Arial Narrow" w:cs="Arial"/>
-          <w:color w:val="000000"/>
-          <w:kern w:val="0"/>
-          <w:lang w:val="es-ES" w:eastAsia="es-ES"/>
-          <w14:ligatures w14:val="none"/>
-        </w:rPr>
-        <w:t xml:space="preserve">17-037983/7 </w:t>
-      </w:r>
-      <w:r>
-        <w:rPr>
-          <w:rFonts w:ascii="Arial Narrow" w:eastAsia="Times New Roman" w:hAnsi="Arial Narrow" w:cs="Times New Roman"/>
-          <w:kern w:val="0"/>
-          <w:shd w:val="clear" w:color="auto" w:fill="FFFFFF"/>
-          <w:lang w:eastAsia="es-PE"/>
-          <w14:ligatures w14:val="none"/>
-        </w:rPr>
-        <w:t>del Seguro de vida por el fallecimiento del señor Oswaldo Amasifuen Rojas</w:t>
-      </w:r>
-      <w:r>
-        <w:rPr>
-          <w:rFonts w:ascii="Arial Narrow" w:eastAsia="Arial Narrow" w:hAnsi="Arial Narrow" w:cs="Arial Narrow"/>
-          <w:kern w:val="0"/>
-          <w14:ligatures w14:val="none"/>
-        </w:rPr>
-        <w:t>; involucraría una presunta afectación a sus expectativas, quien no habría encontrado una correspondencia entre lo que esperaba recibir de parte del proveedor y lo que realmente recibió. Por consiguiente, corresponde calificar el hecho materia de denuncia como una presunta infracción al deber de idoneidad, tipificado en los artículos 18</w:t>
+        <w:t xml:space="preserve"/>
+      </w:r>
+      <w:r>
+        <w:rPr>
+          <w:rFonts w:ascii="Arial Narrow" w:eastAsia="Times New Roman" w:hAnsi="Arial Narrow" w:cs="Arial"/>
+          <w:color w:val="000000"/>
+          <w:kern w:val="0"/>
+          <w:lang w:val="es-ES" w:eastAsia="es-ES"/>
+          <w14:ligatures w14:val="none"/>
+        </w:rPr>
+        <w:t xml:space="preserve"/>
+      </w:r>
+      <w:r>
+        <w:rPr>
+          <w:rFonts w:ascii="Arial Narrow" w:eastAsia="Times New Roman" w:hAnsi="Arial Narrow" w:cs="Times New Roman"/>
+          <w:kern w:val="0"/>
+          <w:shd w:val="clear" w:color="auto" w:fill="FFFFFF"/>
+          <w:lang w:eastAsia="es-PE"/>
+          <w14:ligatures w14:val="none"/>
+        </w:rPr>
+        <w:t/>
+      </w:r>
+      <w:r>
+        <w:rPr>
+          <w:rFonts w:ascii="Arial Narrow" w:eastAsia="Times New Roman" w:hAnsi="Arial Narrow" w:cs="Arial"/>
+          <w:color w:val="000000"/>
+          <w:kern w:val="0"/>
+          <w:lang w:val="es-ES" w:eastAsia="es-ES"/>
+          <w14:ligatures w14:val="none"/>
+        </w:rPr>
+        <w:t xml:space="preserve"/>
+      </w:r>
+      <w:r>
+        <w:rPr>
+          <w:rFonts w:ascii="Arial Narrow" w:eastAsia="Times New Roman" w:hAnsi="Arial Narrow" w:cs="Times New Roman"/>
+          <w:kern w:val="0"/>
+          <w:shd w:val="clear" w:color="auto" w:fill="FFFFFF"/>
+          <w:lang w:eastAsia="es-PE"/>
+          <w14:ligatures w14:val="none"/>
+        </w:rPr>
+        <w:t/>
+      </w:r>
+      <w:r>
+        <w:rPr>
+          <w:rFonts w:ascii="Arial Narrow" w:eastAsia="Arial Narrow" w:hAnsi="Arial Narrow" w:cs="Arial Narrow"/>
+          <w:kern w:val="0"/>
+          <w14:ligatures w14:val="none"/>
+        </w:rPr>
+        <w:t/>
       </w:r>
       <w:r>
         <w:rPr>
@@ -2918,7 +2918,7 @@
           <w:kern w:val="0"/>
           <w14:ligatures w14:val="none"/>
         </w:rPr>
-        <w:t xml:space="preserve"> y 19</w:t>
+        <w:t xml:space="preserve"/>
       </w:r>
       <w:r>
         <w:rPr>
@@ -2936,7 +2936,7 @@
           <w:kern w:val="0"/>
           <w14:ligatures w14:val="none"/>
         </w:rPr>
-        <w:t xml:space="preserve"> del Código</w:t>
+        <w:t xml:space="preserve"/>
       </w:r>
       <w:bookmarkStart w:id="10" w:name="_Hlk213160896"/>
       <w:bookmarkEnd w:id="7"/>
@@ -2956,7 +2956,7 @@
           <w:kern w:val="0"/>
           <w14:ligatures w14:val="none"/>
         </w:rPr>
-        <w:t>.</w:t>
+        <w:t/>
       </w:r>
       <w:bookmarkEnd w:id="8"/>
     </w:p>
@@ -2984,7 +2984,7 @@
           <w14:ligatures w14:val="none"/>
         </w:rPr>
         <w:lastRenderedPageBreak/>
-        <w:t xml:space="preserve">Así también, la Secretaría Técnica, en ejercicio de sus facultades, </w:t>
+        <w:t xml:space="preserve">Así también, la Secretaría Técnica, en ejercicio de sus facultades, considera que el hecho denunciado, consistente en que la compañía aseguradora no habría cumplido con emitir un pronunciamiento, mediante la carta BEN-131352/2018, de la solicitud de la denunciante de cobertura de la Póliza 17037984/5 del Seguro de vida por el fallecimiento del señor [APELLIDO] Amasifuen Rojas; involucraría una presunta afectación a sus expectativas, quien no habría encontrado una correspondencia entre lo que esperaba recibir de parte del proveedor y lo que realmente recibió. Por consiguiente, corresponde calificar el hecho materia de denuncia como una presunta infracción al deber de idoneidad, tipificado en los artículos 18 y 19 del Código. </w:t>
       </w:r>
       <w:r>
         <w:rPr>
@@ -2994,15 +2994,15 @@
           <w:lang w:eastAsia="es-PE"/>
           <w14:ligatures w14:val="none"/>
         </w:rPr>
-        <w:t xml:space="preserve">considera </w:t>
-      </w:r>
-      <w:r>
-        <w:rPr>
-          <w:rFonts w:ascii="Arial Narrow" w:eastAsia="Arial Narrow" w:hAnsi="Arial Narrow" w:cs="Arial Narrow"/>
-          <w:kern w:val="0"/>
-          <w14:ligatures w14:val="none"/>
-        </w:rPr>
-        <w:t xml:space="preserve">que el hecho denunciado, consistente en que </w:t>
+        <w:t xml:space="preserve"/>
+      </w:r>
+      <w:r>
+        <w:rPr>
+          <w:rFonts w:ascii="Arial Narrow" w:eastAsia="Arial Narrow" w:hAnsi="Arial Narrow" w:cs="Arial Narrow"/>
+          <w:kern w:val="0"/>
+          <w14:ligatures w14:val="none"/>
+        </w:rPr>
+        <w:t xml:space="preserve"/>
       </w:r>
       <w:bookmarkEnd w:id="11"/>
       <w:r>
@@ -3014,26 +3014,26 @@
           <w:lang w:eastAsia="es-PE"/>
           <w14:ligatures w14:val="none"/>
         </w:rPr>
-        <w:t xml:space="preserve">la compañía aseguradora </w:t>
-      </w:r>
-      <w:r>
-        <w:rPr>
-          <w:rFonts w:ascii="Arial Narrow" w:eastAsia="Times New Roman" w:hAnsi="Arial Narrow" w:cs="Times New Roman"/>
-          <w:color w:val="000000"/>
-          <w:kern w:val="0"/>
-          <w:shd w:val="clear" w:color="auto" w:fill="FFFFFF"/>
-          <w:lang w:eastAsia="es-PE"/>
-          <w14:ligatures w14:val="none"/>
-        </w:rPr>
-        <w:t>no habría cumplido con emitir un pronunciamiento, mediante la carta BEN-131352/2018, de la solicitud de la denunciante de cobertura de la Póliza 17037984/5 del Seguro de vida por el fallecimiento del señor Oswaldo Amasifuen Rojas</w:t>
-      </w:r>
-      <w:r>
-        <w:rPr>
-          <w:rFonts w:ascii="Arial Narrow" w:eastAsia="Arial Narrow" w:hAnsi="Arial Narrow" w:cs="Arial Narrow"/>
-          <w:kern w:val="0"/>
-          <w14:ligatures w14:val="none"/>
-        </w:rPr>
-        <w:t>; involucraría una presunta afectación a sus expectativas, quien no habría encontrado una correspondencia entre lo que esperaba recibir de parte del proveedor y lo que realmente recibió. Por consiguiente, corresponde calificar el hecho materia de denuncia como una presunta infracción al deber de idoneidad, tipificado en los artículos 18</w:t>
+        <w:t xml:space="preserve"/>
+      </w:r>
+      <w:r>
+        <w:rPr>
+          <w:rFonts w:ascii="Arial Narrow" w:eastAsia="Times New Roman" w:hAnsi="Arial Narrow" w:cs="Times New Roman"/>
+          <w:color w:val="000000"/>
+          <w:kern w:val="0"/>
+          <w:shd w:val="clear" w:color="auto" w:fill="FFFFFF"/>
+          <w:lang w:eastAsia="es-PE"/>
+          <w14:ligatures w14:val="none"/>
+        </w:rPr>
+        <w:t/>
+      </w:r>
+      <w:r>
+        <w:rPr>
+          <w:rFonts w:ascii="Arial Narrow" w:eastAsia="Arial Narrow" w:hAnsi="Arial Narrow" w:cs="Arial Narrow"/>
+          <w:kern w:val="0"/>
+          <w14:ligatures w14:val="none"/>
+        </w:rPr>
+        <w:t/>
       </w:r>
       <w:r>
         <w:rPr>
@@ -3051,7 +3051,7 @@
           <w:kern w:val="0"/>
           <w14:ligatures w14:val="none"/>
         </w:rPr>
-        <w:t xml:space="preserve"> y 19</w:t>
+        <w:t xml:space="preserve"/>
       </w:r>
       <w:r>
         <w:rPr>
@@ -3069,7 +3069,7 @@
           <w:kern w:val="0"/>
           <w14:ligatures w14:val="none"/>
         </w:rPr>
-        <w:t xml:space="preserve"> del Código</w:t>
+        <w:t xml:space="preserve"/>
       </w:r>
       <w:r>
         <w:rPr>
@@ -3080,7 +3080,7 @@
           <w:lang w:eastAsia="es-PE"/>
           <w14:ligatures w14:val="none"/>
         </w:rPr>
-        <w:t xml:space="preserve">. </w:t>
+        <w:t xml:space="preserve"/>
       </w:r>
     </w:p>
     <w:bookmarkEnd w:id="1"/>
@@ -3117,17 +3117,17 @@
           <w:kern w:val="0"/>
           <w14:ligatures w14:val="none"/>
         </w:rPr>
-        <w:t xml:space="preserve">Asimismo, </w:t>
-      </w:r>
-      <w:r>
-        <w:rPr>
-          <w:rFonts w:ascii="Arial Narrow" w:eastAsia="Times New Roman" w:hAnsi="Arial Narrow" w:cs="Arial"/>
-          <w:color w:val="000000"/>
-          <w:kern w:val="0"/>
-          <w:lang w:eastAsia="es-PE"/>
-          <w14:ligatures w14:val="none"/>
-        </w:rPr>
-        <w:t xml:space="preserve">la Secretaría Técnica, en ejercicio de sus facultades, considera </w:t>
+        <w:t xml:space="preserve">Asimismo, la Secretaría Técnica, en ejercicio de sus facultades, considera que el hecho denunciado, consistente en que la compañía aseguradora habría negado injustificadamente a la denunciante, mediante la carta de BEN-131352/2018, la cobertura de la Póliza 60-195544/0 del Seguro de vida por el fallecimiento del señor [APELLIDO] Amasifuen Rojas; involucraría una presunta afectación a sus expectativas, quien no habría encontrado una correspondencia entre lo que esperaba recibir de parte del proveedor y lo que realmente recibió. Por consiguiente, corresponde calificar el hecho materia de denuncia como una presunta infracción al deber de idoneidad, tipificado en los artículos 18 y 19 del Código.</w:t>
+      </w:r>
+      <w:r>
+        <w:rPr>
+          <w:rFonts w:ascii="Arial Narrow" w:eastAsia="Times New Roman" w:hAnsi="Arial Narrow" w:cs="Arial"/>
+          <w:color w:val="000000"/>
+          <w:kern w:val="0"/>
+          <w:lang w:eastAsia="es-PE"/>
+          <w14:ligatures w14:val="none"/>
+        </w:rPr>
+        <w:t xml:space="preserve"/>
       </w:r>
       <w:r>
         <w:rPr>
@@ -3135,7 +3135,7 @@
           <w:kern w:val="0"/>
           <w14:ligatures w14:val="none"/>
         </w:rPr>
-        <w:t xml:space="preserve">que el hecho denunciado, consistente en que </w:t>
+        <w:t xml:space="preserve"/>
       </w:r>
       <w:bookmarkStart w:id="12" w:name="_Hlk213173539"/>
       <w:r>
@@ -3147,25 +3147,25 @@
           <w:lang w:eastAsia="es-PE"/>
           <w14:ligatures w14:val="none"/>
         </w:rPr>
-        <w:t xml:space="preserve">la compañía aseguradora </w:t>
-      </w:r>
-      <w:r>
-        <w:rPr>
-          <w:rFonts w:ascii="Arial Narrow" w:eastAsia="Times New Roman" w:hAnsi="Arial Narrow" w:cs="Times New Roman"/>
-          <w:kern w:val="0"/>
-          <w:shd w:val="clear" w:color="auto" w:fill="FFFFFF"/>
-          <w:lang w:eastAsia="es-PE"/>
-          <w14:ligatures w14:val="none"/>
-        </w:rPr>
-        <w:t>habría negado injustificadamente a la denunciante, mediante la carta de BEN-131352/2018, la cobertura de la Póliza 60-195544/0 del Seguro de vida por el fallecimiento del señor Oswaldo Amasifuen Rojas</w:t>
-      </w:r>
-      <w:r>
-        <w:rPr>
-          <w:rFonts w:ascii="Arial Narrow" w:eastAsia="Arial Narrow" w:hAnsi="Arial Narrow" w:cs="Arial Narrow"/>
-          <w:kern w:val="0"/>
-          <w14:ligatures w14:val="none"/>
-        </w:rPr>
-        <w:t>; involucraría una presunta afectación a sus expectativas, quien no habría encontrado una correspondencia entre lo que esperaba recibir de parte del proveedor y lo que realmente recibió. Por consiguiente, corresponde calificar el hecho materia de denuncia como una presunta infracción al deber de idoneidad, tipificado en los artículos 18</w:t>
+        <w:t xml:space="preserve"/>
+      </w:r>
+      <w:r>
+        <w:rPr>
+          <w:rFonts w:ascii="Arial Narrow" w:eastAsia="Times New Roman" w:hAnsi="Arial Narrow" w:cs="Times New Roman"/>
+          <w:kern w:val="0"/>
+          <w:shd w:val="clear" w:color="auto" w:fill="FFFFFF"/>
+          <w:lang w:eastAsia="es-PE"/>
+          <w14:ligatures w14:val="none"/>
+        </w:rPr>
+        <w:t/>
+      </w:r>
+      <w:r>
+        <w:rPr>
+          <w:rFonts w:ascii="Arial Narrow" w:eastAsia="Arial Narrow" w:hAnsi="Arial Narrow" w:cs="Arial Narrow"/>
+          <w:kern w:val="0"/>
+          <w14:ligatures w14:val="none"/>
+        </w:rPr>
+        <w:t/>
       </w:r>
       <w:r>
         <w:rPr>
@@ -3183,7 +3183,7 @@
           <w:kern w:val="0"/>
           <w14:ligatures w14:val="none"/>
         </w:rPr>
-        <w:t xml:space="preserve"> y 19</w:t>
+        <w:t xml:space="preserve"/>
       </w:r>
       <w:r>
         <w:rPr>
@@ -3201,7 +3201,7 @@
           <w:kern w:val="0"/>
           <w14:ligatures w14:val="none"/>
         </w:rPr>
-        <w:t xml:space="preserve"> del Código</w:t>
+        <w:t xml:space="preserve"/>
       </w:r>
       <w:r>
         <w:rPr>
@@ -3209,7 +3209,7 @@
           <w:kern w:val="0"/>
           <w14:ligatures w14:val="none"/>
         </w:rPr>
-        <w:t>.</w:t>
+        <w:t/>
       </w:r>
       <w:bookmarkStart w:id="13" w:name="_Hlk212534267"/>
       <w:bookmarkEnd w:id="12"/>
@@ -3251,7 +3251,7 @@
           <w:lang w:eastAsia="es-PE"/>
           <w14:ligatures w14:val="none"/>
         </w:rPr>
-        <w:t xml:space="preserve">Además, </w:t>
+        <w:t xml:space="preserve">Además, la Secretaría Técnica, en ejercicio de sus facultades, considera que el hecho denunciado, consistente en que la compañía aseguradora habría negado injustificadamente a la denunciante, mediante la carta de BEN-131352/2018, la cobertura de la Póliza 60-196201/2 del Seguro de vida por el fallecimiento del señor [APELLIDO] Amasifuen Rojas; involucraría una presunta afectación a sus expectativas, quien no habría encontrado una correspondencia entre lo que esperaba recibir de parte del proveedor y lo que realmente recibió. Por consiguiente, corresponde calificar el hecho materia de denuncia como una presunta infracción al deber de idoneidad, tipificado en los artículos 18 y 19 del Código. </w:t>
       </w:r>
       <w:bookmarkStart w:id="16" w:name="_Hlk212623477"/>
       <w:r>
@@ -3262,7 +3262,7 @@
           <w:lang w:eastAsia="es-PE"/>
           <w14:ligatures w14:val="none"/>
         </w:rPr>
-        <w:t xml:space="preserve">la Secretaría Técnica, en ejercicio de sus facultades, considera </w:t>
+        <w:t xml:space="preserve"/>
       </w:r>
       <w:r>
         <w:rPr>
@@ -3270,7 +3270,7 @@
           <w:kern w:val="0"/>
           <w14:ligatures w14:val="none"/>
         </w:rPr>
-        <w:t xml:space="preserve">que el hecho denunciado, consistente en que </w:t>
+        <w:t xml:space="preserve"/>
       </w:r>
       <w:bookmarkStart w:id="17" w:name="_Hlk212737551"/>
       <w:bookmarkStart w:id="18" w:name="_Hlk212035520"/>
@@ -3283,26 +3283,26 @@
           <w:lang w:eastAsia="es-PE"/>
           <w14:ligatures w14:val="none"/>
         </w:rPr>
-        <w:t xml:space="preserve">la compañía aseguradora </w:t>
-      </w:r>
-      <w:r>
-        <w:rPr>
-          <w:rFonts w:ascii="Arial Narrow" w:eastAsia="Times New Roman" w:hAnsi="Arial Narrow" w:cs="Times New Roman"/>
-          <w:color w:val="000000"/>
-          <w:kern w:val="0"/>
-          <w:shd w:val="clear" w:color="auto" w:fill="FFFFFF"/>
-          <w:lang w:eastAsia="es-PE"/>
-          <w14:ligatures w14:val="none"/>
-        </w:rPr>
-        <w:t>habría negado injustificadamente a la denunciante, mediante la carta de BEN-131352/2018, la cobertura de la Póliza 60-196201/2 del Seguro de vida por el fallecimiento del señor Oswaldo Amasifuen Rojas</w:t>
-      </w:r>
-      <w:r>
-        <w:rPr>
-          <w:rFonts w:ascii="Arial Narrow" w:eastAsia="Arial Narrow" w:hAnsi="Arial Narrow" w:cs="Arial Narrow"/>
-          <w:kern w:val="0"/>
-          <w14:ligatures w14:val="none"/>
-        </w:rPr>
-        <w:t>; involucraría una presunta afectación a sus expectativas, quien no habría encontrado una correspondencia entre lo que esperaba recibir de parte del proveedor y lo que realmente recibió. Por consiguiente, corresponde calificar el hecho materia de denuncia como una presunta infracción al deber de idoneidad, tipificado en los artículos 18</w:t>
+        <w:t xml:space="preserve"/>
+      </w:r>
+      <w:r>
+        <w:rPr>
+          <w:rFonts w:ascii="Arial Narrow" w:eastAsia="Times New Roman" w:hAnsi="Arial Narrow" w:cs="Times New Roman"/>
+          <w:color w:val="000000"/>
+          <w:kern w:val="0"/>
+          <w:shd w:val="clear" w:color="auto" w:fill="FFFFFF"/>
+          <w:lang w:eastAsia="es-PE"/>
+          <w14:ligatures w14:val="none"/>
+        </w:rPr>
+        <w:t/>
+      </w:r>
+      <w:r>
+        <w:rPr>
+          <w:rFonts w:ascii="Arial Narrow" w:eastAsia="Arial Narrow" w:hAnsi="Arial Narrow" w:cs="Arial Narrow"/>
+          <w:kern w:val="0"/>
+          <w14:ligatures w14:val="none"/>
+        </w:rPr>
+        <w:t/>
       </w:r>
       <w:r>
         <w:rPr>
@@ -3320,7 +3320,7 @@
           <w:kern w:val="0"/>
           <w14:ligatures w14:val="none"/>
         </w:rPr>
-        <w:t xml:space="preserve"> y 19</w:t>
+        <w:t xml:space="preserve"/>
       </w:r>
       <w:r>
         <w:rPr>
@@ -3338,7 +3338,7 @@
           <w:kern w:val="0"/>
           <w14:ligatures w14:val="none"/>
         </w:rPr>
-        <w:t xml:space="preserve"> del Código</w:t>
+        <w:t xml:space="preserve"/>
       </w:r>
       <w:bookmarkEnd w:id="17"/>
       <w:r>
@@ -3350,7 +3350,7 @@
           <w:lang w:eastAsia="es-PE"/>
           <w14:ligatures w14:val="none"/>
         </w:rPr>
-        <w:t xml:space="preserve">. </w:t>
+        <w:t xml:space="preserve"/>
       </w:r>
       <w:bookmarkEnd w:id="16"/>
       <w:bookmarkEnd w:id="18"/>
@@ -3392,37 +3392,37 @@
           <w:kern w:val="0"/>
           <w14:ligatures w14:val="none"/>
         </w:rPr>
-        <w:t xml:space="preserve">Asimismo, la Secretaría Técnica, en ejercicio de sus facultades, considera que el hecho denunciado, consistente en que </w:t>
-      </w:r>
-      <w:r>
-        <w:rPr>
-          <w:rFonts w:ascii="Arial Narrow" w:eastAsia="Times New Roman" w:hAnsi="Arial Narrow" w:cs="Times New Roman"/>
-          <w:color w:val="000000"/>
-          <w:kern w:val="0"/>
-          <w:shd w:val="clear" w:color="auto" w:fill="FFFFFF"/>
-          <w:lang w:eastAsia="es-PE"/>
-          <w14:ligatures w14:val="none"/>
-        </w:rPr>
-        <w:t xml:space="preserve">la compañía aseguradora </w:t>
-      </w:r>
-      <w:r>
-        <w:rPr>
-          <w:rFonts w:ascii="Arial Narrow" w:eastAsia="Times New Roman" w:hAnsi="Arial Narrow" w:cs="Times New Roman"/>
-          <w:color w:val="000000"/>
-          <w:kern w:val="0"/>
-          <w:shd w:val="clear" w:color="auto" w:fill="FFFFFF"/>
-          <w:lang w:eastAsia="es-PE"/>
-          <w14:ligatures w14:val="none"/>
-        </w:rPr>
-        <w:t>habría negado injustificadamente a la denunciante, mediante la carta de BEN-131352/2018, la cobertura de la Póliza 188-002091/5 del Seguro de vida por el fallecimiento del señor Oswaldo Amasifuen Rojas</w:t>
-      </w:r>
-      <w:r>
-        <w:rPr>
-          <w:rFonts w:ascii="Arial Narrow" w:eastAsia="Arial Narrow" w:hAnsi="Arial Narrow" w:cs="Arial Narrow"/>
-          <w:kern w:val="0"/>
-          <w14:ligatures w14:val="none"/>
-        </w:rPr>
-        <w:t>; involucraría una presunta afectación a sus expectativas, quien no habría encontrado una correspondencia entre lo que esperaba recibir de parte del proveedor y lo que realmente recibió. Por consiguiente, corresponde calificar el hecho materia de denuncia como una presunta infracción al deber de idoneidad, tipificado en los artículos 18</w:t>
+        <w:t xml:space="preserve">Asimismo, la Secretaría Técnica, en ejercicio de sus facultades, considera que el hecho denunciado, consistente en que la compañía aseguradora habría negado injustificadamente a la denunciante, mediante la carta de BEN-131352/2018, la cobertura de la Póliza 188-002091/5 del Seguro de vida por el fallecimiento del señor [APELLIDO] Amasifuen Rojas; involucraría una presunta afectación a sus expectativas, quien no habría encontrado una correspondencia entre lo que esperaba recibir de parte del proveedor y lo que realmente recibió. Por consiguiente, corresponde calificar el hecho materia de denuncia como una presunta infracción al deber de idoneidad, tipificado en los artículos 18 y 19 del Código.</w:t>
+      </w:r>
+      <w:r>
+        <w:rPr>
+          <w:rFonts w:ascii="Arial Narrow" w:eastAsia="Times New Roman" w:hAnsi="Arial Narrow" w:cs="Times New Roman"/>
+          <w:color w:val="000000"/>
+          <w:kern w:val="0"/>
+          <w:shd w:val="clear" w:color="auto" w:fill="FFFFFF"/>
+          <w:lang w:eastAsia="es-PE"/>
+          <w14:ligatures w14:val="none"/>
+        </w:rPr>
+        <w:t xml:space="preserve"/>
+      </w:r>
+      <w:r>
+        <w:rPr>
+          <w:rFonts w:ascii="Arial Narrow" w:eastAsia="Times New Roman" w:hAnsi="Arial Narrow" w:cs="Times New Roman"/>
+          <w:color w:val="000000"/>
+          <w:kern w:val="0"/>
+          <w:shd w:val="clear" w:color="auto" w:fill="FFFFFF"/>
+          <w:lang w:eastAsia="es-PE"/>
+          <w14:ligatures w14:val="none"/>
+        </w:rPr>
+        <w:t/>
+      </w:r>
+      <w:r>
+        <w:rPr>
+          <w:rFonts w:ascii="Arial Narrow" w:eastAsia="Arial Narrow" w:hAnsi="Arial Narrow" w:cs="Arial Narrow"/>
+          <w:kern w:val="0"/>
+          <w14:ligatures w14:val="none"/>
+        </w:rPr>
+        <w:t/>
       </w:r>
       <w:r>
         <w:rPr>
@@ -3440,7 +3440,7 @@
           <w:kern w:val="0"/>
           <w14:ligatures w14:val="none"/>
         </w:rPr>
-        <w:t xml:space="preserve"> y 19</w:t>
+        <w:t xml:space="preserve"/>
       </w:r>
       <w:r>
         <w:rPr>
@@ -3458,7 +3458,7 @@
           <w:kern w:val="0"/>
           <w14:ligatures w14:val="none"/>
         </w:rPr>
-        <w:t xml:space="preserve"> del Código</w:t>
+        <w:t xml:space="preserve"/>
       </w:r>
       <w:bookmarkEnd w:id="19"/>
       <w:r>
@@ -3470,7 +3470,7 @@
           <w:lang w:eastAsia="es-PE"/>
           <w14:ligatures w14:val="none"/>
         </w:rPr>
-        <w:t>.</w:t>
+        <w:t/>
       </w:r>
     </w:p>
     <w:p>
@@ -3507,45 +3507,45 @@
           <w:lang w:eastAsia="es-PE"/>
           <w14:ligatures w14:val="none"/>
         </w:rPr>
-        <w:t>Además</w:t>
-      </w:r>
-      <w:r>
-        <w:rPr>
-          <w:rFonts w:ascii="Arial Narrow" w:eastAsia="Arial Narrow" w:hAnsi="Arial Narrow" w:cs="Arial Narrow"/>
-          <w:kern w:val="0"/>
-          <w14:ligatures w14:val="none"/>
-        </w:rPr>
-        <w:t xml:space="preserve">, la Secretaría Técnica, en ejercicio de sus facultades, considera que el hecho denunciado, consistente en que </w:t>
-      </w:r>
-      <w:r>
-        <w:rPr>
-          <w:rFonts w:ascii="Arial Narrow" w:eastAsia="Times New Roman" w:hAnsi="Arial Narrow" w:cs="Times New Roman"/>
-          <w:color w:val="000000"/>
-          <w:kern w:val="0"/>
-          <w:shd w:val="clear" w:color="auto" w:fill="FFFFFF"/>
-          <w:lang w:eastAsia="es-PE"/>
-          <w14:ligatures w14:val="none"/>
-        </w:rPr>
-        <w:t xml:space="preserve">la compañía aseguradora </w:t>
-      </w:r>
-      <w:r>
-        <w:rPr>
-          <w:rFonts w:ascii="Arial Narrow" w:eastAsia="Times New Roman" w:hAnsi="Arial Narrow" w:cs="Times New Roman"/>
-          <w:color w:val="000000"/>
-          <w:kern w:val="0"/>
-          <w:shd w:val="clear" w:color="auto" w:fill="FFFFFF"/>
-          <w:lang w:eastAsia="es-PE"/>
-          <w14:ligatures w14:val="none"/>
-        </w:rPr>
-        <w:t>habría negado injustificadamente a la denunciante, mediante la carta de BEN-131352/2018, la cobertura de la Póliza 188-002140/7 del Seguro de vida por el fallecimiento del señor Oswaldo Amasifuen Rojas</w:t>
-      </w:r>
-      <w:r>
-        <w:rPr>
-          <w:rFonts w:ascii="Arial Narrow" w:eastAsia="Arial Narrow" w:hAnsi="Arial Narrow" w:cs="Arial Narrow"/>
-          <w:kern w:val="0"/>
-          <w14:ligatures w14:val="none"/>
-        </w:rPr>
-        <w:t>; involucraría una presunta afectación a sus expectativas, quien no habría encontrado una correspondencia entre lo que esperaba recibir de parte del proveedor y lo que realmente recibió. Por consiguiente, corresponde calificar el hecho materia de denuncia como una presunta infracción al deber de idoneidad, tipificado en los artículos 18</w:t>
+        <w:t xml:space="preserve">Además, la Secretaría Técnica, en ejercicio de sus facultades, considera que el hecho denunciado, consistente en que la compañía aseguradora habría negado injustificadamente a la denunciante, mediante la carta de BEN-131352/2018, la cobertura de la Póliza 188-002140/7 del Seguro de vida por el fallecimiento del señor [APELLIDO] Amasifuen Rojas; involucraría una presunta afectación a sus expectativas, quien no habría encontrado una correspondencia entre lo que esperaba recibir de parte del proveedor y lo que realmente recibió. Por consiguiente, corresponde calificar el hecho materia de denuncia como una presunta infracción al deber de idoneidad, tipificado en los artículos 18 y 19 del Código.</w:t>
+      </w:r>
+      <w:r>
+        <w:rPr>
+          <w:rFonts w:ascii="Arial Narrow" w:eastAsia="Arial Narrow" w:hAnsi="Arial Narrow" w:cs="Arial Narrow"/>
+          <w:kern w:val="0"/>
+          <w14:ligatures w14:val="none"/>
+        </w:rPr>
+        <w:t xml:space="preserve"/>
+      </w:r>
+      <w:r>
+        <w:rPr>
+          <w:rFonts w:ascii="Arial Narrow" w:eastAsia="Times New Roman" w:hAnsi="Arial Narrow" w:cs="Times New Roman"/>
+          <w:color w:val="000000"/>
+          <w:kern w:val="0"/>
+          <w:shd w:val="clear" w:color="auto" w:fill="FFFFFF"/>
+          <w:lang w:eastAsia="es-PE"/>
+          <w14:ligatures w14:val="none"/>
+        </w:rPr>
+        <w:t xml:space="preserve"/>
+      </w:r>
+      <w:r>
+        <w:rPr>
+          <w:rFonts w:ascii="Arial Narrow" w:eastAsia="Times New Roman" w:hAnsi="Arial Narrow" w:cs="Times New Roman"/>
+          <w:color w:val="000000"/>
+          <w:kern w:val="0"/>
+          <w:shd w:val="clear" w:color="auto" w:fill="FFFFFF"/>
+          <w:lang w:eastAsia="es-PE"/>
+          <w14:ligatures w14:val="none"/>
+        </w:rPr>
+        <w:t/>
+      </w:r>
+      <w:r>
+        <w:rPr>
+          <w:rFonts w:ascii="Arial Narrow" w:eastAsia="Arial Narrow" w:hAnsi="Arial Narrow" w:cs="Arial Narrow"/>
+          <w:kern w:val="0"/>
+          <w14:ligatures w14:val="none"/>
+        </w:rPr>
+        <w:t/>
       </w:r>
       <w:r>
         <w:rPr>
@@ -3563,7 +3563,7 @@
           <w:kern w:val="0"/>
           <w14:ligatures w14:val="none"/>
         </w:rPr>
-        <w:t xml:space="preserve"> y 19</w:t>
+        <w:t xml:space="preserve"/>
       </w:r>
       <w:r>
         <w:rPr>
@@ -3581,7 +3581,7 @@
           <w:kern w:val="0"/>
           <w14:ligatures w14:val="none"/>
         </w:rPr>
-        <w:t xml:space="preserve"> del Código</w:t>
+        <w:t xml:space="preserve"/>
       </w:r>
       <w:r>
         <w:rPr>
@@ -3592,7 +3592,7 @@
           <w:lang w:eastAsia="es-PE"/>
           <w14:ligatures w14:val="none"/>
         </w:rPr>
-        <w:t>.</w:t>
+        <w:t/>
       </w:r>
     </w:p>
     <w:p>
@@ -3627,7 +3627,7 @@
           <w:kern w:val="0"/>
           <w14:ligatures w14:val="none"/>
         </w:rPr>
-        <w:t xml:space="preserve">Así también, la Secretaría Técnica, en ejercicio de sus facultades, </w:t>
+        <w:t xml:space="preserve">Así también, la Secretaría Técnica, en ejercicio de sus facultades, considera que el hecho denunciado, consistente en que la compañía aseguradora habría negado injustificadamente a la denunciante, mediante la carta BEN-039640/2026, la cobertura de la Póliza 17-037983/7 del Seguro de vida por el fallecimiento del señor [APELLIDO] Amasifuen Rojas; involucraría una presunta afectación a sus expectativas, quien no habría encontrado una correspondencia entre lo que esperaba recibir de parte del proveedor y lo que realmente recibió. Por consiguiente, corresponde calificar el hecho materia de denuncia como una presunta infracción al deber de idoneidad, tipificado en los artículos 18 y 19 del Código. </w:t>
       </w:r>
       <w:r>
         <w:rPr>
@@ -3637,37 +3637,37 @@
           <w:lang w:eastAsia="es-PE"/>
           <w14:ligatures w14:val="none"/>
         </w:rPr>
-        <w:t xml:space="preserve">considera </w:t>
-      </w:r>
-      <w:r>
-        <w:rPr>
-          <w:rFonts w:ascii="Arial Narrow" w:eastAsia="Arial Narrow" w:hAnsi="Arial Narrow" w:cs="Arial Narrow"/>
-          <w:kern w:val="0"/>
-          <w14:ligatures w14:val="none"/>
-        </w:rPr>
-        <w:t xml:space="preserve">que el hecho denunciado, consistente en que </w:t>
-      </w:r>
-      <w:r>
-        <w:rPr>
-          <w:rFonts w:ascii="Arial Narrow" w:eastAsia="Times New Roman" w:hAnsi="Arial Narrow" w:cs="Times New Roman"/>
-          <w:color w:val="000000"/>
-          <w:kern w:val="0"/>
-          <w:shd w:val="clear" w:color="auto" w:fill="FFFFFF"/>
-          <w:lang w:eastAsia="es-PE"/>
-          <w14:ligatures w14:val="none"/>
-        </w:rPr>
-        <w:t xml:space="preserve">la compañía aseguradora </w:t>
-      </w:r>
-      <w:r>
-        <w:rPr>
-          <w:rFonts w:ascii="Arial Narrow" w:eastAsia="Times New Roman" w:hAnsi="Arial Narrow" w:cs="Times New Roman"/>
-          <w:color w:val="000000"/>
-          <w:kern w:val="0"/>
-          <w:shd w:val="clear" w:color="auto" w:fill="FFFFFF"/>
-          <w:lang w:eastAsia="es-PE"/>
-          <w14:ligatures w14:val="none"/>
-        </w:rPr>
-        <w:t xml:space="preserve">habría negado injustificadamente a la </w:t>
+        <w:t xml:space="preserve"/>
+      </w:r>
+      <w:r>
+        <w:rPr>
+          <w:rFonts w:ascii="Arial Narrow" w:eastAsia="Arial Narrow" w:hAnsi="Arial Narrow" w:cs="Arial Narrow"/>
+          <w:kern w:val="0"/>
+          <w14:ligatures w14:val="none"/>
+        </w:rPr>
+        <w:t xml:space="preserve"/>
+      </w:r>
+      <w:r>
+        <w:rPr>
+          <w:rFonts w:ascii="Arial Narrow" w:eastAsia="Times New Roman" w:hAnsi="Arial Narrow" w:cs="Times New Roman"/>
+          <w:color w:val="000000"/>
+          <w:kern w:val="0"/>
+          <w:shd w:val="clear" w:color="auto" w:fill="FFFFFF"/>
+          <w:lang w:eastAsia="es-PE"/>
+          <w14:ligatures w14:val="none"/>
+        </w:rPr>
+        <w:t xml:space="preserve"/>
+      </w:r>
+      <w:r>
+        <w:rPr>
+          <w:rFonts w:ascii="Arial Narrow" w:eastAsia="Times New Roman" w:hAnsi="Arial Narrow" w:cs="Times New Roman"/>
+          <w:color w:val="000000"/>
+          <w:kern w:val="0"/>
+          <w:shd w:val="clear" w:color="auto" w:fill="FFFFFF"/>
+          <w:lang w:eastAsia="es-PE"/>
+          <w14:ligatures w14:val="none"/>
+        </w:rPr>
+        <w:t xml:space="preserve"/>
       </w:r>
       <w:r>
         <w:rPr>
@@ -3679,15 +3679,15 @@
           <w14:ligatures w14:val="none"/>
         </w:rPr>
         <w:lastRenderedPageBreak/>
-        <w:t>denunciante, mediante la carta BEN-039640/2026, la cobertura de la Póliza 17-037983/7 del Seguro de vida por el fallecimiento del señor Oswaldo Amasifuen Rojas</w:t>
-      </w:r>
-      <w:r>
-        <w:rPr>
-          <w:rFonts w:ascii="Arial Narrow" w:eastAsia="Arial Narrow" w:hAnsi="Arial Narrow" w:cs="Arial Narrow"/>
-          <w:kern w:val="0"/>
-          <w14:ligatures w14:val="none"/>
-        </w:rPr>
-        <w:t>; involucraría una presunta afectación a sus expectativas, quien no habría encontrado una correspondencia entre lo que esperaba recibir de parte del proveedor y lo que realmente recibió. Por consiguiente, corresponde calificar el hecho materia de denuncia como una presunta infracción al deber de idoneidad, tipificado en los artículos 18</w:t>
+        <w:t/>
+      </w:r>
+      <w:r>
+        <w:rPr>
+          <w:rFonts w:ascii="Arial Narrow" w:eastAsia="Arial Narrow" w:hAnsi="Arial Narrow" w:cs="Arial Narrow"/>
+          <w:kern w:val="0"/>
+          <w14:ligatures w14:val="none"/>
+        </w:rPr>
+        <w:t/>
       </w:r>
       <w:r>
         <w:rPr>
@@ -3705,7 +3705,7 @@
           <w:kern w:val="0"/>
           <w14:ligatures w14:val="none"/>
         </w:rPr>
-        <w:t xml:space="preserve"> y 19</w:t>
+        <w:t xml:space="preserve"/>
       </w:r>
       <w:r>
         <w:rPr>
@@ -3723,7 +3723,7 @@
           <w:kern w:val="0"/>
           <w14:ligatures w14:val="none"/>
         </w:rPr>
-        <w:t xml:space="preserve"> del Código</w:t>
+        <w:t xml:space="preserve"/>
       </w:r>
       <w:r>
         <w:rPr>
@@ -3734,7 +3734,7 @@
           <w:lang w:eastAsia="es-PE"/>
           <w14:ligatures w14:val="none"/>
         </w:rPr>
-        <w:t xml:space="preserve">. </w:t>
+        <w:t xml:space="preserve"/>
       </w:r>
     </w:p>
     <w:p>
@@ -3769,17 +3769,17 @@
           <w:kern w:val="0"/>
           <w14:ligatures w14:val="none"/>
         </w:rPr>
-        <w:t xml:space="preserve">Asimismo, </w:t>
-      </w:r>
-      <w:r>
-        <w:rPr>
-          <w:rFonts w:ascii="Arial Narrow" w:eastAsia="Times New Roman" w:hAnsi="Arial Narrow" w:cs="Arial"/>
-          <w:color w:val="000000"/>
-          <w:kern w:val="0"/>
-          <w:lang w:eastAsia="es-PE"/>
-          <w14:ligatures w14:val="none"/>
-        </w:rPr>
-        <w:t xml:space="preserve">la Secretaría Técnica, en ejercicio de sus facultades, considera </w:t>
+        <w:t xml:space="preserve">Asimismo, la Secretaría Técnica, en ejercicio de sus facultades, considera que el hecho denunciado, consistente en que la compañía aseguradora habría negado injustificadamente a la denunciante, mediante la carta BEN-039640/2026, la cobertura de la Póliza 17037984/5 del Seguro de vida por el fallecimiento del señor [APELLIDO] Amasifuen Rojas; involucraría una presunta afectación a sus expectativas, quien no habría encontrado una correspondencia entre lo que esperaba recibir de parte del proveedor y lo que realmente recibió. Por consiguiente, corresponde calificar el hecho materia de denuncia como una presunta infracción al deber de idoneidad, tipificado en los artículos 18 y 19 del Código.</w:t>
+      </w:r>
+      <w:r>
+        <w:rPr>
+          <w:rFonts w:ascii="Arial Narrow" w:eastAsia="Times New Roman" w:hAnsi="Arial Narrow" w:cs="Arial"/>
+          <w:color w:val="000000"/>
+          <w:kern w:val="0"/>
+          <w:lang w:eastAsia="es-PE"/>
+          <w14:ligatures w14:val="none"/>
+        </w:rPr>
+        <w:t xml:space="preserve"/>
       </w:r>
       <w:r>
         <w:rPr>
@@ -3787,37 +3787,37 @@
           <w:kern w:val="0"/>
           <w14:ligatures w14:val="none"/>
         </w:rPr>
-        <w:t xml:space="preserve">que el hecho denunciado, consistente en que </w:t>
-      </w:r>
-      <w:r>
-        <w:rPr>
-          <w:rFonts w:ascii="Arial Narrow" w:eastAsia="Times New Roman" w:hAnsi="Arial Narrow" w:cs="Times New Roman"/>
-          <w:color w:val="000000"/>
-          <w:kern w:val="0"/>
-          <w:shd w:val="clear" w:color="auto" w:fill="FFFFFF"/>
-          <w:lang w:eastAsia="es-PE"/>
-          <w14:ligatures w14:val="none"/>
-        </w:rPr>
-        <w:t xml:space="preserve">la compañía aseguradora </w:t>
-      </w:r>
-      <w:r>
-        <w:rPr>
-          <w:rFonts w:ascii="Arial Narrow" w:eastAsia="Times New Roman" w:hAnsi="Arial Narrow" w:cs="Times New Roman"/>
-          <w:color w:val="000000"/>
-          <w:kern w:val="0"/>
-          <w:shd w:val="clear" w:color="auto" w:fill="FFFFFF"/>
-          <w:lang w:eastAsia="es-PE"/>
-          <w14:ligatures w14:val="none"/>
-        </w:rPr>
-        <w:t>habría negado injustificadamente a la denunciante, mediante la carta BEN-039640/2026, la cobertura de la Póliza 17037984/5 del Seguro de vida por el fallecimiento del señor Oswaldo Amasifuen Rojas</w:t>
-      </w:r>
-      <w:r>
-        <w:rPr>
-          <w:rFonts w:ascii="Arial Narrow" w:eastAsia="Arial Narrow" w:hAnsi="Arial Narrow" w:cs="Arial Narrow"/>
-          <w:kern w:val="0"/>
-          <w14:ligatures w14:val="none"/>
-        </w:rPr>
-        <w:t>; involucraría una presunta afectación a sus expectativas, quien no habría encontrado una correspondencia entre lo que esperaba recibir de parte del proveedor y lo que realmente recibió. Por consiguiente, corresponde calificar el hecho materia de denuncia como una presunta infracción al deber de idoneidad, tipificado en los artículos 18</w:t>
+        <w:t xml:space="preserve"/>
+      </w:r>
+      <w:r>
+        <w:rPr>
+          <w:rFonts w:ascii="Arial Narrow" w:eastAsia="Times New Roman" w:hAnsi="Arial Narrow" w:cs="Times New Roman"/>
+          <w:color w:val="000000"/>
+          <w:kern w:val="0"/>
+          <w:shd w:val="clear" w:color="auto" w:fill="FFFFFF"/>
+          <w:lang w:eastAsia="es-PE"/>
+          <w14:ligatures w14:val="none"/>
+        </w:rPr>
+        <w:t xml:space="preserve"/>
+      </w:r>
+      <w:r>
+        <w:rPr>
+          <w:rFonts w:ascii="Arial Narrow" w:eastAsia="Times New Roman" w:hAnsi="Arial Narrow" w:cs="Times New Roman"/>
+          <w:color w:val="000000"/>
+          <w:kern w:val="0"/>
+          <w:shd w:val="clear" w:color="auto" w:fill="FFFFFF"/>
+          <w:lang w:eastAsia="es-PE"/>
+          <w14:ligatures w14:val="none"/>
+        </w:rPr>
+        <w:t/>
+      </w:r>
+      <w:r>
+        <w:rPr>
+          <w:rFonts w:ascii="Arial Narrow" w:eastAsia="Arial Narrow" w:hAnsi="Arial Narrow" w:cs="Arial Narrow"/>
+          <w:kern w:val="0"/>
+          <w14:ligatures w14:val="none"/>
+        </w:rPr>
+        <w:t/>
       </w:r>
       <w:r>
         <w:rPr>
@@ -3835,7 +3835,7 @@
           <w:kern w:val="0"/>
           <w14:ligatures w14:val="none"/>
         </w:rPr>
-        <w:t xml:space="preserve"> y 19</w:t>
+        <w:t xml:space="preserve"/>
       </w:r>
       <w:r>
         <w:rPr>
@@ -3853,7 +3853,7 @@
           <w:kern w:val="0"/>
           <w14:ligatures w14:val="none"/>
         </w:rPr>
-        <w:t xml:space="preserve"> del Código</w:t>
+        <w:t xml:space="preserve"/>
       </w:r>
       <w:r>
         <w:rPr>
@@ -3861,7 +3861,7 @@
           <w:kern w:val="0"/>
           <w14:ligatures w14:val="none"/>
         </w:rPr>
-        <w:t>.</w:t>
+        <w:t/>
       </w:r>
     </w:p>
     <w:p>
@@ -3899,7 +3899,7 @@
           <w:lang w:eastAsia="es-PE"/>
           <w14:ligatures w14:val="none"/>
         </w:rPr>
-        <w:t xml:space="preserve">Además, la Secretaría Técnica, en ejercicio de sus facultades, considera </w:t>
+        <w:t xml:space="preserve">Además, la Secretaría Técnica, en ejercicio de sus facultades, considera que el hecho denunciado, consistente en que la compañía aseguradora habría negado injustificadamente a la denunciante, mediante la carta BEN-039640/2026, la cobertura de la Póliza 60-195544/0 del Seguro de vida por el fallecimiento del señor [APELLIDO] Amasifuen Rojas; involucraría una presunta afectación a sus expectativas, quien no habría encontrado una correspondencia entre lo que esperaba recibir de parte del proveedor y lo que realmente recibió. Por consiguiente, corresponde calificar el hecho materia de denuncia como una presunta infracción al deber de idoneidad, tipificado en los artículos 18 y 19 del Código. </w:t>
       </w:r>
       <w:r>
         <w:rPr>
@@ -3907,37 +3907,37 @@
           <w:kern w:val="0"/>
           <w14:ligatures w14:val="none"/>
         </w:rPr>
-        <w:t xml:space="preserve">que el hecho denunciado, consistente en que </w:t>
-      </w:r>
-      <w:r>
-        <w:rPr>
-          <w:rFonts w:ascii="Arial Narrow" w:eastAsia="Times New Roman" w:hAnsi="Arial Narrow" w:cs="Times New Roman"/>
-          <w:color w:val="000000"/>
-          <w:kern w:val="0"/>
-          <w:shd w:val="clear" w:color="auto" w:fill="FFFFFF"/>
-          <w:lang w:eastAsia="es-PE"/>
-          <w14:ligatures w14:val="none"/>
-        </w:rPr>
-        <w:t xml:space="preserve">la compañía aseguradora </w:t>
-      </w:r>
-      <w:r>
-        <w:rPr>
-          <w:rFonts w:ascii="Arial Narrow" w:eastAsia="Times New Roman" w:hAnsi="Arial Narrow" w:cs="Times New Roman"/>
-          <w:color w:val="000000"/>
-          <w:kern w:val="0"/>
-          <w:shd w:val="clear" w:color="auto" w:fill="FFFFFF"/>
-          <w:lang w:eastAsia="es-PE"/>
-          <w14:ligatures w14:val="none"/>
-        </w:rPr>
-        <w:t>habría negado injustificadamente a la denunciante, mediante la carta BEN-039640/2026, la cobertura de la Póliza 60-195544/0 del Seguro de vida por el fallecimiento del señor Oswaldo Amasifuen Rojas</w:t>
-      </w:r>
-      <w:r>
-        <w:rPr>
-          <w:rFonts w:ascii="Arial Narrow" w:eastAsia="Arial Narrow" w:hAnsi="Arial Narrow" w:cs="Arial Narrow"/>
-          <w:kern w:val="0"/>
-          <w14:ligatures w14:val="none"/>
-        </w:rPr>
-        <w:t>; involucraría una presunta afectación a sus expectativas, quien no habría encontrado una correspondencia entre lo que esperaba recibir de parte del proveedor y lo que realmente recibió. Por consiguiente, corresponde calificar el hecho materia de denuncia como una presunta infracción al deber de idoneidad, tipificado en los artículos 18</w:t>
+        <w:t xml:space="preserve"/>
+      </w:r>
+      <w:r>
+        <w:rPr>
+          <w:rFonts w:ascii="Arial Narrow" w:eastAsia="Times New Roman" w:hAnsi="Arial Narrow" w:cs="Times New Roman"/>
+          <w:color w:val="000000"/>
+          <w:kern w:val="0"/>
+          <w:shd w:val="clear" w:color="auto" w:fill="FFFFFF"/>
+          <w:lang w:eastAsia="es-PE"/>
+          <w14:ligatures w14:val="none"/>
+        </w:rPr>
+        <w:t xml:space="preserve"/>
+      </w:r>
+      <w:r>
+        <w:rPr>
+          <w:rFonts w:ascii="Arial Narrow" w:eastAsia="Times New Roman" w:hAnsi="Arial Narrow" w:cs="Times New Roman"/>
+          <w:color w:val="000000"/>
+          <w:kern w:val="0"/>
+          <w:shd w:val="clear" w:color="auto" w:fill="FFFFFF"/>
+          <w:lang w:eastAsia="es-PE"/>
+          <w14:ligatures w14:val="none"/>
+        </w:rPr>
+        <w:t/>
+      </w:r>
+      <w:r>
+        <w:rPr>
+          <w:rFonts w:ascii="Arial Narrow" w:eastAsia="Arial Narrow" w:hAnsi="Arial Narrow" w:cs="Arial Narrow"/>
+          <w:kern w:val="0"/>
+          <w14:ligatures w14:val="none"/>
+        </w:rPr>
+        <w:t/>
       </w:r>
       <w:r>
         <w:rPr>
@@ -3955,7 +3955,7 @@
           <w:kern w:val="0"/>
           <w14:ligatures w14:val="none"/>
         </w:rPr>
-        <w:t xml:space="preserve"> y 19</w:t>
+        <w:t xml:space="preserve"/>
       </w:r>
       <w:r>
         <w:rPr>
@@ -3973,7 +3973,7 @@
           <w:kern w:val="0"/>
           <w14:ligatures w14:val="none"/>
         </w:rPr>
-        <w:t xml:space="preserve"> del Código</w:t>
+        <w:t xml:space="preserve"/>
       </w:r>
       <w:r>
         <w:rPr>
@@ -3984,7 +3984,7 @@
           <w:lang w:eastAsia="es-PE"/>
           <w14:ligatures w14:val="none"/>
         </w:rPr>
-        <w:t xml:space="preserve">. </w:t>
+        <w:t xml:space="preserve"/>
       </w:r>
     </w:p>
     <w:p>
@@ -4020,37 +4020,37 @@
           <w:kern w:val="0"/>
           <w14:ligatures w14:val="none"/>
         </w:rPr>
-        <w:t xml:space="preserve">Asimismo, la Secretaría Técnica, en ejercicio de sus facultades, considera que el hecho denunciado, consistente en que </w:t>
-      </w:r>
-      <w:r>
-        <w:rPr>
-          <w:rFonts w:ascii="Arial Narrow" w:eastAsia="Times New Roman" w:hAnsi="Arial Narrow" w:cs="Times New Roman"/>
-          <w:color w:val="000000"/>
-          <w:kern w:val="0"/>
-          <w:shd w:val="clear" w:color="auto" w:fill="FFFFFF"/>
-          <w:lang w:eastAsia="es-PE"/>
-          <w14:ligatures w14:val="none"/>
-        </w:rPr>
-        <w:t xml:space="preserve">la compañía aseguradora </w:t>
-      </w:r>
-      <w:r>
-        <w:rPr>
-          <w:rFonts w:ascii="Arial Narrow" w:eastAsia="Times New Roman" w:hAnsi="Arial Narrow" w:cs="Times New Roman"/>
-          <w:color w:val="000000"/>
-          <w:kern w:val="0"/>
-          <w:shd w:val="clear" w:color="auto" w:fill="FFFFFF"/>
-          <w:lang w:eastAsia="es-PE"/>
-          <w14:ligatures w14:val="none"/>
-        </w:rPr>
-        <w:t>habría negado injustificadamente a la denunciante, mediante la carta BEN-039640/2026, la cobertura de la Póliza 60-196201/2 del Seguro de vida por el fallecimiento del señor Oswaldo Amasifuen Rojas</w:t>
-      </w:r>
-      <w:r>
-        <w:rPr>
-          <w:rFonts w:ascii="Arial Narrow" w:eastAsia="Arial Narrow" w:hAnsi="Arial Narrow" w:cs="Arial Narrow"/>
-          <w:kern w:val="0"/>
-          <w14:ligatures w14:val="none"/>
-        </w:rPr>
-        <w:t>; involucraría una presunta afectación a sus expectativas, quien no habría encontrado una correspondencia entre lo que esperaba recibir de parte del proveedor y lo que realmente recibió. Por consiguiente, corresponde calificar el hecho materia de denuncia como una presunta infracción al deber de idoneidad, tipificado en los artículos 18</w:t>
+        <w:t xml:space="preserve">Asimismo, la Secretaría Técnica, en ejercicio de sus facultades, considera que el hecho denunciado, consistente en que la compañía aseguradora habría negado injustificadamente a la denunciante, mediante la carta BEN-039640/2026, la cobertura de la Póliza 60-196201/2 del Seguro de vida por el fallecimiento del señor [APELLIDO] Amasifuen Rojas; involucraría una presunta afectación a sus expectativas, quien no habría encontrado una correspondencia entre lo que esperaba recibir de parte del proveedor y lo que realmente recibió. Por consiguiente, corresponde calificar el hecho materia de denuncia como una presunta infracción al deber de idoneidad, tipificado en los artículos 18 y 19 del Código.</w:t>
+      </w:r>
+      <w:r>
+        <w:rPr>
+          <w:rFonts w:ascii="Arial Narrow" w:eastAsia="Times New Roman" w:hAnsi="Arial Narrow" w:cs="Times New Roman"/>
+          <w:color w:val="000000"/>
+          <w:kern w:val="0"/>
+          <w:shd w:val="clear" w:color="auto" w:fill="FFFFFF"/>
+          <w:lang w:eastAsia="es-PE"/>
+          <w14:ligatures w14:val="none"/>
+        </w:rPr>
+        <w:t xml:space="preserve"/>
+      </w:r>
+      <w:r>
+        <w:rPr>
+          <w:rFonts w:ascii="Arial Narrow" w:eastAsia="Times New Roman" w:hAnsi="Arial Narrow" w:cs="Times New Roman"/>
+          <w:color w:val="000000"/>
+          <w:kern w:val="0"/>
+          <w:shd w:val="clear" w:color="auto" w:fill="FFFFFF"/>
+          <w:lang w:eastAsia="es-PE"/>
+          <w14:ligatures w14:val="none"/>
+        </w:rPr>
+        <w:t/>
+      </w:r>
+      <w:r>
+        <w:rPr>
+          <w:rFonts w:ascii="Arial Narrow" w:eastAsia="Arial Narrow" w:hAnsi="Arial Narrow" w:cs="Arial Narrow"/>
+          <w:kern w:val="0"/>
+          <w14:ligatures w14:val="none"/>
+        </w:rPr>
+        <w:t/>
       </w:r>
       <w:r>
         <w:rPr>
@@ -4068,7 +4068,7 @@
           <w:kern w:val="0"/>
           <w14:ligatures w14:val="none"/>
         </w:rPr>
-        <w:t xml:space="preserve"> y 19</w:t>
+        <w:t xml:space="preserve"/>
       </w:r>
       <w:r>
         <w:rPr>
@@ -4086,7 +4086,7 @@
           <w:kern w:val="0"/>
           <w14:ligatures w14:val="none"/>
         </w:rPr>
-        <w:t xml:space="preserve"> del Código</w:t>
+        <w:t xml:space="preserve"/>
       </w:r>
       <w:r>
         <w:rPr>
@@ -4097,7 +4097,7 @@
           <w:lang w:eastAsia="es-PE"/>
           <w14:ligatures w14:val="none"/>
         </w:rPr>
-        <w:t>.</w:t>
+        <w:t/>
       </w:r>
     </w:p>
     <w:p>
@@ -4134,45 +4134,45 @@
           <w:lang w:eastAsia="es-PE"/>
           <w14:ligatures w14:val="none"/>
         </w:rPr>
-        <w:t>Además</w:t>
-      </w:r>
-      <w:r>
-        <w:rPr>
-          <w:rFonts w:ascii="Arial Narrow" w:eastAsia="Arial Narrow" w:hAnsi="Arial Narrow" w:cs="Arial Narrow"/>
-          <w:kern w:val="0"/>
-          <w14:ligatures w14:val="none"/>
-        </w:rPr>
-        <w:t xml:space="preserve">, la Secretaría Técnica, en ejercicio de sus facultades, considera que el hecho denunciado, consistente en que </w:t>
-      </w:r>
-      <w:r>
-        <w:rPr>
-          <w:rFonts w:ascii="Arial Narrow" w:eastAsia="Times New Roman" w:hAnsi="Arial Narrow" w:cs="Times New Roman"/>
-          <w:color w:val="000000"/>
-          <w:kern w:val="0"/>
-          <w:shd w:val="clear" w:color="auto" w:fill="FFFFFF"/>
-          <w:lang w:eastAsia="es-PE"/>
-          <w14:ligatures w14:val="none"/>
-        </w:rPr>
-        <w:t xml:space="preserve">la compañía aseguradora </w:t>
-      </w:r>
-      <w:r>
-        <w:rPr>
-          <w:rFonts w:ascii="Arial Narrow" w:eastAsia="Times New Roman" w:hAnsi="Arial Narrow" w:cs="Times New Roman"/>
-          <w:color w:val="000000"/>
-          <w:kern w:val="0"/>
-          <w:shd w:val="clear" w:color="auto" w:fill="FFFFFF"/>
-          <w:lang w:eastAsia="es-PE"/>
-          <w14:ligatures w14:val="none"/>
-        </w:rPr>
-        <w:t>habría negado injustificadamente a la denunciante, mediante la carta BEN-039640/2026, la cobertura de la Póliza 188-002091/5 del Seguro de vida por el fallecimiento del señor Oswaldo Amasifuen Rojas</w:t>
-      </w:r>
-      <w:r>
-        <w:rPr>
-          <w:rFonts w:ascii="Arial Narrow" w:eastAsia="Arial Narrow" w:hAnsi="Arial Narrow" w:cs="Arial Narrow"/>
-          <w:kern w:val="0"/>
-          <w14:ligatures w14:val="none"/>
-        </w:rPr>
-        <w:t>; involucraría una presunta afectación a sus expectativas, quien no habría encontrado una correspondencia entre lo que esperaba recibir de parte del proveedor y lo que realmente recibió. Por consiguiente, corresponde calificar el hecho materia de denuncia como una presunta infracción al deber de idoneidad, tipificado en los artículos 18</w:t>
+        <w:t xml:space="preserve">Además, la Secretaría Técnica, en ejercicio de sus facultades, considera que el hecho denunciado, consistente en que la compañía aseguradora habría negado injustificadamente a la denunciante, mediante la carta BEN-039640/2026, la cobertura de la Póliza 188-002091/5 del Seguro de vida por el fallecimiento del señor [APELLIDO] Amasifuen Rojas; involucraría una presunta afectación a sus expectativas, quien no habría encontrado una correspondencia entre lo que esperaba recibir de parte del proveedor y lo que realmente recibió. Por consiguiente, corresponde calificar el hecho materia de denuncia como una presunta infracción al deber de idoneidad, tipificado en los artículos 18 y 19 del Código.</w:t>
+      </w:r>
+      <w:r>
+        <w:rPr>
+          <w:rFonts w:ascii="Arial Narrow" w:eastAsia="Arial Narrow" w:hAnsi="Arial Narrow" w:cs="Arial Narrow"/>
+          <w:kern w:val="0"/>
+          <w14:ligatures w14:val="none"/>
+        </w:rPr>
+        <w:t xml:space="preserve"/>
+      </w:r>
+      <w:r>
+        <w:rPr>
+          <w:rFonts w:ascii="Arial Narrow" w:eastAsia="Times New Roman" w:hAnsi="Arial Narrow" w:cs="Times New Roman"/>
+          <w:color w:val="000000"/>
+          <w:kern w:val="0"/>
+          <w:shd w:val="clear" w:color="auto" w:fill="FFFFFF"/>
+          <w:lang w:eastAsia="es-PE"/>
+          <w14:ligatures w14:val="none"/>
+        </w:rPr>
+        <w:t xml:space="preserve"/>
+      </w:r>
+      <w:r>
+        <w:rPr>
+          <w:rFonts w:ascii="Arial Narrow" w:eastAsia="Times New Roman" w:hAnsi="Arial Narrow" w:cs="Times New Roman"/>
+          <w:color w:val="000000"/>
+          <w:kern w:val="0"/>
+          <w:shd w:val="clear" w:color="auto" w:fill="FFFFFF"/>
+          <w:lang w:eastAsia="es-PE"/>
+          <w14:ligatures w14:val="none"/>
+        </w:rPr>
+        <w:t/>
+      </w:r>
+      <w:r>
+        <w:rPr>
+          <w:rFonts w:ascii="Arial Narrow" w:eastAsia="Arial Narrow" w:hAnsi="Arial Narrow" w:cs="Arial Narrow"/>
+          <w:kern w:val="0"/>
+          <w14:ligatures w14:val="none"/>
+        </w:rPr>
+        <w:t/>
       </w:r>
       <w:r>
         <w:rPr>
@@ -4190,7 +4190,7 @@
           <w:kern w:val="0"/>
           <w14:ligatures w14:val="none"/>
         </w:rPr>
-        <w:t xml:space="preserve"> y 19</w:t>
+        <w:t xml:space="preserve"/>
       </w:r>
       <w:r>
         <w:rPr>
@@ -4208,7 +4208,7 @@
           <w:kern w:val="0"/>
           <w14:ligatures w14:val="none"/>
         </w:rPr>
-        <w:t xml:space="preserve"> del Código</w:t>
+        <w:t xml:space="preserve"/>
       </w:r>
       <w:r>
         <w:rPr>
@@ -4219,7 +4219,7 @@
           <w:lang w:eastAsia="es-PE"/>
           <w14:ligatures w14:val="none"/>
         </w:rPr>
-        <w:t>.</w:t>
+        <w:t/>
       </w:r>
     </w:p>
     <w:p>
@@ -4254,7 +4254,7 @@
           <w:kern w:val="0"/>
           <w14:ligatures w14:val="none"/>
         </w:rPr>
-        <w:t xml:space="preserve">Así también, la Secretaría Técnica, en ejercicio de sus facultades, </w:t>
+        <w:t xml:space="preserve">Así también, la Secretaría Técnica, en ejercicio de sus facultades, considera que el hecho denunciado, consistente en que la compañía aseguradora habría negado injustificadamente a la denunciante, mediante la carta BEN-039640/2026, la cobertura de la Póliza 188-002140/7 del Seguro de vida por el fallecimiento del señor [APELLIDO] Amasifuen Rojas; involucraría una presunta afectación a sus expectativas, quien no habría encontrado una correspondencia entre lo que esperaba recibir de parte del proveedor y lo que realmente recibió. Por consiguiente, corresponde calificar el hecho materia de denuncia como una presunta infracción al deber de idoneidad, tipificado en los artículos 18 y 19 del Código. </w:t>
       </w:r>
       <w:r>
         <w:rPr>
@@ -4264,45 +4264,45 @@
           <w:lang w:eastAsia="es-PE"/>
           <w14:ligatures w14:val="none"/>
         </w:rPr>
-        <w:t xml:space="preserve">considera </w:t>
-      </w:r>
-      <w:r>
-        <w:rPr>
-          <w:rFonts w:ascii="Arial Narrow" w:eastAsia="Arial Narrow" w:hAnsi="Arial Narrow" w:cs="Arial Narrow"/>
-          <w:kern w:val="0"/>
-          <w14:ligatures w14:val="none"/>
-        </w:rPr>
-        <w:t xml:space="preserve">que el hecho denunciado, consistente en que </w:t>
-      </w:r>
-      <w:r>
-        <w:rPr>
-          <w:rFonts w:ascii="Arial Narrow" w:eastAsia="Times New Roman" w:hAnsi="Arial Narrow" w:cs="Times New Roman"/>
-          <w:color w:val="000000"/>
-          <w:kern w:val="0"/>
-          <w:shd w:val="clear" w:color="auto" w:fill="FFFFFF"/>
-          <w:lang w:eastAsia="es-PE"/>
-          <w14:ligatures w14:val="none"/>
-        </w:rPr>
-        <w:t xml:space="preserve">la compañía aseguradora </w:t>
-      </w:r>
-      <w:r>
-        <w:rPr>
-          <w:rFonts w:ascii="Arial Narrow" w:eastAsia="Times New Roman" w:hAnsi="Arial Narrow" w:cs="Times New Roman"/>
-          <w:color w:val="000000"/>
-          <w:kern w:val="0"/>
-          <w:shd w:val="clear" w:color="auto" w:fill="FFFFFF"/>
-          <w:lang w:eastAsia="es-PE"/>
-          <w14:ligatures w14:val="none"/>
-        </w:rPr>
-        <w:t>habría negado injustificadamente a la denunciante, mediante la carta BEN-039640/2026, la cobertura de la Póliza 188-002140/7 del Seguro de vida por el fallecimiento del señor Oswaldo Amasifuen Rojas</w:t>
-      </w:r>
-      <w:r>
-        <w:rPr>
-          <w:rFonts w:ascii="Arial Narrow" w:eastAsia="Arial Narrow" w:hAnsi="Arial Narrow" w:cs="Arial Narrow"/>
-          <w:kern w:val="0"/>
-          <w14:ligatures w14:val="none"/>
-        </w:rPr>
-        <w:t xml:space="preserve">; involucraría una presunta afectación a sus expectativas, quien no habría encontrado una correspondencia entre lo que esperaba recibir de parte del proveedor y lo que realmente recibió. Por consiguiente, corresponde </w:t>
+        <w:t xml:space="preserve"/>
+      </w:r>
+      <w:r>
+        <w:rPr>
+          <w:rFonts w:ascii="Arial Narrow" w:eastAsia="Arial Narrow" w:hAnsi="Arial Narrow" w:cs="Arial Narrow"/>
+          <w:kern w:val="0"/>
+          <w14:ligatures w14:val="none"/>
+        </w:rPr>
+        <w:t xml:space="preserve"/>
+      </w:r>
+      <w:r>
+        <w:rPr>
+          <w:rFonts w:ascii="Arial Narrow" w:eastAsia="Times New Roman" w:hAnsi="Arial Narrow" w:cs="Times New Roman"/>
+          <w:color w:val="000000"/>
+          <w:kern w:val="0"/>
+          <w:shd w:val="clear" w:color="auto" w:fill="FFFFFF"/>
+          <w:lang w:eastAsia="es-PE"/>
+          <w14:ligatures w14:val="none"/>
+        </w:rPr>
+        <w:t xml:space="preserve"/>
+      </w:r>
+      <w:r>
+        <w:rPr>
+          <w:rFonts w:ascii="Arial Narrow" w:eastAsia="Times New Roman" w:hAnsi="Arial Narrow" w:cs="Times New Roman"/>
+          <w:color w:val="000000"/>
+          <w:kern w:val="0"/>
+          <w:shd w:val="clear" w:color="auto" w:fill="FFFFFF"/>
+          <w:lang w:eastAsia="es-PE"/>
+          <w14:ligatures w14:val="none"/>
+        </w:rPr>
+        <w:t/>
+      </w:r>
+      <w:r>
+        <w:rPr>
+          <w:rFonts w:ascii="Arial Narrow" w:eastAsia="Arial Narrow" w:hAnsi="Arial Narrow" w:cs="Arial Narrow"/>
+          <w:kern w:val="0"/>
+          <w14:ligatures w14:val="none"/>
+        </w:rPr>
+        <w:t xml:space="preserve"/>
       </w:r>
       <w:r>
         <w:rPr>
@@ -4311,7 +4311,7 @@
           <w14:ligatures w14:val="none"/>
         </w:rPr>
         <w:lastRenderedPageBreak/>
-        <w:t>calificar el hecho materia de denuncia como una presunta infracción al deber de idoneidad, tipificado en los artículos 18</w:t>
+        <w:t/>
       </w:r>
       <w:r>
         <w:rPr>
@@ -4329,7 +4329,7 @@
           <w:kern w:val="0"/>
           <w14:ligatures w14:val="none"/>
         </w:rPr>
-        <w:t xml:space="preserve"> y 19</w:t>
+        <w:t xml:space="preserve"/>
       </w:r>
       <w:r>
         <w:rPr>
@@ -4347,7 +4347,7 @@
           <w:kern w:val="0"/>
           <w14:ligatures w14:val="none"/>
         </w:rPr>
-        <w:t xml:space="preserve"> del Código</w:t>
+        <w:t xml:space="preserve"/>
       </w:r>
       <w:r>
         <w:rPr>
@@ -4358,7 +4358,7 @@
           <w:lang w:eastAsia="es-PE"/>
           <w14:ligatures w14:val="none"/>
         </w:rPr>
-        <w:t xml:space="preserve">. </w:t>
+        <w:t xml:space="preserve"/>
       </w:r>
     </w:p>
     <w:bookmarkEnd w:id="6"/>
@@ -5002,50 +5002,50 @@
           <w:lang w:eastAsia="es-PE"/>
           <w14:ligatures w14:val="none"/>
         </w:rPr>
-        <w:t xml:space="preserve">PRIMERO: </w:t>
-      </w:r>
-      <w:r>
-        <w:rPr>
-          <w:rFonts w:ascii="Arial Narrow" w:eastAsia="Times New Roman" w:hAnsi="Arial Narrow" w:cs="Times New Roman"/>
-          <w:color w:val="000000"/>
-          <w:kern w:val="0"/>
-          <w:shd w:val="clear" w:color="auto" w:fill="FFFFFF"/>
-          <w:lang w:eastAsia="es-PE"/>
-          <w14:ligatures w14:val="none"/>
-        </w:rPr>
-        <w:t xml:space="preserve">admitir a trámite la denuncia del </w:t>
-      </w:r>
-      <w:r>
-        <w:rPr>
-          <w:rFonts w:ascii="Arial Narrow" w:eastAsia="Times New Roman" w:hAnsi="Arial Narrow" w:cs="Arial"/>
-          <w:color w:val="000000"/>
-          <w:kern w:val="0"/>
-          <w:lang w:val="es-ES" w:eastAsia="es-ES"/>
-          <w14:ligatures w14:val="none"/>
-        </w:rPr>
-        <w:t xml:space="preserve">16 de abril de 2026 </w:t>
-      </w:r>
-      <w:r>
-        <w:rPr>
-          <w:rFonts w:ascii="Arial Narrow" w:eastAsia="Times New Roman" w:hAnsi="Arial Narrow" w:cs="Times New Roman"/>
-          <w:color w:val="000000"/>
-          <w:kern w:val="0"/>
-          <w:shd w:val="clear" w:color="auto" w:fill="FFFFFF"/>
-          <w:lang w:eastAsia="es-PE"/>
-          <w14:ligatures w14:val="none"/>
-        </w:rPr>
-        <w:t xml:space="preserve">interpuesta por </w:t>
-      </w:r>
-      <w:r>
-        <w:rPr>
-          <w:rFonts w:ascii="Arial Narrow" w:eastAsia="Times New Roman" w:hAnsi="Arial Narrow" w:cs="Times New Roman"/>
-          <w:color w:val="000000"/>
-          <w:kern w:val="0"/>
-          <w:shd w:val="clear" w:color="auto" w:fill="FFFFFF"/>
-          <w:lang w:eastAsia="es-PE"/>
-          <w14:ligatures w14:val="none"/>
-        </w:rPr>
-        <w:t xml:space="preserve">la </w:t>
+        <w:t xml:space="preserve">PRIMERO: admitir a trámite la denuncia del 16 de abril de 2026 interpuesta por la señora [DENUNCIANTE] contra Pacífico Compañía de Seguros y Reaseguros S.A., por lo siguiente:</w:t>
+      </w:r>
+      <w:r>
+        <w:rPr>
+          <w:rFonts w:ascii="Arial Narrow" w:eastAsia="Times New Roman" w:hAnsi="Arial Narrow" w:cs="Times New Roman"/>
+          <w:color w:val="000000"/>
+          <w:kern w:val="0"/>
+          <w:shd w:val="clear" w:color="auto" w:fill="FFFFFF"/>
+          <w:lang w:eastAsia="es-PE"/>
+          <w14:ligatures w14:val="none"/>
+        </w:rPr>
+        <w:t xml:space="preserve"/>
+      </w:r>
+      <w:r>
+        <w:rPr>
+          <w:rFonts w:ascii="Arial Narrow" w:eastAsia="Times New Roman" w:hAnsi="Arial Narrow" w:cs="Arial"/>
+          <w:color w:val="000000"/>
+          <w:kern w:val="0"/>
+          <w:lang w:val="es-ES" w:eastAsia="es-ES"/>
+          <w14:ligatures w14:val="none"/>
+        </w:rPr>
+        <w:t xml:space="preserve"/>
+      </w:r>
+      <w:r>
+        <w:rPr>
+          <w:rFonts w:ascii="Arial Narrow" w:eastAsia="Times New Roman" w:hAnsi="Arial Narrow" w:cs="Times New Roman"/>
+          <w:color w:val="000000"/>
+          <w:kern w:val="0"/>
+          <w:shd w:val="clear" w:color="auto" w:fill="FFFFFF"/>
+          <w:lang w:eastAsia="es-PE"/>
+          <w14:ligatures w14:val="none"/>
+        </w:rPr>
+        <w:t xml:space="preserve"/>
+      </w:r>
+      <w:r>
+        <w:rPr>
+          <w:rFonts w:ascii="Arial Narrow" w:eastAsia="Times New Roman" w:hAnsi="Arial Narrow" w:cs="Times New Roman"/>
+          <w:color w:val="000000"/>
+          <w:kern w:val="0"/>
+          <w:shd w:val="clear" w:color="auto" w:fill="FFFFFF"/>
+          <w:lang w:eastAsia="es-PE"/>
+          <w14:ligatures w14:val="none"/>
+        </w:rPr>
+        <w:t xml:space="preserve"/>
       </w:r>
       <w:r>
         <w:rPr>
@@ -5055,51 +5055,51 @@
           <w:kern w:val="0"/>
           <w14:ligatures w14:val="none"/>
         </w:rPr>
-        <w:t xml:space="preserve">señora </w:t>
-      </w:r>
-      <w:r>
-        <w:rPr>
-          <w:rFonts w:ascii="Arial Narrow" w:eastAsia="Times New Roman" w:hAnsi="Arial Narrow" w:cs="Times New Roman"/>
-          <w:color w:val="000000"/>
-          <w:kern w:val="0"/>
-          <w:shd w:val="clear" w:color="auto" w:fill="FFFFFF"/>
-          <w:lang w:eastAsia="es-PE"/>
-          <w14:ligatures w14:val="none"/>
-        </w:rPr>
-        <w:t xml:space="preserve">Cindy Rocio Flores Cardenas </w:t>
-      </w:r>
-      <w:r>
-        <w:rPr>
-          <w:rFonts w:ascii="Arial Narrow" w:eastAsia="Times New Roman" w:hAnsi="Arial Narrow" w:cs="Times New Roman"/>
-          <w:color w:val="000000"/>
-          <w:kern w:val="0"/>
-          <w:shd w:val="clear" w:color="auto" w:fill="FFFFFF"/>
-          <w:lang w:eastAsia="es-PE"/>
-          <w14:ligatures w14:val="none"/>
-        </w:rPr>
-        <w:t xml:space="preserve">contra </w:t>
-      </w:r>
-      <w:r>
-        <w:rPr>
-          <w:rFonts w:ascii="Arial Narrow" w:eastAsia="Times New Roman" w:hAnsi="Arial Narrow" w:cs="Times New Roman"/>
-          <w:color w:val="000000"/>
-          <w:kern w:val="0"/>
-          <w:shd w:val="clear" w:color="auto" w:fill="FFFFFF"/>
-          <w:lang w:eastAsia="es-PE"/>
-          <w14:ligatures w14:val="none"/>
-        </w:rPr>
-        <w:t>Pacífico Compañía de Seguros y Reaseguros S.A.</w:t>
-      </w:r>
-      <w:r>
-        <w:rPr>
-          <w:rFonts w:ascii="Arial Narrow" w:eastAsia="Times New Roman" w:hAnsi="Arial Narrow" w:cs="Times New Roman"/>
-          <w:color w:val="000000"/>
-          <w:kern w:val="0"/>
-          <w:shd w:val="clear" w:color="auto" w:fill="FFFFFF"/>
-          <w:lang w:eastAsia="es-PE"/>
-          <w14:ligatures w14:val="none"/>
-        </w:rPr>
-        <w:t xml:space="preserve">, </w:t>
+        <w:t xml:space="preserve"/>
+      </w:r>
+      <w:r>
+        <w:rPr>
+          <w:rFonts w:ascii="Arial Narrow" w:eastAsia="Times New Roman" w:hAnsi="Arial Narrow" w:cs="Times New Roman"/>
+          <w:color w:val="000000"/>
+          <w:kern w:val="0"/>
+          <w:shd w:val="clear" w:color="auto" w:fill="FFFFFF"/>
+          <w:lang w:eastAsia="es-PE"/>
+          <w14:ligatures w14:val="none"/>
+        </w:rPr>
+        <w:t xml:space="preserve"/>
+      </w:r>
+      <w:r>
+        <w:rPr>
+          <w:rFonts w:ascii="Arial Narrow" w:eastAsia="Times New Roman" w:hAnsi="Arial Narrow" w:cs="Times New Roman"/>
+          <w:color w:val="000000"/>
+          <w:kern w:val="0"/>
+          <w:shd w:val="clear" w:color="auto" w:fill="FFFFFF"/>
+          <w:lang w:eastAsia="es-PE"/>
+          <w14:ligatures w14:val="none"/>
+        </w:rPr>
+        <w:t xml:space="preserve"/>
+      </w:r>
+      <w:r>
+        <w:rPr>
+          <w:rFonts w:ascii="Arial Narrow" w:eastAsia="Times New Roman" w:hAnsi="Arial Narrow" w:cs="Times New Roman"/>
+          <w:color w:val="000000"/>
+          <w:kern w:val="0"/>
+          <w:shd w:val="clear" w:color="auto" w:fill="FFFFFF"/>
+          <w:lang w:eastAsia="es-PE"/>
+          <w14:ligatures w14:val="none"/>
+        </w:rPr>
+        <w:t/>
+      </w:r>
+      <w:r>
+        <w:rPr>
+          <w:rFonts w:ascii="Arial Narrow" w:eastAsia="Times New Roman" w:hAnsi="Arial Narrow" w:cs="Times New Roman"/>
+          <w:color w:val="000000"/>
+          <w:kern w:val="0"/>
+          <w:shd w:val="clear" w:color="auto" w:fill="FFFFFF"/>
+          <w:lang w:eastAsia="es-PE"/>
+          <w14:ligatures w14:val="none"/>
+        </w:rPr>
+        <w:t xml:space="preserve"/>
       </w:r>
       <w:bookmarkStart w:id="24" w:name="_Hlk215062067"/>
       <w:r>
@@ -5111,7 +5111,7 @@
           <w:lang w:eastAsia="es-PE"/>
           <w14:ligatures w14:val="none"/>
         </w:rPr>
-        <w:t>por lo siguiente:</w:t>
+        <w:t/>
       </w:r>
     </w:p>
     <w:p>
@@ -5156,17 +5156,17 @@
           <w:lang w:eastAsia="es-PE"/>
           <w14:ligatures w14:val="none"/>
         </w:rPr>
-        <w:t>Presunta</w:t>
-      </w:r>
-      <w:r>
-        <w:rPr>
-          <w:rFonts w:ascii="Arial Narrow" w:eastAsia="Times New Roman" w:hAnsi="Arial Narrow" w:cs="Times New Roman"/>
-          <w:kern w:val="0"/>
-          <w:shd w:val="clear" w:color="auto" w:fill="FFFFFF"/>
-          <w:lang w:eastAsia="es-PE"/>
-          <w14:ligatures w14:val="none"/>
-        </w:rPr>
-        <w:t xml:space="preserve"> infracción a los artículos 18 y 19</w:t>
+        <w:t xml:space="preserve">Presunta infracción a los artículos 18 y 19 de la Ley 29571, Código de Protección y Defensa del Consumidor, en tanto la compañía aseguradora no habría cumplido con emitir un pronunciamiento, mediante la carta BEN-131352/2018, de la solicitud de la denunciante de cobertura de la Póliza 17-037983/7 del Seguro de vida por el fallecimiento del señor [APELLIDO] Amasifuen Rojas.</w:t>
+      </w:r>
+      <w:r>
+        <w:rPr>
+          <w:rFonts w:ascii="Arial Narrow" w:eastAsia="Times New Roman" w:hAnsi="Arial Narrow" w:cs="Times New Roman"/>
+          <w:kern w:val="0"/>
+          <w:shd w:val="clear" w:color="auto" w:fill="FFFFFF"/>
+          <w:lang w:eastAsia="es-PE"/>
+          <w14:ligatures w14:val="none"/>
+        </w:rPr>
+        <w:t xml:space="preserve"/>
       </w:r>
       <w:r>
         <w:rPr>
@@ -5175,215 +5175,215 @@
           <w:lang w:eastAsia="es-PE"/>
           <w14:ligatures w14:val="none"/>
         </w:rPr>
-        <w:t xml:space="preserve"> de </w:t>
-      </w:r>
-      <w:r>
-        <w:rPr>
-          <w:rFonts w:ascii="Arial Narrow" w:eastAsia="Times New Roman" w:hAnsi="Arial Narrow" w:cs="Times New Roman"/>
-          <w:kern w:val="0"/>
-          <w:shd w:val="clear" w:color="auto" w:fill="FFFFFF"/>
-          <w:lang w:eastAsia="es-PE"/>
-          <w14:ligatures w14:val="none"/>
-        </w:rPr>
-        <w:t xml:space="preserve">la Ley </w:t>
-      </w:r>
-      <w:r>
-        <w:rPr>
-          <w:rFonts w:ascii="Arial Narrow" w:eastAsia="Times New Roman" w:hAnsi="Arial Narrow" w:cs="Times New Roman"/>
-          <w:kern w:val="0"/>
-          <w:shd w:val="clear" w:color="auto" w:fill="FFFFFF"/>
-          <w:lang w:eastAsia="es-PE"/>
-          <w14:ligatures w14:val="none"/>
-        </w:rPr>
-        <w:t>29571</w:t>
-      </w:r>
-      <w:r>
-        <w:rPr>
-          <w:rFonts w:ascii="Arial Narrow" w:eastAsia="Times New Roman" w:hAnsi="Arial Narrow" w:cs="Times New Roman"/>
-          <w:kern w:val="0"/>
-          <w:shd w:val="clear" w:color="auto" w:fill="FFFFFF"/>
-          <w:lang w:eastAsia="es-PE"/>
-          <w14:ligatures w14:val="none"/>
-        </w:rPr>
-        <w:t xml:space="preserve">, Código de Protección y Defensa del Consumidor, en tanto </w:t>
-      </w:r>
-      <w:r>
-        <w:rPr>
-          <w:rFonts w:ascii="Arial Narrow" w:eastAsia="Times New Roman" w:hAnsi="Arial Narrow" w:cs="Times New Roman"/>
-          <w:kern w:val="0"/>
-          <w:shd w:val="clear" w:color="auto" w:fill="FFFFFF"/>
-          <w:lang w:eastAsia="es-PE"/>
-          <w14:ligatures w14:val="none"/>
-        </w:rPr>
-        <w:t xml:space="preserve">la compañía aseguradora </w:t>
-      </w:r>
-      <w:r>
-        <w:rPr>
-          <w:rFonts w:ascii="Arial Narrow" w:eastAsia="Times New Roman" w:hAnsi="Arial Narrow" w:cs="Times New Roman"/>
-          <w:kern w:val="0"/>
-          <w:shd w:val="clear" w:color="auto" w:fill="FFFFFF"/>
-          <w:lang w:eastAsia="es-PE"/>
-          <w14:ligatures w14:val="none"/>
-        </w:rPr>
-        <w:t>no habría cumplido con emitir un pronunciamiento</w:t>
-      </w:r>
-      <w:r>
-        <w:rPr>
-          <w:rFonts w:ascii="Arial Narrow" w:eastAsia="Times New Roman" w:hAnsi="Arial Narrow" w:cs="Times New Roman"/>
-          <w:kern w:val="0"/>
-          <w:shd w:val="clear" w:color="auto" w:fill="FFFFFF"/>
-          <w:lang w:eastAsia="es-PE"/>
-          <w14:ligatures w14:val="none"/>
-        </w:rPr>
-        <w:t xml:space="preserve">, mediante la carta </w:t>
-      </w:r>
-      <w:r>
-        <w:rPr>
-          <w:rFonts w:ascii="Arial Narrow" w:eastAsia="Times New Roman" w:hAnsi="Arial Narrow" w:cs="Times New Roman"/>
-          <w:kern w:val="0"/>
-          <w:shd w:val="clear" w:color="auto" w:fill="FFFFFF"/>
-          <w:lang w:eastAsia="es-PE"/>
-          <w14:ligatures w14:val="none"/>
-        </w:rPr>
-        <w:t>BEN-131352/2018</w:t>
-      </w:r>
-      <w:r>
-        <w:rPr>
-          <w:rFonts w:ascii="Arial Narrow" w:eastAsia="Times New Roman" w:hAnsi="Arial Narrow" w:cs="Times New Roman"/>
-          <w:kern w:val="0"/>
-          <w:shd w:val="clear" w:color="auto" w:fill="FFFFFF"/>
-          <w:lang w:eastAsia="es-PE"/>
-          <w14:ligatures w14:val="none"/>
-        </w:rPr>
-        <w:t>,</w:t>
-      </w:r>
-      <w:r>
-        <w:rPr>
-          <w:rFonts w:ascii="Arial Narrow" w:eastAsia="Times New Roman" w:hAnsi="Arial Narrow" w:cs="Times New Roman"/>
-          <w:kern w:val="0"/>
-          <w:shd w:val="clear" w:color="auto" w:fill="FFFFFF"/>
-          <w:lang w:eastAsia="es-PE"/>
-          <w14:ligatures w14:val="none"/>
-        </w:rPr>
-        <w:t xml:space="preserve"> </w:t>
-      </w:r>
-      <w:r>
-        <w:rPr>
-          <w:rFonts w:ascii="Arial Narrow" w:eastAsia="Times New Roman" w:hAnsi="Arial Narrow" w:cs="Times New Roman"/>
-          <w:kern w:val="0"/>
-          <w:shd w:val="clear" w:color="auto" w:fill="FFFFFF"/>
-          <w:lang w:eastAsia="es-PE"/>
-          <w14:ligatures w14:val="none"/>
-        </w:rPr>
-        <w:t>de la solicitud de la denunciante de</w:t>
-      </w:r>
-      <w:r>
-        <w:rPr>
-          <w:rFonts w:ascii="Arial Narrow" w:eastAsia="Times New Roman" w:hAnsi="Arial Narrow" w:cs="Times New Roman"/>
-          <w:kern w:val="0"/>
-          <w:shd w:val="clear" w:color="auto" w:fill="FFFFFF"/>
-          <w:lang w:eastAsia="es-PE"/>
-          <w14:ligatures w14:val="none"/>
-        </w:rPr>
-        <w:t xml:space="preserve"> cobertura </w:t>
-      </w:r>
-      <w:r>
-        <w:rPr>
-          <w:rFonts w:ascii="Arial Narrow" w:eastAsia="Times New Roman" w:hAnsi="Arial Narrow" w:cs="Times New Roman"/>
-          <w:kern w:val="0"/>
-          <w:shd w:val="clear" w:color="auto" w:fill="FFFFFF"/>
-          <w:lang w:eastAsia="es-PE"/>
-          <w14:ligatures w14:val="none"/>
-        </w:rPr>
-        <w:t xml:space="preserve">de la </w:t>
-      </w:r>
-      <w:r>
-        <w:rPr>
-          <w:rFonts w:ascii="Arial Narrow" w:eastAsia="Times New Roman" w:hAnsi="Arial Narrow" w:cs="Arial"/>
-          <w:color w:val="000000"/>
-          <w:kern w:val="0"/>
-          <w:lang w:val="es-ES" w:eastAsia="es-ES"/>
-          <w14:ligatures w14:val="none"/>
-        </w:rPr>
-        <w:t xml:space="preserve">Póliza </w:t>
-      </w:r>
-      <w:r>
-        <w:rPr>
-          <w:rFonts w:ascii="Arial Narrow" w:eastAsia="Times New Roman" w:hAnsi="Arial Narrow" w:cs="Times New Roman"/>
-          <w:kern w:val="0"/>
-          <w:shd w:val="clear" w:color="auto" w:fill="FFFFFF"/>
-          <w:lang w:eastAsia="es-PE"/>
-          <w14:ligatures w14:val="none"/>
-        </w:rPr>
-        <w:t/>
-      </w:r>
-      <w:r>
-        <w:rPr>
-          <w:rFonts w:ascii="Arial Narrow" w:eastAsia="Times New Roman" w:hAnsi="Arial Narrow" w:cs="Arial"/>
-          <w:color w:val="000000"/>
-          <w:kern w:val="0"/>
-          <w:lang w:val="es-ES" w:eastAsia="es-ES"/>
-          <w14:ligatures w14:val="none"/>
-        </w:rPr>
-        <w:t xml:space="preserve">17-037983/7 </w:t>
-      </w:r>
-      <w:r>
-        <w:rPr>
-          <w:rFonts w:ascii="Arial Narrow" w:eastAsia="Times New Roman" w:hAnsi="Arial Narrow" w:cs="Times New Roman"/>
-          <w:kern w:val="0"/>
-          <w:shd w:val="clear" w:color="auto" w:fill="FFFFFF"/>
-          <w:lang w:eastAsia="es-PE"/>
-          <w14:ligatures w14:val="none"/>
-        </w:rPr>
-        <w:t xml:space="preserve">del </w:t>
-      </w:r>
-      <w:r>
-        <w:rPr>
-          <w:rFonts w:ascii="Arial Narrow" w:eastAsia="Times New Roman" w:hAnsi="Arial Narrow" w:cs="Times New Roman"/>
-          <w:kern w:val="0"/>
-          <w:shd w:val="clear" w:color="auto" w:fill="FFFFFF"/>
-          <w:lang w:eastAsia="es-PE"/>
-          <w14:ligatures w14:val="none"/>
-        </w:rPr>
-        <w:t xml:space="preserve">Seguro de vida </w:t>
-      </w:r>
-      <w:r>
-        <w:rPr>
-          <w:rFonts w:ascii="Arial Narrow" w:eastAsia="Times New Roman" w:hAnsi="Arial Narrow" w:cs="Times New Roman"/>
-          <w:kern w:val="0"/>
-          <w:shd w:val="clear" w:color="auto" w:fill="FFFFFF"/>
-          <w:lang w:eastAsia="es-PE"/>
-          <w14:ligatures w14:val="none"/>
-        </w:rPr>
-        <w:t xml:space="preserve">por el </w:t>
-      </w:r>
-      <w:r>
-        <w:rPr>
-          <w:rFonts w:ascii="Arial Narrow" w:eastAsia="Times New Roman" w:hAnsi="Arial Narrow" w:cs="Times New Roman"/>
-          <w:kern w:val="0"/>
-          <w:shd w:val="clear" w:color="auto" w:fill="FFFFFF"/>
-          <w:lang w:eastAsia="es-PE"/>
-          <w14:ligatures w14:val="none"/>
-        </w:rPr>
-        <w:t xml:space="preserve">fallecimiento del señor </w:t>
-      </w:r>
-      <w:r>
-        <w:rPr>
-          <w:rFonts w:ascii="Arial Narrow" w:eastAsia="Times New Roman" w:hAnsi="Arial Narrow" w:cs="Times New Roman"/>
-          <w:kern w:val="0"/>
-          <w:shd w:val="clear" w:color="auto" w:fill="FFFFFF"/>
-          <w:lang w:eastAsia="es-PE"/>
-          <w14:ligatures w14:val="none"/>
-        </w:rPr>
-        <w:t>Oswaldo Amasifuen Rojas</w:t>
-      </w:r>
-      <w:r>
-        <w:rPr>
-          <w:rFonts w:ascii="Arial Narrow" w:eastAsia="Arial Narrow" w:hAnsi="Arial Narrow" w:cs="Arial Narrow"/>
-          <w:kern w:val="0"/>
-          <w14:ligatures w14:val="none"/>
-        </w:rPr>
-        <w:t>.</w:t>
+        <w:t xml:space="preserve"/>
+      </w:r>
+      <w:r>
+        <w:rPr>
+          <w:rFonts w:ascii="Arial Narrow" w:eastAsia="Times New Roman" w:hAnsi="Arial Narrow" w:cs="Times New Roman"/>
+          <w:kern w:val="0"/>
+          <w:shd w:val="clear" w:color="auto" w:fill="FFFFFF"/>
+          <w:lang w:eastAsia="es-PE"/>
+          <w14:ligatures w14:val="none"/>
+        </w:rPr>
+        <w:t xml:space="preserve"/>
+      </w:r>
+      <w:r>
+        <w:rPr>
+          <w:rFonts w:ascii="Arial Narrow" w:eastAsia="Times New Roman" w:hAnsi="Arial Narrow" w:cs="Times New Roman"/>
+          <w:kern w:val="0"/>
+          <w:shd w:val="clear" w:color="auto" w:fill="FFFFFF"/>
+          <w:lang w:eastAsia="es-PE"/>
+          <w14:ligatures w14:val="none"/>
+        </w:rPr>
+        <w:t/>
+      </w:r>
+      <w:r>
+        <w:rPr>
+          <w:rFonts w:ascii="Arial Narrow" w:eastAsia="Times New Roman" w:hAnsi="Arial Narrow" w:cs="Times New Roman"/>
+          <w:kern w:val="0"/>
+          <w:shd w:val="clear" w:color="auto" w:fill="FFFFFF"/>
+          <w:lang w:eastAsia="es-PE"/>
+          <w14:ligatures w14:val="none"/>
+        </w:rPr>
+        <w:t xml:space="preserve"/>
+      </w:r>
+      <w:r>
+        <w:rPr>
+          <w:rFonts w:ascii="Arial Narrow" w:eastAsia="Times New Roman" w:hAnsi="Arial Narrow" w:cs="Times New Roman"/>
+          <w:kern w:val="0"/>
+          <w:shd w:val="clear" w:color="auto" w:fill="FFFFFF"/>
+          <w:lang w:eastAsia="es-PE"/>
+          <w14:ligatures w14:val="none"/>
+        </w:rPr>
+        <w:t xml:space="preserve"/>
+      </w:r>
+      <w:r>
+        <w:rPr>
+          <w:rFonts w:ascii="Arial Narrow" w:eastAsia="Times New Roman" w:hAnsi="Arial Narrow" w:cs="Times New Roman"/>
+          <w:kern w:val="0"/>
+          <w:shd w:val="clear" w:color="auto" w:fill="FFFFFF"/>
+          <w:lang w:eastAsia="es-PE"/>
+          <w14:ligatures w14:val="none"/>
+        </w:rPr>
+        <w:t/>
+      </w:r>
+      <w:r>
+        <w:rPr>
+          <w:rFonts w:ascii="Arial Narrow" w:eastAsia="Times New Roman" w:hAnsi="Arial Narrow" w:cs="Times New Roman"/>
+          <w:kern w:val="0"/>
+          <w:shd w:val="clear" w:color="auto" w:fill="FFFFFF"/>
+          <w:lang w:eastAsia="es-PE"/>
+          <w14:ligatures w14:val="none"/>
+        </w:rPr>
+        <w:t xml:space="preserve"/>
+      </w:r>
+      <w:r>
+        <w:rPr>
+          <w:rFonts w:ascii="Arial Narrow" w:eastAsia="Times New Roman" w:hAnsi="Arial Narrow" w:cs="Times New Roman"/>
+          <w:kern w:val="0"/>
+          <w:shd w:val="clear" w:color="auto" w:fill="FFFFFF"/>
+          <w:lang w:eastAsia="es-PE"/>
+          <w14:ligatures w14:val="none"/>
+        </w:rPr>
+        <w:t/>
+      </w:r>
+      <w:r>
+        <w:rPr>
+          <w:rFonts w:ascii="Arial Narrow" w:eastAsia="Times New Roman" w:hAnsi="Arial Narrow" w:cs="Times New Roman"/>
+          <w:kern w:val="0"/>
+          <w:shd w:val="clear" w:color="auto" w:fill="FFFFFF"/>
+          <w:lang w:eastAsia="es-PE"/>
+          <w14:ligatures w14:val="none"/>
+        </w:rPr>
+        <w:t/>
+      </w:r>
+      <w:r>
+        <w:rPr>
+          <w:rFonts w:ascii="Arial Narrow" w:eastAsia="Times New Roman" w:hAnsi="Arial Narrow" w:cs="Times New Roman"/>
+          <w:kern w:val="0"/>
+          <w:shd w:val="clear" w:color="auto" w:fill="FFFFFF"/>
+          <w:lang w:eastAsia="es-PE"/>
+          <w14:ligatures w14:val="none"/>
+        </w:rPr>
+        <w:t xml:space="preserve"/>
+      </w:r>
+      <w:r>
+        <w:rPr>
+          <w:rFonts w:ascii="Arial Narrow" w:eastAsia="Times New Roman" w:hAnsi="Arial Narrow" w:cs="Times New Roman"/>
+          <w:kern w:val="0"/>
+          <w:shd w:val="clear" w:color="auto" w:fill="FFFFFF"/>
+          <w:lang w:eastAsia="es-PE"/>
+          <w14:ligatures w14:val="none"/>
+        </w:rPr>
+        <w:t/>
+      </w:r>
+      <w:r>
+        <w:rPr>
+          <w:rFonts w:ascii="Arial Narrow" w:eastAsia="Times New Roman" w:hAnsi="Arial Narrow" w:cs="Times New Roman"/>
+          <w:kern w:val="0"/>
+          <w:shd w:val="clear" w:color="auto" w:fill="FFFFFF"/>
+          <w:lang w:eastAsia="es-PE"/>
+          <w14:ligatures w14:val="none"/>
+        </w:rPr>
+        <w:t xml:space="preserve"/>
+      </w:r>
+      <w:r>
+        <w:rPr>
+          <w:rFonts w:ascii="Arial Narrow" w:eastAsia="Times New Roman" w:hAnsi="Arial Narrow" w:cs="Times New Roman"/>
+          <w:kern w:val="0"/>
+          <w:shd w:val="clear" w:color="auto" w:fill="FFFFFF"/>
+          <w:lang w:eastAsia="es-PE"/>
+          <w14:ligatures w14:val="none"/>
+        </w:rPr>
+        <w:t xml:space="preserve"/>
+      </w:r>
+      <w:r>
+        <w:rPr>
+          <w:rFonts w:ascii="Arial Narrow" w:eastAsia="Times New Roman" w:hAnsi="Arial Narrow" w:cs="Arial"/>
+          <w:color w:val="000000"/>
+          <w:kern w:val="0"/>
+          <w:lang w:val="es-ES" w:eastAsia="es-ES"/>
+          <w14:ligatures w14:val="none"/>
+        </w:rPr>
+        <w:t xml:space="preserve"/>
+      </w:r>
+      <w:r>
+        <w:rPr>
+          <w:rFonts w:ascii="Arial Narrow" w:eastAsia="Times New Roman" w:hAnsi="Arial Narrow" w:cs="Times New Roman"/>
+          <w:kern w:val="0"/>
+          <w:shd w:val="clear" w:color="auto" w:fill="FFFFFF"/>
+          <w:lang w:eastAsia="es-PE"/>
+          <w14:ligatures w14:val="none"/>
+        </w:rPr>
+        <w:t/>
+      </w:r>
+      <w:r>
+        <w:rPr>
+          <w:rFonts w:ascii="Arial Narrow" w:eastAsia="Times New Roman" w:hAnsi="Arial Narrow" w:cs="Arial"/>
+          <w:color w:val="000000"/>
+          <w:kern w:val="0"/>
+          <w:lang w:val="es-ES" w:eastAsia="es-ES"/>
+          <w14:ligatures w14:val="none"/>
+        </w:rPr>
+        <w:t xml:space="preserve"/>
+      </w:r>
+      <w:r>
+        <w:rPr>
+          <w:rFonts w:ascii="Arial Narrow" w:eastAsia="Times New Roman" w:hAnsi="Arial Narrow" w:cs="Times New Roman"/>
+          <w:kern w:val="0"/>
+          <w:shd w:val="clear" w:color="auto" w:fill="FFFFFF"/>
+          <w:lang w:eastAsia="es-PE"/>
+          <w14:ligatures w14:val="none"/>
+        </w:rPr>
+        <w:t xml:space="preserve"/>
+      </w:r>
+      <w:r>
+        <w:rPr>
+          <w:rFonts w:ascii="Arial Narrow" w:eastAsia="Times New Roman" w:hAnsi="Arial Narrow" w:cs="Times New Roman"/>
+          <w:kern w:val="0"/>
+          <w:shd w:val="clear" w:color="auto" w:fill="FFFFFF"/>
+          <w:lang w:eastAsia="es-PE"/>
+          <w14:ligatures w14:val="none"/>
+        </w:rPr>
+        <w:t xml:space="preserve"/>
+      </w:r>
+      <w:r>
+        <w:rPr>
+          <w:rFonts w:ascii="Arial Narrow" w:eastAsia="Times New Roman" w:hAnsi="Arial Narrow" w:cs="Times New Roman"/>
+          <w:kern w:val="0"/>
+          <w:shd w:val="clear" w:color="auto" w:fill="FFFFFF"/>
+          <w:lang w:eastAsia="es-PE"/>
+          <w14:ligatures w14:val="none"/>
+        </w:rPr>
+        <w:t xml:space="preserve"/>
+      </w:r>
+      <w:r>
+        <w:rPr>
+          <w:rFonts w:ascii="Arial Narrow" w:eastAsia="Times New Roman" w:hAnsi="Arial Narrow" w:cs="Times New Roman"/>
+          <w:kern w:val="0"/>
+          <w:shd w:val="clear" w:color="auto" w:fill="FFFFFF"/>
+          <w:lang w:eastAsia="es-PE"/>
+          <w14:ligatures w14:val="none"/>
+        </w:rPr>
+        <w:t xml:space="preserve"/>
+      </w:r>
+      <w:r>
+        <w:rPr>
+          <w:rFonts w:ascii="Arial Narrow" w:eastAsia="Times New Roman" w:hAnsi="Arial Narrow" w:cs="Times New Roman"/>
+          <w:kern w:val="0"/>
+          <w:shd w:val="clear" w:color="auto" w:fill="FFFFFF"/>
+          <w:lang w:eastAsia="es-PE"/>
+          <w14:ligatures w14:val="none"/>
+        </w:rPr>
+        <w:t/>
+      </w:r>
+      <w:r>
+        <w:rPr>
+          <w:rFonts w:ascii="Arial Narrow" w:eastAsia="Arial Narrow" w:hAnsi="Arial Narrow" w:cs="Arial Narrow"/>
+          <w:kern w:val="0"/>
+          <w14:ligatures w14:val="none"/>
+        </w:rPr>
+        <w:t/>
       </w:r>
     </w:p>
     <w:p>
@@ -5432,17 +5432,17 @@
           <w:lang w:eastAsia="es-PE"/>
           <w14:ligatures w14:val="none"/>
         </w:rPr>
-        <w:t>Presunta</w:t>
-      </w:r>
-      <w:r>
-        <w:rPr>
-          <w:rFonts w:ascii="Arial Narrow" w:eastAsia="Times New Roman" w:hAnsi="Arial Narrow" w:cs="Times New Roman"/>
-          <w:kern w:val="0"/>
-          <w:shd w:val="clear" w:color="auto" w:fill="FFFFFF"/>
-          <w:lang w:eastAsia="es-PE"/>
-          <w14:ligatures w14:val="none"/>
-        </w:rPr>
-        <w:t xml:space="preserve"> infracción a los artículos 18 y 19</w:t>
+        <w:t xml:space="preserve">Presunta infracción a los artículos 18 y 19 de la Ley 29571, Código de Protección y Defensa del Consumidor, en tanto la compañía aseguradora no habría cumplido con emitir un pronunciamiento, mediante la carta BEN-131352/2018, de la solicitud de la denunciante de cobertura de la Póliza 17037984/5 del Seguro de vida por el fallecimiento del señor [APELLIDO] Amasifuen Rojas.</w:t>
+      </w:r>
+      <w:r>
+        <w:rPr>
+          <w:rFonts w:ascii="Arial Narrow" w:eastAsia="Times New Roman" w:hAnsi="Arial Narrow" w:cs="Times New Roman"/>
+          <w:kern w:val="0"/>
+          <w:shd w:val="clear" w:color="auto" w:fill="FFFFFF"/>
+          <w:lang w:eastAsia="es-PE"/>
+          <w14:ligatures w14:val="none"/>
+        </w:rPr>
+        <w:t xml:space="preserve"/>
       </w:r>
       <w:r>
         <w:rPr>
@@ -5451,117 +5451,117 @@
           <w:lang w:eastAsia="es-PE"/>
           <w14:ligatures w14:val="none"/>
         </w:rPr>
-        <w:t xml:space="preserve"> de </w:t>
-      </w:r>
-      <w:r>
-        <w:rPr>
-          <w:rFonts w:ascii="Arial Narrow" w:eastAsia="Times New Roman" w:hAnsi="Arial Narrow" w:cs="Times New Roman"/>
-          <w:kern w:val="0"/>
-          <w:shd w:val="clear" w:color="auto" w:fill="FFFFFF"/>
-          <w:lang w:eastAsia="es-PE"/>
-          <w14:ligatures w14:val="none"/>
-        </w:rPr>
-        <w:t xml:space="preserve">la Ley 29571, Código de Protección y Defensa del Consumidor, en tanto la compañía aseguradora </w:t>
-      </w:r>
-      <w:r>
-        <w:rPr>
-          <w:rFonts w:ascii="Arial Narrow" w:eastAsia="Times New Roman" w:hAnsi="Arial Narrow" w:cs="Times New Roman"/>
-          <w:kern w:val="0"/>
-          <w:shd w:val="clear" w:color="auto" w:fill="FFFFFF"/>
-          <w:lang w:eastAsia="es-PE"/>
-          <w14:ligatures w14:val="none"/>
-        </w:rPr>
-        <w:t xml:space="preserve">no habría cumplido con emitir un pronunciamiento, mediante la carta </w:t>
-      </w:r>
-      <w:r>
-        <w:rPr>
-          <w:rFonts w:ascii="Arial Narrow" w:eastAsia="Times New Roman" w:hAnsi="Arial Narrow" w:cs="Times New Roman"/>
-          <w:kern w:val="0"/>
-          <w:shd w:val="clear" w:color="auto" w:fill="FFFFFF"/>
-          <w:lang w:eastAsia="es-PE"/>
-          <w14:ligatures w14:val="none"/>
-        </w:rPr>
-        <w:t>BEN-131352/2018</w:t>
-      </w:r>
-      <w:r>
-        <w:rPr>
-          <w:rFonts w:ascii="Arial Narrow" w:eastAsia="Times New Roman" w:hAnsi="Arial Narrow" w:cs="Times New Roman"/>
-          <w:kern w:val="0"/>
-          <w:shd w:val="clear" w:color="auto" w:fill="FFFFFF"/>
-          <w:lang w:eastAsia="es-PE"/>
-          <w14:ligatures w14:val="none"/>
-        </w:rPr>
-        <w:t xml:space="preserve">, </w:t>
-      </w:r>
-      <w:r>
-        <w:rPr>
-          <w:rFonts w:ascii="Arial Narrow" w:eastAsia="Times New Roman" w:hAnsi="Arial Narrow" w:cs="Times New Roman"/>
-          <w:kern w:val="0"/>
-          <w:shd w:val="clear" w:color="auto" w:fill="FFFFFF"/>
-          <w:lang w:eastAsia="es-PE"/>
-          <w14:ligatures w14:val="none"/>
-        </w:rPr>
-        <w:t xml:space="preserve">de la solicitud de la denunciante de cobertura de la </w:t>
-      </w:r>
-      <w:r>
-        <w:rPr>
-          <w:rFonts w:ascii="Arial Narrow" w:eastAsia="Times New Roman" w:hAnsi="Arial Narrow" w:cs="Arial"/>
-          <w:color w:val="000000"/>
-          <w:kern w:val="0"/>
-          <w:lang w:val="es-ES" w:eastAsia="es-ES"/>
-          <w14:ligatures w14:val="none"/>
-        </w:rPr>
-        <w:t xml:space="preserve">Póliza </w:t>
-      </w:r>
-      <w:r>
-        <w:rPr>
-          <w:rFonts w:ascii="Arial Narrow" w:eastAsia="Times New Roman" w:hAnsi="Arial Narrow" w:cs="Times New Roman"/>
-          <w:kern w:val="0"/>
-          <w:shd w:val="clear" w:color="auto" w:fill="FFFFFF"/>
-          <w:lang w:eastAsia="es-PE"/>
-          <w14:ligatures w14:val="none"/>
-        </w:rPr>
-        <w:t xml:space="preserve"/>
-      </w:r>
-      <w:r>
-        <w:rPr>
-          <w:rFonts w:ascii="Arial Narrow" w:eastAsia="Times New Roman" w:hAnsi="Arial Narrow" w:cs="Arial"/>
-          <w:color w:val="000000"/>
-          <w:kern w:val="0"/>
-          <w:lang w:val="es-ES" w:eastAsia="es-ES"/>
-          <w14:ligatures w14:val="none"/>
-        </w:rPr>
-        <w:t xml:space="preserve">17037984/5 </w:t>
-      </w:r>
-      <w:r>
-        <w:rPr>
-          <w:rFonts w:ascii="Arial Narrow" w:eastAsia="Times New Roman" w:hAnsi="Arial Narrow" w:cs="Times New Roman"/>
-          <w:kern w:val="0"/>
-          <w:shd w:val="clear" w:color="auto" w:fill="FFFFFF"/>
-          <w:lang w:eastAsia="es-PE"/>
-          <w14:ligatures w14:val="none"/>
-        </w:rPr>
-        <w:t xml:space="preserve">del </w:t>
-      </w:r>
-      <w:r>
-        <w:rPr>
-          <w:rFonts w:ascii="Arial Narrow" w:eastAsia="Times New Roman" w:hAnsi="Arial Narrow" w:cs="Times New Roman"/>
-          <w:kern w:val="0"/>
-          <w:shd w:val="clear" w:color="auto" w:fill="FFFFFF"/>
-          <w:lang w:eastAsia="es-PE"/>
-          <w14:ligatures w14:val="none"/>
-        </w:rPr>
-        <w:t xml:space="preserve">Seguro de vida </w:t>
-      </w:r>
-      <w:r>
-        <w:rPr>
-          <w:rFonts w:ascii="Arial Narrow" w:eastAsia="Times New Roman" w:hAnsi="Arial Narrow" w:cs="Times New Roman"/>
-          <w:kern w:val="0"/>
-          <w:shd w:val="clear" w:color="auto" w:fill="FFFFFF"/>
-          <w:lang w:eastAsia="es-PE"/>
-          <w14:ligatures w14:val="none"/>
-        </w:rPr>
-        <w:t>por el fallecimiento del señor Oswaldo Amasifuen Rojas.</w:t>
+        <w:t xml:space="preserve"/>
+      </w:r>
+      <w:r>
+        <w:rPr>
+          <w:rFonts w:ascii="Arial Narrow" w:eastAsia="Times New Roman" w:hAnsi="Arial Narrow" w:cs="Times New Roman"/>
+          <w:kern w:val="0"/>
+          <w:shd w:val="clear" w:color="auto" w:fill="FFFFFF"/>
+          <w:lang w:eastAsia="es-PE"/>
+          <w14:ligatures w14:val="none"/>
+        </w:rPr>
+        <w:t xml:space="preserve"/>
+      </w:r>
+      <w:r>
+        <w:rPr>
+          <w:rFonts w:ascii="Arial Narrow" w:eastAsia="Times New Roman" w:hAnsi="Arial Narrow" w:cs="Times New Roman"/>
+          <w:kern w:val="0"/>
+          <w:shd w:val="clear" w:color="auto" w:fill="FFFFFF"/>
+          <w:lang w:eastAsia="es-PE"/>
+          <w14:ligatures w14:val="none"/>
+        </w:rPr>
+        <w:t xml:space="preserve"/>
+      </w:r>
+      <w:r>
+        <w:rPr>
+          <w:rFonts w:ascii="Arial Narrow" w:eastAsia="Times New Roman" w:hAnsi="Arial Narrow" w:cs="Times New Roman"/>
+          <w:kern w:val="0"/>
+          <w:shd w:val="clear" w:color="auto" w:fill="FFFFFF"/>
+          <w:lang w:eastAsia="es-PE"/>
+          <w14:ligatures w14:val="none"/>
+        </w:rPr>
+        <w:t/>
+      </w:r>
+      <w:r>
+        <w:rPr>
+          <w:rFonts w:ascii="Arial Narrow" w:eastAsia="Times New Roman" w:hAnsi="Arial Narrow" w:cs="Times New Roman"/>
+          <w:kern w:val="0"/>
+          <w:shd w:val="clear" w:color="auto" w:fill="FFFFFF"/>
+          <w:lang w:eastAsia="es-PE"/>
+          <w14:ligatures w14:val="none"/>
+        </w:rPr>
+        <w:t xml:space="preserve"/>
+      </w:r>
+      <w:r>
+        <w:rPr>
+          <w:rFonts w:ascii="Arial Narrow" w:eastAsia="Times New Roman" w:hAnsi="Arial Narrow" w:cs="Times New Roman"/>
+          <w:kern w:val="0"/>
+          <w:shd w:val="clear" w:color="auto" w:fill="FFFFFF"/>
+          <w:lang w:eastAsia="es-PE"/>
+          <w14:ligatures w14:val="none"/>
+        </w:rPr>
+        <w:t xml:space="preserve"/>
+      </w:r>
+      <w:r>
+        <w:rPr>
+          <w:rFonts w:ascii="Arial Narrow" w:eastAsia="Times New Roman" w:hAnsi="Arial Narrow" w:cs="Arial"/>
+          <w:color w:val="000000"/>
+          <w:kern w:val="0"/>
+          <w:lang w:val="es-ES" w:eastAsia="es-ES"/>
+          <w14:ligatures w14:val="none"/>
+        </w:rPr>
+        <w:t xml:space="preserve"/>
+      </w:r>
+      <w:r>
+        <w:rPr>
+          <w:rFonts w:ascii="Arial Narrow" w:eastAsia="Times New Roman" w:hAnsi="Arial Narrow" w:cs="Times New Roman"/>
+          <w:kern w:val="0"/>
+          <w:shd w:val="clear" w:color="auto" w:fill="FFFFFF"/>
+          <w:lang w:eastAsia="es-PE"/>
+          <w14:ligatures w14:val="none"/>
+        </w:rPr>
+        <w:t xml:space="preserve"/>
+      </w:r>
+      <w:r>
+        <w:rPr>
+          <w:rFonts w:ascii="Arial Narrow" w:eastAsia="Times New Roman" w:hAnsi="Arial Narrow" w:cs="Arial"/>
+          <w:color w:val="000000"/>
+          <w:kern w:val="0"/>
+          <w:lang w:val="es-ES" w:eastAsia="es-ES"/>
+          <w14:ligatures w14:val="none"/>
+        </w:rPr>
+        <w:t xml:space="preserve"/>
+      </w:r>
+      <w:r>
+        <w:rPr>
+          <w:rFonts w:ascii="Arial Narrow" w:eastAsia="Times New Roman" w:hAnsi="Arial Narrow" w:cs="Times New Roman"/>
+          <w:kern w:val="0"/>
+          <w:shd w:val="clear" w:color="auto" w:fill="FFFFFF"/>
+          <w:lang w:eastAsia="es-PE"/>
+          <w14:ligatures w14:val="none"/>
+        </w:rPr>
+        <w:t xml:space="preserve"/>
+      </w:r>
+      <w:r>
+        <w:rPr>
+          <w:rFonts w:ascii="Arial Narrow" w:eastAsia="Times New Roman" w:hAnsi="Arial Narrow" w:cs="Times New Roman"/>
+          <w:kern w:val="0"/>
+          <w:shd w:val="clear" w:color="auto" w:fill="FFFFFF"/>
+          <w:lang w:eastAsia="es-PE"/>
+          <w14:ligatures w14:val="none"/>
+        </w:rPr>
+        <w:t xml:space="preserve"/>
+      </w:r>
+      <w:r>
+        <w:rPr>
+          <w:rFonts w:ascii="Arial Narrow" w:eastAsia="Times New Roman" w:hAnsi="Arial Narrow" w:cs="Times New Roman"/>
+          <w:kern w:val="0"/>
+          <w:shd w:val="clear" w:color="auto" w:fill="FFFFFF"/>
+          <w:lang w:eastAsia="es-PE"/>
+          <w14:ligatures w14:val="none"/>
+        </w:rPr>
+        <w:t/>
       </w:r>
     </w:p>
     <w:p>
@@ -5609,17 +5609,17 @@
           <w:lang w:eastAsia="es-PE"/>
           <w14:ligatures w14:val="none"/>
         </w:rPr>
-        <w:t>Presunta</w:t>
-      </w:r>
-      <w:r>
-        <w:rPr>
-          <w:rFonts w:ascii="Arial Narrow" w:eastAsia="Times New Roman" w:hAnsi="Arial Narrow" w:cs="Times New Roman"/>
-          <w:kern w:val="0"/>
-          <w:shd w:val="clear" w:color="auto" w:fill="FFFFFF"/>
-          <w:lang w:eastAsia="es-PE"/>
-          <w14:ligatures w14:val="none"/>
-        </w:rPr>
-        <w:t xml:space="preserve"> infracción a los artículos 18 y 19</w:t>
+        <w:t xml:space="preserve">Presunta infracción a los artículos 18 y 19 de la Ley 29571, Código de Protección y Defensa del Consumidor, en tanto la compañía aseguradora habría negado injustificadamente a la denunciante, mediante la carta de BEN-131352/2018, la cobertura de la Póliza 60-195544/0 del Seguro de vida por el fallecimiento del señor [APELLIDO] Amasifuen Rojas.</w:t>
+      </w:r>
+      <w:r>
+        <w:rPr>
+          <w:rFonts w:ascii="Arial Narrow" w:eastAsia="Times New Roman" w:hAnsi="Arial Narrow" w:cs="Times New Roman"/>
+          <w:kern w:val="0"/>
+          <w:shd w:val="clear" w:color="auto" w:fill="FFFFFF"/>
+          <w:lang w:eastAsia="es-PE"/>
+          <w14:ligatures w14:val="none"/>
+        </w:rPr>
+        <w:t xml:space="preserve"/>
       </w:r>
       <w:r>
         <w:rPr>
@@ -5628,105 +5628,105 @@
           <w:lang w:eastAsia="es-PE"/>
           <w14:ligatures w14:val="none"/>
         </w:rPr>
-        <w:t xml:space="preserve"> de </w:t>
-      </w:r>
-      <w:r>
-        <w:rPr>
-          <w:rFonts w:ascii="Arial Narrow" w:eastAsia="Times New Roman" w:hAnsi="Arial Narrow" w:cs="Times New Roman"/>
-          <w:kern w:val="0"/>
-          <w:shd w:val="clear" w:color="auto" w:fill="FFFFFF"/>
-          <w:lang w:eastAsia="es-PE"/>
-          <w14:ligatures w14:val="none"/>
-        </w:rPr>
-        <w:t xml:space="preserve">la Ley 29571, Código de Protección y Defensa del Consumidor, en tanto la compañía aseguradora habría negado injustificadamente a la denunciante, mediante la carta de </w:t>
-      </w:r>
-      <w:r>
-        <w:rPr>
-          <w:rFonts w:ascii="Arial Narrow" w:eastAsia="Times New Roman" w:hAnsi="Arial Narrow" w:cs="Times New Roman"/>
-          <w:kern w:val="0"/>
-          <w:shd w:val="clear" w:color="auto" w:fill="FFFFFF"/>
-          <w:lang w:eastAsia="es-PE"/>
-          <w14:ligatures w14:val="none"/>
-        </w:rPr>
-        <w:t>BEN-131352/2018</w:t>
-      </w:r>
-      <w:r>
-        <w:rPr>
-          <w:rFonts w:ascii="Arial Narrow" w:eastAsia="Times New Roman" w:hAnsi="Arial Narrow" w:cs="Times New Roman"/>
-          <w:kern w:val="0"/>
-          <w:shd w:val="clear" w:color="auto" w:fill="FFFFFF"/>
-          <w:lang w:eastAsia="es-PE"/>
-          <w14:ligatures w14:val="none"/>
-        </w:rPr>
-        <w:t xml:space="preserve">, la cobertura de la </w:t>
-      </w:r>
-      <w:r>
-        <w:rPr>
-          <w:rFonts w:ascii="Arial Narrow" w:eastAsia="Times New Roman" w:hAnsi="Arial Narrow" w:cs="Arial"/>
-          <w:color w:val="000000"/>
-          <w:kern w:val="0"/>
-          <w:lang w:val="es-ES" w:eastAsia="es-ES"/>
-          <w14:ligatures w14:val="none"/>
-        </w:rPr>
-        <w:t xml:space="preserve">Póliza </w:t>
-      </w:r>
-      <w:r>
-        <w:rPr>
-          <w:rFonts w:ascii="Arial Narrow" w:eastAsia="Times New Roman" w:hAnsi="Arial Narrow" w:cs="Times New Roman"/>
-          <w:kern w:val="0"/>
-          <w:shd w:val="clear" w:color="auto" w:fill="FFFFFF"/>
-          <w:lang w:eastAsia="es-PE"/>
-          <w14:ligatures w14:val="none"/>
-        </w:rPr>
-        <w:t xml:space="preserve"/>
-      </w:r>
-      <w:r>
-        <w:rPr>
-          <w:rFonts w:ascii="Arial Narrow" w:eastAsia="Times New Roman" w:hAnsi="Arial Narrow" w:cs="Arial"/>
-          <w:color w:val="000000"/>
-          <w:kern w:val="0"/>
-          <w:lang w:val="es-ES" w:eastAsia="es-ES"/>
-          <w14:ligatures w14:val="none"/>
-        </w:rPr>
-        <w:t xml:space="preserve">60-195544/0 </w:t>
-      </w:r>
-      <w:r>
-        <w:rPr>
-          <w:rFonts w:ascii="Arial Narrow" w:eastAsia="Times New Roman" w:hAnsi="Arial Narrow" w:cs="Times New Roman"/>
-          <w:kern w:val="0"/>
-          <w:shd w:val="clear" w:color="auto" w:fill="FFFFFF"/>
-          <w:lang w:eastAsia="es-PE"/>
-          <w14:ligatures w14:val="none"/>
-        </w:rPr>
-        <w:t xml:space="preserve">del </w:t>
-      </w:r>
-      <w:r>
-        <w:rPr>
-          <w:rFonts w:ascii="Arial Narrow" w:eastAsia="Times New Roman" w:hAnsi="Arial Narrow" w:cs="Times New Roman"/>
-          <w:kern w:val="0"/>
-          <w:shd w:val="clear" w:color="auto" w:fill="FFFFFF"/>
-          <w:lang w:eastAsia="es-PE"/>
-          <w14:ligatures w14:val="none"/>
-        </w:rPr>
-        <w:t xml:space="preserve">Seguro de vida </w:t>
-      </w:r>
-      <w:r>
-        <w:rPr>
-          <w:rFonts w:ascii="Arial Narrow" w:eastAsia="Times New Roman" w:hAnsi="Arial Narrow" w:cs="Times New Roman"/>
-          <w:kern w:val="0"/>
-          <w:shd w:val="clear" w:color="auto" w:fill="FFFFFF"/>
-          <w:lang w:eastAsia="es-PE"/>
-          <w14:ligatures w14:val="none"/>
-        </w:rPr>
-        <w:t>por el fallecimiento del señor Oswaldo Amasifuen Rojas</w:t>
-      </w:r>
-      <w:r>
-        <w:rPr>
-          <w:rFonts w:ascii="Arial Narrow" w:eastAsia="Arial Narrow" w:hAnsi="Arial Narrow" w:cs="Arial Narrow"/>
-          <w:kern w:val="0"/>
-          <w14:ligatures w14:val="none"/>
-        </w:rPr>
-        <w:t>.</w:t>
+        <w:t xml:space="preserve"/>
+      </w:r>
+      <w:r>
+        <w:rPr>
+          <w:rFonts w:ascii="Arial Narrow" w:eastAsia="Times New Roman" w:hAnsi="Arial Narrow" w:cs="Times New Roman"/>
+          <w:kern w:val="0"/>
+          <w:shd w:val="clear" w:color="auto" w:fill="FFFFFF"/>
+          <w:lang w:eastAsia="es-PE"/>
+          <w14:ligatures w14:val="none"/>
+        </w:rPr>
+        <w:t xml:space="preserve"/>
+      </w:r>
+      <w:r>
+        <w:rPr>
+          <w:rFonts w:ascii="Arial Narrow" w:eastAsia="Times New Roman" w:hAnsi="Arial Narrow" w:cs="Times New Roman"/>
+          <w:kern w:val="0"/>
+          <w:shd w:val="clear" w:color="auto" w:fill="FFFFFF"/>
+          <w:lang w:eastAsia="es-PE"/>
+          <w14:ligatures w14:val="none"/>
+        </w:rPr>
+        <w:t/>
+      </w:r>
+      <w:r>
+        <w:rPr>
+          <w:rFonts w:ascii="Arial Narrow" w:eastAsia="Times New Roman" w:hAnsi="Arial Narrow" w:cs="Times New Roman"/>
+          <w:kern w:val="0"/>
+          <w:shd w:val="clear" w:color="auto" w:fill="FFFFFF"/>
+          <w:lang w:eastAsia="es-PE"/>
+          <w14:ligatures w14:val="none"/>
+        </w:rPr>
+        <w:t xml:space="preserve"/>
+      </w:r>
+      <w:r>
+        <w:rPr>
+          <w:rFonts w:ascii="Arial Narrow" w:eastAsia="Times New Roman" w:hAnsi="Arial Narrow" w:cs="Arial"/>
+          <w:color w:val="000000"/>
+          <w:kern w:val="0"/>
+          <w:lang w:val="es-ES" w:eastAsia="es-ES"/>
+          <w14:ligatures w14:val="none"/>
+        </w:rPr>
+        <w:t xml:space="preserve"/>
+      </w:r>
+      <w:r>
+        <w:rPr>
+          <w:rFonts w:ascii="Arial Narrow" w:eastAsia="Times New Roman" w:hAnsi="Arial Narrow" w:cs="Times New Roman"/>
+          <w:kern w:val="0"/>
+          <w:shd w:val="clear" w:color="auto" w:fill="FFFFFF"/>
+          <w:lang w:eastAsia="es-PE"/>
+          <w14:ligatures w14:val="none"/>
+        </w:rPr>
+        <w:t xml:space="preserve"/>
+      </w:r>
+      <w:r>
+        <w:rPr>
+          <w:rFonts w:ascii="Arial Narrow" w:eastAsia="Times New Roman" w:hAnsi="Arial Narrow" w:cs="Arial"/>
+          <w:color w:val="000000"/>
+          <w:kern w:val="0"/>
+          <w:lang w:val="es-ES" w:eastAsia="es-ES"/>
+          <w14:ligatures w14:val="none"/>
+        </w:rPr>
+        <w:t xml:space="preserve"/>
+      </w:r>
+      <w:r>
+        <w:rPr>
+          <w:rFonts w:ascii="Arial Narrow" w:eastAsia="Times New Roman" w:hAnsi="Arial Narrow" w:cs="Times New Roman"/>
+          <w:kern w:val="0"/>
+          <w:shd w:val="clear" w:color="auto" w:fill="FFFFFF"/>
+          <w:lang w:eastAsia="es-PE"/>
+          <w14:ligatures w14:val="none"/>
+        </w:rPr>
+        <w:t xml:space="preserve"/>
+      </w:r>
+      <w:r>
+        <w:rPr>
+          <w:rFonts w:ascii="Arial Narrow" w:eastAsia="Times New Roman" w:hAnsi="Arial Narrow" w:cs="Times New Roman"/>
+          <w:kern w:val="0"/>
+          <w:shd w:val="clear" w:color="auto" w:fill="FFFFFF"/>
+          <w:lang w:eastAsia="es-PE"/>
+          <w14:ligatures w14:val="none"/>
+        </w:rPr>
+        <w:t xml:space="preserve"/>
+      </w:r>
+      <w:r>
+        <w:rPr>
+          <w:rFonts w:ascii="Arial Narrow" w:eastAsia="Times New Roman" w:hAnsi="Arial Narrow" w:cs="Times New Roman"/>
+          <w:kern w:val="0"/>
+          <w:shd w:val="clear" w:color="auto" w:fill="FFFFFF"/>
+          <w:lang w:eastAsia="es-PE"/>
+          <w14:ligatures w14:val="none"/>
+        </w:rPr>
+        <w:t/>
+      </w:r>
+      <w:r>
+        <w:rPr>
+          <w:rFonts w:ascii="Arial Narrow" w:eastAsia="Arial Narrow" w:hAnsi="Arial Narrow" w:cs="Arial Narrow"/>
+          <w:kern w:val="0"/>
+          <w14:ligatures w14:val="none"/>
+        </w:rPr>
+        <w:t/>
       </w:r>
     </w:p>
     <w:p>
@@ -5775,17 +5775,17 @@
           <w:lang w:eastAsia="es-PE"/>
           <w14:ligatures w14:val="none"/>
         </w:rPr>
-        <w:t>Presunta</w:t>
-      </w:r>
-      <w:r>
-        <w:rPr>
-          <w:rFonts w:ascii="Arial Narrow" w:eastAsia="Times New Roman" w:hAnsi="Arial Narrow" w:cs="Times New Roman"/>
-          <w:kern w:val="0"/>
-          <w:shd w:val="clear" w:color="auto" w:fill="FFFFFF"/>
-          <w:lang w:eastAsia="es-PE"/>
-          <w14:ligatures w14:val="none"/>
-        </w:rPr>
-        <w:t xml:space="preserve"> infracción a los artículos 18 y 19</w:t>
+        <w:t xml:space="preserve">Presunta infracción a los artículos 18 y 19 de la Ley 29571, Código de Protección y Defensa del Consumidor, en tanto la compañía aseguradora habría negado injustificadamente a la denunciante, mediante la carta de BEN-131352/2018, la cobertura de la Póliza  60-196201/2 del Seguro de vida por el fallecimiento del señor [APELLIDO] Amasifuen Rojas.</w:t>
+      </w:r>
+      <w:r>
+        <w:rPr>
+          <w:rFonts w:ascii="Arial Narrow" w:eastAsia="Times New Roman" w:hAnsi="Arial Narrow" w:cs="Times New Roman"/>
+          <w:kern w:val="0"/>
+          <w:shd w:val="clear" w:color="auto" w:fill="FFFFFF"/>
+          <w:lang w:eastAsia="es-PE"/>
+          <w14:ligatures w14:val="none"/>
+        </w:rPr>
+        <w:t xml:space="preserve"/>
       </w:r>
       <w:r>
         <w:rPr>
@@ -5794,17 +5794,17 @@
           <w:lang w:eastAsia="es-PE"/>
           <w14:ligatures w14:val="none"/>
         </w:rPr>
-        <w:t xml:space="preserve"> de </w:t>
-      </w:r>
-      <w:r>
-        <w:rPr>
-          <w:rFonts w:ascii="Arial Narrow" w:eastAsia="Times New Roman" w:hAnsi="Arial Narrow" w:cs="Times New Roman"/>
-          <w:kern w:val="0"/>
-          <w:shd w:val="clear" w:color="auto" w:fill="FFFFFF"/>
-          <w:lang w:eastAsia="es-PE"/>
-          <w14:ligatures w14:val="none"/>
-        </w:rPr>
-        <w:t xml:space="preserve">la Ley 29571, Código de Protección y Defensa del Consumidor, en tanto la compañía aseguradora habría negado injustificadamente a la </w:t>
+        <w:t xml:space="preserve"/>
+      </w:r>
+      <w:r>
+        <w:rPr>
+          <w:rFonts w:ascii="Arial Narrow" w:eastAsia="Times New Roman" w:hAnsi="Arial Narrow" w:cs="Times New Roman"/>
+          <w:kern w:val="0"/>
+          <w:shd w:val="clear" w:color="auto" w:fill="FFFFFF"/>
+          <w:lang w:eastAsia="es-PE"/>
+          <w14:ligatures w14:val="none"/>
+        </w:rPr>
+        <w:t xml:space="preserve"/>
       </w:r>
       <w:r>
         <w:rPr>
@@ -5815,87 +5815,87 @@
           <w14:ligatures w14:val="none"/>
         </w:rPr>
         <w:lastRenderedPageBreak/>
-        <w:t xml:space="preserve">denunciante, mediante la carta de </w:t>
-      </w:r>
-      <w:r>
-        <w:rPr>
-          <w:rFonts w:ascii="Arial Narrow" w:eastAsia="Times New Roman" w:hAnsi="Arial Narrow" w:cs="Times New Roman"/>
-          <w:kern w:val="0"/>
-          <w:shd w:val="clear" w:color="auto" w:fill="FFFFFF"/>
-          <w:lang w:eastAsia="es-PE"/>
-          <w14:ligatures w14:val="none"/>
-        </w:rPr>
-        <w:t>BEN-131352/2018</w:t>
-      </w:r>
-      <w:r>
-        <w:rPr>
-          <w:rFonts w:ascii="Arial Narrow" w:eastAsia="Times New Roman" w:hAnsi="Arial Narrow" w:cs="Times New Roman"/>
-          <w:kern w:val="0"/>
-          <w:shd w:val="clear" w:color="auto" w:fill="FFFFFF"/>
-          <w:lang w:eastAsia="es-PE"/>
-          <w14:ligatures w14:val="none"/>
-        </w:rPr>
-        <w:t xml:space="preserve">, la cobertura de la </w:t>
-      </w:r>
-      <w:r>
-        <w:rPr>
-          <w:rFonts w:ascii="Arial Narrow" w:eastAsia="Times New Roman" w:hAnsi="Arial Narrow" w:cs="Arial"/>
-          <w:color w:val="000000"/>
-          <w:kern w:val="0"/>
-          <w:lang w:val="es-ES" w:eastAsia="es-ES"/>
-          <w14:ligatures w14:val="none"/>
-        </w:rPr>
-        <w:t xml:space="preserve">Póliza </w:t>
-      </w:r>
-      <w:r>
-        <w:rPr>
-          <w:rFonts w:ascii="Arial Narrow" w:eastAsia="Times New Roman" w:hAnsi="Arial Narrow" w:cs="Times New Roman"/>
-          <w:kern w:val="0"/>
-          <w:shd w:val="clear" w:color="auto" w:fill="FFFFFF"/>
-          <w:lang w:eastAsia="es-PE"/>
-          <w14:ligatures w14:val="none"/>
-        </w:rPr>
-        <w:t/>
-      </w:r>
-      <w:r>
-        <w:rPr>
-          <w:rFonts w:ascii="Arial Narrow" w:eastAsia="Times New Roman" w:hAnsi="Arial Narrow" w:cs="Arial"/>
-          <w:color w:val="000000"/>
-          <w:kern w:val="0"/>
-          <w:lang w:val="es-ES" w:eastAsia="es-ES"/>
-          <w14:ligatures w14:val="none"/>
-        </w:rPr>
-        <w:t xml:space="preserve"> 60-196201/2 </w:t>
-      </w:r>
-      <w:r>
-        <w:rPr>
-          <w:rFonts w:ascii="Arial Narrow" w:eastAsia="Times New Roman" w:hAnsi="Arial Narrow" w:cs="Times New Roman"/>
-          <w:kern w:val="0"/>
-          <w:shd w:val="clear" w:color="auto" w:fill="FFFFFF"/>
-          <w:lang w:eastAsia="es-PE"/>
-          <w14:ligatures w14:val="none"/>
-        </w:rPr>
-        <w:t xml:space="preserve">del </w:t>
-      </w:r>
-      <w:r>
-        <w:rPr>
-          <w:rFonts w:ascii="Arial Narrow" w:eastAsia="Times New Roman" w:hAnsi="Arial Narrow" w:cs="Times New Roman"/>
-          <w:kern w:val="0"/>
-          <w:shd w:val="clear" w:color="auto" w:fill="FFFFFF"/>
-          <w:lang w:eastAsia="es-PE"/>
-          <w14:ligatures w14:val="none"/>
-        </w:rPr>
-        <w:t xml:space="preserve">Seguro de vida </w:t>
-      </w:r>
-      <w:r>
-        <w:rPr>
-          <w:rFonts w:ascii="Arial Narrow" w:eastAsia="Times New Roman" w:hAnsi="Arial Narrow" w:cs="Times New Roman"/>
-          <w:kern w:val="0"/>
-          <w:shd w:val="clear" w:color="auto" w:fill="FFFFFF"/>
-          <w:lang w:eastAsia="es-PE"/>
-          <w14:ligatures w14:val="none"/>
-        </w:rPr>
-        <w:t>por el fallecimiento del señor Oswaldo Amasifuen Rojas.</w:t>
+        <w:t xml:space="preserve"/>
+      </w:r>
+      <w:r>
+        <w:rPr>
+          <w:rFonts w:ascii="Arial Narrow" w:eastAsia="Times New Roman" w:hAnsi="Arial Narrow" w:cs="Times New Roman"/>
+          <w:kern w:val="0"/>
+          <w:shd w:val="clear" w:color="auto" w:fill="FFFFFF"/>
+          <w:lang w:eastAsia="es-PE"/>
+          <w14:ligatures w14:val="none"/>
+        </w:rPr>
+        <w:t/>
+      </w:r>
+      <w:r>
+        <w:rPr>
+          <w:rFonts w:ascii="Arial Narrow" w:eastAsia="Times New Roman" w:hAnsi="Arial Narrow" w:cs="Times New Roman"/>
+          <w:kern w:val="0"/>
+          <w:shd w:val="clear" w:color="auto" w:fill="FFFFFF"/>
+          <w:lang w:eastAsia="es-PE"/>
+          <w14:ligatures w14:val="none"/>
+        </w:rPr>
+        <w:t xml:space="preserve"/>
+      </w:r>
+      <w:r>
+        <w:rPr>
+          <w:rFonts w:ascii="Arial Narrow" w:eastAsia="Times New Roman" w:hAnsi="Arial Narrow" w:cs="Arial"/>
+          <w:color w:val="000000"/>
+          <w:kern w:val="0"/>
+          <w:lang w:val="es-ES" w:eastAsia="es-ES"/>
+          <w14:ligatures w14:val="none"/>
+        </w:rPr>
+        <w:t xml:space="preserve"/>
+      </w:r>
+      <w:r>
+        <w:rPr>
+          <w:rFonts w:ascii="Arial Narrow" w:eastAsia="Times New Roman" w:hAnsi="Arial Narrow" w:cs="Times New Roman"/>
+          <w:kern w:val="0"/>
+          <w:shd w:val="clear" w:color="auto" w:fill="FFFFFF"/>
+          <w:lang w:eastAsia="es-PE"/>
+          <w14:ligatures w14:val="none"/>
+        </w:rPr>
+        <w:t/>
+      </w:r>
+      <w:r>
+        <w:rPr>
+          <w:rFonts w:ascii="Arial Narrow" w:eastAsia="Times New Roman" w:hAnsi="Arial Narrow" w:cs="Arial"/>
+          <w:color w:val="000000"/>
+          <w:kern w:val="0"/>
+          <w:lang w:val="es-ES" w:eastAsia="es-ES"/>
+          <w14:ligatures w14:val="none"/>
+        </w:rPr>
+        <w:t xml:space="preserve"/>
+      </w:r>
+      <w:r>
+        <w:rPr>
+          <w:rFonts w:ascii="Arial Narrow" w:eastAsia="Times New Roman" w:hAnsi="Arial Narrow" w:cs="Times New Roman"/>
+          <w:kern w:val="0"/>
+          <w:shd w:val="clear" w:color="auto" w:fill="FFFFFF"/>
+          <w:lang w:eastAsia="es-PE"/>
+          <w14:ligatures w14:val="none"/>
+        </w:rPr>
+        <w:t xml:space="preserve"/>
+      </w:r>
+      <w:r>
+        <w:rPr>
+          <w:rFonts w:ascii="Arial Narrow" w:eastAsia="Times New Roman" w:hAnsi="Arial Narrow" w:cs="Times New Roman"/>
+          <w:kern w:val="0"/>
+          <w:shd w:val="clear" w:color="auto" w:fill="FFFFFF"/>
+          <w:lang w:eastAsia="es-PE"/>
+          <w14:ligatures w14:val="none"/>
+        </w:rPr>
+        <w:t xml:space="preserve"/>
+      </w:r>
+      <w:r>
+        <w:rPr>
+          <w:rFonts w:ascii="Arial Narrow" w:eastAsia="Times New Roman" w:hAnsi="Arial Narrow" w:cs="Times New Roman"/>
+          <w:kern w:val="0"/>
+          <w:shd w:val="clear" w:color="auto" w:fill="FFFFFF"/>
+          <w:lang w:eastAsia="es-PE"/>
+          <w14:ligatures w14:val="none"/>
+        </w:rPr>
+        <w:t/>
       </w:r>
     </w:p>
     <w:p>
@@ -5938,17 +5938,17 @@
           <w:lang w:eastAsia="es-PE"/>
           <w14:ligatures w14:val="none"/>
         </w:rPr>
-        <w:t>Presunta</w:t>
-      </w:r>
-      <w:r>
-        <w:rPr>
-          <w:rFonts w:ascii="Arial Narrow" w:eastAsia="Times New Roman" w:hAnsi="Arial Narrow" w:cs="Times New Roman"/>
-          <w:kern w:val="0"/>
-          <w:shd w:val="clear" w:color="auto" w:fill="FFFFFF"/>
-          <w:lang w:eastAsia="es-PE"/>
-          <w14:ligatures w14:val="none"/>
-        </w:rPr>
-        <w:t xml:space="preserve"> infracción a los artículos 18 y 19</w:t>
+        <w:t xml:space="preserve">Presunta infracción a los artículos 18 y 19 de la Ley 29571, Código de Protección y Defensa del Consumidor, en tanto la compañía aseguradora habría negado injustificadamente a la denunciante, mediante la carta de BEN-131352/2018, la cobertura de la Póliza 188-002091/5 del Seguro de vida por el fallecimiento del señor [APELLIDO] Amasifuen Rojas.</w:t>
+      </w:r>
+      <w:r>
+        <w:rPr>
+          <w:rFonts w:ascii="Arial Narrow" w:eastAsia="Times New Roman" w:hAnsi="Arial Narrow" w:cs="Times New Roman"/>
+          <w:kern w:val="0"/>
+          <w:shd w:val="clear" w:color="auto" w:fill="FFFFFF"/>
+          <w:lang w:eastAsia="es-PE"/>
+          <w14:ligatures w14:val="none"/>
+        </w:rPr>
+        <w:t xml:space="preserve"/>
       </w:r>
       <w:r>
         <w:rPr>
@@ -5957,105 +5957,105 @@
           <w:lang w:eastAsia="es-PE"/>
           <w14:ligatures w14:val="none"/>
         </w:rPr>
-        <w:t xml:space="preserve"> de </w:t>
-      </w:r>
-      <w:r>
-        <w:rPr>
-          <w:rFonts w:ascii="Arial Narrow" w:eastAsia="Times New Roman" w:hAnsi="Arial Narrow" w:cs="Times New Roman"/>
-          <w:kern w:val="0"/>
-          <w:shd w:val="clear" w:color="auto" w:fill="FFFFFF"/>
-          <w:lang w:eastAsia="es-PE"/>
-          <w14:ligatures w14:val="none"/>
-        </w:rPr>
-        <w:t xml:space="preserve">la Ley 29571, Código de Protección y Defensa del Consumidor, en tanto la compañía aseguradora habría negado injustificadamente a la denunciante, mediante la carta de </w:t>
-      </w:r>
-      <w:r>
-        <w:rPr>
-          <w:rFonts w:ascii="Arial Narrow" w:eastAsia="Times New Roman" w:hAnsi="Arial Narrow" w:cs="Times New Roman"/>
-          <w:kern w:val="0"/>
-          <w:shd w:val="clear" w:color="auto" w:fill="FFFFFF"/>
-          <w:lang w:eastAsia="es-PE"/>
-          <w14:ligatures w14:val="none"/>
-        </w:rPr>
-        <w:t>BEN-131352/2018</w:t>
-      </w:r>
-      <w:r>
-        <w:rPr>
-          <w:rFonts w:ascii="Arial Narrow" w:eastAsia="Times New Roman" w:hAnsi="Arial Narrow" w:cs="Times New Roman"/>
-          <w:kern w:val="0"/>
-          <w:shd w:val="clear" w:color="auto" w:fill="FFFFFF"/>
-          <w:lang w:eastAsia="es-PE"/>
-          <w14:ligatures w14:val="none"/>
-        </w:rPr>
-        <w:t xml:space="preserve">, la cobertura de la </w:t>
-      </w:r>
-      <w:r>
-        <w:rPr>
-          <w:rFonts w:ascii="Arial Narrow" w:eastAsia="Times New Roman" w:hAnsi="Arial Narrow" w:cs="Arial"/>
-          <w:color w:val="000000"/>
-          <w:kern w:val="0"/>
-          <w:lang w:val="es-ES" w:eastAsia="es-ES"/>
-          <w14:ligatures w14:val="none"/>
-        </w:rPr>
-        <w:t xml:space="preserve">Póliza </w:t>
-      </w:r>
-      <w:r>
-        <w:rPr>
-          <w:rFonts w:ascii="Arial Narrow" w:eastAsia="Times New Roman" w:hAnsi="Arial Narrow" w:cs="Times New Roman"/>
-          <w:kern w:val="0"/>
-          <w:shd w:val="clear" w:color="auto" w:fill="FFFFFF"/>
-          <w:lang w:eastAsia="es-PE"/>
-          <w14:ligatures w14:val="none"/>
-        </w:rPr>
-        <w:t xml:space="preserve"/>
-      </w:r>
-      <w:r>
-        <w:rPr>
-          <w:rFonts w:ascii="Arial Narrow" w:eastAsia="Times New Roman" w:hAnsi="Arial Narrow" w:cs="Arial"/>
-          <w:color w:val="000000"/>
-          <w:kern w:val="0"/>
-          <w:lang w:val="es-ES" w:eastAsia="es-ES"/>
-          <w14:ligatures w14:val="none"/>
-        </w:rPr>
-        <w:t xml:space="preserve">188-002091/5 </w:t>
-      </w:r>
-      <w:r>
-        <w:rPr>
-          <w:rFonts w:ascii="Arial Narrow" w:eastAsia="Times New Roman" w:hAnsi="Arial Narrow" w:cs="Times New Roman"/>
-          <w:kern w:val="0"/>
-          <w:shd w:val="clear" w:color="auto" w:fill="FFFFFF"/>
-          <w:lang w:eastAsia="es-PE"/>
-          <w14:ligatures w14:val="none"/>
-        </w:rPr>
-        <w:t xml:space="preserve">del </w:t>
-      </w:r>
-      <w:r>
-        <w:rPr>
-          <w:rFonts w:ascii="Arial Narrow" w:eastAsia="Times New Roman" w:hAnsi="Arial Narrow" w:cs="Times New Roman"/>
-          <w:kern w:val="0"/>
-          <w:shd w:val="clear" w:color="auto" w:fill="FFFFFF"/>
-          <w:lang w:eastAsia="es-PE"/>
-          <w14:ligatures w14:val="none"/>
-        </w:rPr>
-        <w:t xml:space="preserve">Seguro de vida </w:t>
-      </w:r>
-      <w:r>
-        <w:rPr>
-          <w:rFonts w:ascii="Arial Narrow" w:eastAsia="Times New Roman" w:hAnsi="Arial Narrow" w:cs="Times New Roman"/>
-          <w:kern w:val="0"/>
-          <w:shd w:val="clear" w:color="auto" w:fill="FFFFFF"/>
-          <w:lang w:eastAsia="es-PE"/>
-          <w14:ligatures w14:val="none"/>
-        </w:rPr>
-        <w:t>por el fallecimiento del señor Oswaldo Amasifuen Rojas</w:t>
-      </w:r>
-      <w:r>
-        <w:rPr>
-          <w:rFonts w:ascii="Arial Narrow" w:eastAsia="Arial Narrow" w:hAnsi="Arial Narrow" w:cs="Arial Narrow"/>
-          <w:kern w:val="0"/>
-          <w14:ligatures w14:val="none"/>
-        </w:rPr>
-        <w:t>.</w:t>
+        <w:t xml:space="preserve"/>
+      </w:r>
+      <w:r>
+        <w:rPr>
+          <w:rFonts w:ascii="Arial Narrow" w:eastAsia="Times New Roman" w:hAnsi="Arial Narrow" w:cs="Times New Roman"/>
+          <w:kern w:val="0"/>
+          <w:shd w:val="clear" w:color="auto" w:fill="FFFFFF"/>
+          <w:lang w:eastAsia="es-PE"/>
+          <w14:ligatures w14:val="none"/>
+        </w:rPr>
+        <w:t xml:space="preserve"/>
+      </w:r>
+      <w:r>
+        <w:rPr>
+          <w:rFonts w:ascii="Arial Narrow" w:eastAsia="Times New Roman" w:hAnsi="Arial Narrow" w:cs="Times New Roman"/>
+          <w:kern w:val="0"/>
+          <w:shd w:val="clear" w:color="auto" w:fill="FFFFFF"/>
+          <w:lang w:eastAsia="es-PE"/>
+          <w14:ligatures w14:val="none"/>
+        </w:rPr>
+        <w:t/>
+      </w:r>
+      <w:r>
+        <w:rPr>
+          <w:rFonts w:ascii="Arial Narrow" w:eastAsia="Times New Roman" w:hAnsi="Arial Narrow" w:cs="Times New Roman"/>
+          <w:kern w:val="0"/>
+          <w:shd w:val="clear" w:color="auto" w:fill="FFFFFF"/>
+          <w:lang w:eastAsia="es-PE"/>
+          <w14:ligatures w14:val="none"/>
+        </w:rPr>
+        <w:t xml:space="preserve"/>
+      </w:r>
+      <w:r>
+        <w:rPr>
+          <w:rFonts w:ascii="Arial Narrow" w:eastAsia="Times New Roman" w:hAnsi="Arial Narrow" w:cs="Arial"/>
+          <w:color w:val="000000"/>
+          <w:kern w:val="0"/>
+          <w:lang w:val="es-ES" w:eastAsia="es-ES"/>
+          <w14:ligatures w14:val="none"/>
+        </w:rPr>
+        <w:t xml:space="preserve"/>
+      </w:r>
+      <w:r>
+        <w:rPr>
+          <w:rFonts w:ascii="Arial Narrow" w:eastAsia="Times New Roman" w:hAnsi="Arial Narrow" w:cs="Times New Roman"/>
+          <w:kern w:val="0"/>
+          <w:shd w:val="clear" w:color="auto" w:fill="FFFFFF"/>
+          <w:lang w:eastAsia="es-PE"/>
+          <w14:ligatures w14:val="none"/>
+        </w:rPr>
+        <w:t xml:space="preserve"/>
+      </w:r>
+      <w:r>
+        <w:rPr>
+          <w:rFonts w:ascii="Arial Narrow" w:eastAsia="Times New Roman" w:hAnsi="Arial Narrow" w:cs="Arial"/>
+          <w:color w:val="000000"/>
+          <w:kern w:val="0"/>
+          <w:lang w:val="es-ES" w:eastAsia="es-ES"/>
+          <w14:ligatures w14:val="none"/>
+        </w:rPr>
+        <w:t xml:space="preserve"/>
+      </w:r>
+      <w:r>
+        <w:rPr>
+          <w:rFonts w:ascii="Arial Narrow" w:eastAsia="Times New Roman" w:hAnsi="Arial Narrow" w:cs="Times New Roman"/>
+          <w:kern w:val="0"/>
+          <w:shd w:val="clear" w:color="auto" w:fill="FFFFFF"/>
+          <w:lang w:eastAsia="es-PE"/>
+          <w14:ligatures w14:val="none"/>
+        </w:rPr>
+        <w:t xml:space="preserve"/>
+      </w:r>
+      <w:r>
+        <w:rPr>
+          <w:rFonts w:ascii="Arial Narrow" w:eastAsia="Times New Roman" w:hAnsi="Arial Narrow" w:cs="Times New Roman"/>
+          <w:kern w:val="0"/>
+          <w:shd w:val="clear" w:color="auto" w:fill="FFFFFF"/>
+          <w:lang w:eastAsia="es-PE"/>
+          <w14:ligatures w14:val="none"/>
+        </w:rPr>
+        <w:t xml:space="preserve"/>
+      </w:r>
+      <w:r>
+        <w:rPr>
+          <w:rFonts w:ascii="Arial Narrow" w:eastAsia="Times New Roman" w:hAnsi="Arial Narrow" w:cs="Times New Roman"/>
+          <w:kern w:val="0"/>
+          <w:shd w:val="clear" w:color="auto" w:fill="FFFFFF"/>
+          <w:lang w:eastAsia="es-PE"/>
+          <w14:ligatures w14:val="none"/>
+        </w:rPr>
+        <w:t/>
+      </w:r>
+      <w:r>
+        <w:rPr>
+          <w:rFonts w:ascii="Arial Narrow" w:eastAsia="Arial Narrow" w:hAnsi="Arial Narrow" w:cs="Arial Narrow"/>
+          <w:kern w:val="0"/>
+          <w14:ligatures w14:val="none"/>
+        </w:rPr>
+        <w:t/>
       </w:r>
     </w:p>
     <w:p>
@@ -6104,17 +6104,17 @@
           <w:lang w:eastAsia="es-PE"/>
           <w14:ligatures w14:val="none"/>
         </w:rPr>
-        <w:t>Presunta</w:t>
-      </w:r>
-      <w:r>
-        <w:rPr>
-          <w:rFonts w:ascii="Arial Narrow" w:eastAsia="Times New Roman" w:hAnsi="Arial Narrow" w:cs="Times New Roman"/>
-          <w:kern w:val="0"/>
-          <w:shd w:val="clear" w:color="auto" w:fill="FFFFFF"/>
-          <w:lang w:eastAsia="es-PE"/>
-          <w14:ligatures w14:val="none"/>
-        </w:rPr>
-        <w:t xml:space="preserve"> infracción a los artículos 18 y 19</w:t>
+        <w:t xml:space="preserve">Presunta infracción a los artículos 18 y 19 de la Ley 29571, Código de Protección y Defensa del Consumidor, en tanto la compañía aseguradora habría negado injustificadamente a la denunciante, mediante la carta de BEN-131352/2018, la cobertura de la Póliza 188-002140/7 del Seguro de vida por el fallecimiento del señor [APELLIDO] Amasifuen Rojas.</w:t>
+      </w:r>
+      <w:r>
+        <w:rPr>
+          <w:rFonts w:ascii="Arial Narrow" w:eastAsia="Times New Roman" w:hAnsi="Arial Narrow" w:cs="Times New Roman"/>
+          <w:kern w:val="0"/>
+          <w:shd w:val="clear" w:color="auto" w:fill="FFFFFF"/>
+          <w:lang w:eastAsia="es-PE"/>
+          <w14:ligatures w14:val="none"/>
+        </w:rPr>
+        <w:t xml:space="preserve"/>
       </w:r>
       <w:r>
         <w:rPr>
@@ -6123,97 +6123,97 @@
           <w:lang w:eastAsia="es-PE"/>
           <w14:ligatures w14:val="none"/>
         </w:rPr>
-        <w:t xml:space="preserve"> de </w:t>
-      </w:r>
-      <w:r>
-        <w:rPr>
-          <w:rFonts w:ascii="Arial Narrow" w:eastAsia="Times New Roman" w:hAnsi="Arial Narrow" w:cs="Times New Roman"/>
-          <w:kern w:val="0"/>
-          <w:shd w:val="clear" w:color="auto" w:fill="FFFFFF"/>
-          <w:lang w:eastAsia="es-PE"/>
-          <w14:ligatures w14:val="none"/>
-        </w:rPr>
-        <w:t xml:space="preserve">la Ley 29571, Código de Protección y Defensa del Consumidor, en tanto la compañía aseguradora habría negado injustificadamente a la denunciante, mediante la carta de </w:t>
-      </w:r>
-      <w:r>
-        <w:rPr>
-          <w:rFonts w:ascii="Arial Narrow" w:eastAsia="Times New Roman" w:hAnsi="Arial Narrow" w:cs="Times New Roman"/>
-          <w:kern w:val="0"/>
-          <w:shd w:val="clear" w:color="auto" w:fill="FFFFFF"/>
-          <w:lang w:eastAsia="es-PE"/>
-          <w14:ligatures w14:val="none"/>
-        </w:rPr>
-        <w:t>BEN-131352/2018</w:t>
-      </w:r>
-      <w:r>
-        <w:rPr>
-          <w:rFonts w:ascii="Arial Narrow" w:eastAsia="Times New Roman" w:hAnsi="Arial Narrow" w:cs="Times New Roman"/>
-          <w:kern w:val="0"/>
-          <w:shd w:val="clear" w:color="auto" w:fill="FFFFFF"/>
-          <w:lang w:eastAsia="es-PE"/>
-          <w14:ligatures w14:val="none"/>
-        </w:rPr>
-        <w:t xml:space="preserve">, la cobertura de la </w:t>
-      </w:r>
-      <w:r>
-        <w:rPr>
-          <w:rFonts w:ascii="Arial Narrow" w:eastAsia="Times New Roman" w:hAnsi="Arial Narrow" w:cs="Arial"/>
-          <w:color w:val="000000"/>
-          <w:kern w:val="0"/>
-          <w:lang w:val="es-ES" w:eastAsia="es-ES"/>
-          <w14:ligatures w14:val="none"/>
-        </w:rPr>
-        <w:t xml:space="preserve">Póliza </w:t>
-      </w:r>
-      <w:r>
-        <w:rPr>
-          <w:rFonts w:ascii="Arial Narrow" w:eastAsia="Times New Roman" w:hAnsi="Arial Narrow" w:cs="Times New Roman"/>
-          <w:kern w:val="0"/>
-          <w:shd w:val="clear" w:color="auto" w:fill="FFFFFF"/>
-          <w:lang w:eastAsia="es-PE"/>
-          <w14:ligatures w14:val="none"/>
-        </w:rPr>
-        <w:t/>
-      </w:r>
-      <w:r>
-        <w:rPr>
-          <w:rFonts w:ascii="Arial Narrow" w:eastAsia="Times New Roman" w:hAnsi="Arial Narrow" w:cs="Arial"/>
-          <w:color w:val="000000"/>
-          <w:kern w:val="0"/>
-          <w:lang w:val="es-ES" w:eastAsia="es-ES"/>
-          <w14:ligatures w14:val="none"/>
-        </w:rPr>
-        <w:t xml:space="preserve">188-002140/7 </w:t>
-      </w:r>
-      <w:r>
-        <w:rPr>
-          <w:rFonts w:ascii="Arial Narrow" w:eastAsia="Times New Roman" w:hAnsi="Arial Narrow" w:cs="Times New Roman"/>
-          <w:kern w:val="0"/>
-          <w:shd w:val="clear" w:color="auto" w:fill="FFFFFF"/>
-          <w:lang w:eastAsia="es-PE"/>
-          <w14:ligatures w14:val="none"/>
-        </w:rPr>
-        <w:t xml:space="preserve">del </w:t>
-      </w:r>
-      <w:r>
-        <w:rPr>
-          <w:rFonts w:ascii="Arial Narrow" w:eastAsia="Times New Roman" w:hAnsi="Arial Narrow" w:cs="Times New Roman"/>
-          <w:kern w:val="0"/>
-          <w:shd w:val="clear" w:color="auto" w:fill="FFFFFF"/>
-          <w:lang w:eastAsia="es-PE"/>
-          <w14:ligatures w14:val="none"/>
-        </w:rPr>
-        <w:t xml:space="preserve">Seguro de vida </w:t>
-      </w:r>
-      <w:r>
-        <w:rPr>
-          <w:rFonts w:ascii="Arial Narrow" w:eastAsia="Times New Roman" w:hAnsi="Arial Narrow" w:cs="Times New Roman"/>
-          <w:kern w:val="0"/>
-          <w:shd w:val="clear" w:color="auto" w:fill="FFFFFF"/>
-          <w:lang w:eastAsia="es-PE"/>
-          <w14:ligatures w14:val="none"/>
-        </w:rPr>
-        <w:t>por el fallecimiento del señor Oswaldo Amasifuen Rojas.</w:t>
+        <w:t xml:space="preserve"/>
+      </w:r>
+      <w:r>
+        <w:rPr>
+          <w:rFonts w:ascii="Arial Narrow" w:eastAsia="Times New Roman" w:hAnsi="Arial Narrow" w:cs="Times New Roman"/>
+          <w:kern w:val="0"/>
+          <w:shd w:val="clear" w:color="auto" w:fill="FFFFFF"/>
+          <w:lang w:eastAsia="es-PE"/>
+          <w14:ligatures w14:val="none"/>
+        </w:rPr>
+        <w:t xml:space="preserve"/>
+      </w:r>
+      <w:r>
+        <w:rPr>
+          <w:rFonts w:ascii="Arial Narrow" w:eastAsia="Times New Roman" w:hAnsi="Arial Narrow" w:cs="Times New Roman"/>
+          <w:kern w:val="0"/>
+          <w:shd w:val="clear" w:color="auto" w:fill="FFFFFF"/>
+          <w:lang w:eastAsia="es-PE"/>
+          <w14:ligatures w14:val="none"/>
+        </w:rPr>
+        <w:t/>
+      </w:r>
+      <w:r>
+        <w:rPr>
+          <w:rFonts w:ascii="Arial Narrow" w:eastAsia="Times New Roman" w:hAnsi="Arial Narrow" w:cs="Times New Roman"/>
+          <w:kern w:val="0"/>
+          <w:shd w:val="clear" w:color="auto" w:fill="FFFFFF"/>
+          <w:lang w:eastAsia="es-PE"/>
+          <w14:ligatures w14:val="none"/>
+        </w:rPr>
+        <w:t xml:space="preserve"/>
+      </w:r>
+      <w:r>
+        <w:rPr>
+          <w:rFonts w:ascii="Arial Narrow" w:eastAsia="Times New Roman" w:hAnsi="Arial Narrow" w:cs="Arial"/>
+          <w:color w:val="000000"/>
+          <w:kern w:val="0"/>
+          <w:lang w:val="es-ES" w:eastAsia="es-ES"/>
+          <w14:ligatures w14:val="none"/>
+        </w:rPr>
+        <w:t xml:space="preserve"/>
+      </w:r>
+      <w:r>
+        <w:rPr>
+          <w:rFonts w:ascii="Arial Narrow" w:eastAsia="Times New Roman" w:hAnsi="Arial Narrow" w:cs="Times New Roman"/>
+          <w:kern w:val="0"/>
+          <w:shd w:val="clear" w:color="auto" w:fill="FFFFFF"/>
+          <w:lang w:eastAsia="es-PE"/>
+          <w14:ligatures w14:val="none"/>
+        </w:rPr>
+        <w:t/>
+      </w:r>
+      <w:r>
+        <w:rPr>
+          <w:rFonts w:ascii="Arial Narrow" w:eastAsia="Times New Roman" w:hAnsi="Arial Narrow" w:cs="Arial"/>
+          <w:color w:val="000000"/>
+          <w:kern w:val="0"/>
+          <w:lang w:val="es-ES" w:eastAsia="es-ES"/>
+          <w14:ligatures w14:val="none"/>
+        </w:rPr>
+        <w:t xml:space="preserve"/>
+      </w:r>
+      <w:r>
+        <w:rPr>
+          <w:rFonts w:ascii="Arial Narrow" w:eastAsia="Times New Roman" w:hAnsi="Arial Narrow" w:cs="Times New Roman"/>
+          <w:kern w:val="0"/>
+          <w:shd w:val="clear" w:color="auto" w:fill="FFFFFF"/>
+          <w:lang w:eastAsia="es-PE"/>
+          <w14:ligatures w14:val="none"/>
+        </w:rPr>
+        <w:t xml:space="preserve"/>
+      </w:r>
+      <w:r>
+        <w:rPr>
+          <w:rFonts w:ascii="Arial Narrow" w:eastAsia="Times New Roman" w:hAnsi="Arial Narrow" w:cs="Times New Roman"/>
+          <w:kern w:val="0"/>
+          <w:shd w:val="clear" w:color="auto" w:fill="FFFFFF"/>
+          <w:lang w:eastAsia="es-PE"/>
+          <w14:ligatures w14:val="none"/>
+        </w:rPr>
+        <w:t xml:space="preserve"/>
+      </w:r>
+      <w:r>
+        <w:rPr>
+          <w:rFonts w:ascii="Arial Narrow" w:eastAsia="Times New Roman" w:hAnsi="Arial Narrow" w:cs="Times New Roman"/>
+          <w:kern w:val="0"/>
+          <w:shd w:val="clear" w:color="auto" w:fill="FFFFFF"/>
+          <w:lang w:eastAsia="es-PE"/>
+          <w14:ligatures w14:val="none"/>
+        </w:rPr>
+        <w:t/>
       </w:r>
     </w:p>
     <w:p>
@@ -6258,17 +6258,17 @@
           <w:lang w:eastAsia="es-PE"/>
           <w14:ligatures w14:val="none"/>
         </w:rPr>
-        <w:t>Presunta</w:t>
-      </w:r>
-      <w:r>
-        <w:rPr>
-          <w:rFonts w:ascii="Arial Narrow" w:eastAsia="Times New Roman" w:hAnsi="Arial Narrow" w:cs="Times New Roman"/>
-          <w:kern w:val="0"/>
-          <w:shd w:val="clear" w:color="auto" w:fill="FFFFFF"/>
-          <w:lang w:eastAsia="es-PE"/>
-          <w14:ligatures w14:val="none"/>
-        </w:rPr>
-        <w:t xml:space="preserve"> infracción a los artículos 18 y 19</w:t>
+        <w:t xml:space="preserve">Presunta infracción a los artículos 18 y 19 de la Ley 29571, Código de Protección y Defensa del Consumidor, en tanto la compañía aseguradora habría negado injustificadamente a la denunciante, mediante la carta BEN-039640/2026, la cobertura de la Póliza 17-037983/7 del Seguro de vida por el fallecimiento del señor [APELLIDO] Amasifuen Rojas.</w:t>
+      </w:r>
+      <w:r>
+        <w:rPr>
+          <w:rFonts w:ascii="Arial Narrow" w:eastAsia="Times New Roman" w:hAnsi="Arial Narrow" w:cs="Times New Roman"/>
+          <w:kern w:val="0"/>
+          <w:shd w:val="clear" w:color="auto" w:fill="FFFFFF"/>
+          <w:lang w:eastAsia="es-PE"/>
+          <w14:ligatures w14:val="none"/>
+        </w:rPr>
+        <w:t xml:space="preserve"/>
       </w:r>
       <w:r>
         <w:rPr>
@@ -6277,145 +6277,145 @@
           <w:lang w:eastAsia="es-PE"/>
           <w14:ligatures w14:val="none"/>
         </w:rPr>
-        <w:t xml:space="preserve"> de </w:t>
-      </w:r>
-      <w:r>
-        <w:rPr>
-          <w:rFonts w:ascii="Arial Narrow" w:eastAsia="Times New Roman" w:hAnsi="Arial Narrow" w:cs="Times New Roman"/>
-          <w:kern w:val="0"/>
-          <w:shd w:val="clear" w:color="auto" w:fill="FFFFFF"/>
-          <w:lang w:eastAsia="es-PE"/>
-          <w14:ligatures w14:val="none"/>
-        </w:rPr>
-        <w:t xml:space="preserve">la Ley 29571, Código de Protección y Defensa del Consumidor, en tanto la compañía aseguradora </w:t>
-      </w:r>
-      <w:r>
-        <w:rPr>
-          <w:rFonts w:ascii="Arial Narrow" w:eastAsia="Times New Roman" w:hAnsi="Arial Narrow" w:cs="Times New Roman"/>
-          <w:kern w:val="0"/>
-          <w:shd w:val="clear" w:color="auto" w:fill="FFFFFF"/>
-          <w:lang w:eastAsia="es-PE"/>
-          <w14:ligatures w14:val="none"/>
-        </w:rPr>
-        <w:t>habría negado injustificadamente a la denunciante</w:t>
-      </w:r>
-      <w:r>
-        <w:rPr>
-          <w:rFonts w:ascii="Arial Narrow" w:eastAsia="Times New Roman" w:hAnsi="Arial Narrow" w:cs="Times New Roman"/>
-          <w:kern w:val="0"/>
-          <w:shd w:val="clear" w:color="auto" w:fill="FFFFFF"/>
-          <w:lang w:eastAsia="es-PE"/>
-          <w14:ligatures w14:val="none"/>
-        </w:rPr>
-        <w:t xml:space="preserve">, mediante la carta </w:t>
-      </w:r>
-      <w:r>
-        <w:rPr>
-          <w:rFonts w:ascii="Arial Narrow" w:eastAsia="Times New Roman" w:hAnsi="Arial Narrow" w:cs="Times New Roman"/>
-          <w:kern w:val="0"/>
-          <w:shd w:val="clear" w:color="auto" w:fill="FFFFFF"/>
-          <w:lang w:eastAsia="es-PE"/>
-          <w14:ligatures w14:val="none"/>
-        </w:rPr>
-        <w:t>BEN-039640/2026</w:t>
-      </w:r>
-      <w:r>
-        <w:rPr>
-          <w:rFonts w:ascii="Arial Narrow" w:eastAsia="Times New Roman" w:hAnsi="Arial Narrow" w:cs="Times New Roman"/>
-          <w:kern w:val="0"/>
-          <w:shd w:val="clear" w:color="auto" w:fill="FFFFFF"/>
-          <w:lang w:eastAsia="es-PE"/>
-          <w14:ligatures w14:val="none"/>
-        </w:rPr>
-        <w:t xml:space="preserve">, </w:t>
-      </w:r>
-      <w:r>
-        <w:rPr>
-          <w:rFonts w:ascii="Arial Narrow" w:eastAsia="Times New Roman" w:hAnsi="Arial Narrow" w:cs="Times New Roman"/>
-          <w:kern w:val="0"/>
-          <w:shd w:val="clear" w:color="auto" w:fill="FFFFFF"/>
-          <w:lang w:eastAsia="es-PE"/>
-          <w14:ligatures w14:val="none"/>
-        </w:rPr>
-        <w:t xml:space="preserve">la cobertura </w:t>
-      </w:r>
-      <w:r>
-        <w:rPr>
-          <w:rFonts w:ascii="Arial Narrow" w:eastAsia="Times New Roman" w:hAnsi="Arial Narrow" w:cs="Times New Roman"/>
-          <w:kern w:val="0"/>
-          <w:shd w:val="clear" w:color="auto" w:fill="FFFFFF"/>
-          <w:lang w:eastAsia="es-PE"/>
-          <w14:ligatures w14:val="none"/>
-        </w:rPr>
-        <w:t xml:space="preserve">de la </w:t>
-      </w:r>
-      <w:r>
-        <w:rPr>
-          <w:rFonts w:ascii="Arial Narrow" w:eastAsia="Times New Roman" w:hAnsi="Arial Narrow" w:cs="Arial"/>
-          <w:color w:val="000000"/>
-          <w:kern w:val="0"/>
-          <w:lang w:val="es-ES" w:eastAsia="es-ES"/>
-          <w14:ligatures w14:val="none"/>
-        </w:rPr>
-        <w:t xml:space="preserve">Póliza </w:t>
-      </w:r>
-      <w:r>
-        <w:rPr>
-          <w:rFonts w:ascii="Arial Narrow" w:eastAsia="Times New Roman" w:hAnsi="Arial Narrow" w:cs="Times New Roman"/>
-          <w:kern w:val="0"/>
-          <w:shd w:val="clear" w:color="auto" w:fill="FFFFFF"/>
-          <w:lang w:eastAsia="es-PE"/>
-          <w14:ligatures w14:val="none"/>
-        </w:rPr>
-        <w:t/>
-      </w:r>
-      <w:r>
-        <w:rPr>
-          <w:rFonts w:ascii="Arial Narrow" w:eastAsia="Times New Roman" w:hAnsi="Arial Narrow" w:cs="Arial"/>
-          <w:color w:val="000000"/>
-          <w:kern w:val="0"/>
-          <w:lang w:val="es-ES" w:eastAsia="es-ES"/>
-          <w14:ligatures w14:val="none"/>
-        </w:rPr>
-        <w:t xml:space="preserve">17-037983/7 </w:t>
-      </w:r>
-      <w:r>
-        <w:rPr>
-          <w:rFonts w:ascii="Arial Narrow" w:eastAsia="Times New Roman" w:hAnsi="Arial Narrow" w:cs="Times New Roman"/>
-          <w:kern w:val="0"/>
-          <w:shd w:val="clear" w:color="auto" w:fill="FFFFFF"/>
-          <w:lang w:eastAsia="es-PE"/>
-          <w14:ligatures w14:val="none"/>
-        </w:rPr>
-        <w:t xml:space="preserve">del </w:t>
-      </w:r>
-      <w:r>
-        <w:rPr>
-          <w:rFonts w:ascii="Arial Narrow" w:eastAsia="Times New Roman" w:hAnsi="Arial Narrow" w:cs="Times New Roman"/>
-          <w:kern w:val="0"/>
-          <w:shd w:val="clear" w:color="auto" w:fill="FFFFFF"/>
-          <w:lang w:eastAsia="es-PE"/>
-          <w14:ligatures w14:val="none"/>
-        </w:rPr>
-        <w:t xml:space="preserve">Seguro de vida </w:t>
-      </w:r>
-      <w:r>
-        <w:rPr>
-          <w:rFonts w:ascii="Arial Narrow" w:eastAsia="Times New Roman" w:hAnsi="Arial Narrow" w:cs="Times New Roman"/>
-          <w:kern w:val="0"/>
-          <w:shd w:val="clear" w:color="auto" w:fill="FFFFFF"/>
-          <w:lang w:eastAsia="es-PE"/>
-          <w14:ligatures w14:val="none"/>
-        </w:rPr>
-        <w:t>por el fallecimiento del señor Oswaldo Amasifuen Rojas</w:t>
-      </w:r>
-      <w:r>
-        <w:rPr>
-          <w:rFonts w:ascii="Arial Narrow" w:eastAsia="Arial Narrow" w:hAnsi="Arial Narrow" w:cs="Arial Narrow"/>
-          <w:kern w:val="0"/>
-          <w14:ligatures w14:val="none"/>
-        </w:rPr>
-        <w:t>.</w:t>
+        <w:t xml:space="preserve"/>
+      </w:r>
+      <w:r>
+        <w:rPr>
+          <w:rFonts w:ascii="Arial Narrow" w:eastAsia="Times New Roman" w:hAnsi="Arial Narrow" w:cs="Times New Roman"/>
+          <w:kern w:val="0"/>
+          <w:shd w:val="clear" w:color="auto" w:fill="FFFFFF"/>
+          <w:lang w:eastAsia="es-PE"/>
+          <w14:ligatures w14:val="none"/>
+        </w:rPr>
+        <w:t xml:space="preserve"/>
+      </w:r>
+      <w:r>
+        <w:rPr>
+          <w:rFonts w:ascii="Arial Narrow" w:eastAsia="Times New Roman" w:hAnsi="Arial Narrow" w:cs="Times New Roman"/>
+          <w:kern w:val="0"/>
+          <w:shd w:val="clear" w:color="auto" w:fill="FFFFFF"/>
+          <w:lang w:eastAsia="es-PE"/>
+          <w14:ligatures w14:val="none"/>
+        </w:rPr>
+        <w:t/>
+      </w:r>
+      <w:r>
+        <w:rPr>
+          <w:rFonts w:ascii="Arial Narrow" w:eastAsia="Times New Roman" w:hAnsi="Arial Narrow" w:cs="Times New Roman"/>
+          <w:kern w:val="0"/>
+          <w:shd w:val="clear" w:color="auto" w:fill="FFFFFF"/>
+          <w:lang w:eastAsia="es-PE"/>
+          <w14:ligatures w14:val="none"/>
+        </w:rPr>
+        <w:t xml:space="preserve"/>
+      </w:r>
+      <w:r>
+        <w:rPr>
+          <w:rFonts w:ascii="Arial Narrow" w:eastAsia="Times New Roman" w:hAnsi="Arial Narrow" w:cs="Times New Roman"/>
+          <w:kern w:val="0"/>
+          <w:shd w:val="clear" w:color="auto" w:fill="FFFFFF"/>
+          <w:lang w:eastAsia="es-PE"/>
+          <w14:ligatures w14:val="none"/>
+        </w:rPr>
+        <w:t/>
+      </w:r>
+      <w:r>
+        <w:rPr>
+          <w:rFonts w:ascii="Arial Narrow" w:eastAsia="Times New Roman" w:hAnsi="Arial Narrow" w:cs="Times New Roman"/>
+          <w:kern w:val="0"/>
+          <w:shd w:val="clear" w:color="auto" w:fill="FFFFFF"/>
+          <w:lang w:eastAsia="es-PE"/>
+          <w14:ligatures w14:val="none"/>
+        </w:rPr>
+        <w:t xml:space="preserve"/>
+      </w:r>
+      <w:r>
+        <w:rPr>
+          <w:rFonts w:ascii="Arial Narrow" w:eastAsia="Times New Roman" w:hAnsi="Arial Narrow" w:cs="Times New Roman"/>
+          <w:kern w:val="0"/>
+          <w:shd w:val="clear" w:color="auto" w:fill="FFFFFF"/>
+          <w:lang w:eastAsia="es-PE"/>
+          <w14:ligatures w14:val="none"/>
+        </w:rPr>
+        <w:t xml:space="preserve"/>
+      </w:r>
+      <w:r>
+        <w:rPr>
+          <w:rFonts w:ascii="Arial Narrow" w:eastAsia="Times New Roman" w:hAnsi="Arial Narrow" w:cs="Times New Roman"/>
+          <w:kern w:val="0"/>
+          <w:shd w:val="clear" w:color="auto" w:fill="FFFFFF"/>
+          <w:lang w:eastAsia="es-PE"/>
+          <w14:ligatures w14:val="none"/>
+        </w:rPr>
+        <w:t xml:space="preserve"/>
+      </w:r>
+      <w:r>
+        <w:rPr>
+          <w:rFonts w:ascii="Arial Narrow" w:eastAsia="Times New Roman" w:hAnsi="Arial Narrow" w:cs="Arial"/>
+          <w:color w:val="000000"/>
+          <w:kern w:val="0"/>
+          <w:lang w:val="es-ES" w:eastAsia="es-ES"/>
+          <w14:ligatures w14:val="none"/>
+        </w:rPr>
+        <w:t xml:space="preserve"/>
+      </w:r>
+      <w:r>
+        <w:rPr>
+          <w:rFonts w:ascii="Arial Narrow" w:eastAsia="Times New Roman" w:hAnsi="Arial Narrow" w:cs="Times New Roman"/>
+          <w:kern w:val="0"/>
+          <w:shd w:val="clear" w:color="auto" w:fill="FFFFFF"/>
+          <w:lang w:eastAsia="es-PE"/>
+          <w14:ligatures w14:val="none"/>
+        </w:rPr>
+        <w:t/>
+      </w:r>
+      <w:r>
+        <w:rPr>
+          <w:rFonts w:ascii="Arial Narrow" w:eastAsia="Times New Roman" w:hAnsi="Arial Narrow" w:cs="Arial"/>
+          <w:color w:val="000000"/>
+          <w:kern w:val="0"/>
+          <w:lang w:val="es-ES" w:eastAsia="es-ES"/>
+          <w14:ligatures w14:val="none"/>
+        </w:rPr>
+        <w:t xml:space="preserve"/>
+      </w:r>
+      <w:r>
+        <w:rPr>
+          <w:rFonts w:ascii="Arial Narrow" w:eastAsia="Times New Roman" w:hAnsi="Arial Narrow" w:cs="Times New Roman"/>
+          <w:kern w:val="0"/>
+          <w:shd w:val="clear" w:color="auto" w:fill="FFFFFF"/>
+          <w:lang w:eastAsia="es-PE"/>
+          <w14:ligatures w14:val="none"/>
+        </w:rPr>
+        <w:t xml:space="preserve"/>
+      </w:r>
+      <w:r>
+        <w:rPr>
+          <w:rFonts w:ascii="Arial Narrow" w:eastAsia="Times New Roman" w:hAnsi="Arial Narrow" w:cs="Times New Roman"/>
+          <w:kern w:val="0"/>
+          <w:shd w:val="clear" w:color="auto" w:fill="FFFFFF"/>
+          <w:lang w:eastAsia="es-PE"/>
+          <w14:ligatures w14:val="none"/>
+        </w:rPr>
+        <w:t xml:space="preserve"/>
+      </w:r>
+      <w:r>
+        <w:rPr>
+          <w:rFonts w:ascii="Arial Narrow" w:eastAsia="Times New Roman" w:hAnsi="Arial Narrow" w:cs="Times New Roman"/>
+          <w:kern w:val="0"/>
+          <w:shd w:val="clear" w:color="auto" w:fill="FFFFFF"/>
+          <w:lang w:eastAsia="es-PE"/>
+          <w14:ligatures w14:val="none"/>
+        </w:rPr>
+        <w:t/>
+      </w:r>
+      <w:r>
+        <w:rPr>
+          <w:rFonts w:ascii="Arial Narrow" w:eastAsia="Arial Narrow" w:hAnsi="Arial Narrow" w:cs="Arial Narrow"/>
+          <w:kern w:val="0"/>
+          <w14:ligatures w14:val="none"/>
+        </w:rPr>
+        <w:t/>
       </w:r>
     </w:p>
     <w:p>
@@ -6464,17 +6464,17 @@
           <w:lang w:eastAsia="es-PE"/>
           <w14:ligatures w14:val="none"/>
         </w:rPr>
-        <w:t>Presunta</w:t>
-      </w:r>
-      <w:r>
-        <w:rPr>
-          <w:rFonts w:ascii="Arial Narrow" w:eastAsia="Times New Roman" w:hAnsi="Arial Narrow" w:cs="Times New Roman"/>
-          <w:kern w:val="0"/>
-          <w:shd w:val="clear" w:color="auto" w:fill="FFFFFF"/>
-          <w:lang w:eastAsia="es-PE"/>
-          <w14:ligatures w14:val="none"/>
-        </w:rPr>
-        <w:t xml:space="preserve"> infracción a los artículos 18 y 19</w:t>
+        <w:t xml:space="preserve">Presunta infracción a los artículos 18 y 19 de la Ley 29571, Código de Protección y Defensa del Consumidor, en tanto la compañía aseguradora habría negado injustificadamente a la denunciante, mediante la carta BEN-039640/2026, la cobertura de la Póliza 17037984/5 del Seguro de vida por el fallecimiento del señor [APELLIDO] Amasifuen Rojas.</w:t>
+      </w:r>
+      <w:r>
+        <w:rPr>
+          <w:rFonts w:ascii="Arial Narrow" w:eastAsia="Times New Roman" w:hAnsi="Arial Narrow" w:cs="Times New Roman"/>
+          <w:kern w:val="0"/>
+          <w:shd w:val="clear" w:color="auto" w:fill="FFFFFF"/>
+          <w:lang w:eastAsia="es-PE"/>
+          <w14:ligatures w14:val="none"/>
+        </w:rPr>
+        <w:t xml:space="preserve"/>
       </w:r>
       <w:r>
         <w:rPr>
@@ -6483,137 +6483,137 @@
           <w:lang w:eastAsia="es-PE"/>
           <w14:ligatures w14:val="none"/>
         </w:rPr>
-        <w:t xml:space="preserve"> de </w:t>
-      </w:r>
-      <w:r>
-        <w:rPr>
-          <w:rFonts w:ascii="Arial Narrow" w:eastAsia="Times New Roman" w:hAnsi="Arial Narrow" w:cs="Times New Roman"/>
-          <w:kern w:val="0"/>
-          <w:shd w:val="clear" w:color="auto" w:fill="FFFFFF"/>
-          <w:lang w:eastAsia="es-PE"/>
-          <w14:ligatures w14:val="none"/>
-        </w:rPr>
-        <w:t xml:space="preserve">la Ley 29571, Código de Protección y Defensa del Consumidor, en tanto la compañía aseguradora </w:t>
-      </w:r>
-      <w:r>
-        <w:rPr>
-          <w:rFonts w:ascii="Arial Narrow" w:eastAsia="Times New Roman" w:hAnsi="Arial Narrow" w:cs="Times New Roman"/>
-          <w:kern w:val="0"/>
-          <w:shd w:val="clear" w:color="auto" w:fill="FFFFFF"/>
-          <w:lang w:eastAsia="es-PE"/>
-          <w14:ligatures w14:val="none"/>
-        </w:rPr>
-        <w:t>habría negado injustificadamente a la denunciante</w:t>
-      </w:r>
-      <w:r>
-        <w:rPr>
-          <w:rFonts w:ascii="Arial Narrow" w:eastAsia="Times New Roman" w:hAnsi="Arial Narrow" w:cs="Times New Roman"/>
-          <w:kern w:val="0"/>
-          <w:shd w:val="clear" w:color="auto" w:fill="FFFFFF"/>
-          <w:lang w:eastAsia="es-PE"/>
-          <w14:ligatures w14:val="none"/>
-        </w:rPr>
-        <w:t xml:space="preserve">, mediante la carta </w:t>
-      </w:r>
-      <w:r>
-        <w:rPr>
-          <w:rFonts w:ascii="Arial Narrow" w:eastAsia="Times New Roman" w:hAnsi="Arial Narrow" w:cs="Times New Roman"/>
-          <w:kern w:val="0"/>
-          <w:shd w:val="clear" w:color="auto" w:fill="FFFFFF"/>
-          <w:lang w:eastAsia="es-PE"/>
-          <w14:ligatures w14:val="none"/>
-        </w:rPr>
-        <w:t>BEN-039640/2026</w:t>
-      </w:r>
-      <w:r>
-        <w:rPr>
-          <w:rFonts w:ascii="Arial Narrow" w:eastAsia="Times New Roman" w:hAnsi="Arial Narrow" w:cs="Times New Roman"/>
-          <w:kern w:val="0"/>
-          <w:shd w:val="clear" w:color="auto" w:fill="FFFFFF"/>
-          <w:lang w:eastAsia="es-PE"/>
-          <w14:ligatures w14:val="none"/>
-        </w:rPr>
-        <w:t xml:space="preserve">, </w:t>
-      </w:r>
-      <w:r>
-        <w:rPr>
-          <w:rFonts w:ascii="Arial Narrow" w:eastAsia="Times New Roman" w:hAnsi="Arial Narrow" w:cs="Times New Roman"/>
-          <w:kern w:val="0"/>
-          <w:shd w:val="clear" w:color="auto" w:fill="FFFFFF"/>
-          <w:lang w:eastAsia="es-PE"/>
-          <w14:ligatures w14:val="none"/>
-        </w:rPr>
-        <w:t xml:space="preserve">la cobertura </w:t>
-      </w:r>
-      <w:r>
-        <w:rPr>
-          <w:rFonts w:ascii="Arial Narrow" w:eastAsia="Times New Roman" w:hAnsi="Arial Narrow" w:cs="Times New Roman"/>
-          <w:kern w:val="0"/>
-          <w:shd w:val="clear" w:color="auto" w:fill="FFFFFF"/>
-          <w:lang w:eastAsia="es-PE"/>
-          <w14:ligatures w14:val="none"/>
-        </w:rPr>
-        <w:t xml:space="preserve">de la </w:t>
-      </w:r>
-      <w:r>
-        <w:rPr>
-          <w:rFonts w:ascii="Arial Narrow" w:eastAsia="Times New Roman" w:hAnsi="Arial Narrow" w:cs="Arial"/>
-          <w:color w:val="000000"/>
-          <w:kern w:val="0"/>
-          <w:lang w:val="es-ES" w:eastAsia="es-ES"/>
-          <w14:ligatures w14:val="none"/>
-        </w:rPr>
-        <w:t xml:space="preserve">Póliza </w:t>
-      </w:r>
-      <w:r>
-        <w:rPr>
-          <w:rFonts w:ascii="Arial Narrow" w:eastAsia="Times New Roman" w:hAnsi="Arial Narrow" w:cs="Times New Roman"/>
-          <w:kern w:val="0"/>
-          <w:shd w:val="clear" w:color="auto" w:fill="FFFFFF"/>
-          <w:lang w:eastAsia="es-PE"/>
-          <w14:ligatures w14:val="none"/>
-        </w:rPr>
-        <w:t xml:space="preserve"/>
-      </w:r>
-      <w:r>
-        <w:rPr>
-          <w:rFonts w:ascii="Arial Narrow" w:eastAsia="Times New Roman" w:hAnsi="Arial Narrow" w:cs="Arial"/>
-          <w:color w:val="000000"/>
-          <w:kern w:val="0"/>
-          <w:lang w:val="es-ES" w:eastAsia="es-ES"/>
-          <w14:ligatures w14:val="none"/>
-        </w:rPr>
-        <w:t xml:space="preserve">17037984/5 </w:t>
-      </w:r>
-      <w:r>
-        <w:rPr>
-          <w:rFonts w:ascii="Arial Narrow" w:eastAsia="Times New Roman" w:hAnsi="Arial Narrow" w:cs="Times New Roman"/>
-          <w:kern w:val="0"/>
-          <w:shd w:val="clear" w:color="auto" w:fill="FFFFFF"/>
-          <w:lang w:eastAsia="es-PE"/>
-          <w14:ligatures w14:val="none"/>
-        </w:rPr>
-        <w:t xml:space="preserve">del </w:t>
-      </w:r>
-      <w:r>
-        <w:rPr>
-          <w:rFonts w:ascii="Arial Narrow" w:eastAsia="Times New Roman" w:hAnsi="Arial Narrow" w:cs="Times New Roman"/>
-          <w:kern w:val="0"/>
-          <w:shd w:val="clear" w:color="auto" w:fill="FFFFFF"/>
-          <w:lang w:eastAsia="es-PE"/>
-          <w14:ligatures w14:val="none"/>
-        </w:rPr>
-        <w:t xml:space="preserve">Seguro de vida </w:t>
-      </w:r>
-      <w:r>
-        <w:rPr>
-          <w:rFonts w:ascii="Arial Narrow" w:eastAsia="Times New Roman" w:hAnsi="Arial Narrow" w:cs="Times New Roman"/>
-          <w:kern w:val="0"/>
-          <w:shd w:val="clear" w:color="auto" w:fill="FFFFFF"/>
-          <w:lang w:eastAsia="es-PE"/>
-          <w14:ligatures w14:val="none"/>
-        </w:rPr>
-        <w:t>por el fallecimiento del señor Oswaldo Amasifuen Rojas.</w:t>
+        <w:t xml:space="preserve"/>
+      </w:r>
+      <w:r>
+        <w:rPr>
+          <w:rFonts w:ascii="Arial Narrow" w:eastAsia="Times New Roman" w:hAnsi="Arial Narrow" w:cs="Times New Roman"/>
+          <w:kern w:val="0"/>
+          <w:shd w:val="clear" w:color="auto" w:fill="FFFFFF"/>
+          <w:lang w:eastAsia="es-PE"/>
+          <w14:ligatures w14:val="none"/>
+        </w:rPr>
+        <w:t xml:space="preserve"/>
+      </w:r>
+      <w:r>
+        <w:rPr>
+          <w:rFonts w:ascii="Arial Narrow" w:eastAsia="Times New Roman" w:hAnsi="Arial Narrow" w:cs="Times New Roman"/>
+          <w:kern w:val="0"/>
+          <w:shd w:val="clear" w:color="auto" w:fill="FFFFFF"/>
+          <w:lang w:eastAsia="es-PE"/>
+          <w14:ligatures w14:val="none"/>
+        </w:rPr>
+        <w:t/>
+      </w:r>
+      <w:r>
+        <w:rPr>
+          <w:rFonts w:ascii="Arial Narrow" w:eastAsia="Times New Roman" w:hAnsi="Arial Narrow" w:cs="Times New Roman"/>
+          <w:kern w:val="0"/>
+          <w:shd w:val="clear" w:color="auto" w:fill="FFFFFF"/>
+          <w:lang w:eastAsia="es-PE"/>
+          <w14:ligatures w14:val="none"/>
+        </w:rPr>
+        <w:t xml:space="preserve"/>
+      </w:r>
+      <w:r>
+        <w:rPr>
+          <w:rFonts w:ascii="Arial Narrow" w:eastAsia="Times New Roman" w:hAnsi="Arial Narrow" w:cs="Times New Roman"/>
+          <w:kern w:val="0"/>
+          <w:shd w:val="clear" w:color="auto" w:fill="FFFFFF"/>
+          <w:lang w:eastAsia="es-PE"/>
+          <w14:ligatures w14:val="none"/>
+        </w:rPr>
+        <w:t/>
+      </w:r>
+      <w:r>
+        <w:rPr>
+          <w:rFonts w:ascii="Arial Narrow" w:eastAsia="Times New Roman" w:hAnsi="Arial Narrow" w:cs="Times New Roman"/>
+          <w:kern w:val="0"/>
+          <w:shd w:val="clear" w:color="auto" w:fill="FFFFFF"/>
+          <w:lang w:eastAsia="es-PE"/>
+          <w14:ligatures w14:val="none"/>
+        </w:rPr>
+        <w:t xml:space="preserve"/>
+      </w:r>
+      <w:r>
+        <w:rPr>
+          <w:rFonts w:ascii="Arial Narrow" w:eastAsia="Times New Roman" w:hAnsi="Arial Narrow" w:cs="Times New Roman"/>
+          <w:kern w:val="0"/>
+          <w:shd w:val="clear" w:color="auto" w:fill="FFFFFF"/>
+          <w:lang w:eastAsia="es-PE"/>
+          <w14:ligatures w14:val="none"/>
+        </w:rPr>
+        <w:t xml:space="preserve"/>
+      </w:r>
+      <w:r>
+        <w:rPr>
+          <w:rFonts w:ascii="Arial Narrow" w:eastAsia="Times New Roman" w:hAnsi="Arial Narrow" w:cs="Times New Roman"/>
+          <w:kern w:val="0"/>
+          <w:shd w:val="clear" w:color="auto" w:fill="FFFFFF"/>
+          <w:lang w:eastAsia="es-PE"/>
+          <w14:ligatures w14:val="none"/>
+        </w:rPr>
+        <w:t xml:space="preserve"/>
+      </w:r>
+      <w:r>
+        <w:rPr>
+          <w:rFonts w:ascii="Arial Narrow" w:eastAsia="Times New Roman" w:hAnsi="Arial Narrow" w:cs="Arial"/>
+          <w:color w:val="000000"/>
+          <w:kern w:val="0"/>
+          <w:lang w:val="es-ES" w:eastAsia="es-ES"/>
+          <w14:ligatures w14:val="none"/>
+        </w:rPr>
+        <w:t xml:space="preserve"/>
+      </w:r>
+      <w:r>
+        <w:rPr>
+          <w:rFonts w:ascii="Arial Narrow" w:eastAsia="Times New Roman" w:hAnsi="Arial Narrow" w:cs="Times New Roman"/>
+          <w:kern w:val="0"/>
+          <w:shd w:val="clear" w:color="auto" w:fill="FFFFFF"/>
+          <w:lang w:eastAsia="es-PE"/>
+          <w14:ligatures w14:val="none"/>
+        </w:rPr>
+        <w:t xml:space="preserve"/>
+      </w:r>
+      <w:r>
+        <w:rPr>
+          <w:rFonts w:ascii="Arial Narrow" w:eastAsia="Times New Roman" w:hAnsi="Arial Narrow" w:cs="Arial"/>
+          <w:color w:val="000000"/>
+          <w:kern w:val="0"/>
+          <w:lang w:val="es-ES" w:eastAsia="es-ES"/>
+          <w14:ligatures w14:val="none"/>
+        </w:rPr>
+        <w:t xml:space="preserve"/>
+      </w:r>
+      <w:r>
+        <w:rPr>
+          <w:rFonts w:ascii="Arial Narrow" w:eastAsia="Times New Roman" w:hAnsi="Arial Narrow" w:cs="Times New Roman"/>
+          <w:kern w:val="0"/>
+          <w:shd w:val="clear" w:color="auto" w:fill="FFFFFF"/>
+          <w:lang w:eastAsia="es-PE"/>
+          <w14:ligatures w14:val="none"/>
+        </w:rPr>
+        <w:t xml:space="preserve"/>
+      </w:r>
+      <w:r>
+        <w:rPr>
+          <w:rFonts w:ascii="Arial Narrow" w:eastAsia="Times New Roman" w:hAnsi="Arial Narrow" w:cs="Times New Roman"/>
+          <w:kern w:val="0"/>
+          <w:shd w:val="clear" w:color="auto" w:fill="FFFFFF"/>
+          <w:lang w:eastAsia="es-PE"/>
+          <w14:ligatures w14:val="none"/>
+        </w:rPr>
+        <w:t xml:space="preserve"/>
+      </w:r>
+      <w:r>
+        <w:rPr>
+          <w:rFonts w:ascii="Arial Narrow" w:eastAsia="Times New Roman" w:hAnsi="Arial Narrow" w:cs="Times New Roman"/>
+          <w:kern w:val="0"/>
+          <w:shd w:val="clear" w:color="auto" w:fill="FFFFFF"/>
+          <w:lang w:eastAsia="es-PE"/>
+          <w14:ligatures w14:val="none"/>
+        </w:rPr>
+        <w:t/>
       </w:r>
     </w:p>
     <w:p>
@@ -6659,17 +6659,17 @@
           <w:lang w:eastAsia="es-PE"/>
           <w14:ligatures w14:val="none"/>
         </w:rPr>
-        <w:t>Presunta</w:t>
-      </w:r>
-      <w:r>
-        <w:rPr>
-          <w:rFonts w:ascii="Arial Narrow" w:eastAsia="Times New Roman" w:hAnsi="Arial Narrow" w:cs="Times New Roman"/>
-          <w:kern w:val="0"/>
-          <w:shd w:val="clear" w:color="auto" w:fill="FFFFFF"/>
-          <w:lang w:eastAsia="es-PE"/>
-          <w14:ligatures w14:val="none"/>
-        </w:rPr>
-        <w:t xml:space="preserve"> infracción a los artículos 18 y 19</w:t>
+        <w:t xml:space="preserve">Presunta infracción a los artículos 18 y 19 de la Ley 29571, Código de Protección y Defensa del Consumidor, en tanto la compañía aseguradora habría negado injustificadamente a la denunciante, mediante la carta BEN-039640/2026, la cobertura de la Póliza 60-195544/0 del Seguro de vida por el fallecimiento del señor [APELLIDO] Amasifuen Rojas.</w:t>
+      </w:r>
+      <w:r>
+        <w:rPr>
+          <w:rFonts w:ascii="Arial Narrow" w:eastAsia="Times New Roman" w:hAnsi="Arial Narrow" w:cs="Times New Roman"/>
+          <w:kern w:val="0"/>
+          <w:shd w:val="clear" w:color="auto" w:fill="FFFFFF"/>
+          <w:lang w:eastAsia="es-PE"/>
+          <w14:ligatures w14:val="none"/>
+        </w:rPr>
+        <w:t xml:space="preserve"/>
       </w:r>
       <w:r>
         <w:rPr>
@@ -6678,105 +6678,105 @@
           <w:lang w:eastAsia="es-PE"/>
           <w14:ligatures w14:val="none"/>
         </w:rPr>
-        <w:t xml:space="preserve"> de </w:t>
-      </w:r>
-      <w:r>
-        <w:rPr>
-          <w:rFonts w:ascii="Arial Narrow" w:eastAsia="Times New Roman" w:hAnsi="Arial Narrow" w:cs="Times New Roman"/>
-          <w:kern w:val="0"/>
-          <w:shd w:val="clear" w:color="auto" w:fill="FFFFFF"/>
-          <w:lang w:eastAsia="es-PE"/>
-          <w14:ligatures w14:val="none"/>
-        </w:rPr>
-        <w:t xml:space="preserve">la Ley 29571, Código de Protección y Defensa del Consumidor, en tanto la compañía aseguradora habría negado injustificadamente a la denunciante, mediante la carta </w:t>
-      </w:r>
-      <w:r>
-        <w:rPr>
-          <w:rFonts w:ascii="Arial Narrow" w:eastAsia="Times New Roman" w:hAnsi="Arial Narrow" w:cs="Times New Roman"/>
-          <w:kern w:val="0"/>
-          <w:shd w:val="clear" w:color="auto" w:fill="FFFFFF"/>
-          <w:lang w:eastAsia="es-PE"/>
-          <w14:ligatures w14:val="none"/>
-        </w:rPr>
-        <w:t>BEN-039640/2026</w:t>
-      </w:r>
-      <w:r>
-        <w:rPr>
-          <w:rFonts w:ascii="Arial Narrow" w:eastAsia="Times New Roman" w:hAnsi="Arial Narrow" w:cs="Times New Roman"/>
-          <w:kern w:val="0"/>
-          <w:shd w:val="clear" w:color="auto" w:fill="FFFFFF"/>
-          <w:lang w:eastAsia="es-PE"/>
-          <w14:ligatures w14:val="none"/>
-        </w:rPr>
-        <w:t xml:space="preserve">, la cobertura de la </w:t>
-      </w:r>
-      <w:r>
-        <w:rPr>
-          <w:rFonts w:ascii="Arial Narrow" w:eastAsia="Times New Roman" w:hAnsi="Arial Narrow" w:cs="Arial"/>
-          <w:color w:val="000000"/>
-          <w:kern w:val="0"/>
-          <w:lang w:val="es-ES" w:eastAsia="es-ES"/>
-          <w14:ligatures w14:val="none"/>
-        </w:rPr>
-        <w:t xml:space="preserve">Póliza </w:t>
-      </w:r>
-      <w:r>
-        <w:rPr>
-          <w:rFonts w:ascii="Arial Narrow" w:eastAsia="Times New Roman" w:hAnsi="Arial Narrow" w:cs="Times New Roman"/>
-          <w:kern w:val="0"/>
-          <w:shd w:val="clear" w:color="auto" w:fill="FFFFFF"/>
-          <w:lang w:eastAsia="es-PE"/>
-          <w14:ligatures w14:val="none"/>
-        </w:rPr>
-        <w:t xml:space="preserve"/>
-      </w:r>
-      <w:r>
-        <w:rPr>
-          <w:rFonts w:ascii="Arial Narrow" w:eastAsia="Times New Roman" w:hAnsi="Arial Narrow" w:cs="Arial"/>
-          <w:color w:val="000000"/>
-          <w:kern w:val="0"/>
-          <w:lang w:val="es-ES" w:eastAsia="es-ES"/>
-          <w14:ligatures w14:val="none"/>
-        </w:rPr>
-        <w:t xml:space="preserve">60-195544/0 </w:t>
-      </w:r>
-      <w:r>
-        <w:rPr>
-          <w:rFonts w:ascii="Arial Narrow" w:eastAsia="Times New Roman" w:hAnsi="Arial Narrow" w:cs="Times New Roman"/>
-          <w:kern w:val="0"/>
-          <w:shd w:val="clear" w:color="auto" w:fill="FFFFFF"/>
-          <w:lang w:eastAsia="es-PE"/>
-          <w14:ligatures w14:val="none"/>
-        </w:rPr>
-        <w:t xml:space="preserve">del </w:t>
-      </w:r>
-      <w:r>
-        <w:rPr>
-          <w:rFonts w:ascii="Arial Narrow" w:eastAsia="Times New Roman" w:hAnsi="Arial Narrow" w:cs="Times New Roman"/>
-          <w:kern w:val="0"/>
-          <w:shd w:val="clear" w:color="auto" w:fill="FFFFFF"/>
-          <w:lang w:eastAsia="es-PE"/>
-          <w14:ligatures w14:val="none"/>
-        </w:rPr>
-        <w:t xml:space="preserve">Seguro de vida </w:t>
-      </w:r>
-      <w:r>
-        <w:rPr>
-          <w:rFonts w:ascii="Arial Narrow" w:eastAsia="Times New Roman" w:hAnsi="Arial Narrow" w:cs="Times New Roman"/>
-          <w:kern w:val="0"/>
-          <w:shd w:val="clear" w:color="auto" w:fill="FFFFFF"/>
-          <w:lang w:eastAsia="es-PE"/>
-          <w14:ligatures w14:val="none"/>
-        </w:rPr>
-        <w:t>por el fallecimiento del señor Oswaldo Amasifuen Rojas</w:t>
-      </w:r>
-      <w:r>
-        <w:rPr>
-          <w:rFonts w:ascii="Arial Narrow" w:eastAsia="Arial Narrow" w:hAnsi="Arial Narrow" w:cs="Arial Narrow"/>
-          <w:kern w:val="0"/>
-          <w14:ligatures w14:val="none"/>
-        </w:rPr>
-        <w:t>.</w:t>
+        <w:t xml:space="preserve"/>
+      </w:r>
+      <w:r>
+        <w:rPr>
+          <w:rFonts w:ascii="Arial Narrow" w:eastAsia="Times New Roman" w:hAnsi="Arial Narrow" w:cs="Times New Roman"/>
+          <w:kern w:val="0"/>
+          <w:shd w:val="clear" w:color="auto" w:fill="FFFFFF"/>
+          <w:lang w:eastAsia="es-PE"/>
+          <w14:ligatures w14:val="none"/>
+        </w:rPr>
+        <w:t xml:space="preserve"/>
+      </w:r>
+      <w:r>
+        <w:rPr>
+          <w:rFonts w:ascii="Arial Narrow" w:eastAsia="Times New Roman" w:hAnsi="Arial Narrow" w:cs="Times New Roman"/>
+          <w:kern w:val="0"/>
+          <w:shd w:val="clear" w:color="auto" w:fill="FFFFFF"/>
+          <w:lang w:eastAsia="es-PE"/>
+          <w14:ligatures w14:val="none"/>
+        </w:rPr>
+        <w:t/>
+      </w:r>
+      <w:r>
+        <w:rPr>
+          <w:rFonts w:ascii="Arial Narrow" w:eastAsia="Times New Roman" w:hAnsi="Arial Narrow" w:cs="Times New Roman"/>
+          <w:kern w:val="0"/>
+          <w:shd w:val="clear" w:color="auto" w:fill="FFFFFF"/>
+          <w:lang w:eastAsia="es-PE"/>
+          <w14:ligatures w14:val="none"/>
+        </w:rPr>
+        <w:t xml:space="preserve"/>
+      </w:r>
+      <w:r>
+        <w:rPr>
+          <w:rFonts w:ascii="Arial Narrow" w:eastAsia="Times New Roman" w:hAnsi="Arial Narrow" w:cs="Arial"/>
+          <w:color w:val="000000"/>
+          <w:kern w:val="0"/>
+          <w:lang w:val="es-ES" w:eastAsia="es-ES"/>
+          <w14:ligatures w14:val="none"/>
+        </w:rPr>
+        <w:t xml:space="preserve"/>
+      </w:r>
+      <w:r>
+        <w:rPr>
+          <w:rFonts w:ascii="Arial Narrow" w:eastAsia="Times New Roman" w:hAnsi="Arial Narrow" w:cs="Times New Roman"/>
+          <w:kern w:val="0"/>
+          <w:shd w:val="clear" w:color="auto" w:fill="FFFFFF"/>
+          <w:lang w:eastAsia="es-PE"/>
+          <w14:ligatures w14:val="none"/>
+        </w:rPr>
+        <w:t xml:space="preserve"/>
+      </w:r>
+      <w:r>
+        <w:rPr>
+          <w:rFonts w:ascii="Arial Narrow" w:eastAsia="Times New Roman" w:hAnsi="Arial Narrow" w:cs="Arial"/>
+          <w:color w:val="000000"/>
+          <w:kern w:val="0"/>
+          <w:lang w:val="es-ES" w:eastAsia="es-ES"/>
+          <w14:ligatures w14:val="none"/>
+        </w:rPr>
+        <w:t xml:space="preserve"/>
+      </w:r>
+      <w:r>
+        <w:rPr>
+          <w:rFonts w:ascii="Arial Narrow" w:eastAsia="Times New Roman" w:hAnsi="Arial Narrow" w:cs="Times New Roman"/>
+          <w:kern w:val="0"/>
+          <w:shd w:val="clear" w:color="auto" w:fill="FFFFFF"/>
+          <w:lang w:eastAsia="es-PE"/>
+          <w14:ligatures w14:val="none"/>
+        </w:rPr>
+        <w:t xml:space="preserve"/>
+      </w:r>
+      <w:r>
+        <w:rPr>
+          <w:rFonts w:ascii="Arial Narrow" w:eastAsia="Times New Roman" w:hAnsi="Arial Narrow" w:cs="Times New Roman"/>
+          <w:kern w:val="0"/>
+          <w:shd w:val="clear" w:color="auto" w:fill="FFFFFF"/>
+          <w:lang w:eastAsia="es-PE"/>
+          <w14:ligatures w14:val="none"/>
+        </w:rPr>
+        <w:t xml:space="preserve"/>
+      </w:r>
+      <w:r>
+        <w:rPr>
+          <w:rFonts w:ascii="Arial Narrow" w:eastAsia="Times New Roman" w:hAnsi="Arial Narrow" w:cs="Times New Roman"/>
+          <w:kern w:val="0"/>
+          <w:shd w:val="clear" w:color="auto" w:fill="FFFFFF"/>
+          <w:lang w:eastAsia="es-PE"/>
+          <w14:ligatures w14:val="none"/>
+        </w:rPr>
+        <w:t/>
+      </w:r>
+      <w:r>
+        <w:rPr>
+          <w:rFonts w:ascii="Arial Narrow" w:eastAsia="Arial Narrow" w:hAnsi="Arial Narrow" w:cs="Arial Narrow"/>
+          <w:kern w:val="0"/>
+          <w14:ligatures w14:val="none"/>
+        </w:rPr>
+        <w:t/>
       </w:r>
     </w:p>
     <w:p>
@@ -6825,17 +6825,17 @@
           <w:lang w:eastAsia="es-PE"/>
           <w14:ligatures w14:val="none"/>
         </w:rPr>
-        <w:t>Presunta</w:t>
-      </w:r>
-      <w:r>
-        <w:rPr>
-          <w:rFonts w:ascii="Arial Narrow" w:eastAsia="Times New Roman" w:hAnsi="Arial Narrow" w:cs="Times New Roman"/>
-          <w:kern w:val="0"/>
-          <w:shd w:val="clear" w:color="auto" w:fill="FFFFFF"/>
-          <w:lang w:eastAsia="es-PE"/>
-          <w14:ligatures w14:val="none"/>
-        </w:rPr>
-        <w:t xml:space="preserve"> infracción a los artículos 18 y 19</w:t>
+        <w:t xml:space="preserve">Presunta infracción a los artículos 18 y 19 de la Ley 29571, Código de Protección y Defensa del Consumidor, en tanto la compañía aseguradora habría negado injustificadamente a la denunciante, mediante la carta BEN-039640/2026, la cobertura de la Póliza  60-196201/2 del Seguro de vida por el fallecimiento del señor [APELLIDO] Amasifuen Rojas.</w:t>
+      </w:r>
+      <w:r>
+        <w:rPr>
+          <w:rFonts w:ascii="Arial Narrow" w:eastAsia="Times New Roman" w:hAnsi="Arial Narrow" w:cs="Times New Roman"/>
+          <w:kern w:val="0"/>
+          <w:shd w:val="clear" w:color="auto" w:fill="FFFFFF"/>
+          <w:lang w:eastAsia="es-PE"/>
+          <w14:ligatures w14:val="none"/>
+        </w:rPr>
+        <w:t xml:space="preserve"/>
       </w:r>
       <w:r>
         <w:rPr>
@@ -6844,97 +6844,97 @@
           <w:lang w:eastAsia="es-PE"/>
           <w14:ligatures w14:val="none"/>
         </w:rPr>
-        <w:t xml:space="preserve"> de </w:t>
-      </w:r>
-      <w:r>
-        <w:rPr>
-          <w:rFonts w:ascii="Arial Narrow" w:eastAsia="Times New Roman" w:hAnsi="Arial Narrow" w:cs="Times New Roman"/>
-          <w:kern w:val="0"/>
-          <w:shd w:val="clear" w:color="auto" w:fill="FFFFFF"/>
-          <w:lang w:eastAsia="es-PE"/>
-          <w14:ligatures w14:val="none"/>
-        </w:rPr>
-        <w:t xml:space="preserve">la Ley 29571, Código de Protección y Defensa del Consumidor, en tanto la compañía aseguradora habría negado injustificadamente a la denunciante, mediante la carta </w:t>
-      </w:r>
-      <w:r>
-        <w:rPr>
-          <w:rFonts w:ascii="Arial Narrow" w:eastAsia="Times New Roman" w:hAnsi="Arial Narrow" w:cs="Times New Roman"/>
-          <w:kern w:val="0"/>
-          <w:shd w:val="clear" w:color="auto" w:fill="FFFFFF"/>
-          <w:lang w:eastAsia="es-PE"/>
-          <w14:ligatures w14:val="none"/>
-        </w:rPr>
-        <w:t>BEN-039640/2026</w:t>
-      </w:r>
-      <w:r>
-        <w:rPr>
-          <w:rFonts w:ascii="Arial Narrow" w:eastAsia="Times New Roman" w:hAnsi="Arial Narrow" w:cs="Times New Roman"/>
-          <w:kern w:val="0"/>
-          <w:shd w:val="clear" w:color="auto" w:fill="FFFFFF"/>
-          <w:lang w:eastAsia="es-PE"/>
-          <w14:ligatures w14:val="none"/>
-        </w:rPr>
-        <w:t xml:space="preserve">, la cobertura de la </w:t>
-      </w:r>
-      <w:r>
-        <w:rPr>
-          <w:rFonts w:ascii="Arial Narrow" w:eastAsia="Times New Roman" w:hAnsi="Arial Narrow" w:cs="Arial"/>
-          <w:color w:val="000000"/>
-          <w:kern w:val="0"/>
-          <w:lang w:val="es-ES" w:eastAsia="es-ES"/>
-          <w14:ligatures w14:val="none"/>
-        </w:rPr>
-        <w:t xml:space="preserve">Póliza </w:t>
-      </w:r>
-      <w:r>
-        <w:rPr>
-          <w:rFonts w:ascii="Arial Narrow" w:eastAsia="Times New Roman" w:hAnsi="Arial Narrow" w:cs="Times New Roman"/>
-          <w:kern w:val="0"/>
-          <w:shd w:val="clear" w:color="auto" w:fill="FFFFFF"/>
-          <w:lang w:eastAsia="es-PE"/>
-          <w14:ligatures w14:val="none"/>
-        </w:rPr>
-        <w:t/>
-      </w:r>
-      <w:r>
-        <w:rPr>
-          <w:rFonts w:ascii="Arial Narrow" w:eastAsia="Times New Roman" w:hAnsi="Arial Narrow" w:cs="Arial"/>
-          <w:color w:val="000000"/>
-          <w:kern w:val="0"/>
-          <w:lang w:val="es-ES" w:eastAsia="es-ES"/>
-          <w14:ligatures w14:val="none"/>
-        </w:rPr>
-        <w:t xml:space="preserve"> 60-196201/2 </w:t>
-      </w:r>
-      <w:r>
-        <w:rPr>
-          <w:rFonts w:ascii="Arial Narrow" w:eastAsia="Times New Roman" w:hAnsi="Arial Narrow" w:cs="Times New Roman"/>
-          <w:kern w:val="0"/>
-          <w:shd w:val="clear" w:color="auto" w:fill="FFFFFF"/>
-          <w:lang w:eastAsia="es-PE"/>
-          <w14:ligatures w14:val="none"/>
-        </w:rPr>
-        <w:t xml:space="preserve">del </w:t>
-      </w:r>
-      <w:r>
-        <w:rPr>
-          <w:rFonts w:ascii="Arial Narrow" w:eastAsia="Times New Roman" w:hAnsi="Arial Narrow" w:cs="Times New Roman"/>
-          <w:kern w:val="0"/>
-          <w:shd w:val="clear" w:color="auto" w:fill="FFFFFF"/>
-          <w:lang w:eastAsia="es-PE"/>
-          <w14:ligatures w14:val="none"/>
-        </w:rPr>
-        <w:t xml:space="preserve">Seguro de vida </w:t>
-      </w:r>
-      <w:r>
-        <w:rPr>
-          <w:rFonts w:ascii="Arial Narrow" w:eastAsia="Times New Roman" w:hAnsi="Arial Narrow" w:cs="Times New Roman"/>
-          <w:kern w:val="0"/>
-          <w:shd w:val="clear" w:color="auto" w:fill="FFFFFF"/>
-          <w:lang w:eastAsia="es-PE"/>
-          <w14:ligatures w14:val="none"/>
-        </w:rPr>
-        <w:t>por el fallecimiento del señor Oswaldo Amasifuen Rojas.</w:t>
+        <w:t xml:space="preserve"/>
+      </w:r>
+      <w:r>
+        <w:rPr>
+          <w:rFonts w:ascii="Arial Narrow" w:eastAsia="Times New Roman" w:hAnsi="Arial Narrow" w:cs="Times New Roman"/>
+          <w:kern w:val="0"/>
+          <w:shd w:val="clear" w:color="auto" w:fill="FFFFFF"/>
+          <w:lang w:eastAsia="es-PE"/>
+          <w14:ligatures w14:val="none"/>
+        </w:rPr>
+        <w:t xml:space="preserve"/>
+      </w:r>
+      <w:r>
+        <w:rPr>
+          <w:rFonts w:ascii="Arial Narrow" w:eastAsia="Times New Roman" w:hAnsi="Arial Narrow" w:cs="Times New Roman"/>
+          <w:kern w:val="0"/>
+          <w:shd w:val="clear" w:color="auto" w:fill="FFFFFF"/>
+          <w:lang w:eastAsia="es-PE"/>
+          <w14:ligatures w14:val="none"/>
+        </w:rPr>
+        <w:t/>
+      </w:r>
+      <w:r>
+        <w:rPr>
+          <w:rFonts w:ascii="Arial Narrow" w:eastAsia="Times New Roman" w:hAnsi="Arial Narrow" w:cs="Times New Roman"/>
+          <w:kern w:val="0"/>
+          <w:shd w:val="clear" w:color="auto" w:fill="FFFFFF"/>
+          <w:lang w:eastAsia="es-PE"/>
+          <w14:ligatures w14:val="none"/>
+        </w:rPr>
+        <w:t xml:space="preserve"/>
+      </w:r>
+      <w:r>
+        <w:rPr>
+          <w:rFonts w:ascii="Arial Narrow" w:eastAsia="Times New Roman" w:hAnsi="Arial Narrow" w:cs="Arial"/>
+          <w:color w:val="000000"/>
+          <w:kern w:val="0"/>
+          <w:lang w:val="es-ES" w:eastAsia="es-ES"/>
+          <w14:ligatures w14:val="none"/>
+        </w:rPr>
+        <w:t xml:space="preserve"/>
+      </w:r>
+      <w:r>
+        <w:rPr>
+          <w:rFonts w:ascii="Arial Narrow" w:eastAsia="Times New Roman" w:hAnsi="Arial Narrow" w:cs="Times New Roman"/>
+          <w:kern w:val="0"/>
+          <w:shd w:val="clear" w:color="auto" w:fill="FFFFFF"/>
+          <w:lang w:eastAsia="es-PE"/>
+          <w14:ligatures w14:val="none"/>
+        </w:rPr>
+        <w:t/>
+      </w:r>
+      <w:r>
+        <w:rPr>
+          <w:rFonts w:ascii="Arial Narrow" w:eastAsia="Times New Roman" w:hAnsi="Arial Narrow" w:cs="Arial"/>
+          <w:color w:val="000000"/>
+          <w:kern w:val="0"/>
+          <w:lang w:val="es-ES" w:eastAsia="es-ES"/>
+          <w14:ligatures w14:val="none"/>
+        </w:rPr>
+        <w:t xml:space="preserve"/>
+      </w:r>
+      <w:r>
+        <w:rPr>
+          <w:rFonts w:ascii="Arial Narrow" w:eastAsia="Times New Roman" w:hAnsi="Arial Narrow" w:cs="Times New Roman"/>
+          <w:kern w:val="0"/>
+          <w:shd w:val="clear" w:color="auto" w:fill="FFFFFF"/>
+          <w:lang w:eastAsia="es-PE"/>
+          <w14:ligatures w14:val="none"/>
+        </w:rPr>
+        <w:t xml:space="preserve"/>
+      </w:r>
+      <w:r>
+        <w:rPr>
+          <w:rFonts w:ascii="Arial Narrow" w:eastAsia="Times New Roman" w:hAnsi="Arial Narrow" w:cs="Times New Roman"/>
+          <w:kern w:val="0"/>
+          <w:shd w:val="clear" w:color="auto" w:fill="FFFFFF"/>
+          <w:lang w:eastAsia="es-PE"/>
+          <w14:ligatures w14:val="none"/>
+        </w:rPr>
+        <w:t xml:space="preserve"/>
+      </w:r>
+      <w:r>
+        <w:rPr>
+          <w:rFonts w:ascii="Arial Narrow" w:eastAsia="Times New Roman" w:hAnsi="Arial Narrow" w:cs="Times New Roman"/>
+          <w:kern w:val="0"/>
+          <w:shd w:val="clear" w:color="auto" w:fill="FFFFFF"/>
+          <w:lang w:eastAsia="es-PE"/>
+          <w14:ligatures w14:val="none"/>
+        </w:rPr>
+        <w:t/>
       </w:r>
     </w:p>
     <w:p>
@@ -6974,17 +6974,17 @@
           <w:lang w:eastAsia="es-PE"/>
           <w14:ligatures w14:val="none"/>
         </w:rPr>
-        <w:t>Presunta</w:t>
-      </w:r>
-      <w:r>
-        <w:rPr>
-          <w:rFonts w:ascii="Arial Narrow" w:eastAsia="Times New Roman" w:hAnsi="Arial Narrow" w:cs="Times New Roman"/>
-          <w:kern w:val="0"/>
-          <w:shd w:val="clear" w:color="auto" w:fill="FFFFFF"/>
-          <w:lang w:eastAsia="es-PE"/>
-          <w14:ligatures w14:val="none"/>
-        </w:rPr>
-        <w:t xml:space="preserve"> infracción a los artículos 18 y 19</w:t>
+        <w:t xml:space="preserve">Presunta infracción a los artículos 18 y 19 de la Ley 29571, Código de Protección y Defensa del Consumidor, en tanto la compañía aseguradora habría negado injustificadamente a la denunciante, mediante la carta BEN-039640/2026, la cobertura de la Póliza 188-002091/5 del Seguro de vida por el fallecimiento del señor [APELLIDO] Amasifuen Rojas.</w:t>
+      </w:r>
+      <w:r>
+        <w:rPr>
+          <w:rFonts w:ascii="Arial Narrow" w:eastAsia="Times New Roman" w:hAnsi="Arial Narrow" w:cs="Times New Roman"/>
+          <w:kern w:val="0"/>
+          <w:shd w:val="clear" w:color="auto" w:fill="FFFFFF"/>
+          <w:lang w:eastAsia="es-PE"/>
+          <w14:ligatures w14:val="none"/>
+        </w:rPr>
+        <w:t xml:space="preserve"/>
       </w:r>
       <w:r>
         <w:rPr>
@@ -6993,105 +6993,105 @@
           <w:lang w:eastAsia="es-PE"/>
           <w14:ligatures w14:val="none"/>
         </w:rPr>
-        <w:t xml:space="preserve"> de </w:t>
-      </w:r>
-      <w:r>
-        <w:rPr>
-          <w:rFonts w:ascii="Arial Narrow" w:eastAsia="Times New Roman" w:hAnsi="Arial Narrow" w:cs="Times New Roman"/>
-          <w:kern w:val="0"/>
-          <w:shd w:val="clear" w:color="auto" w:fill="FFFFFF"/>
-          <w:lang w:eastAsia="es-PE"/>
-          <w14:ligatures w14:val="none"/>
-        </w:rPr>
-        <w:t xml:space="preserve">la Ley 29571, Código de Protección y Defensa del Consumidor, en tanto la compañía aseguradora habría negado injustificadamente a la denunciante, mediante la carta </w:t>
-      </w:r>
-      <w:r>
-        <w:rPr>
-          <w:rFonts w:ascii="Arial Narrow" w:eastAsia="Times New Roman" w:hAnsi="Arial Narrow" w:cs="Times New Roman"/>
-          <w:kern w:val="0"/>
-          <w:shd w:val="clear" w:color="auto" w:fill="FFFFFF"/>
-          <w:lang w:eastAsia="es-PE"/>
-          <w14:ligatures w14:val="none"/>
-        </w:rPr>
-        <w:t>BEN-039640/2026</w:t>
-      </w:r>
-      <w:r>
-        <w:rPr>
-          <w:rFonts w:ascii="Arial Narrow" w:eastAsia="Times New Roman" w:hAnsi="Arial Narrow" w:cs="Times New Roman"/>
-          <w:kern w:val="0"/>
-          <w:shd w:val="clear" w:color="auto" w:fill="FFFFFF"/>
-          <w:lang w:eastAsia="es-PE"/>
-          <w14:ligatures w14:val="none"/>
-        </w:rPr>
-        <w:t xml:space="preserve">, la cobertura de la </w:t>
-      </w:r>
-      <w:r>
-        <w:rPr>
-          <w:rFonts w:ascii="Arial Narrow" w:eastAsia="Times New Roman" w:hAnsi="Arial Narrow" w:cs="Arial"/>
-          <w:color w:val="000000"/>
-          <w:kern w:val="0"/>
-          <w:lang w:val="es-ES" w:eastAsia="es-ES"/>
-          <w14:ligatures w14:val="none"/>
-        </w:rPr>
-        <w:t xml:space="preserve">Póliza </w:t>
-      </w:r>
-      <w:r>
-        <w:rPr>
-          <w:rFonts w:ascii="Arial Narrow" w:eastAsia="Times New Roman" w:hAnsi="Arial Narrow" w:cs="Times New Roman"/>
-          <w:kern w:val="0"/>
-          <w:shd w:val="clear" w:color="auto" w:fill="FFFFFF"/>
-          <w:lang w:eastAsia="es-PE"/>
-          <w14:ligatures w14:val="none"/>
-        </w:rPr>
-        <w:t xml:space="preserve"/>
-      </w:r>
-      <w:r>
-        <w:rPr>
-          <w:rFonts w:ascii="Arial Narrow" w:eastAsia="Times New Roman" w:hAnsi="Arial Narrow" w:cs="Arial"/>
-          <w:color w:val="000000"/>
-          <w:kern w:val="0"/>
-          <w:lang w:val="es-ES" w:eastAsia="es-ES"/>
-          <w14:ligatures w14:val="none"/>
-        </w:rPr>
-        <w:t xml:space="preserve">188-002091/5 </w:t>
-      </w:r>
-      <w:r>
-        <w:rPr>
-          <w:rFonts w:ascii="Arial Narrow" w:eastAsia="Times New Roman" w:hAnsi="Arial Narrow" w:cs="Times New Roman"/>
-          <w:kern w:val="0"/>
-          <w:shd w:val="clear" w:color="auto" w:fill="FFFFFF"/>
-          <w:lang w:eastAsia="es-PE"/>
-          <w14:ligatures w14:val="none"/>
-        </w:rPr>
-        <w:t xml:space="preserve">del </w:t>
-      </w:r>
-      <w:r>
-        <w:rPr>
-          <w:rFonts w:ascii="Arial Narrow" w:eastAsia="Times New Roman" w:hAnsi="Arial Narrow" w:cs="Times New Roman"/>
-          <w:kern w:val="0"/>
-          <w:shd w:val="clear" w:color="auto" w:fill="FFFFFF"/>
-          <w:lang w:eastAsia="es-PE"/>
-          <w14:ligatures w14:val="none"/>
-        </w:rPr>
-        <w:t xml:space="preserve">Seguro de vida </w:t>
-      </w:r>
-      <w:r>
-        <w:rPr>
-          <w:rFonts w:ascii="Arial Narrow" w:eastAsia="Times New Roman" w:hAnsi="Arial Narrow" w:cs="Times New Roman"/>
-          <w:kern w:val="0"/>
-          <w:shd w:val="clear" w:color="auto" w:fill="FFFFFF"/>
-          <w:lang w:eastAsia="es-PE"/>
-          <w14:ligatures w14:val="none"/>
-        </w:rPr>
-        <w:t>por el fallecimiento del señor Oswaldo Amasifuen Rojas</w:t>
-      </w:r>
-      <w:r>
-        <w:rPr>
-          <w:rFonts w:ascii="Arial Narrow" w:eastAsia="Arial Narrow" w:hAnsi="Arial Narrow" w:cs="Arial Narrow"/>
-          <w:kern w:val="0"/>
-          <w14:ligatures w14:val="none"/>
-        </w:rPr>
-        <w:t>.</w:t>
+        <w:t xml:space="preserve"/>
+      </w:r>
+      <w:r>
+        <w:rPr>
+          <w:rFonts w:ascii="Arial Narrow" w:eastAsia="Times New Roman" w:hAnsi="Arial Narrow" w:cs="Times New Roman"/>
+          <w:kern w:val="0"/>
+          <w:shd w:val="clear" w:color="auto" w:fill="FFFFFF"/>
+          <w:lang w:eastAsia="es-PE"/>
+          <w14:ligatures w14:val="none"/>
+        </w:rPr>
+        <w:t xml:space="preserve"/>
+      </w:r>
+      <w:r>
+        <w:rPr>
+          <w:rFonts w:ascii="Arial Narrow" w:eastAsia="Times New Roman" w:hAnsi="Arial Narrow" w:cs="Times New Roman"/>
+          <w:kern w:val="0"/>
+          <w:shd w:val="clear" w:color="auto" w:fill="FFFFFF"/>
+          <w:lang w:eastAsia="es-PE"/>
+          <w14:ligatures w14:val="none"/>
+        </w:rPr>
+        <w:t/>
+      </w:r>
+      <w:r>
+        <w:rPr>
+          <w:rFonts w:ascii="Arial Narrow" w:eastAsia="Times New Roman" w:hAnsi="Arial Narrow" w:cs="Times New Roman"/>
+          <w:kern w:val="0"/>
+          <w:shd w:val="clear" w:color="auto" w:fill="FFFFFF"/>
+          <w:lang w:eastAsia="es-PE"/>
+          <w14:ligatures w14:val="none"/>
+        </w:rPr>
+        <w:t xml:space="preserve"/>
+      </w:r>
+      <w:r>
+        <w:rPr>
+          <w:rFonts w:ascii="Arial Narrow" w:eastAsia="Times New Roman" w:hAnsi="Arial Narrow" w:cs="Arial"/>
+          <w:color w:val="000000"/>
+          <w:kern w:val="0"/>
+          <w:lang w:val="es-ES" w:eastAsia="es-ES"/>
+          <w14:ligatures w14:val="none"/>
+        </w:rPr>
+        <w:t xml:space="preserve"/>
+      </w:r>
+      <w:r>
+        <w:rPr>
+          <w:rFonts w:ascii="Arial Narrow" w:eastAsia="Times New Roman" w:hAnsi="Arial Narrow" w:cs="Times New Roman"/>
+          <w:kern w:val="0"/>
+          <w:shd w:val="clear" w:color="auto" w:fill="FFFFFF"/>
+          <w:lang w:eastAsia="es-PE"/>
+          <w14:ligatures w14:val="none"/>
+        </w:rPr>
+        <w:t xml:space="preserve"/>
+      </w:r>
+      <w:r>
+        <w:rPr>
+          <w:rFonts w:ascii="Arial Narrow" w:eastAsia="Times New Roman" w:hAnsi="Arial Narrow" w:cs="Arial"/>
+          <w:color w:val="000000"/>
+          <w:kern w:val="0"/>
+          <w:lang w:val="es-ES" w:eastAsia="es-ES"/>
+          <w14:ligatures w14:val="none"/>
+        </w:rPr>
+        <w:t xml:space="preserve"/>
+      </w:r>
+      <w:r>
+        <w:rPr>
+          <w:rFonts w:ascii="Arial Narrow" w:eastAsia="Times New Roman" w:hAnsi="Arial Narrow" w:cs="Times New Roman"/>
+          <w:kern w:val="0"/>
+          <w:shd w:val="clear" w:color="auto" w:fill="FFFFFF"/>
+          <w:lang w:eastAsia="es-PE"/>
+          <w14:ligatures w14:val="none"/>
+        </w:rPr>
+        <w:t xml:space="preserve"/>
+      </w:r>
+      <w:r>
+        <w:rPr>
+          <w:rFonts w:ascii="Arial Narrow" w:eastAsia="Times New Roman" w:hAnsi="Arial Narrow" w:cs="Times New Roman"/>
+          <w:kern w:val="0"/>
+          <w:shd w:val="clear" w:color="auto" w:fill="FFFFFF"/>
+          <w:lang w:eastAsia="es-PE"/>
+          <w14:ligatures w14:val="none"/>
+        </w:rPr>
+        <w:t xml:space="preserve"/>
+      </w:r>
+      <w:r>
+        <w:rPr>
+          <w:rFonts w:ascii="Arial Narrow" w:eastAsia="Times New Roman" w:hAnsi="Arial Narrow" w:cs="Times New Roman"/>
+          <w:kern w:val="0"/>
+          <w:shd w:val="clear" w:color="auto" w:fill="FFFFFF"/>
+          <w:lang w:eastAsia="es-PE"/>
+          <w14:ligatures w14:val="none"/>
+        </w:rPr>
+        <w:t/>
+      </w:r>
+      <w:r>
+        <w:rPr>
+          <w:rFonts w:ascii="Arial Narrow" w:eastAsia="Arial Narrow" w:hAnsi="Arial Narrow" w:cs="Arial Narrow"/>
+          <w:kern w:val="0"/>
+          <w14:ligatures w14:val="none"/>
+        </w:rPr>
+        <w:t/>
       </w:r>
     </w:p>
     <w:p>
@@ -7140,17 +7140,17 @@
           <w:lang w:eastAsia="es-PE"/>
           <w14:ligatures w14:val="none"/>
         </w:rPr>
-        <w:t>Presunta</w:t>
-      </w:r>
-      <w:r>
-        <w:rPr>
-          <w:rFonts w:ascii="Arial Narrow" w:eastAsia="Times New Roman" w:hAnsi="Arial Narrow" w:cs="Times New Roman"/>
-          <w:kern w:val="0"/>
-          <w:shd w:val="clear" w:color="auto" w:fill="FFFFFF"/>
-          <w:lang w:eastAsia="es-PE"/>
-          <w14:ligatures w14:val="none"/>
-        </w:rPr>
-        <w:t xml:space="preserve"> infracción a los artículos 18 y 19</w:t>
+        <w:t xml:space="preserve">Presunta infracción a los artículos 18 y 19 de la Ley 29571, Código de Protección y Defensa del Consumidor, en tanto la compañía aseguradora habría negado injustificadamente a la denunciante, mediante la carta BEN-039640/2026, la cobertura de la Póliza 188-002140/7 del Seguro de vida por el fallecimiento del señor [APELLIDO] Amasifuen Rojas.</w:t>
+      </w:r>
+      <w:r>
+        <w:rPr>
+          <w:rFonts w:ascii="Arial Narrow" w:eastAsia="Times New Roman" w:hAnsi="Arial Narrow" w:cs="Times New Roman"/>
+          <w:kern w:val="0"/>
+          <w:shd w:val="clear" w:color="auto" w:fill="FFFFFF"/>
+          <w:lang w:eastAsia="es-PE"/>
+          <w14:ligatures w14:val="none"/>
+        </w:rPr>
+        <w:t xml:space="preserve"/>
       </w:r>
       <w:r>
         <w:rPr>
@@ -7159,97 +7159,97 @@
           <w:lang w:eastAsia="es-PE"/>
           <w14:ligatures w14:val="none"/>
         </w:rPr>
-        <w:t xml:space="preserve"> de </w:t>
-      </w:r>
-      <w:r>
-        <w:rPr>
-          <w:rFonts w:ascii="Arial Narrow" w:eastAsia="Times New Roman" w:hAnsi="Arial Narrow" w:cs="Times New Roman"/>
-          <w:kern w:val="0"/>
-          <w:shd w:val="clear" w:color="auto" w:fill="FFFFFF"/>
-          <w:lang w:eastAsia="es-PE"/>
-          <w14:ligatures w14:val="none"/>
-        </w:rPr>
-        <w:t xml:space="preserve">la Ley 29571, Código de Protección y Defensa del Consumidor, en tanto la compañía aseguradora habría negado injustificadamente a la denunciante, mediante la carta </w:t>
-      </w:r>
-      <w:r>
-        <w:rPr>
-          <w:rFonts w:ascii="Arial Narrow" w:eastAsia="Times New Roman" w:hAnsi="Arial Narrow" w:cs="Times New Roman"/>
-          <w:kern w:val="0"/>
-          <w:shd w:val="clear" w:color="auto" w:fill="FFFFFF"/>
-          <w:lang w:eastAsia="es-PE"/>
-          <w14:ligatures w14:val="none"/>
-        </w:rPr>
-        <w:t>BEN-039640/2026</w:t>
-      </w:r>
-      <w:r>
-        <w:rPr>
-          <w:rFonts w:ascii="Arial Narrow" w:eastAsia="Times New Roman" w:hAnsi="Arial Narrow" w:cs="Times New Roman"/>
-          <w:kern w:val="0"/>
-          <w:shd w:val="clear" w:color="auto" w:fill="FFFFFF"/>
-          <w:lang w:eastAsia="es-PE"/>
-          <w14:ligatures w14:val="none"/>
-        </w:rPr>
-        <w:t xml:space="preserve">, la cobertura de la </w:t>
-      </w:r>
-      <w:r>
-        <w:rPr>
-          <w:rFonts w:ascii="Arial Narrow" w:eastAsia="Times New Roman" w:hAnsi="Arial Narrow" w:cs="Arial"/>
-          <w:color w:val="000000"/>
-          <w:kern w:val="0"/>
-          <w:lang w:val="es-ES" w:eastAsia="es-ES"/>
-          <w14:ligatures w14:val="none"/>
-        </w:rPr>
-        <w:t xml:space="preserve">Póliza </w:t>
-      </w:r>
-      <w:r>
-        <w:rPr>
-          <w:rFonts w:ascii="Arial Narrow" w:eastAsia="Times New Roman" w:hAnsi="Arial Narrow" w:cs="Times New Roman"/>
-          <w:kern w:val="0"/>
-          <w:shd w:val="clear" w:color="auto" w:fill="FFFFFF"/>
-          <w:lang w:eastAsia="es-PE"/>
-          <w14:ligatures w14:val="none"/>
-        </w:rPr>
-        <w:t/>
-      </w:r>
-      <w:r>
-        <w:rPr>
-          <w:rFonts w:ascii="Arial Narrow" w:eastAsia="Times New Roman" w:hAnsi="Arial Narrow" w:cs="Arial"/>
-          <w:color w:val="000000"/>
-          <w:kern w:val="0"/>
-          <w:lang w:val="es-ES" w:eastAsia="es-ES"/>
-          <w14:ligatures w14:val="none"/>
-        </w:rPr>
-        <w:t xml:space="preserve">188-002140/7 </w:t>
-      </w:r>
-      <w:r>
-        <w:rPr>
-          <w:rFonts w:ascii="Arial Narrow" w:eastAsia="Times New Roman" w:hAnsi="Arial Narrow" w:cs="Times New Roman"/>
-          <w:kern w:val="0"/>
-          <w:shd w:val="clear" w:color="auto" w:fill="FFFFFF"/>
-          <w:lang w:eastAsia="es-PE"/>
-          <w14:ligatures w14:val="none"/>
-        </w:rPr>
-        <w:t xml:space="preserve">del </w:t>
-      </w:r>
-      <w:r>
-        <w:rPr>
-          <w:rFonts w:ascii="Arial Narrow" w:eastAsia="Times New Roman" w:hAnsi="Arial Narrow" w:cs="Times New Roman"/>
-          <w:kern w:val="0"/>
-          <w:shd w:val="clear" w:color="auto" w:fill="FFFFFF"/>
-          <w:lang w:eastAsia="es-PE"/>
-          <w14:ligatures w14:val="none"/>
-        </w:rPr>
-        <w:t xml:space="preserve">Seguro de vida </w:t>
-      </w:r>
-      <w:r>
-        <w:rPr>
-          <w:rFonts w:ascii="Arial Narrow" w:eastAsia="Times New Roman" w:hAnsi="Arial Narrow" w:cs="Times New Roman"/>
-          <w:kern w:val="0"/>
-          <w:shd w:val="clear" w:color="auto" w:fill="FFFFFF"/>
-          <w:lang w:eastAsia="es-PE"/>
-          <w14:ligatures w14:val="none"/>
-        </w:rPr>
-        <w:t>por el fallecimiento del señor Oswaldo Amasifuen Rojas.</w:t>
+        <w:t xml:space="preserve"/>
+      </w:r>
+      <w:r>
+        <w:rPr>
+          <w:rFonts w:ascii="Arial Narrow" w:eastAsia="Times New Roman" w:hAnsi="Arial Narrow" w:cs="Times New Roman"/>
+          <w:kern w:val="0"/>
+          <w:shd w:val="clear" w:color="auto" w:fill="FFFFFF"/>
+          <w:lang w:eastAsia="es-PE"/>
+          <w14:ligatures w14:val="none"/>
+        </w:rPr>
+        <w:t xml:space="preserve"/>
+      </w:r>
+      <w:r>
+        <w:rPr>
+          <w:rFonts w:ascii="Arial Narrow" w:eastAsia="Times New Roman" w:hAnsi="Arial Narrow" w:cs="Times New Roman"/>
+          <w:kern w:val="0"/>
+          <w:shd w:val="clear" w:color="auto" w:fill="FFFFFF"/>
+          <w:lang w:eastAsia="es-PE"/>
+          <w14:ligatures w14:val="none"/>
+        </w:rPr>
+        <w:t/>
+      </w:r>
+      <w:r>
+        <w:rPr>
+          <w:rFonts w:ascii="Arial Narrow" w:eastAsia="Times New Roman" w:hAnsi="Arial Narrow" w:cs="Times New Roman"/>
+          <w:kern w:val="0"/>
+          <w:shd w:val="clear" w:color="auto" w:fill="FFFFFF"/>
+          <w:lang w:eastAsia="es-PE"/>
+          <w14:ligatures w14:val="none"/>
+        </w:rPr>
+        <w:t xml:space="preserve"/>
+      </w:r>
+      <w:r>
+        <w:rPr>
+          <w:rFonts w:ascii="Arial Narrow" w:eastAsia="Times New Roman" w:hAnsi="Arial Narrow" w:cs="Arial"/>
+          <w:color w:val="000000"/>
+          <w:kern w:val="0"/>
+          <w:lang w:val="es-ES" w:eastAsia="es-ES"/>
+          <w14:ligatures w14:val="none"/>
+        </w:rPr>
+        <w:t xml:space="preserve"/>
+      </w:r>
+      <w:r>
+        <w:rPr>
+          <w:rFonts w:ascii="Arial Narrow" w:eastAsia="Times New Roman" w:hAnsi="Arial Narrow" w:cs="Times New Roman"/>
+          <w:kern w:val="0"/>
+          <w:shd w:val="clear" w:color="auto" w:fill="FFFFFF"/>
+          <w:lang w:eastAsia="es-PE"/>
+          <w14:ligatures w14:val="none"/>
+        </w:rPr>
+        <w:t/>
+      </w:r>
+      <w:r>
+        <w:rPr>
+          <w:rFonts w:ascii="Arial Narrow" w:eastAsia="Times New Roman" w:hAnsi="Arial Narrow" w:cs="Arial"/>
+          <w:color w:val="000000"/>
+          <w:kern w:val="0"/>
+          <w:lang w:val="es-ES" w:eastAsia="es-ES"/>
+          <w14:ligatures w14:val="none"/>
+        </w:rPr>
+        <w:t xml:space="preserve"/>
+      </w:r>
+      <w:r>
+        <w:rPr>
+          <w:rFonts w:ascii="Arial Narrow" w:eastAsia="Times New Roman" w:hAnsi="Arial Narrow" w:cs="Times New Roman"/>
+          <w:kern w:val="0"/>
+          <w:shd w:val="clear" w:color="auto" w:fill="FFFFFF"/>
+          <w:lang w:eastAsia="es-PE"/>
+          <w14:ligatures w14:val="none"/>
+        </w:rPr>
+        <w:t xml:space="preserve"/>
+      </w:r>
+      <w:r>
+        <w:rPr>
+          <w:rFonts w:ascii="Arial Narrow" w:eastAsia="Times New Roman" w:hAnsi="Arial Narrow" w:cs="Times New Roman"/>
+          <w:kern w:val="0"/>
+          <w:shd w:val="clear" w:color="auto" w:fill="FFFFFF"/>
+          <w:lang w:eastAsia="es-PE"/>
+          <w14:ligatures w14:val="none"/>
+        </w:rPr>
+        <w:t xml:space="preserve"/>
+      </w:r>
+      <w:r>
+        <w:rPr>
+          <w:rFonts w:ascii="Arial Narrow" w:eastAsia="Times New Roman" w:hAnsi="Arial Narrow" w:cs="Times New Roman"/>
+          <w:kern w:val="0"/>
+          <w:shd w:val="clear" w:color="auto" w:fill="FFFFFF"/>
+          <w:lang w:eastAsia="es-PE"/>
+          <w14:ligatures w14:val="none"/>
+        </w:rPr>
+        <w:t/>
       </w:r>
     </w:p>
     <w:p>
@@ -8706,7 +8706,7 @@
           <w:b/>
           <w:bCs/>
         </w:rPr>
-        <w:t>DÉCIMO</w:t>
+        <w:t xml:space="preserve">DÉCIMO: requerir a la señora [DENUNCIANTE] para que, dentro del plazo de dos (2) días hábiles siguientes a la fecha en que reciba la notificación en su bandeja de correo electrónico, efectúe la confirmación de recepción de la notificación remitida por este despacho a su correo electrónico, de conformidad con el segundo párrafo del numeral 4 del artículo 20 del Texto Único Ordenado de la Ley del Procedimiento Administrativo General, aprobado mediante Decreto Supremo 006-2026-JUS, bajo apercibimiento de rehacer el acto de notificación y notificarle conforme al numeral 1 del artículo 20 del citado cuerpo normativo.</w:t>
       </w:r>
       <w:r>
         <w:rPr>
@@ -8716,7 +8716,7 @@
           <w:kern w:val="0"/>
           <w14:ligatures w14:val="none"/>
         </w:rPr>
-        <w:t>:</w:t>
+        <w:t/>
       </w:r>
       <w:r>
         <w:rPr>
@@ -8726,7 +8726,7 @@
           <w:kern w:val="0"/>
           <w14:ligatures w14:val="none"/>
         </w:rPr>
-        <w:t xml:space="preserve"> </w:t>
+        <w:t xml:space="preserve"/>
       </w:r>
       <w:r>
         <w:rPr>
@@ -8736,32 +8736,32 @@
           <w:kern w:val="0"/>
           <w14:ligatures w14:val="none"/>
         </w:rPr>
-        <w:t xml:space="preserve">requerir a la señora </w:t>
-      </w:r>
-      <w:r>
-        <w:rPr>
-          <w:rFonts w:ascii="Arial Narrow" w:eastAsia="Times New Roman" w:hAnsi="Arial Narrow" w:cs="Times New Roman"/>
-          <w:color w:val="000000"/>
-          <w:kern w:val="0"/>
-          <w:shd w:val="clear" w:color="auto" w:fill="FFFFFF"/>
-          <w:lang w:eastAsia="es-PE"/>
-          <w14:ligatures w14:val="none"/>
-        </w:rPr>
-        <w:t xml:space="preserve">Cindy Rocio Flores Cardenas </w:t>
+        <w:t xml:space="preserve"/>
+      </w:r>
+      <w:r>
+        <w:rPr>
+          <w:rFonts w:ascii="Arial Narrow" w:eastAsia="Times New Roman" w:hAnsi="Arial Narrow" w:cs="Times New Roman"/>
+          <w:color w:val="000000"/>
+          <w:kern w:val="0"/>
+          <w:shd w:val="clear" w:color="auto" w:fill="FFFFFF"/>
+          <w:lang w:eastAsia="es-PE"/>
+          <w14:ligatures w14:val="none"/>
+        </w:rPr>
+        <w:t xml:space="preserve"/>
       </w:r>
       <w:r>
         <w:rPr>
           <w:rFonts w:ascii="Arial Narrow" w:hAnsi="Arial Narrow"/>
           <w:color w:val="000000"/>
         </w:rPr>
-        <w:t>para que, dentro del plazo de dos (2) días hábiles siguientes a la fecha en que reciba la notificación en su bandeja de correo electrónico, efectúe</w:t>
+        <w:t/>
       </w:r>
       <w:r>
         <w:rPr>
           <w:rFonts w:ascii="Arial Narrow" w:hAnsi="Arial Narrow"/>
           <w:color w:val="000000"/>
         </w:rPr>
-        <w:t xml:space="preserve"> la </w:t>
+        <w:t xml:space="preserve"/>
       </w:r>
       <w:r>
         <w:rPr>
@@ -8769,14 +8769,14 @@
           <w:color w:val="000000"/>
         </w:rPr>
         <w:lastRenderedPageBreak/>
-        <w:t xml:space="preserve">confirmación de recepción de la notificación remitida por este </w:t>
+        <w:t xml:space="preserve"/>
       </w:r>
       <w:r>
         <w:rPr>
           <w:rFonts w:ascii="Arial Narrow" w:hAnsi="Arial Narrow"/>
           <w:color w:val="000000"/>
         </w:rPr>
-        <w:t>despacho a su correo electrónico, de conformidad con el segundo párrafo del numeral 4 del artículo 20</w:t>
+        <w:t/>
       </w:r>
       <w:r>
         <w:rPr>
@@ -8793,7 +8793,7 @@
           <w:rFonts w:ascii="Arial Narrow" w:hAnsi="Arial Narrow"/>
           <w:color w:val="000000"/>
         </w:rPr>
-        <w:t xml:space="preserve"> del Texto Único Ordenado de la Ley del Procedimiento Administrativo General, aprobado mediante Decreto Supremo 006-2026-JUS, bajo apercibimiento de rehacer el acto de notificación y notificarle conforme al numeral 1 del artículo 20</w:t>
+        <w:t xml:space="preserve"/>
       </w:r>
       <w:r>
         <w:rPr>
@@ -8810,7 +8810,7 @@
           <w:rFonts w:ascii="Arial Narrow" w:hAnsi="Arial Narrow"/>
           <w:color w:val="000000"/>
         </w:rPr>
-        <w:t xml:space="preserve"> del citado cuerpo normativo</w:t>
+        <w:t xml:space="preserve"/>
       </w:r>
       <w:r>
         <w:rPr>
@@ -8823,7 +8823,7 @@
         <w:rPr>
           <w:rFonts w:ascii="Arial Narrow" w:hAnsi="Arial Narrow" w:cs="Arial"/>
         </w:rPr>
-        <w:t>.</w:t>
+        <w:t/>
       </w:r>
     </w:p>
     <w:p>

--- a/plantillas_maestras/02_seguro_vida/negativa_cobertura/2_o_mas_ddos_varios/mujer/TPL_1332_2026_SEGURO_VIDA_NEGATIVA_COBERTURA_ASEGURADORA_MUJER_R1.docx
+++ b/plantillas_maestras/02_seguro_vida/negativa_cobertura/2_o_mas_ddos_varios/mujer/TPL_1332_2026_SEGURO_VIDA_NEGATIVA_COBERTURA_ASEGURADORA_MUJER_R1.docx
@@ -759,7 +759,7 @@
           <w:lang w:eastAsia="es-ES"/>
           <w14:ligatures w14:val="none"/>
         </w:rPr>
-        <w:t xml:space="preserve">El señor [APELLIDO] Amasifuen Rojas (en adelante, señor [APELLIDO]) había contratado con seis (6) pólizas de Seguro de vida, consignándose como beneficiaria a su persona, las cuales correspondían a la Póliza 17-037983/7, Póliza 17037984/5, Póliza 60-195544/0, Póliza  60-196201/2, Póliza 188-002091/5 y Póliza 188-002140/7 (en adelante, seis (6) pólizas).</w:t>
+        <w:t xml:space="preserve">El señor [APELLIDO] (en adelante, señor [APELLIDO] ) había contratado con seis (6) pólizas de Seguro de vida, consignándose como beneficiaria a su persona, las cuales correspondían a la Póliza 17-037983/7, Póliza 17037984/5, Póliza 60-195544/0, Póliza 60-196201/2, Póliza 188-002091/5 y Póliza 188-002140/7 (en adelante, seis (6) pólizas).</w:t>
       </w:r>
       <w:r>
         <w:rPr>
@@ -1234,7 +1234,7 @@
           <w:lang w:eastAsia="es-ES"/>
           <w14:ligatures w14:val="none"/>
         </w:rPr>
-        <w:t xml:space="preserve">El 3 de octubre del 2018, presentó ante Pacífico la solicitud de cobertura del siniestro correspondiente a las seis (6) pólizas contratadas por el señor [APELLIDO], adjuntando, entre otros, la carpeta fiscal, la cual comprendía el informe policial, declaraciones y la disposición fiscal de apertura de investigación. </w:t>
+        <w:t xml:space="preserve">El 3 de octubre del 2018, presentó ante Pacífico la solicitud de cobertura del siniestro correspondiente a las seis (6) pólizas contratadas por el señor [APELLIDO] , adjuntando, entre otros, la carpeta fiscal, la cual comprendía el informe policial, declaraciones y la disposición fiscal de apertura de investigación. </w:t>
       </w:r>
       <w:r>
         <w:rPr>
@@ -1363,7 +1363,7 @@
           <w:lang w:eastAsia="es-ES"/>
           <w14:ligatures w14:val="none"/>
         </w:rPr>
-        <w:t xml:space="preserve">El 24 de octubre del 2018, el Ministerio Público emitió la Disposición Fiscal 2, mediante la cual dispuso no formalizar investigación preparatoria por el presunto delito de homicidio simple y ordenó el archivamiento de la investigación relacionada con el fallecimiento del señor [APELLIDO].</w:t>
+        <w:t xml:space="preserve">El 24 de octubre del 2018, el Ministerio Público emitió la Disposición Fiscal 2, mediante la cual dispuso no formalizar investigación preparatoria por el presunto delito de homicidio simple y ordenó el archivamiento de la investigación relacionada con el fallecimiento del señor [APELLIDO] .</w:t>
       </w:r>
       <w:r>
         <w:rPr>
@@ -1771,7 +1771,7 @@
           <w:lang w:eastAsia="es-ES"/>
           <w14:ligatures w14:val="none"/>
         </w:rPr>
-        <w:t xml:space="preserve">El 5 de enero del 2026, Pacífico emitió la carta BEN-039640/2026, respecto de la cobertura seis (6) pólizas contratadas por el señor [APELLIDO], indicando que no correspondía otorgar la cobertura de las seis (6) pólizas debido a que el señor [APELLIDO] habría realizado actividades de minería ilegal al momento de su fallecimiento, supuesto que consideró excluido de cobertura en las seis (6) pólizas.</w:t>
+        <w:t xml:space="preserve">El 5 de enero del 2026, Pacífico emitió la carta BEN-039640/2026, respecto de la cobertura seis (6) pólizas contratadas por el señor [APELLIDO] , indicando que no correspondía otorgar la cobertura de las seis (6) pólizas debido a que el señor [APELLIDO] habría realizado actividades de minería ilegal al momento de su fallecimiento, supuesto que consideró excluido de cobertura en las seis (6) pólizas.</w:t>
       </w:r>
       <w:r>
         <w:rPr>
@@ -2768,7 +2768,7 @@
           <w:lang w:eastAsia="es-PE"/>
           <w14:ligatures w14:val="none"/>
         </w:rPr>
-        <w:t xml:space="preserve">La Secretaría Técnica de la Comisión de Protección al Consumidor 1 (en adelante, la Secretaría Técnica), en ejercicio de sus facultades, considera que el hecho denunciado, consistente en que la compañía aseguradora no habría cumplido con emitir un pronunciamiento, mediante la carta BEN-131352/2018, de la solicitud de la denunciante de cobertura de la Póliza 17-037983/7 del Seguro de vida por el fallecimiento del señor [APELLIDO] Amasifuen Rojas; involucraría una presunta afectación a sus expectativas, quien no habría encontrado una correspondencia entre lo que esperaba recibir de parte del proveedor y lo que realmente recibió. Por consiguiente, corresponde calificar el hecho materia de denuncia como una presunta infracción al deber de idoneidad, tipificado en los artículos 18 y 19 del Código.</w:t>
+        <w:t xml:space="preserve">La Secretaría Técnica de la Comisión de Protección al Consumidor 1 (en adelante, la Secretaría Técnica), en ejercicio de sus facultades, considera que el hecho denunciado, consistente en que la compañía aseguradora no habría cumplido con emitir un pronunciamiento, mediante la carta BEN-131352/2018, de la solicitud de la denunciante de cobertura de la Póliza 17-037983/7 del Seguro de vida por el fallecimiento del señor [APELLIDO] ; involucraría una presunta afectación a sus expectativas, quien no habría encontrado una correspondencia entre lo que esperaba recibir de parte del proveedor y lo que realmente recibió. Por consiguiente, corresponde calificar el hecho materia de denuncia como una presunta infracción al deber de idoneidad, tipificado en los artículos 18 y 19 del Código.</w:t>
       </w:r>
       <w:bookmarkEnd w:id="3"/>
       <w:bookmarkEnd w:id="4"/>
@@ -2984,7 +2984,7 @@
           <w14:ligatures w14:val="none"/>
         </w:rPr>
         <w:lastRenderedPageBreak/>
-        <w:t xml:space="preserve">Así también, la Secretaría Técnica, en ejercicio de sus facultades, considera que el hecho denunciado, consistente en que la compañía aseguradora no habría cumplido con emitir un pronunciamiento, mediante la carta BEN-131352/2018, de la solicitud de la denunciante de cobertura de la Póliza 17037984/5 del Seguro de vida por el fallecimiento del señor [APELLIDO] Amasifuen Rojas; involucraría una presunta afectación a sus expectativas, quien no habría encontrado una correspondencia entre lo que esperaba recibir de parte del proveedor y lo que realmente recibió. Por consiguiente, corresponde calificar el hecho materia de denuncia como una presunta infracción al deber de idoneidad, tipificado en los artículos 18 y 19 del Código. </w:t>
+        <w:t xml:space="preserve">Así también, la Secretaría Técnica, en ejercicio de sus facultades, considera que el hecho denunciado, consistente en que la compañía aseguradora no habría cumplido con emitir un pronunciamiento, mediante la carta BEN-131352/2018, de la solicitud de la denunciante de cobertura de la Póliza 17037984/5 del Seguro de vida por el fallecimiento del señor [APELLIDO] ; involucraría una presunta afectación a sus expectativas, quien no habría encontrado una correspondencia entre lo que esperaba recibir de parte del proveedor y lo que realmente recibió. Por consiguiente, corresponde calificar el hecho materia de denuncia como una presunta infracción al deber de idoneidad, tipificado en los artículos 18 y 19 del Código. </w:t>
       </w:r>
       <w:r>
         <w:rPr>
@@ -3117,7 +3117,7 @@
           <w:kern w:val="0"/>
           <w14:ligatures w14:val="none"/>
         </w:rPr>
-        <w:t xml:space="preserve">Asimismo, la Secretaría Técnica, en ejercicio de sus facultades, considera que el hecho denunciado, consistente en que la compañía aseguradora habría negado injustificadamente a la denunciante, mediante la carta de BEN-131352/2018, la cobertura de la Póliza 60-195544/0 del Seguro de vida por el fallecimiento del señor [APELLIDO] Amasifuen Rojas; involucraría una presunta afectación a sus expectativas, quien no habría encontrado una correspondencia entre lo que esperaba recibir de parte del proveedor y lo que realmente recibió. Por consiguiente, corresponde calificar el hecho materia de denuncia como una presunta infracción al deber de idoneidad, tipificado en los artículos 18 y 19 del Código.</w:t>
+        <w:t xml:space="preserve">Asimismo, la Secretaría Técnica, en ejercicio de sus facultades, considera que el hecho denunciado, consistente en que la compañía aseguradora habría negado injustificadamente a la denunciante, mediante la carta de BEN-131352/2018, la cobertura de la Póliza 60-195544/0 del Seguro de vida por el fallecimiento del señor [APELLIDO] ; involucraría una presunta afectación a sus expectativas, quien no habría encontrado una correspondencia entre lo que esperaba recibir de parte del proveedor y lo que realmente recibió. Por consiguiente, corresponde calificar el hecho materia de denuncia como una presunta infracción al deber de idoneidad, tipificado en los artículos 18 y 19 del Código.</w:t>
       </w:r>
       <w:r>
         <w:rPr>
@@ -3251,7 +3251,7 @@
           <w:lang w:eastAsia="es-PE"/>
           <w14:ligatures w14:val="none"/>
         </w:rPr>
-        <w:t xml:space="preserve">Además, la Secretaría Técnica, en ejercicio de sus facultades, considera que el hecho denunciado, consistente en que la compañía aseguradora habría negado injustificadamente a la denunciante, mediante la carta de BEN-131352/2018, la cobertura de la Póliza 60-196201/2 del Seguro de vida por el fallecimiento del señor [APELLIDO] Amasifuen Rojas; involucraría una presunta afectación a sus expectativas, quien no habría encontrado una correspondencia entre lo que esperaba recibir de parte del proveedor y lo que realmente recibió. Por consiguiente, corresponde calificar el hecho materia de denuncia como una presunta infracción al deber de idoneidad, tipificado en los artículos 18 y 19 del Código. </w:t>
+        <w:t xml:space="preserve">Además, la Secretaría Técnica, en ejercicio de sus facultades, considera que el hecho denunciado, consistente en que la compañía aseguradora habría negado injustificadamente a la denunciante, mediante la carta de BEN-131352/2018, la cobertura de la Póliza 60-196201/2 del Seguro de vida por el fallecimiento del señor [APELLIDO] ; involucraría una presunta afectación a sus expectativas, quien no habría encontrado una correspondencia entre lo que esperaba recibir de parte del proveedor y lo que realmente recibió. Por consiguiente, corresponde calificar el hecho materia de denuncia como una presunta infracción al deber de idoneidad, tipificado en los artículos 18 y 19 del Código. </w:t>
       </w:r>
       <w:bookmarkStart w:id="16" w:name="_Hlk212623477"/>
       <w:r>
@@ -3392,7 +3392,7 @@
           <w:kern w:val="0"/>
           <w14:ligatures w14:val="none"/>
         </w:rPr>
-        <w:t xml:space="preserve">Asimismo, la Secretaría Técnica, en ejercicio de sus facultades, considera que el hecho denunciado, consistente en que la compañía aseguradora habría negado injustificadamente a la denunciante, mediante la carta de BEN-131352/2018, la cobertura de la Póliza 188-002091/5 del Seguro de vida por el fallecimiento del señor [APELLIDO] Amasifuen Rojas; involucraría una presunta afectación a sus expectativas, quien no habría encontrado una correspondencia entre lo que esperaba recibir de parte del proveedor y lo que realmente recibió. Por consiguiente, corresponde calificar el hecho materia de denuncia como una presunta infracción al deber de idoneidad, tipificado en los artículos 18 y 19 del Código.</w:t>
+        <w:t xml:space="preserve">Asimismo, la Secretaría Técnica, en ejercicio de sus facultades, considera que el hecho denunciado, consistente en que la compañía aseguradora habría negado injustificadamente a la denunciante, mediante la carta de BEN-131352/2018, la cobertura de la Póliza 188-002091/5 del Seguro de vida por el fallecimiento del señor [APELLIDO] ; involucraría una presunta afectación a sus expectativas, quien no habría encontrado una correspondencia entre lo que esperaba recibir de parte del proveedor y lo que realmente recibió. Por consiguiente, corresponde calificar el hecho materia de denuncia como una presunta infracción al deber de idoneidad, tipificado en los artículos 18 y 19 del Código.</w:t>
       </w:r>
       <w:r>
         <w:rPr>
@@ -3507,7 +3507,7 @@
           <w:lang w:eastAsia="es-PE"/>
           <w14:ligatures w14:val="none"/>
         </w:rPr>
-        <w:t xml:space="preserve">Además, la Secretaría Técnica, en ejercicio de sus facultades, considera que el hecho denunciado, consistente en que la compañía aseguradora habría negado injustificadamente a la denunciante, mediante la carta de BEN-131352/2018, la cobertura de la Póliza 188-002140/7 del Seguro de vida por el fallecimiento del señor [APELLIDO] Amasifuen Rojas; involucraría una presunta afectación a sus expectativas, quien no habría encontrado una correspondencia entre lo que esperaba recibir de parte del proveedor y lo que realmente recibió. Por consiguiente, corresponde calificar el hecho materia de denuncia como una presunta infracción al deber de idoneidad, tipificado en los artículos 18 y 19 del Código.</w:t>
+        <w:t xml:space="preserve">Además, la Secretaría Técnica, en ejercicio de sus facultades, considera que el hecho denunciado, consistente en que la compañía aseguradora habría negado injustificadamente a la denunciante, mediante la carta de BEN-131352/2018, la cobertura de la Póliza 188-002140/7 del Seguro de vida por el fallecimiento del señor [APELLIDO] ; involucraría una presunta afectación a sus expectativas, quien no habría encontrado una correspondencia entre lo que esperaba recibir de parte del proveedor y lo que realmente recibió. Por consiguiente, corresponde calificar el hecho materia de denuncia como una presunta infracción al deber de idoneidad, tipificado en los artículos 18 y 19 del Código.</w:t>
       </w:r>
       <w:r>
         <w:rPr>
@@ -3627,7 +3627,7 @@
           <w:kern w:val="0"/>
           <w14:ligatures w14:val="none"/>
         </w:rPr>
-        <w:t xml:space="preserve">Así también, la Secretaría Técnica, en ejercicio de sus facultades, considera que el hecho denunciado, consistente en que la compañía aseguradora habría negado injustificadamente a la denunciante, mediante la carta BEN-039640/2026, la cobertura de la Póliza 17-037983/7 del Seguro de vida por el fallecimiento del señor [APELLIDO] Amasifuen Rojas; involucraría una presunta afectación a sus expectativas, quien no habría encontrado una correspondencia entre lo que esperaba recibir de parte del proveedor y lo que realmente recibió. Por consiguiente, corresponde calificar el hecho materia de denuncia como una presunta infracción al deber de idoneidad, tipificado en los artículos 18 y 19 del Código. </w:t>
+        <w:t xml:space="preserve">Así también, la Secretaría Técnica, en ejercicio de sus facultades, considera que el hecho denunciado, consistente en que la compañía aseguradora habría negado injustificadamente a la denunciante, mediante la carta BEN-039640/2026, la cobertura de la Póliza 17-037983/7 del Seguro de vida por el fallecimiento del señor [APELLIDO] ; involucraría una presunta afectación a sus expectativas, quien no habría encontrado una correspondencia entre lo que esperaba recibir de parte del proveedor y lo que realmente recibió. Por consiguiente, corresponde calificar el hecho materia de denuncia como una presunta infracción al deber de idoneidad, tipificado en los artículos 18 y 19 del Código. </w:t>
       </w:r>
       <w:r>
         <w:rPr>
@@ -3769,7 +3769,7 @@
           <w:kern w:val="0"/>
           <w14:ligatures w14:val="none"/>
         </w:rPr>
-        <w:t xml:space="preserve">Asimismo, la Secretaría Técnica, en ejercicio de sus facultades, considera que el hecho denunciado, consistente en que la compañía aseguradora habría negado injustificadamente a la denunciante, mediante la carta BEN-039640/2026, la cobertura de la Póliza 17037984/5 del Seguro de vida por el fallecimiento del señor [APELLIDO] Amasifuen Rojas; involucraría una presunta afectación a sus expectativas, quien no habría encontrado una correspondencia entre lo que esperaba recibir de parte del proveedor y lo que realmente recibió. Por consiguiente, corresponde calificar el hecho materia de denuncia como una presunta infracción al deber de idoneidad, tipificado en los artículos 18 y 19 del Código.</w:t>
+        <w:t xml:space="preserve">Asimismo, la Secretaría Técnica, en ejercicio de sus facultades, considera que el hecho denunciado, consistente en que la compañía aseguradora habría negado injustificadamente a la denunciante, mediante la carta BEN-039640/2026, la cobertura de la Póliza 17037984/5 del Seguro de vida por el fallecimiento del señor [APELLIDO] ; involucraría una presunta afectación a sus expectativas, quien no habría encontrado una correspondencia entre lo que esperaba recibir de parte del proveedor y lo que realmente recibió. Por consiguiente, corresponde calificar el hecho materia de denuncia como una presunta infracción al deber de idoneidad, tipificado en los artículos 18 y 19 del Código.</w:t>
       </w:r>
       <w:r>
         <w:rPr>
@@ -3899,7 +3899,7 @@
           <w:lang w:eastAsia="es-PE"/>
           <w14:ligatures w14:val="none"/>
         </w:rPr>
-        <w:t xml:space="preserve">Además, la Secretaría Técnica, en ejercicio de sus facultades, considera que el hecho denunciado, consistente en que la compañía aseguradora habría negado injustificadamente a la denunciante, mediante la carta BEN-039640/2026, la cobertura de la Póliza 60-195544/0 del Seguro de vida por el fallecimiento del señor [APELLIDO] Amasifuen Rojas; involucraría una presunta afectación a sus expectativas, quien no habría encontrado una correspondencia entre lo que esperaba recibir de parte del proveedor y lo que realmente recibió. Por consiguiente, corresponde calificar el hecho materia de denuncia como una presunta infracción al deber de idoneidad, tipificado en los artículos 18 y 19 del Código. </w:t>
+        <w:t xml:space="preserve">Además, la Secretaría Técnica, en ejercicio de sus facultades, considera que el hecho denunciado, consistente en que la compañía aseguradora habría negado injustificadamente a la denunciante, mediante la carta BEN-039640/2026, la cobertura de la Póliza 60-195544/0 del Seguro de vida por el fallecimiento del señor [APELLIDO] ; involucraría una presunta afectación a sus expectativas, quien no habría encontrado una correspondencia entre lo que esperaba recibir de parte del proveedor y lo que realmente recibió. Por consiguiente, corresponde calificar el hecho materia de denuncia como una presunta infracción al deber de idoneidad, tipificado en los artículos 18 y 19 del Código. </w:t>
       </w:r>
       <w:r>
         <w:rPr>
@@ -4020,7 +4020,7 @@
           <w:kern w:val="0"/>
           <w14:ligatures w14:val="none"/>
         </w:rPr>
-        <w:t xml:space="preserve">Asimismo, la Secretaría Técnica, en ejercicio de sus facultades, considera que el hecho denunciado, consistente en que la compañía aseguradora habría negado injustificadamente a la denunciante, mediante la carta BEN-039640/2026, la cobertura de la Póliza 60-196201/2 del Seguro de vida por el fallecimiento del señor [APELLIDO] Amasifuen Rojas; involucraría una presunta afectación a sus expectativas, quien no habría encontrado una correspondencia entre lo que esperaba recibir de parte del proveedor y lo que realmente recibió. Por consiguiente, corresponde calificar el hecho materia de denuncia como una presunta infracción al deber de idoneidad, tipificado en los artículos 18 y 19 del Código.</w:t>
+        <w:t xml:space="preserve">Asimismo, la Secretaría Técnica, en ejercicio de sus facultades, considera que el hecho denunciado, consistente en que la compañía aseguradora habría negado injustificadamente a la denunciante, mediante la carta BEN-039640/2026, la cobertura de la Póliza 60-196201/2 del Seguro de vida por el fallecimiento del señor [APELLIDO] ; involucraría una presunta afectación a sus expectativas, quien no habría encontrado una correspondencia entre lo que esperaba recibir de parte del proveedor y lo que realmente recibió. Por consiguiente, corresponde calificar el hecho materia de denuncia como una presunta infracción al deber de idoneidad, tipificado en los artículos 18 y 19 del Código.</w:t>
       </w:r>
       <w:r>
         <w:rPr>
@@ -4134,7 +4134,7 @@
           <w:lang w:eastAsia="es-PE"/>
           <w14:ligatures w14:val="none"/>
         </w:rPr>
-        <w:t xml:space="preserve">Además, la Secretaría Técnica, en ejercicio de sus facultades, considera que el hecho denunciado, consistente en que la compañía aseguradora habría negado injustificadamente a la denunciante, mediante la carta BEN-039640/2026, la cobertura de la Póliza 188-002091/5 del Seguro de vida por el fallecimiento del señor [APELLIDO] Amasifuen Rojas; involucraría una presunta afectación a sus expectativas, quien no habría encontrado una correspondencia entre lo que esperaba recibir de parte del proveedor y lo que realmente recibió. Por consiguiente, corresponde calificar el hecho materia de denuncia como una presunta infracción al deber de idoneidad, tipificado en los artículos 18 y 19 del Código.</w:t>
+        <w:t xml:space="preserve">Además, la Secretaría Técnica, en ejercicio de sus facultades, considera que el hecho denunciado, consistente en que la compañía aseguradora habría negado injustificadamente a la denunciante, mediante la carta BEN-039640/2026, la cobertura de la Póliza 188-002091/5 del Seguro de vida por el fallecimiento del señor [APELLIDO] ; involucraría una presunta afectación a sus expectativas, quien no habría encontrado una correspondencia entre lo que esperaba recibir de parte del proveedor y lo que realmente recibió. Por consiguiente, corresponde calificar el hecho materia de denuncia como una presunta infracción al deber de idoneidad, tipificado en los artículos 18 y 19 del Código.</w:t>
       </w:r>
       <w:r>
         <w:rPr>
@@ -4254,7 +4254,7 @@
           <w:kern w:val="0"/>
           <w14:ligatures w14:val="none"/>
         </w:rPr>
-        <w:t xml:space="preserve">Así también, la Secretaría Técnica, en ejercicio de sus facultades, considera que el hecho denunciado, consistente en que la compañía aseguradora habría negado injustificadamente a la denunciante, mediante la carta BEN-039640/2026, la cobertura de la Póliza 188-002140/7 del Seguro de vida por el fallecimiento del señor [APELLIDO] Amasifuen Rojas; involucraría una presunta afectación a sus expectativas, quien no habría encontrado una correspondencia entre lo que esperaba recibir de parte del proveedor y lo que realmente recibió. Por consiguiente, corresponde calificar el hecho materia de denuncia como una presunta infracción al deber de idoneidad, tipificado en los artículos 18 y 19 del Código. </w:t>
+        <w:t xml:space="preserve">Así también, la Secretaría Técnica, en ejercicio de sus facultades, considera que el hecho denunciado, consistente en que la compañía aseguradora habría negado injustificadamente a la denunciante, mediante la carta BEN-039640/2026, la cobertura de la Póliza 188-002140/7 del Seguro de vida por el fallecimiento del señor [APELLIDO] ; involucraría una presunta afectación a sus expectativas, quien no habría encontrado una correspondencia entre lo que esperaba recibir de parte del proveedor y lo que realmente recibió. Por consiguiente, corresponde calificar el hecho materia de denuncia como una presunta infracción al deber de idoneidad, tipificado en los artículos 18 y 19 del Código. </w:t>
       </w:r>
       <w:r>
         <w:rPr>
@@ -5156,7 +5156,7 @@
           <w:lang w:eastAsia="es-PE"/>
           <w14:ligatures w14:val="none"/>
         </w:rPr>
-        <w:t xml:space="preserve">Presunta infracción a los artículos 18 y 19 de la Ley 29571, Código de Protección y Defensa del Consumidor, en tanto la compañía aseguradora no habría cumplido con emitir un pronunciamiento, mediante la carta BEN-131352/2018, de la solicitud de la denunciante de cobertura de la Póliza 17-037983/7 del Seguro de vida por el fallecimiento del señor [APELLIDO] Amasifuen Rojas.</w:t>
+        <w:t xml:space="preserve">Presunta infracción a los artículos 18 y 19 de la Ley 29571, Código de Protección y Defensa del Consumidor, en tanto la compañía aseguradora no habría cumplido con emitir un pronunciamiento, mediante la carta BEN-131352/2018, de la solicitud de la denunciante de cobertura de la Póliza 17-037983/7 del Seguro de vida por el fallecimiento del señor [APELLIDO] .</w:t>
       </w:r>
       <w:r>
         <w:rPr>
@@ -5432,7 +5432,7 @@
           <w:lang w:eastAsia="es-PE"/>
           <w14:ligatures w14:val="none"/>
         </w:rPr>
-        <w:t xml:space="preserve">Presunta infracción a los artículos 18 y 19 de la Ley 29571, Código de Protección y Defensa del Consumidor, en tanto la compañía aseguradora no habría cumplido con emitir un pronunciamiento, mediante la carta BEN-131352/2018, de la solicitud de la denunciante de cobertura de la Póliza 17037984/5 del Seguro de vida por el fallecimiento del señor [APELLIDO] Amasifuen Rojas.</w:t>
+        <w:t xml:space="preserve">Presunta infracción a los artículos 18 y 19 de la Ley 29571, Código de Protección y Defensa del Consumidor, en tanto la compañía aseguradora no habría cumplido con emitir un pronunciamiento, mediante la carta BEN-131352/2018, de la solicitud de la denunciante de cobertura de la Póliza 17037984/5 del Seguro de vida por el fallecimiento del señor [APELLIDO] .</w:t>
       </w:r>
       <w:r>
         <w:rPr>
@@ -5609,7 +5609,7 @@
           <w:lang w:eastAsia="es-PE"/>
           <w14:ligatures w14:val="none"/>
         </w:rPr>
-        <w:t xml:space="preserve">Presunta infracción a los artículos 18 y 19 de la Ley 29571, Código de Protección y Defensa del Consumidor, en tanto la compañía aseguradora habría negado injustificadamente a la denunciante, mediante la carta de BEN-131352/2018, la cobertura de la Póliza 60-195544/0 del Seguro de vida por el fallecimiento del señor [APELLIDO] Amasifuen Rojas.</w:t>
+        <w:t xml:space="preserve">Presunta infracción a los artículos 18 y 19 de la Ley 29571, Código de Protección y Defensa del Consumidor, en tanto la compañía aseguradora habría negado injustificadamente a la denunciante, mediante la carta de BEN-131352/2018, la cobertura de la Póliza 60-195544/0 del Seguro de vida por el fallecimiento del señor [APELLIDO] .</w:t>
       </w:r>
       <w:r>
         <w:rPr>
@@ -5775,7 +5775,7 @@
           <w:lang w:eastAsia="es-PE"/>
           <w14:ligatures w14:val="none"/>
         </w:rPr>
-        <w:t xml:space="preserve">Presunta infracción a los artículos 18 y 19 de la Ley 29571, Código de Protección y Defensa del Consumidor, en tanto la compañía aseguradora habría negado injustificadamente a la denunciante, mediante la carta de BEN-131352/2018, la cobertura de la Póliza  60-196201/2 del Seguro de vida por el fallecimiento del señor [APELLIDO] Amasifuen Rojas.</w:t>
+        <w:t xml:space="preserve">Presunta infracción a los artículos 18 y 19 de la Ley 29571, Código de Protección y Defensa del Consumidor, en tanto la compañía aseguradora habría negado injustificadamente a la denunciante, mediante la carta de BEN-131352/2018, la cobertura de la Póliza 60-196201/2 del Seguro de vida por el fallecimiento del señor [APELLIDO] .</w:t>
       </w:r>
       <w:r>
         <w:rPr>
@@ -5938,7 +5938,7 @@
           <w:lang w:eastAsia="es-PE"/>
           <w14:ligatures w14:val="none"/>
         </w:rPr>
-        <w:t xml:space="preserve">Presunta infracción a los artículos 18 y 19 de la Ley 29571, Código de Protección y Defensa del Consumidor, en tanto la compañía aseguradora habría negado injustificadamente a la denunciante, mediante la carta de BEN-131352/2018, la cobertura de la Póliza 188-002091/5 del Seguro de vida por el fallecimiento del señor [APELLIDO] Amasifuen Rojas.</w:t>
+        <w:t xml:space="preserve">Presunta infracción a los artículos 18 y 19 de la Ley 29571, Código de Protección y Defensa del Consumidor, en tanto la compañía aseguradora habría negado injustificadamente a la denunciante, mediante la carta de BEN-131352/2018, la cobertura de la Póliza 188-002091/5 del Seguro de vida por el fallecimiento del señor [APELLIDO] .</w:t>
       </w:r>
       <w:r>
         <w:rPr>
@@ -6104,7 +6104,7 @@
           <w:lang w:eastAsia="es-PE"/>
           <w14:ligatures w14:val="none"/>
         </w:rPr>
-        <w:t xml:space="preserve">Presunta infracción a los artículos 18 y 19 de la Ley 29571, Código de Protección y Defensa del Consumidor, en tanto la compañía aseguradora habría negado injustificadamente a la denunciante, mediante la carta de BEN-131352/2018, la cobertura de la Póliza 188-002140/7 del Seguro de vida por el fallecimiento del señor [APELLIDO] Amasifuen Rojas.</w:t>
+        <w:t xml:space="preserve">Presunta infracción a los artículos 18 y 19 de la Ley 29571, Código de Protección y Defensa del Consumidor, en tanto la compañía aseguradora habría negado injustificadamente a la denunciante, mediante la carta de BEN-131352/2018, la cobertura de la Póliza 188-002140/7 del Seguro de vida por el fallecimiento del señor [APELLIDO] .</w:t>
       </w:r>
       <w:r>
         <w:rPr>
@@ -6258,7 +6258,7 @@
           <w:lang w:eastAsia="es-PE"/>
           <w14:ligatures w14:val="none"/>
         </w:rPr>
-        <w:t xml:space="preserve">Presunta infracción a los artículos 18 y 19 de la Ley 29571, Código de Protección y Defensa del Consumidor, en tanto la compañía aseguradora habría negado injustificadamente a la denunciante, mediante la carta BEN-039640/2026, la cobertura de la Póliza 17-037983/7 del Seguro de vida por el fallecimiento del señor [APELLIDO] Amasifuen Rojas.</w:t>
+        <w:t xml:space="preserve">Presunta infracción a los artículos 18 y 19 de la Ley 29571, Código de Protección y Defensa del Consumidor, en tanto la compañía aseguradora habría negado injustificadamente a la denunciante, mediante la carta BEN-039640/2026, la cobertura de la Póliza 17-037983/7 del Seguro de vida por el fallecimiento del señor [APELLIDO] .</w:t>
       </w:r>
       <w:r>
         <w:rPr>
@@ -6464,7 +6464,7 @@
           <w:lang w:eastAsia="es-PE"/>
           <w14:ligatures w14:val="none"/>
         </w:rPr>
-        <w:t xml:space="preserve">Presunta infracción a los artículos 18 y 19 de la Ley 29571, Código de Protección y Defensa del Consumidor, en tanto la compañía aseguradora habría negado injustificadamente a la denunciante, mediante la carta BEN-039640/2026, la cobertura de la Póliza 17037984/5 del Seguro de vida por el fallecimiento del señor [APELLIDO] Amasifuen Rojas.</w:t>
+        <w:t xml:space="preserve">Presunta infracción a los artículos 18 y 19 de la Ley 29571, Código de Protección y Defensa del Consumidor, en tanto la compañía aseguradora habría negado injustificadamente a la denunciante, mediante la carta BEN-039640/2026, la cobertura de la Póliza 17037984/5 del Seguro de vida por el fallecimiento del señor [APELLIDO] .</w:t>
       </w:r>
       <w:r>
         <w:rPr>
@@ -6659,7 +6659,7 @@
           <w:lang w:eastAsia="es-PE"/>
           <w14:ligatures w14:val="none"/>
         </w:rPr>
-        <w:t xml:space="preserve">Presunta infracción a los artículos 18 y 19 de la Ley 29571, Código de Protección y Defensa del Consumidor, en tanto la compañía aseguradora habría negado injustificadamente a la denunciante, mediante la carta BEN-039640/2026, la cobertura de la Póliza 60-195544/0 del Seguro de vida por el fallecimiento del señor [APELLIDO] Amasifuen Rojas.</w:t>
+        <w:t xml:space="preserve">Presunta infracción a los artículos 18 y 19 de la Ley 29571, Código de Protección y Defensa del Consumidor, en tanto la compañía aseguradora habría negado injustificadamente a la denunciante, mediante la carta BEN-039640/2026, la cobertura de la Póliza 60-195544/0 del Seguro de vida por el fallecimiento del señor [APELLIDO] .</w:t>
       </w:r>
       <w:r>
         <w:rPr>
@@ -6825,7 +6825,7 @@
           <w:lang w:eastAsia="es-PE"/>
           <w14:ligatures w14:val="none"/>
         </w:rPr>
-        <w:t xml:space="preserve">Presunta infracción a los artículos 18 y 19 de la Ley 29571, Código de Protección y Defensa del Consumidor, en tanto la compañía aseguradora habría negado injustificadamente a la denunciante, mediante la carta BEN-039640/2026, la cobertura de la Póliza  60-196201/2 del Seguro de vida por el fallecimiento del señor [APELLIDO] Amasifuen Rojas.</w:t>
+        <w:t xml:space="preserve">Presunta infracción a los artículos 18 y 19 de la Ley 29571, Código de Protección y Defensa del Consumidor, en tanto la compañía aseguradora habría negado injustificadamente a la denunciante, mediante la carta BEN-039640/2026, la cobertura de la Póliza 60-196201/2 del Seguro de vida por el fallecimiento del señor [APELLIDO] .</w:t>
       </w:r>
       <w:r>
         <w:rPr>
@@ -6974,7 +6974,7 @@
           <w:lang w:eastAsia="es-PE"/>
           <w14:ligatures w14:val="none"/>
         </w:rPr>
-        <w:t xml:space="preserve">Presunta infracción a los artículos 18 y 19 de la Ley 29571, Código de Protección y Defensa del Consumidor, en tanto la compañía aseguradora habría negado injustificadamente a la denunciante, mediante la carta BEN-039640/2026, la cobertura de la Póliza 188-002091/5 del Seguro de vida por el fallecimiento del señor [APELLIDO] Amasifuen Rojas.</w:t>
+        <w:t xml:space="preserve">Presunta infracción a los artículos 18 y 19 de la Ley 29571, Código de Protección y Defensa del Consumidor, en tanto la compañía aseguradora habría negado injustificadamente a la denunciante, mediante la carta BEN-039640/2026, la cobertura de la Póliza 188-002091/5 del Seguro de vida por el fallecimiento del señor [APELLIDO] .</w:t>
       </w:r>
       <w:r>
         <w:rPr>
@@ -7140,7 +7140,7 @@
           <w:lang w:eastAsia="es-PE"/>
           <w14:ligatures w14:val="none"/>
         </w:rPr>
-        <w:t xml:space="preserve">Presunta infracción a los artículos 18 y 19 de la Ley 29571, Código de Protección y Defensa del Consumidor, en tanto la compañía aseguradora habría negado injustificadamente a la denunciante, mediante la carta BEN-039640/2026, la cobertura de la Póliza 188-002140/7 del Seguro de vida por el fallecimiento del señor [APELLIDO] Amasifuen Rojas.</w:t>
+        <w:t xml:space="preserve">Presunta infracción a los artículos 18 y 19 de la Ley 29571, Código de Protección y Defensa del Consumidor, en tanto la compañía aseguradora habría negado injustificadamente a la denunciante, mediante la carta BEN-039640/2026, la cobertura de la Póliza 188-002140/7 del Seguro de vida por el fallecimiento del señor [APELLIDO] .</w:t>
       </w:r>
       <w:r>
         <w:rPr>

--- a/plantillas_maestras/02_seguro_vida/negativa_cobertura/2_o_mas_ddos_varios/mujer/TPL_1332_2026_SEGURO_VIDA_NEGATIVA_COBERTURA_ASEGURADORA_MUJER_R1.docx
+++ b/plantillas_maestras/02_seguro_vida/negativa_cobertura/2_o_mas_ddos_varios/mujer/TPL_1332_2026_SEGURO_VIDA_NEGATIVA_COBERTURA_ASEGURADORA_MUJER_R1.docx
@@ -686,6 +686,7 @@
       </w:r>
       <w:r>
         <w:rPr>
+          <w:rStyle w:val="Refdenotaalpie"/>
           <w:rFonts w:ascii="Arial Narrow" w:eastAsia="Times New Roman" w:hAnsi="Arial Narrow" w:cs="Times New Roman"/>
           <w:color w:val="000000"/>
           <w:kern w:val="0"/>
@@ -2775,6 +2776,7 @@
       <w:bookmarkEnd w:id="5"/>
       <w:r>
         <w:rPr>
+          <w:rStyle w:val="Refdenotaalpie"/>
           <w:rFonts w:ascii="Arial Narrow" w:eastAsia="Arial Narrow" w:hAnsi="Arial Narrow" w:cs="Arial Narrow"/>
           <w:kern w:val="0"/>
           <w:vertAlign w:val="superscript"/>
@@ -2942,6 +2944,7 @@
       <w:bookmarkEnd w:id="7"/>
       <w:r>
         <w:rPr>
+          <w:rStyle w:val="Refdenotaalpie"/>
           <w:rFonts w:ascii="Arial Narrow" w:eastAsia="Arial Narrow" w:hAnsi="Arial Narrow" w:cs="Arial"/>
           <w:kern w:val="0"/>
           <w:vertAlign w:val="superscript"/>
@@ -4407,6 +4410,7 @@
       </w:r>
       <w:r>
         <w:rPr>
+          <w:rStyle w:val="Refdenotaalpie"/>
           <w:rFonts w:ascii="Arial Narrow" w:eastAsia="Arial Narrow" w:hAnsi="Arial Narrow" w:cs="Arial Narrow"/>
           <w:kern w:val="0"/>
           <w:vertAlign w:val="superscript"/>
@@ -7596,6 +7600,7 @@
       </w:r>
       <w:r>
         <w:rPr>
+          <w:rStyle w:val="Refdenotaalpie"/>
           <w:rFonts w:ascii="Arial Narrow" w:eastAsia="Calibri" w:hAnsi="Arial Narrow" w:cs="Arial"/>
           <w:kern w:val="0"/>
           <w:vertAlign w:val="superscript"/>
@@ -7640,6 +7645,7 @@
       </w:r>
       <w:r>
         <w:rPr>
+          <w:rStyle w:val="Refdenotaalpie"/>
           <w:rFonts w:ascii="Arial Narrow" w:eastAsia="Calibri" w:hAnsi="Arial Narrow" w:cs="Arial"/>
           <w:spacing w:val="-2"/>
           <w:kern w:val="0"/>
@@ -8248,6 +8254,7 @@
       </w:r>
       <w:r>
         <w:rPr>
+          <w:rStyle w:val="Refdenotaalpie"/>
           <w:rFonts w:ascii="Arial Narrow" w:eastAsia="Arial Narrow" w:hAnsi="Arial Narrow" w:cs="Times New Roman"/>
           <w:color w:val="000000"/>
           <w:kern w:val="0"/>
@@ -8340,6 +8347,7 @@
       </w:r>
       <w:r>
         <w:rPr>
+          <w:rStyle w:val="Refdenotaalpie"/>
           <w:rFonts w:ascii="Arial Narrow" w:eastAsia="Arial Narrow" w:hAnsi="Arial Narrow" w:cs="Times New Roman"/>
           <w:color w:val="000000"/>
           <w:kern w:val="0"/>
@@ -8393,6 +8401,7 @@
       </w:r>
       <w:r>
         <w:rPr>
+          <w:rStyle w:val="Refdenotaalpie"/>
           <w:rFonts w:ascii="Arial Narrow" w:eastAsia="Arial Narrow" w:hAnsi="Arial Narrow" w:cs="Times New Roman"/>
           <w:color w:val="000000"/>
           <w:kern w:val="0"/>
@@ -8574,6 +8583,7 @@
       </w:r>
       <w:r>
         <w:rPr>
+          <w:rStyle w:val="Refdenotaalpie"/>
           <w:rFonts w:ascii="Arial Narrow" w:eastAsia="Calibri" w:hAnsi="Arial Narrow" w:cs="Arial"/>
           <w:kern w:val="0"/>
           <w:vertAlign w:val="superscript"/>
@@ -8814,6 +8824,7 @@
       </w:r>
       <w:r>
         <w:rPr>
+          <w:rStyle w:val="Refdenotaalpie"/>
           <w:rFonts w:ascii="Arial Narrow" w:hAnsi="Arial Narrow"/>
           <w:vertAlign w:val="superscript"/>
         </w:rPr>
@@ -9121,14 +9132,14 @@
         <w:tab w:val="right" w:pos="8838"/>
       </w:tabs>
       <w:rPr>
-        <w:rFonts w:ascii="Arial" w:eastAsia="Arial" w:hAnsi="Arial" w:cs="Arial"/>
+        <w:rFonts w:ascii="Arial Narrow" w:eastAsia="Arial" w:hAnsi="Arial Narrow" w:cs="Arial"/>
         <w:sz w:val="16"/>
         <w:szCs w:val="16"/>
       </w:rPr>
     </w:pPr>
     <w:r>
       <w:rPr>
-        <w:rFonts w:ascii="Arial" w:eastAsia="Arial" w:hAnsi="Arial" w:cs="Arial"/>
+        <w:rFonts w:ascii="Arial Narrow" w:eastAsia="Arial" w:hAnsi="Arial Narrow" w:cs="Arial"/>
         <w:sz w:val="16"/>
         <w:szCs w:val="16"/>
       </w:rPr>
@@ -9142,7 +9153,7 @@
     </w:pPr>
     <w:r>
       <w:rPr>
-        <w:rFonts w:ascii="Arial" w:eastAsia="Arial" w:hAnsi="Arial" w:cs="Arial"/>
+        <w:rFonts w:ascii="Arial Narrow" w:eastAsia="Arial" w:hAnsi="Arial Narrow" w:cs="Arial"/>
         <w:sz w:val="16"/>
         <w:szCs w:val="16"/>
       </w:rPr>
@@ -9150,7 +9161,7 @@
     </w:r>
     <w:r>
       <w:rPr>
-        <w:rFonts w:ascii="Arial" w:eastAsia="Arial" w:hAnsi="Arial" w:cs="Arial"/>
+        <w:rFonts w:ascii="Arial Narrow" w:eastAsia="Arial" w:hAnsi="Arial Narrow" w:cs="Arial"/>
         <w:sz w:val="16"/>
         <w:szCs w:val="16"/>
       </w:rPr>
@@ -9158,7 +9169,7 @@
     </w:r>
     <w:r>
       <w:rPr>
-        <w:rFonts w:ascii="Arial" w:eastAsia="Arial" w:hAnsi="Arial" w:cs="Arial"/>
+        <w:rFonts w:ascii="Arial Narrow" w:eastAsia="Arial" w:hAnsi="Arial Narrow" w:cs="Arial"/>
         <w:sz w:val="16"/>
         <w:szCs w:val="16"/>
       </w:rPr>
@@ -9166,7 +9177,7 @@
     </w:r>
     <w:r>
       <w:rPr>
-        <w:rFonts w:ascii="Arial" w:eastAsia="Arial" w:hAnsi="Arial" w:cs="Arial"/>
+        <w:rFonts w:ascii="Arial Narrow" w:eastAsia="Arial" w:hAnsi="Arial Narrow" w:cs="Arial"/>
         <w:sz w:val="16"/>
         <w:szCs w:val="16"/>
       </w:rPr>
@@ -9174,7 +9185,7 @@
     </w:r>
     <w:r>
       <w:rPr>
-        <w:rFonts w:ascii="Arial" w:eastAsia="Arial" w:hAnsi="Arial" w:cs="Arial"/>
+        <w:rFonts w:ascii="Arial Narrow" w:eastAsia="Arial" w:hAnsi="Arial Narrow" w:cs="Arial"/>
         <w:sz w:val="16"/>
         <w:szCs w:val="16"/>
       </w:rPr>
@@ -9234,6 +9245,7 @@
           <w:rFonts w:ascii="Arial Narrow" w:hAnsi="Arial Narrow" w:cs="Arial"/>
           <w:sz w:val="16"/>
           <w:szCs w:val="16"/>
+          <w:vertAlign w:val="superscript"/>
         </w:rPr>
         <w:footnoteRef/>
       </w:r>
@@ -9308,6 +9320,7 @@
           <w:rFonts w:ascii="Arial Narrow" w:hAnsi="Arial Narrow" w:cs="Arial"/>
           <w:sz w:val="16"/>
           <w:szCs w:val="16"/>
+          <w:vertAlign w:val="superscript"/>
         </w:rPr>
         <w:footnoteRef/>
       </w:r>
@@ -9579,6 +9592,7 @@
           <w:rFonts w:ascii="Arial Narrow" w:hAnsi="Arial Narrow"/>
           <w:sz w:val="16"/>
           <w:szCs w:val="16"/>
+          <w:vertAlign w:val="superscript"/>
         </w:rPr>
         <w:footnoteRef/>
       </w:r>
@@ -9760,6 +9774,7 @@
           <w:rFonts w:ascii="Arial Narrow" w:hAnsi="Arial Narrow" w:cs="Arial"/>
           <w:sz w:val="16"/>
           <w:szCs w:val="16"/>
+          <w:vertAlign w:val="superscript"/>
         </w:rPr>
         <w:footnoteRef/>
       </w:r>
@@ -9945,6 +9960,7 @@
           <w:rFonts w:ascii="Arial Narrow" w:hAnsi="Arial Narrow" w:cs="Arial"/>
           <w:sz w:val="16"/>
           <w:szCs w:val="16"/>
+          <w:vertAlign w:val="superscript"/>
         </w:rPr>
         <w:footnoteRef/>
       </w:r>
@@ -10015,6 +10031,7 @@
           <w:rFonts w:ascii="Arial Narrow" w:hAnsi="Arial Narrow" w:cs="Arial"/>
           <w:sz w:val="16"/>
           <w:szCs w:val="16"/>
+          <w:vertAlign w:val="superscript"/>
         </w:rPr>
         <w:footnoteRef/>
       </w:r>
@@ -10220,7 +10237,7 @@
       </w:pPr>
       <w:r>
         <w:rPr>
-          <w:rStyle w:val="TextonotapieCar"/>
+          <w:rStyle w:val="Refdenotaalpie"/>
           <w:rFonts w:ascii="Arial Narrow" w:hAnsi="Arial Narrow" w:cs="Arial"/>
           <w:sz w:val="16"/>
           <w:szCs w:val="16"/>
@@ -10455,6 +10472,7 @@
           <w:rFonts w:ascii="Arial Narrow" w:hAnsi="Arial Narrow" w:cs="Arial"/>
           <w:sz w:val="16"/>
           <w:szCs w:val="16"/>
+          <w:vertAlign w:val="superscript"/>
         </w:rPr>
         <w:footnoteRef/>
       </w:r>
@@ -11312,6 +11330,7 @@
           <w:rFonts w:ascii="Arial Narrow" w:hAnsi="Arial Narrow" w:cs="Arial"/>
           <w:sz w:val="16"/>
           <w:szCs w:val="16"/>
+          <w:vertAlign w:val="superscript"/>
         </w:rPr>
         <w:footnoteRef/>
       </w:r>
@@ -11550,6 +11569,7 @@
           <w:bCs/>
           <w:sz w:val="16"/>
           <w:szCs w:val="16"/>
+          <w:vertAlign w:val="superscript"/>
         </w:rPr>
         <w:footnoteRef/>
       </w:r>
@@ -11677,8 +11697,9 @@
         <w:rPr>
           <w:rStyle w:val="Refdenotaalpie"/>
           <w:rFonts w:ascii="Arial Narrow" w:hAnsi="Arial Narrow" w:cs="Arial"/>
-          <w:sz w:val="15"/>
+          <w:sz w:val="16"/>
           <w:szCs w:val="15"/>
+          <w:vertAlign w:val="superscript"/>
         </w:rPr>
         <w:footnoteRef/>
       </w:r>
@@ -14190,6 +14211,17 @@
       <w:szCs w:val="20"/>
     </w:rPr>
   </w:style>
+  <w:style w:type="character" w:styleId="FootnoteReference">
+    <w:name w:val="footnote reference"/>
+    <w:basedOn w:val="Fuentedeprrafopredeter"/>
+    <w:uiPriority w:val="99"/>
+    <w:semiHidden/>
+    <w:unhideWhenUsed/>
+    <w:rPr>
+      <w:rFonts w:ascii="Arial Narrow" w:hAnsi="Arial Narrow"/>
+      <w:vertAlign w:val="superscript"/>
+    </w:rPr>
+  </w:style>
 </w:styles>
 </file>
 

--- a/plantillas_maestras/02_seguro_vida/negativa_cobertura/2_o_mas_ddos_varios/mujer/TPL_1332_2026_SEGURO_VIDA_NEGATIVA_COBERTURA_ASEGURADORA_MUJER_R1.docx
+++ b/plantillas_maestras/02_seguro_vida/negativa_cobertura/2_o_mas_ddos_varios/mujer/TPL_1332_2026_SEGURO_VIDA_NEGATIVA_COBERTURA_ASEGURADORA_MUJER_R1.docx
@@ -7706,7 +7706,7 @@
           <w:sz w:val="20"/>
           <w:szCs w:val="20"/>
         </w:rPr>
-        <w:t xml:space="preserve">correr traslado de la presente resolución a Pacífico Compañía de Seguros y Reaseguros S.A para que, de conformidad con lo dispuesto por el artículo 26° de la Ley sobre Facultades, Normas y Organización del Indecopi, aprobado por Decreto Legislativo N° 8079, presenten sus descargos sobre la imputación de cargos realizada en un plazo no mayor a cinco (5) días hábiles contado a partir del día siguiente de la notificación de la presente resolución, vencido el cual, el Secretario Técnico declarará en rebeldía a los denunciados que no lo hubieran presentado. Debe precisarse que de conformidad con lo establecido por el artículo 223° del Texto Único Ordenado de la Ley N° 27444, Ley del Procedimiento Administrativo General, las alegaciones y los hechos relevantes de la reclamación, salvo que hayan sido específicamente negadas en la contestación, se tendrán por aceptadas o meritadas como ciertas.</w:t>
+        <w:t xml:space="preserve">correr traslado de la presente resolución a Pacífico Compañía de Seguros y Reaseguros S.A. para que, de conformidad con lo dispuesto por el artículo 26 de la Ley sobre Facultades, Normas y Organización del Indecopi, aprobada por Decreto Legislativo 807, presente sus descargos sobre la imputación de cargos realizada en un plazo no mayor a cinco (5) días hábiles contado a partir del día siguiente de la notificación de la presente resolución, vencido el cual, el Secretario Técnico declarará en rebeldía al denunciado que no lo hubiera presentado. Debe precisarse que de conformidad con lo establecido por el artículo 223 del Texto Único Ordenado de la Ley 27444, Ley del Procedimiento Administrativo General, las alegaciones y los hechos relevantes de la reclamación, salvo que hayan sido específicamente negadas en la contestación, se tendrán por aceptadas o merituadas como ciertas.</w:t>
       </w:r>
     </w:p>
     <w:p ns2:paraId="228F876C" ns2:textId="77777777">
@@ -8870,7 +8870,7 @@
           <w:color w:val="000000"/>
           <w:lang w:eastAsia="es-PE"/>
         </w:rPr>
-        <w:t xml:space="preserve">MARÍA GRACIELA REJAS JIMÉNEZ </w:t>
+        <w:t xml:space="preserve">EVELING ROA QUISPE</w:t>
       </w:r>
     </w:p>
     <w:p ns2:paraId="23E2B395" ns2:textId="77777777">
@@ -8892,7 +8892,7 @@
           <w:color w:val="000000"/>
           <w:lang w:eastAsia="es-PE"/>
         </w:rPr>
-        <w:t>Secretaria Técnica (e)</w:t>
+        <w:t xml:space="preserve">Secretaria Técnica</w:t>
       </w:r>
     </w:p>
     <w:p ns2:paraId="13657175" ns2:textId="113B1D60">

--- a/plantillas_maestras/02_seguro_vida/negativa_cobertura/2_o_mas_ddos_varios/mujer/TPL_1332_2026_SEGURO_VIDA_NEGATIVA_COBERTURA_ASEGURADORA_MUJER_R1.docx
+++ b/plantillas_maestras/02_seguro_vida/negativa_cobertura/2_o_mas_ddos_varios/mujer/TPL_1332_2026_SEGURO_VIDA_NEGATIVA_COBERTURA_ASEGURADORA_MUJER_R1.docx
@@ -460,51 +460,51 @@
           <w:lang w:eastAsia="es-PE"/>
           <ns2:ligatures ns2:val="none"/>
         </w:rPr>
-        <w:t>13</w:t>
-      </w:r>
-      <w:r>
-        <w:rPr>
-          <w:rFonts w:ascii="Arial Narrow" w:eastAsia="Times New Roman" w:hAnsi="Arial Narrow" w:cs="Times New Roman"/>
-          <w:color w:val="000000"/>
-          <w:kern w:val="0"/>
-          <w:shd w:val="clear" w:color="auto" w:fill="FFFFFF"/>
-          <w:lang w:eastAsia="es-PE"/>
-          <ns2:ligatures ns2:val="none"/>
-        </w:rPr>
-        <w:t xml:space="preserve"> de </w:t>
-      </w:r>
-      <w:r>
-        <w:rPr>
-          <w:rFonts w:ascii="Arial Narrow" w:eastAsia="Times New Roman" w:hAnsi="Arial Narrow" w:cs="Times New Roman"/>
-          <w:color w:val="000000"/>
-          <w:kern w:val="0"/>
-          <w:shd w:val="clear" w:color="auto" w:fill="FFFFFF"/>
-          <w:lang w:eastAsia="es-PE"/>
-          <ns2:ligatures ns2:val="none"/>
-        </w:rPr>
-        <w:t>mayo</w:t>
-      </w:r>
-      <w:r>
-        <w:rPr>
-          <w:rFonts w:ascii="Arial Narrow" w:eastAsia="Times New Roman" w:hAnsi="Arial Narrow" w:cs="Times New Roman"/>
-          <w:color w:val="000000"/>
-          <w:kern w:val="0"/>
-          <w:shd w:val="clear" w:color="auto" w:fill="FFFFFF"/>
-          <w:lang w:eastAsia="es-PE"/>
-          <ns2:ligatures ns2:val="none"/>
-        </w:rPr>
-        <w:t xml:space="preserve"> de </w:t>
-      </w:r>
-      <w:r>
-        <w:rPr>
-          <w:rFonts w:ascii="Arial Narrow" w:eastAsia="Times New Roman" w:hAnsi="Arial Narrow" w:cs="Times New Roman"/>
-          <w:color w:val="000000"/>
-          <w:kern w:val="0"/>
-          <w:shd w:val="clear" w:color="auto" w:fill="FFFFFF"/>
-          <w:lang w:eastAsia="es-PE"/>
-          <ns2:ligatures ns2:val="none"/>
-        </w:rPr>
-        <w:t>2026</w:t>
+        <w:t xml:space="preserve">13 de mayo de 2026</w:t>
+      </w:r>
+      <w:r>
+        <w:rPr>
+          <w:rFonts w:ascii="Arial Narrow" w:eastAsia="Times New Roman" w:hAnsi="Arial Narrow" w:cs="Times New Roman"/>
+          <w:color w:val="000000"/>
+          <w:kern w:val="0"/>
+          <w:shd w:val="clear" w:color="auto" w:fill="FFFFFF"/>
+          <w:lang w:eastAsia="es-PE"/>
+          <ns2:ligatures ns2:val="none"/>
+        </w:rPr>
+        <w:t xml:space="preserve"/>
+      </w:r>
+      <w:r>
+        <w:rPr>
+          <w:rFonts w:ascii="Arial Narrow" w:eastAsia="Times New Roman" w:hAnsi="Arial Narrow" w:cs="Times New Roman"/>
+          <w:color w:val="000000"/>
+          <w:kern w:val="0"/>
+          <w:shd w:val="clear" w:color="auto" w:fill="FFFFFF"/>
+          <w:lang w:eastAsia="es-PE"/>
+          <ns2:ligatures ns2:val="none"/>
+        </w:rPr>
+        <w:t xml:space="preserve"/>
+      </w:r>
+      <w:r>
+        <w:rPr>
+          <w:rFonts w:ascii="Arial Narrow" w:eastAsia="Times New Roman" w:hAnsi="Arial Narrow" w:cs="Times New Roman"/>
+          <w:color w:val="000000"/>
+          <w:kern w:val="0"/>
+          <w:shd w:val="clear" w:color="auto" w:fill="FFFFFF"/>
+          <w:lang w:eastAsia="es-PE"/>
+          <ns2:ligatures ns2:val="none"/>
+        </w:rPr>
+        <w:t xml:space="preserve"/>
+      </w:r>
+      <w:r>
+        <w:rPr>
+          <w:rFonts w:ascii="Arial Narrow" w:eastAsia="Times New Roman" w:hAnsi="Arial Narrow" w:cs="Times New Roman"/>
+          <w:color w:val="000000"/>
+          <w:kern w:val="0"/>
+          <w:shd w:val="clear" w:color="auto" w:fill="FFFFFF"/>
+          <w:lang w:eastAsia="es-PE"/>
+          <ns2:ligatures ns2:val="none"/>
+        </w:rPr>
+        <w:t xml:space="preserve"/>
       </w:r>
     </w:p>
     <w:p ns2:paraId="66CE1821" ns2:textId="77777777">
@@ -1109,7 +1109,7 @@
           <w:lang w:eastAsia="es-ES"/>
           <ns2:ligatures ns2:val="none"/>
         </w:rPr>
-        <w:t xml:space="preserve">El 14 de julio del 2018, el señor [APELLIDO] falleció a consecuencia de un accidente por ahogamiento ocurrido en el distrito de Inambari, provincia de Tambopata, departamento de Madre de Dios. </w:t>
+        <w:t xml:space="preserve">El 14 de julio de 2018, el señor [APELLIDO] falleció a consecuencia de un accidente por ahogamiento ocurrido en el distrito de Inambari, provincia de Tambopata, departamento de Madre de Dios. </w:t>
       </w:r>
       <w:r>
         <w:rPr>
@@ -1235,7 +1235,7 @@
           <w:lang w:eastAsia="es-ES"/>
           <ns2:ligatures ns2:val="none"/>
         </w:rPr>
-        <w:t xml:space="preserve">El 3 de octubre del 2018, presentó ante Pacífico la solicitud de cobertura del siniestro correspondiente a las seis (6) pólizas contratadas por el señor [APELLIDO] , adjuntando, entre otros, la carpeta fiscal, la cual comprendía el informe policial, declaraciones y la disposición fiscal de apertura de investigación. </w:t>
+        <w:t xml:space="preserve">El 3 de octubre de 2018, presentó ante Pacífico la solicitud de cobertura del siniestro correspondiente a las seis (6) pólizas contratadas por el señor [APELLIDO] , adjuntando, entre otros, la carpeta fiscal, la cual comprendía el informe policial, declaraciones y la disposición fiscal de apertura de investigación. </w:t>
       </w:r>
       <w:r>
         <w:rPr>
@@ -1364,7 +1364,7 @@
           <w:lang w:eastAsia="es-ES"/>
           <ns2:ligatures ns2:val="none"/>
         </w:rPr>
-        <w:t xml:space="preserve">El 24 de octubre del 2018, el Ministerio Público emitió la Disposición Fiscal 2, mediante la cual dispuso no formalizar investigación preparatoria por el presunto delito de homicidio simple y ordenó el archivamiento de la investigación relacionada con el fallecimiento del señor [APELLIDO] .</w:t>
+        <w:t xml:space="preserve">El 24 de octubre de 2018, el Ministerio Público emitió la Disposición Fiscal 2, mediante la cual dispuso no formalizar investigación preparatoria por el presunto delito de homicidio simple y ordenó el archivamiento de la investigación relacionada con el fallecimiento del señor [APELLIDO] .</w:t>
       </w:r>
       <w:r>
         <w:rPr>
@@ -1443,7 +1443,7 @@
           <w:lang w:eastAsia="es-ES"/>
           <ns2:ligatures ns2:val="none"/>
         </w:rPr>
-        <w:t>El 27 de noviembre del 2018, Pacífico remitió la carta</w:t>
+        <w:t xml:space="preserve">El 27 de noviembre de 2018, Pacífico remitió la carta</w:t>
       </w:r>
       <w:r>
         <w:rPr>
@@ -1707,7 +1707,7 @@
           <w:lang w:eastAsia="es-ES"/>
           <ns2:ligatures ns2:val="none"/>
         </w:rPr>
-        <w:t>En diciembre del 2025, presentó ante Pacífico una reconsideración contra la carta de rechazo</w:t>
+        <w:t xml:space="preserve">En diciembre de 2025, presentó ante Pacífico una reconsideración contra la carta de rechazo</w:t>
       </w:r>
       <w:r>
         <w:rPr>
@@ -1772,7 +1772,7 @@
           <w:lang w:eastAsia="es-ES"/>
           <ns2:ligatures ns2:val="none"/>
         </w:rPr>
-        <w:t xml:space="preserve">El 5 de enero del 2026, Pacífico emitió la carta BEN-039640/2026, respecto de la cobertura seis (6) pólizas contratadas por el señor [APELLIDO] , indicando que no correspondía otorgar la cobertura de las seis (6) pólizas debido a que el señor [APELLIDO] habría realizado actividades de minería ilegal al momento de su fallecimiento, supuesto que consideró excluido de cobertura en las seis (6) pólizas.</w:t>
+        <w:t xml:space="preserve">El 5 de enero de 2026, Pacífico emitió la carta BEN-039640/2026, respecto de la cobertura seis (6) pólizas contratadas por el señor [APELLIDO] , indicando que no correspondía otorgar la cobertura de las seis (6) pólizas debido a que el señor [APELLIDO] habría realizado actividades de minería ilegal al momento de su fallecimiento, supuesto que consideró excluido de cobertura en las seis (6) pólizas.</w:t>
       </w:r>
       <w:r>
         <w:rPr>
@@ -9172,7 +9172,7 @@
           <w:sz w:val="16"/>
           <w:szCs w:val="16"/>
         </w:rPr>
-        <w:t>el 2 de setiembre del 2010 en el Diario Oficial El Peruano, vigente desde el 2 de octubre del 2010 y modificado por Decreto Legislativo 1308.</w:t>
+        <w:t xml:space="preserve">el 2 de setiembre de 2010 en el Diario Oficial El Peruano, vigente desde el 2 de octubre de 2010 y modificado por Decreto Legislativo 1308.</w:t>
       </w:r>
     </w:p>
     <w:p>

--- a/plantillas_maestras/02_seguro_vida/negativa_cobertura/2_o_mas_ddos_varios/mujer/TPL_1332_2026_SEGURO_VIDA_NEGATIVA_COBERTURA_ASEGURADORA_MUJER_R1.docx
+++ b/plantillas_maestras/02_seguro_vida/negativa_cobertura/2_o_mas_ddos_varios/mujer/TPL_1332_2026_SEGURO_VIDA_NEGATIVA_COBERTURA_ASEGURADORA_MUJER_R1.docx
@@ -607,119 +607,7 @@
           <w:lang w:val="es-ES" w:eastAsia="es-ES"/>
           <w14:ligatures w14:val="none"/>
         </w:rPr>
-        <w:t xml:space="preserve">Mediante el escrito del 16 de abril de 2026, la señora [APELLIDO] denunció a Pacífico por presuntas infracciones a la Ley 29571, Código de Protección y Defensa del Consumidor (en adelante, Código), señalando lo siguiente:</w:t>
-      </w:r>
-      <w:r>
-        <w:rPr>
-          <w:rFonts w:ascii="Arial Narrow" w:eastAsia="Arial Narrow" w:hAnsi="Arial Narrow" w:cs="Arial Narrow"/>
-          <w:color w:val="000000"/>
-          <w:kern w:val="0"/>
-          <w:sz w:val="22"/>
-          <w:szCs w:val="22"/>
-          <w:lang w:val="es-ES" w:eastAsia="es-ES"/>
-          <w14:ligatures w14:val="none"/>
-        </w:rPr>
-        <w:t/>
-      </w:r>
-      <w:r>
-        <w:rPr>
-          <w:rFonts w:ascii="Arial Narrow" w:eastAsia="Arial Narrow" w:hAnsi="Arial Narrow" w:cs="Arial Narrow"/>
-          <w:kern w:val="0"/>
-          <w14:ligatures w14:val="none"/>
-          <w:sz w:val="22"/>
-          <w:szCs w:val="22"/>
-        </w:rPr>
-        <w:t/>
-      </w:r>
-      <w:r>
-        <w:rPr>
-          <w:rFonts w:ascii="Arial Narrow" w:eastAsia="Arial Narrow" w:hAnsi="Arial Narrow" w:cs="Arial Narrow"/>
-          <w:kern w:val="0"/>
-          <w14:ligatures w14:val="none"/>
-          <w:sz w:val="22"/>
-          <w:szCs w:val="22"/>
-        </w:rPr>
-        <w:t xml:space="preserve"/>
-      </w:r>
-      <w:r>
-        <w:rPr>
-          <w:rFonts w:ascii="Arial Narrow" w:eastAsia="Arial Narrow" w:hAnsi="Arial Narrow" w:cs="Arial Narrow"/>
-          <w:kern w:val="0"/>
-          <w14:ligatures w14:val="none"/>
-          <w:sz w:val="22"/>
-          <w:szCs w:val="22"/>
-        </w:rPr>
-        <w:t xml:space="preserve"/>
-      </w:r>
-      <w:r>
-        <w:rPr>
-          <w:rFonts w:ascii="Arial Narrow" w:eastAsia="Arial Narrow" w:hAnsi="Arial Narrow" w:cs="Arial Narrow"/>
-          <w:kern w:val="0"/>
-          <w14:ligatures w14:val="none"/>
-          <w:sz w:val="22"/>
-          <w:szCs w:val="22"/>
-        </w:rPr>
-        <w:t/>
-      </w:r>
-      <w:r>
-        <w:rPr>
-          <w:rFonts w:ascii="Arial Narrow" w:eastAsia="Arial Narrow" w:hAnsi="Arial Narrow" w:cs="Arial Narrow"/>
-          <w:color w:val="000000"/>
-          <w:kern w:val="0"/>
-          <w:sz w:val="22"/>
-          <w:szCs w:val="22"/>
-          <w:lang w:val="es-ES" w:eastAsia="es-ES"/>
-          <w14:ligatures w14:val="none"/>
-        </w:rPr>
-        <w:t xml:space="preserve"/>
-      </w:r>
-      <w:r>
-        <w:rPr>
-          <w:rFonts w:ascii="Arial Narrow" w:eastAsia="Arial Narrow" w:hAnsi="Arial Narrow" w:cs="Arial Narrow"/>
-          <w:color w:val="000000"/>
-          <w:kern w:val="0"/>
-          <w:sz w:val="22"/>
-          <w:szCs w:val="22"/>
-          <w:lang w:val="es-ES" w:eastAsia="es-ES"/>
-          <w14:ligatures w14:val="none"/>
-        </w:rPr>
-        <w:t xml:space="preserve"/>
-      </w:r>
-      <w:r>
-        <w:rPr>
-          <w:rFonts w:ascii="Arial Narrow" w:eastAsia="Arial Narrow" w:hAnsi="Arial Narrow" w:cs="Arial Narrow"/>
-          <w:color w:val="000000"/>
-          <w:kern w:val="0"/>
-          <w:sz w:val="22"/>
-          <w:szCs w:val="22"/>
-          <w:lang w:val="es-ES" w:eastAsia="es-ES"/>
-          <w14:ligatures w14:val="none"/>
-        </w:rPr>
-        <w:t xml:space="preserve"/>
-      </w:r>
-      <w:r>
-        <w:rPr>
-          <w:rFonts w:ascii="Arial Narrow" w:eastAsia="Arial Narrow" w:hAnsi="Arial Narrow" w:cs="Arial Narrow"/>
-          <w:kern w:val="0"/>
-          <w:sz w:val="22"/>
-          <w:szCs w:val="22"/>
-          <w:shd w:val="clear" w:color="auto" w:fill="FFFFFF"/>
-          <w:lang w:eastAsia="es-PE"/>
-          <w14:ligatures w14:val="none"/>
-        </w:rPr>
-        <w:t/>
-      </w:r>
-      <w:r>
-        <w:rPr>
-          <w:rFonts w:ascii="Arial Narrow" w:eastAsia="Arial Narrow" w:hAnsi="Arial Narrow" w:cs="Arial Narrow"/>
-          <w:color w:val="000000"/>
-          <w:kern w:val="0"/>
-          <w:sz w:val="22"/>
-          <w:szCs w:val="22"/>
-          <w:lang w:val="es-ES" w:eastAsia="es-ES"/>
-          <w14:ligatures w14:val="none"/>
-        </w:rPr>
-        <w:t/>
+        <w:t xml:space="preserve">Mediante el escrito del 16 de abril de 2026, la señora [APELLIDO] denunció a Pacífico por presuntas infracciones a la Ley 29571, Código de Protección y Defensa del Consumidor</w:t>
       </w:r>
       <w:r>
         <w:rPr>
@@ -734,6 +622,130 @@
           <w14:ligatures w14:val="none"/>
         </w:rPr>
         <w:footnoteReference w:id="1"/>
+      </w:r>
+      <w:r>
+        <w:rPr>
+          <w:rFonts w:ascii="Arial Narrow" w:eastAsia="Arial Narrow" w:hAnsi="Arial Narrow" w:cs="Arial Narrow"/>
+          <w:color w:val="000000"/>
+          <w:kern w:val="0"/>
+          <w:sz w:val="22"/>
+          <w:szCs w:val="22"/>
+          <w:lang w:val="es-ES" w:eastAsia="es-ES"/>
+          <w14:ligatures w14:val="none"/>
+        </w:rPr>
+        <w:t xml:space="preserve"> (en adelante, Código), señalando lo siguiente:</w:t>
+      </w:r>
+      <w:r>
+        <w:rPr>
+          <w:rFonts w:ascii="Arial Narrow" w:eastAsia="Arial Narrow" w:hAnsi="Arial Narrow" w:cs="Arial Narrow"/>
+          <w:color w:val="000000"/>
+          <w:kern w:val="0"/>
+          <w:sz w:val="22"/>
+          <w:szCs w:val="22"/>
+          <w:lang w:val="es-ES" w:eastAsia="es-ES"/>
+          <w14:ligatures w14:val="none"/>
+        </w:rPr>
+        <w:t/>
+      </w:r>
+      <w:r>
+        <w:rPr>
+          <w:rFonts w:ascii="Arial Narrow" w:eastAsia="Arial Narrow" w:hAnsi="Arial Narrow" w:cs="Arial Narrow"/>
+          <w:kern w:val="0"/>
+          <w14:ligatures w14:val="none"/>
+          <w:sz w:val="22"/>
+          <w:szCs w:val="22"/>
+        </w:rPr>
+        <w:t/>
+      </w:r>
+      <w:r>
+        <w:rPr>
+          <w:rFonts w:ascii="Arial Narrow" w:eastAsia="Arial Narrow" w:hAnsi="Arial Narrow" w:cs="Arial Narrow"/>
+          <w:kern w:val="0"/>
+          <w14:ligatures w14:val="none"/>
+          <w:sz w:val="22"/>
+          <w:szCs w:val="22"/>
+        </w:rPr>
+        <w:t xml:space="preserve"/>
+      </w:r>
+      <w:r>
+        <w:rPr>
+          <w:rFonts w:ascii="Arial Narrow" w:eastAsia="Arial Narrow" w:hAnsi="Arial Narrow" w:cs="Arial Narrow"/>
+          <w:kern w:val="0"/>
+          <w14:ligatures w14:val="none"/>
+          <w:sz w:val="22"/>
+          <w:szCs w:val="22"/>
+        </w:rPr>
+        <w:t xml:space="preserve"/>
+      </w:r>
+      <w:r>
+        <w:rPr>
+          <w:rFonts w:ascii="Arial Narrow" w:eastAsia="Arial Narrow" w:hAnsi="Arial Narrow" w:cs="Arial Narrow"/>
+          <w:kern w:val="0"/>
+          <w14:ligatures w14:val="none"/>
+          <w:sz w:val="22"/>
+          <w:szCs w:val="22"/>
+        </w:rPr>
+        <w:t/>
+      </w:r>
+      <w:r>
+        <w:rPr>
+          <w:rFonts w:ascii="Arial Narrow" w:eastAsia="Arial Narrow" w:hAnsi="Arial Narrow" w:cs="Arial Narrow"/>
+          <w:color w:val="000000"/>
+          <w:kern w:val="0"/>
+          <w:sz w:val="22"/>
+          <w:szCs w:val="22"/>
+          <w:lang w:val="es-ES" w:eastAsia="es-ES"/>
+          <w14:ligatures w14:val="none"/>
+        </w:rPr>
+        <w:t xml:space="preserve"/>
+      </w:r>
+      <w:r>
+        <w:rPr>
+          <w:rFonts w:ascii="Arial Narrow" w:eastAsia="Arial Narrow" w:hAnsi="Arial Narrow" w:cs="Arial Narrow"/>
+          <w:color w:val="000000"/>
+          <w:kern w:val="0"/>
+          <w:sz w:val="22"/>
+          <w:szCs w:val="22"/>
+          <w:lang w:val="es-ES" w:eastAsia="es-ES"/>
+          <w14:ligatures w14:val="none"/>
+        </w:rPr>
+        <w:t xml:space="preserve"/>
+      </w:r>
+      <w:r>
+        <w:rPr>
+          <w:rFonts w:ascii="Arial Narrow" w:eastAsia="Arial Narrow" w:hAnsi="Arial Narrow" w:cs="Arial Narrow"/>
+          <w:color w:val="000000"/>
+          <w:kern w:val="0"/>
+          <w:sz w:val="22"/>
+          <w:szCs w:val="22"/>
+          <w:lang w:val="es-ES" w:eastAsia="es-ES"/>
+          <w14:ligatures w14:val="none"/>
+        </w:rPr>
+        <w:t xml:space="preserve"/>
+      </w:r>
+      <w:r>
+        <w:rPr>
+          <w:rFonts w:ascii="Arial Narrow" w:eastAsia="Arial Narrow" w:hAnsi="Arial Narrow" w:cs="Arial Narrow"/>
+          <w:kern w:val="0"/>
+          <w:sz w:val="22"/>
+          <w:szCs w:val="22"/>
+          <w:shd w:val="clear" w:color="auto" w:fill="FFFFFF"/>
+          <w:lang w:eastAsia="es-PE"/>
+          <w14:ligatures w14:val="none"/>
+        </w:rPr>
+        <w:t/>
+      </w:r>
+      <w:r>
+        <w:rPr>
+          <w:rFonts w:ascii="Arial Narrow" w:eastAsia="Arial Narrow" w:hAnsi="Arial Narrow" w:cs="Arial Narrow"/>
+          <w:color w:val="000000"/>
+          <w:kern w:val="0"/>
+          <w:sz w:val="22"/>
+          <w:szCs w:val="22"/>
+          <w:lang w:val="es-ES" w:eastAsia="es-ES"/>
+          <w14:ligatures w14:val="none"/>
+        </w:rPr>
+        <w:t/>
       </w:r>
       <w:r>
         <w:rPr>
@@ -3188,23 +3200,35 @@
           <w:lang w:eastAsia="es-PE"/>
           <w14:ligatures w14:val="none"/>
         </w:rPr>
-        <w:t xml:space="preserve">La Secretaría Técnica de la Comisión de Protección al Consumidor 1 (en adelante, la Secretaría Técnica), en ejercicio de sus facultades, considera que el hecho denunciado, consistente en que la compañía aseguradora no habría cumplido con emitir un pronunciamiento, mediante la carta BEN-131352/2018, de la solicitud de la denunciante de cobertura de la Póliza 17-037983/7 del Seguro de vida por el fallecimiento del señor [APELLIDO] ; involucraría una presunta afectación a sus expectativas, quien no habría encontrado una correspondencia entre lo que esperaba recibir de parte del proveedor y lo que realmente recibió. Por consiguiente, corresponde calificar el hecho materia de denuncia como una presunta infracción al deber de idoneidad, tipificado en los artículos 18 y 19 del Código.</w:t>
+        <w:t xml:space="preserve">La Secretaría Técnica de la Comisión de Protección al Consumidor 1 (en adelante, la Secretaría Técnica), en ejercicio de sus facultades</w:t>
+      </w:r>
+      <w:r>
+        <w:rPr>
+          <w:rStyle w:val="Refdenotaalpie"/>
+          <w:rFonts w:ascii="Arial Narrow" w:eastAsia="Arial Narrow" w:hAnsi="Arial Narrow" w:cs="Arial Narrow"/>
+          <w:kern w:val="0"/>
+          <w:sz w:val="22"/>
+          <w:szCs w:val="22"/>
+          <w:vertAlign w:val="superscript"/>
+          <w14:ligatures w14:val="none"/>
+        </w:rPr>
+        <w:footnoteReference w:id="2"/>
+      </w:r>
+      <w:r>
+        <w:rPr>
+          <w:rFonts w:ascii="Arial Narrow" w:eastAsia="Arial Narrow" w:hAnsi="Arial Narrow" w:cs="Arial Narrow"/>
+          <w:color w:val="000000"/>
+          <w:kern w:val="0"/>
+          <w:sz w:val="22"/>
+          <w:szCs w:val="22"/>
+          <w:lang w:eastAsia="es-PE"/>
+          <w14:ligatures w14:val="none"/>
+        </w:rPr>
+        <w:t xml:space="preserve">, considera que el hecho denunciado, consistente en que la compañía aseguradora no habría cumplido con emitir un pronunciamiento, mediante la carta BEN-131352/2018, de la solicitud de la denunciante de cobertura de la Póliza 17-037983/7 del Seguro de vida por el fallecimiento del señor [APELLIDO] ; involucraría una presunta afectación a sus expectativas, quien no habría encontrado una correspondencia entre lo que esperaba recibir de parte del proveedor y lo que realmente recibió. Por consiguiente, corresponde calificar el hecho materia de denuncia como una presunta infracción al deber de idoneidad, tipificado en los artículos 18 y 19 del Código.</w:t>
       </w:r>
       <w:bookmarkEnd w:id="3"/>
       <w:bookmarkEnd w:id="4"/>
       <w:bookmarkEnd w:id="5"/>
-      <w:r>
-        <w:rPr>
-          <w:rStyle w:val="Refdenotaalpie"/>
-          <w:rFonts w:ascii="Arial Narrow" w:eastAsia="Arial Narrow" w:hAnsi="Arial Narrow" w:cs="Arial Narrow"/>
-          <w:kern w:val="0"/>
-          <w:sz w:val="22"/>
-          <w:szCs w:val="22"/>
-          <w:vertAlign w:val="superscript"/>
-          <w14:ligatures w14:val="none"/>
-        </w:rPr>
-        <w:footnoteReference w:id="2"/>
-      </w:r>
       <w:r>
         <w:rPr>
           <w:rFonts w:ascii="Arial Narrow" w:eastAsia="Arial Narrow" w:hAnsi="Arial Narrow" w:cs="Arial Narrow"/>
@@ -5849,63 +5873,74 @@
           <w:lang w:eastAsia="es-PE"/>
           <w14:ligatures w14:val="none"/>
         </w:rPr>
-        <w:t xml:space="preserve">PRIMERO: admitir a trámite la denuncia del 16 de abril de 2026 interpuesta por la señora [DENUNCIANTE] contra Pacífico Compañía de Seguros y Reaseguros S.A., por lo siguiente:</w:t>
-      </w:r>
-      <w:r>
-        <w:rPr>
-          <w:rFonts w:ascii="Arial Narrow" w:eastAsia="Arial Narrow" w:hAnsi="Arial Narrow" w:cs="Arial Narrow"/>
-          <w:color w:val="000000"/>
-          <w:kern w:val="0"/>
-          <w:sz w:val="22"/>
-          <w:szCs w:val="22"/>
-          <w:shd w:val="clear" w:color="auto" w:fill="FFFFFF"/>
-          <w:lang w:eastAsia="es-PE"/>
-          <w14:ligatures w14:val="none"/>
-        </w:rPr>
-        <w:t xml:space="preserve"/>
-      </w:r>
-      <w:r>
-        <w:rPr>
-          <w:rFonts w:ascii="Arial Narrow" w:eastAsia="Arial Narrow" w:hAnsi="Arial Narrow" w:cs="Arial Narrow"/>
-          <w:color w:val="000000"/>
-          <w:kern w:val="0"/>
-          <w:sz w:val="22"/>
-          <w:szCs w:val="22"/>
-          <w:lang w:val="es-ES" w:eastAsia="es-ES"/>
-          <w14:ligatures w14:val="none"/>
-        </w:rPr>
-        <w:t xml:space="preserve"/>
-      </w:r>
-      <w:r>
-        <w:rPr>
-          <w:rFonts w:ascii="Arial Narrow" w:eastAsia="Arial Narrow" w:hAnsi="Arial Narrow" w:cs="Arial Narrow"/>
-          <w:color w:val="000000"/>
-          <w:kern w:val="0"/>
-          <w:sz w:val="22"/>
-          <w:szCs w:val="22"/>
-          <w:shd w:val="clear" w:color="auto" w:fill="FFFFFF"/>
-          <w:lang w:eastAsia="es-PE"/>
-          <w14:ligatures w14:val="none"/>
-        </w:rPr>
-        <w:t xml:space="preserve"/>
-      </w:r>
-      <w:r>
-        <w:rPr>
-          <w:rFonts w:ascii="Arial Narrow" w:eastAsia="Arial Narrow" w:hAnsi="Arial Narrow" w:cs="Arial Narrow"/>
-          <w:color w:val="000000"/>
-          <w:kern w:val="0"/>
-          <w:sz w:val="22"/>
-          <w:szCs w:val="22"/>
-          <w:shd w:val="clear" w:color="auto" w:fill="FFFFFF"/>
-          <w:lang w:eastAsia="es-PE"/>
-          <w14:ligatures w14:val="none"/>
-        </w:rPr>
-        <w:t xml:space="preserve"/>
-      </w:r>
-      <w:r>
-        <w:rPr>
-          <w:rFonts w:ascii="Arial Narrow" w:eastAsia="Arial Narrow" w:hAnsi="Arial Narrow" w:cs="Arial Narrow"/>
-          <w:bCs/>
+        <w:t xml:space="preserve">PRIMERO:</w:t>
+      </w:r>
+      <w:r>
+        <w:rPr>
+          <w:rFonts w:ascii="Arial Narrow" w:eastAsia="Arial Narrow" w:hAnsi="Arial Narrow" w:cs="Arial Narrow"/>
+          <w:color w:val="000000"/>
+          <w:kern w:val="0"/>
+          <w:sz w:val="22"/>
+          <w:szCs w:val="22"/>
+          <w:lang w:eastAsia="es-PE"/>
+          <w14:ligatures w14:val="none"/>
+        </w:rPr>
+        <w:t xml:space="preserve"> admitir a trámite la denuncia del 16 de abril de 2026 interpuesta por la señora [DENUNCIANTE] contra Pacífico Compañía de Seguros y Reaseguros S.A., por lo siguiente:</w:t>
+      </w:r>
+      <w:r>
+        <w:rPr>
+          <w:rFonts w:ascii="Arial Narrow" w:eastAsia="Arial Narrow" w:hAnsi="Arial Narrow" w:cs="Arial Narrow"/>
+          <w:color w:val="000000"/>
+          <w:kern w:val="0"/>
+          <w:sz w:val="22"/>
+          <w:szCs w:val="22"/>
+          <w:shd w:val="clear" w:color="auto" w:fill="FFFFFF"/>
+          <w:lang w:eastAsia="es-PE"/>
+          <w14:ligatures w14:val="none"/>
+        </w:rPr>
+        <w:t xml:space="preserve"/>
+      </w:r>
+      <w:r>
+        <w:rPr>
+          <w:rFonts w:ascii="Arial Narrow" w:eastAsia="Arial Narrow" w:hAnsi="Arial Narrow" w:cs="Arial Narrow"/>
+          <w:color w:val="000000"/>
+          <w:kern w:val="0"/>
+          <w:sz w:val="22"/>
+          <w:szCs w:val="22"/>
+          <w:lang w:val="es-ES" w:eastAsia="es-ES"/>
+          <w14:ligatures w14:val="none"/>
+        </w:rPr>
+        <w:t xml:space="preserve"/>
+      </w:r>
+      <w:r>
+        <w:rPr>
+          <w:rFonts w:ascii="Arial Narrow" w:eastAsia="Arial Narrow" w:hAnsi="Arial Narrow" w:cs="Arial Narrow"/>
+          <w:color w:val="000000"/>
+          <w:kern w:val="0"/>
+          <w:sz w:val="22"/>
+          <w:szCs w:val="22"/>
+          <w:shd w:val="clear" w:color="auto" w:fill="FFFFFF"/>
+          <w:lang w:eastAsia="es-PE"/>
+          <w14:ligatures w14:val="none"/>
+        </w:rPr>
+        <w:t xml:space="preserve"/>
+      </w:r>
+      <w:r>
+        <w:rPr>
+          <w:rFonts w:ascii="Arial Narrow" w:eastAsia="Arial Narrow" w:hAnsi="Arial Narrow" w:cs="Arial Narrow"/>
+          <w:color w:val="000000"/>
+          <w:kern w:val="0"/>
+          <w:sz w:val="22"/>
+          <w:szCs w:val="22"/>
+          <w:shd w:val="clear" w:color="auto" w:fill="FFFFFF"/>
+          <w:lang w:eastAsia="es-PE"/>
+          <w14:ligatures w14:val="none"/>
+        </w:rPr>
+        <w:t xml:space="preserve"/>
+      </w:r>
+      <w:r>
+        <w:rPr>
+          <w:rFonts w:ascii="Arial Narrow" w:eastAsia="Arial Narrow" w:hAnsi="Arial Narrow" w:cs="Arial Narrow"/>
           <w:spacing w:val="-3"/>
           <w:kern w:val="0"/>
           <w14:ligatures w14:val="none"/>
@@ -8638,7 +8673,19 @@
           <w:lang w:eastAsia="es-PE"/>
           <w14:ligatures w14:val="none"/>
         </w:rPr>
-        <w:t xml:space="preserve">TERCERO: </w:t>
+        <w:t xml:space="preserve">TERCERO:</w:t>
+      </w:r>
+      <w:r>
+        <w:rPr>
+          <w:rFonts w:ascii="Arial Narrow" w:eastAsia="Arial Narrow" w:hAnsi="Arial Narrow" w:cs="Arial Narrow"/>
+          <w:color w:val="000000"/>
+          <w:kern w:val="0"/>
+          <w:sz w:val="22"/>
+          <w:szCs w:val="22"/>
+          <w:lang w:eastAsia="es-PE"/>
+          <w14:ligatures w14:val="none"/>
+        </w:rPr>
+        <w:t xml:space="preserve"> </w:t>
       </w:r>
       <w:r>
         <w:rPr>
@@ -9031,7 +9078,15 @@
           <w:sz w:val="22"/>
           <w:szCs w:val="22"/>
         </w:rPr>
-        <w:t xml:space="preserve">CUARTO: </w:t>
+        <w:t xml:space="preserve">CUARTO:</w:t>
+      </w:r>
+      <w:r>
+        <w:rPr>
+          <w:rFonts w:ascii="Arial Narrow" w:eastAsia="Arial Narrow" w:hAnsi="Arial Narrow" w:cs="Arial Narrow"/>
+          <w:sz w:val="22"/>
+          <w:szCs w:val="22"/>
+        </w:rPr>
+        <w:t xml:space="preserve"> </w:t>
       </w:r>
       <w:r>
         <w:rPr>
@@ -9053,7 +9108,7 @@
           <w:lang w:val="es-ES" w:eastAsia="es-ES"/>
           <w14:ligatures w14:val="none"/>
         </w:rPr>
-        <w:footnoteReference w:id="12"/>
+        <w:footnoteReference w:id="7"/>
       </w:r>
       <w:r>
         <w:rPr>
@@ -9075,7 +9130,7 @@
           <w:lang w:val="es-ES" w:eastAsia="es-ES"/>
           <w14:ligatures w14:val="none"/>
         </w:rPr>
-        <w:footnoteReference w:id="13"/>
+        <w:footnoteReference w:id="8"/>
       </w:r>
       <w:r>
         <w:rPr>
@@ -9126,7 +9181,19 @@
           <w:lang w:eastAsia="es-PE"/>
           <w14:ligatures w14:val="none"/>
         </w:rPr>
-        <w:t xml:space="preserve">QUINTO: </w:t>
+        <w:t xml:space="preserve">QUINTO:</w:t>
+      </w:r>
+      <w:r>
+        <w:rPr>
+          <w:rFonts w:ascii="Arial Narrow" w:eastAsia="Arial Narrow" w:hAnsi="Arial Narrow" w:cs="Arial Narrow"/>
+          <w:color w:val="000000"/>
+          <w:kern w:val="0"/>
+          <w:sz w:val="22"/>
+          <w:szCs w:val="22"/>
+          <w:lang w:eastAsia="es-PE"/>
+          <w14:ligatures w14:val="none"/>
+        </w:rPr>
+        <w:t xml:space="preserve"> </w:t>
       </w:r>
       <w:bookmarkStart w:id="27" w:name="_Hlk188286813"/>
       <w:r>
@@ -9614,7 +9681,7 @@
           <w:lang w:eastAsia="es-PE"/>
           <w14:ligatures w14:val="none"/>
         </w:rPr>
-        <w:footnoteReference w:id="7"/>
+        <w:footnoteReference w:id="9"/>
       </w:r>
       <w:r>
         <w:rPr>
@@ -9725,7 +9792,7 @@
           <w:lang w:eastAsia="es-PE"/>
           <w14:ligatures w14:val="none"/>
         </w:rPr>
-        <w:footnoteReference w:id="8"/>
+        <w:footnoteReference w:id="10"/>
       </w:r>
       <w:r>
         <w:rPr>
@@ -9789,7 +9856,7 @@
           <w:lang w:eastAsia="es-PE"/>
           <w14:ligatures w14:val="none"/>
         </w:rPr>
-        <w:footnoteReference w:id="9"/>
+        <w:footnoteReference w:id="11"/>
       </w:r>
       <w:r>
         <w:rPr>
@@ -10003,7 +10070,7 @@
           <w:vertAlign w:val="superscript"/>
           <w14:ligatures w14:val="none"/>
         </w:rPr>
-        <w:footnoteReference w:id="10"/>
+        <w:footnoteReference w:id="12"/>
       </w:r>
       <w:r>
         <w:rPr>
@@ -10021,29 +10088,139 @@
           <w:kern w:val="0"/>
           <w:sz w:val="22"/>
           <w:szCs w:val="22"/>
+          <w14:ligatures w14:val="none"/>
+        </w:rPr>
+        <w:t>expresamente su facultad para asistir y conciliar en su representación</w:t>
+      </w:r>
+      <w:r>
+        <w:rPr>
+          <w:rFonts w:ascii="Arial Narrow" w:eastAsia="Arial Narrow" w:hAnsi="Arial Narrow" w:cs="Arial Narrow"/>
+          <w:kern w:val="0"/>
+          <w14:ligatures w14:val="none"/>
+          <w:sz w:val="22"/>
+          <w:szCs w:val="22"/>
+        </w:rPr>
+        <w:t>.</w:t>
+      </w:r>
+      <w:r>
+        <w:rPr>
+          <w:rFonts w:ascii="Arial Narrow" w:eastAsia="Arial Narrow" w:hAnsi="Arial Narrow" w:cs="Arial Narrow"/>
+          <w:kern w:val="0"/>
+          <w14:ligatures w14:val="none"/>
+          <w:sz w:val="22"/>
+          <w:szCs w:val="22"/>
+        </w:rPr>
+        <w:t xml:space="preserve"> </w:t>
+      </w:r>
+      <w:r>
+        <w:rPr>
+          <w:rFonts w:ascii="Arial Narrow" w:eastAsia="Arial Narrow" w:hAnsi="Arial Narrow" w:cs="Arial Narrow"/>
+          <w:kern w:val="0"/>
+          <w:sz w:val="22"/>
+          <w:szCs w:val="22"/>
+          <w14:ligatures w14:val="none"/>
+        </w:rPr>
+        <w:t xml:space="preserve">Ello bajo apercibimiento de no realizar la audiencia de conciliación y levantar el acta de inasistencia correspondiente. </w:t>
+      </w:r>
+    </w:p>
+    <w:p>
+      <w:pPr>
+        <w:suppressAutoHyphens/>
+        <w:spacing w:after="0" w:line="240" w:lineRule="auto"/>
+        <w:jc w:val="both"/>
+        <w:rPr>
+          <w:rFonts w:ascii="Arial Narrow" w:eastAsia="Arial Narrow" w:hAnsi="Arial Narrow" w:cs="Arial Narrow"/>
+          <w:kern w:val="0"/>
+          <w:sz w:val="22"/>
+          <w:szCs w:val="22"/>
           <w:u w:val="single"/>
           <w14:ligatures w14:val="none"/>
         </w:rPr>
-        <w:t>expresamente su facultad para asistir y conciliar en su representación</w:t>
-      </w:r>
-      <w:r>
-        <w:rPr>
-          <w:rFonts w:ascii="Arial Narrow" w:eastAsia="Arial Narrow" w:hAnsi="Arial Narrow" w:cs="Arial Narrow"/>
-          <w:bCs/>
-          <w:kern w:val="0"/>
-          <w14:ligatures w14:val="none"/>
-          <w:sz w:val="22"/>
-          <w:szCs w:val="22"/>
-        </w:rPr>
-        <w:t>.</w:t>
-      </w:r>
+      </w:pPr>
+    </w:p>
+    <w:p>
+      <w:pPr>
+        <w:suppressAutoHyphens/>
+        <w:spacing w:after="0" w:line="240" w:lineRule="auto"/>
+        <w:jc w:val="both"/>
+        <w:rPr>
+          <w:rFonts w:ascii="Arial Narrow" w:eastAsia="Arial Narrow" w:hAnsi="Arial Narrow" w:cs="Arial Narrow"/>
+          <w:color w:val="000000"/>
+          <w:kern w:val="0"/>
+          <w:sz w:val="22"/>
+          <w:szCs w:val="22"/>
+          <w:lang w:eastAsia="es-PE"/>
+          <w14:ligatures w14:val="none"/>
+        </w:rPr>
+      </w:pPr>
+      <w:r>
+        <w:rPr>
+          <w:rFonts w:ascii="Arial Narrow" w:eastAsia="Arial Narrow" w:hAnsi="Arial Narrow" w:cs="Arial Narrow"/>
+          <w:b/>
+          <w:color w:val="000000"/>
+          <w:kern w:val="0"/>
+          <w:sz w:val="22"/>
+          <w:szCs w:val="22"/>
+          <w:lang w:eastAsia="es-PE"/>
+          <w14:ligatures w14:val="none"/>
+        </w:rPr>
+        <w:t>NOVENO:</w:t>
+      </w:r>
+      <w:r>
+        <w:rPr>
+          <w:rFonts w:ascii="Arial Narrow" w:eastAsia="Arial Narrow" w:hAnsi="Arial Narrow" w:cs="Arial Narrow"/>
+          <w:color w:val="000000"/>
+          <w:kern w:val="0"/>
+          <w:sz w:val="22"/>
+          <w:szCs w:val="22"/>
+          <w:lang w:eastAsia="es-PE"/>
+          <w14:ligatures w14:val="none"/>
+        </w:rPr>
+        <w:t xml:space="preserve"> poner en conocimiento de las partes que, antes de la emisión de la Resolución Final, tienen la posibilidad de formular su desistimiento o presentar el acuerdo arribado mediante la conciliación, mediación, transacción o cualquier otro que, de forma indubitable, deje constancia que se ha solucionado la controversia materia de denuncia.</w:t>
+      </w:r>
+      <w:bookmarkStart w:id="30" w:name="h.gjdgxs" w:colFirst="0" w:colLast="0"/>
+      <w:bookmarkEnd w:id="30"/>
+    </w:p>
+    <w:p>
+      <w:pPr>
+        <w:suppressAutoHyphens/>
+        <w:spacing w:after="0" w:line="240" w:lineRule="auto"/>
+        <w:jc w:val="both"/>
+        <w:rPr>
+          <w:rFonts w:ascii="Arial Narrow" w:eastAsia="Arial Narrow" w:hAnsi="Arial Narrow" w:cs="Arial Narrow"/>
+          <w:color w:val="000000"/>
+          <w:kern w:val="0"/>
+          <w:sz w:val="22"/>
+          <w:szCs w:val="22"/>
+          <w:lang w:eastAsia="es-PE"/>
+          <w14:ligatures w14:val="none"/>
+        </w:rPr>
+      </w:pPr>
+    </w:p>
+    <w:p>
+      <w:pPr>
+        <w:suppressAutoHyphens/>
+        <w:spacing w:after="0" w:line="240" w:lineRule="auto"/>
+        <w:jc w:val="both"/>
+        <w:rPr>
+          <w:rFonts w:ascii="Arial Narrow" w:eastAsia="Arial Narrow" w:hAnsi="Arial Narrow" w:cs="Arial Narrow"/>
+          <w:sz w:val="22"/>
+          <w:szCs w:val="22"/>
+        </w:rPr>
+      </w:pPr>
       <w:r>
         <w:rPr>
           <w:rFonts w:ascii="Arial Narrow" w:eastAsia="Arial Narrow" w:hAnsi="Arial Narrow" w:cs="Arial Narrow"/>
           <w:b/>
           <w:bCs/>
-          <w:kern w:val="0"/>
-          <w14:ligatures w14:val="none"/>
+          <w:sz w:val="22"/>
+          <w:szCs w:val="22"/>
+        </w:rPr>
+        <w:t xml:space="preserve">DÉCIMO:</w:t>
+      </w:r>
+      <w:r>
+        <w:rPr>
+          <w:rFonts w:ascii="Arial Narrow" w:eastAsia="Arial Narrow" w:hAnsi="Arial Narrow" w:cs="Arial Narrow"/>
           <w:sz w:val="22"/>
           <w:szCs w:val="22"/>
         </w:rPr>
@@ -10052,113 +10229,6 @@
       <w:r>
         <w:rPr>
           <w:rFonts w:ascii="Arial Narrow" w:eastAsia="Arial Narrow" w:hAnsi="Arial Narrow" w:cs="Arial Narrow"/>
-          <w:kern w:val="0"/>
-          <w:sz w:val="22"/>
-          <w:szCs w:val="22"/>
-          <w:u w:val="single"/>
-          <w14:ligatures w14:val="none"/>
-        </w:rPr>
-        <w:t xml:space="preserve">Ello bajo apercibimiento de no realizar la audiencia de conciliación y levantar el acta de inasistencia correspondiente. </w:t>
-      </w:r>
-    </w:p>
-    <w:p>
-      <w:pPr>
-        <w:suppressAutoHyphens/>
-        <w:spacing w:after="0" w:line="240" w:lineRule="auto"/>
-        <w:jc w:val="both"/>
-        <w:rPr>
-          <w:rFonts w:ascii="Arial Narrow" w:eastAsia="Arial Narrow" w:hAnsi="Arial Narrow" w:cs="Arial Narrow"/>
-          <w:kern w:val="0"/>
-          <w:sz w:val="22"/>
-          <w:szCs w:val="22"/>
-          <w:u w:val="single"/>
-          <w14:ligatures w14:val="none"/>
-        </w:rPr>
-      </w:pPr>
-    </w:p>
-    <w:p>
-      <w:pPr>
-        <w:suppressAutoHyphens/>
-        <w:spacing w:after="0" w:line="240" w:lineRule="auto"/>
-        <w:jc w:val="both"/>
-        <w:rPr>
-          <w:rFonts w:ascii="Arial Narrow" w:eastAsia="Arial Narrow" w:hAnsi="Arial Narrow" w:cs="Arial Narrow"/>
-          <w:color w:val="000000"/>
-          <w:kern w:val="0"/>
-          <w:sz w:val="22"/>
-          <w:szCs w:val="22"/>
-          <w:lang w:eastAsia="es-PE"/>
-          <w14:ligatures w14:val="none"/>
-        </w:rPr>
-      </w:pPr>
-      <w:r>
-        <w:rPr>
-          <w:rFonts w:ascii="Arial Narrow" w:eastAsia="Arial Narrow" w:hAnsi="Arial Narrow" w:cs="Arial Narrow"/>
-          <w:b/>
-          <w:color w:val="000000"/>
-          <w:kern w:val="0"/>
-          <w:sz w:val="22"/>
-          <w:szCs w:val="22"/>
-          <w:lang w:eastAsia="es-PE"/>
-          <w14:ligatures w14:val="none"/>
-        </w:rPr>
-        <w:t>NOVENO:</w:t>
-      </w:r>
-      <w:r>
-        <w:rPr>
-          <w:rFonts w:ascii="Arial Narrow" w:eastAsia="Arial Narrow" w:hAnsi="Arial Narrow" w:cs="Arial Narrow"/>
-          <w:color w:val="000000"/>
-          <w:kern w:val="0"/>
-          <w:sz w:val="22"/>
-          <w:szCs w:val="22"/>
-          <w:lang w:eastAsia="es-PE"/>
-          <w14:ligatures w14:val="none"/>
-        </w:rPr>
-        <w:t xml:space="preserve"> poner en conocimiento de las partes que, antes de la emisión de la Resolución Final, tienen la posibilidad de formular su desistimiento o presentar el acuerdo arribado mediante la conciliación, mediación, transacción o cualquier otro que, de forma indubitable, deje constancia que se ha solucionado la controversia materia de denuncia.</w:t>
-      </w:r>
-      <w:bookmarkStart w:id="30" w:name="h.gjdgxs" w:colFirst="0" w:colLast="0"/>
-      <w:bookmarkEnd w:id="30"/>
-    </w:p>
-    <w:p>
-      <w:pPr>
-        <w:suppressAutoHyphens/>
-        <w:spacing w:after="0" w:line="240" w:lineRule="auto"/>
-        <w:jc w:val="both"/>
-        <w:rPr>
-          <w:rFonts w:ascii="Arial Narrow" w:eastAsia="Arial Narrow" w:hAnsi="Arial Narrow" w:cs="Arial Narrow"/>
-          <w:color w:val="000000"/>
-          <w:kern w:val="0"/>
-          <w:sz w:val="22"/>
-          <w:szCs w:val="22"/>
-          <w:lang w:eastAsia="es-PE"/>
-          <w14:ligatures w14:val="none"/>
-        </w:rPr>
-      </w:pPr>
-    </w:p>
-    <w:p>
-      <w:pPr>
-        <w:suppressAutoHyphens/>
-        <w:spacing w:after="0" w:line="240" w:lineRule="auto"/>
-        <w:jc w:val="both"/>
-        <w:rPr>
-          <w:rFonts w:ascii="Arial Narrow" w:eastAsia="Arial Narrow" w:hAnsi="Arial Narrow" w:cs="Arial Narrow"/>
-          <w:sz w:val="22"/>
-          <w:szCs w:val="22"/>
-        </w:rPr>
-      </w:pPr>
-      <w:r>
-        <w:rPr>
-          <w:rFonts w:ascii="Arial Narrow" w:eastAsia="Arial Narrow" w:hAnsi="Arial Narrow" w:cs="Arial Narrow"/>
-          <w:b/>
-          <w:bCs/>
-          <w:sz w:val="22"/>
-          <w:szCs w:val="22"/>
-        </w:rPr>
-        <w:t xml:space="preserve">DÉCIMO: </w:t>
-      </w:r>
-      <w:r>
-        <w:rPr>
-          <w:rFonts w:ascii="Arial Narrow" w:eastAsia="Arial Narrow" w:hAnsi="Arial Narrow" w:cs="Arial Narrow"/>
           <w:sz w:val="22"/>
           <w:szCs w:val="22"/>
         </w:rPr>
@@ -10297,7 +10367,7 @@
           <w:szCs w:val="22"/>
           <w:vertAlign w:val="superscript"/>
         </w:rPr>
-        <w:footnoteReference w:id="11"/>
+        <w:footnoteReference w:id="13"/>
       </w:r>
       <w:r>
         <w:rPr>
@@ -10750,6 +10820,9 @@
     <w:p>
       <w:pPr>
         <w:pStyle w:val="Textonotapie"/>
+        <w:tabs>
+          <w:tab w:val="left" w:pos="567"/>
+        </w:tabs>
         <w:ind w:left="567" w:hanging="567"/>
         <w:jc w:val="both"/>
         <w:rPr>
@@ -10774,7 +10847,8 @@
           <w:sz w:val="16"/>
           <w:szCs w:val="16"/>
         </w:rPr>
-        <w:t xml:space="preserve"> </w:t>
+        <w:tab/>
+        <w:t xml:space="preserve"/>
       </w:r>
       <w:r>
         <w:rPr>
@@ -10849,7 +10923,8 @@
           <w:sz w:val="16"/>
           <w:szCs w:val="16"/>
         </w:rPr>
-        <w:t xml:space="preserve"> </w:t>
+        <w:tab/>
+        <w:t xml:space="preserve"/>
       </w:r>
       <w:r>
         <w:rPr>
@@ -10956,10 +11031,30 @@
         <w:jc w:val="both"/>
         <w:rPr>
           <w:rFonts w:ascii="Arial Narrow" w:eastAsia="Arial Narrow" w:hAnsi="Arial Narrow" w:cs="Arial Narrow"/>
-          <w:sz w:val="16"/>
-          <w:szCs w:val="16"/>
-        </w:rPr>
-      </w:pPr>
+          <w:b/>
+          <w:bCs/>
+          <w:sz w:val="16"/>
+          <w:szCs w:val="16"/>
+        </w:rPr>
+      </w:pPr>
+      <w:r>
+        <w:rPr>
+          <w:rFonts w:ascii="Arial Narrow" w:eastAsia="Arial Narrow" w:hAnsi="Arial Narrow" w:cs="Arial Narrow"/>
+          <w:sz w:val="16"/>
+          <w:szCs w:val="16"/>
+        </w:rPr>
+        <w:tab/>
+      </w:r>
+      <w:r>
+        <w:rPr>
+          <w:rFonts w:ascii="Arial Narrow" w:eastAsia="Arial Narrow" w:hAnsi="Arial Narrow" w:cs="Arial Narrow"/>
+          <w:b/>
+          <w:bCs/>
+          <w:sz w:val="16"/>
+          <w:szCs w:val="16"/>
+        </w:rPr>
+        <w:t xml:space="preserve">LEY DE ORGANIZACIÓN Y FUNCIONES DEL INDECOPI, APROBADA POR DECRETO LEGISLATIVO 1033 </w:t>
+      </w:r>
     </w:p>
     <w:p>
       <w:pPr>
@@ -10971,29 +11066,46 @@
         <w:jc w:val="both"/>
         <w:rPr>
           <w:rFonts w:ascii="Arial Narrow" w:eastAsia="Arial Narrow" w:hAnsi="Arial Narrow" w:cs="Arial Narrow"/>
+          <w:sz w:val="16"/>
+          <w:szCs w:val="16"/>
+        </w:rPr>
+      </w:pPr>
+      <w:r>
+        <w:rPr>
+          <w:rFonts w:ascii="Arial Narrow" w:eastAsia="Arial Narrow" w:hAnsi="Arial Narrow" w:cs="Arial Narrow"/>
           <w:b/>
           <w:bCs/>
           <w:sz w:val="16"/>
           <w:szCs w:val="16"/>
         </w:rPr>
-      </w:pPr>
-      <w:r>
-        <w:rPr>
-          <w:rFonts w:ascii="Arial Narrow" w:eastAsia="Arial Narrow" w:hAnsi="Arial Narrow" w:cs="Arial Narrow"/>
-          <w:sz w:val="16"/>
-          <w:szCs w:val="16"/>
-        </w:rPr>
         <w:tab/>
-      </w:r>
-      <w:r>
-        <w:rPr>
-          <w:rFonts w:ascii="Arial Narrow" w:eastAsia="Arial Narrow" w:hAnsi="Arial Narrow" w:cs="Arial Narrow"/>
-          <w:b/>
-          <w:bCs/>
-          <w:sz w:val="16"/>
-          <w:szCs w:val="16"/>
-        </w:rPr>
-        <w:t xml:space="preserve">LEY DE ORGANIZACIÓN Y FUNCIONES DEL INDECOPI, APROBADA POR DECRETO LEGISLATIVO 1033 </w:t>
+        <w:t>Artículo 27.-</w:t>
+      </w:r>
+      <w:r>
+        <w:rPr>
+          <w:rFonts w:ascii="Arial Narrow" w:eastAsia="Arial Narrow" w:hAnsi="Arial Narrow" w:cs="Arial Narrow"/>
+          <w:sz w:val="16"/>
+          <w:szCs w:val="16"/>
+        </w:rPr>
+        <w:t xml:space="preserve"> De la Comisión de Protección al </w:t>
+      </w:r>
+      <w:proofErr w:type="gramStart"/>
+      <w:r>
+        <w:rPr>
+          <w:rFonts w:ascii="Arial Narrow" w:eastAsia="Arial Narrow" w:hAnsi="Arial Narrow" w:cs="Arial Narrow"/>
+          <w:sz w:val="16"/>
+          <w:szCs w:val="16"/>
+        </w:rPr>
+        <w:t>Consumidor.-</w:t>
+      </w:r>
+      <w:proofErr w:type="gramEnd"/>
+      <w:r>
+        <w:rPr>
+          <w:rFonts w:ascii="Arial Narrow" w:eastAsia="Arial Narrow" w:hAnsi="Arial Narrow" w:cs="Arial Narrow"/>
+          <w:sz w:val="16"/>
+          <w:szCs w:val="16"/>
+        </w:rPr>
+        <w:t xml:space="preserve"> </w:t>
       </w:r>
     </w:p>
     <w:p>
@@ -11013,39 +11125,11 @@
       <w:r>
         <w:rPr>
           <w:rFonts w:ascii="Arial Narrow" w:eastAsia="Arial Narrow" w:hAnsi="Arial Narrow" w:cs="Arial Narrow"/>
-          <w:b/>
-          <w:bCs/>
           <w:sz w:val="16"/>
           <w:szCs w:val="16"/>
         </w:rPr>
         <w:tab/>
-        <w:t>Artículo 27.-</w:t>
-      </w:r>
-      <w:r>
-        <w:rPr>
-          <w:rFonts w:ascii="Arial Narrow" w:eastAsia="Arial Narrow" w:hAnsi="Arial Narrow" w:cs="Arial Narrow"/>
-          <w:sz w:val="16"/>
-          <w:szCs w:val="16"/>
-        </w:rPr>
-        <w:t xml:space="preserve"> De la Comisión de Protección al </w:t>
-      </w:r>
-      <w:proofErr w:type="gramStart"/>
-      <w:r>
-        <w:rPr>
-          <w:rFonts w:ascii="Arial Narrow" w:eastAsia="Arial Narrow" w:hAnsi="Arial Narrow" w:cs="Arial Narrow"/>
-          <w:sz w:val="16"/>
-          <w:szCs w:val="16"/>
-        </w:rPr>
-        <w:t>Consumidor.-</w:t>
-      </w:r>
-      <w:proofErr w:type="gramEnd"/>
-      <w:r>
-        <w:rPr>
-          <w:rFonts w:ascii="Arial Narrow" w:eastAsia="Arial Narrow" w:hAnsi="Arial Narrow" w:cs="Arial Narrow"/>
-          <w:sz w:val="16"/>
-          <w:szCs w:val="16"/>
-        </w:rPr>
-        <w:t xml:space="preserve"> </w:t>
+        <w:t>Corresponde a la Comisión de Protección al Consumidor velar por el cumplimiento de la Ley de Protección al Consumidor y de las leyes que, en general, protegen a los consumidores de la falta de idoneidad de los bienes y servicios en función de la información brindada, de las omisiones de información y de la discriminación en el consumo, así como de aquellas que complementen o sustituyan a las anteriores.</w:t>
       </w:r>
     </w:p>
     <w:p>
@@ -11058,20 +11142,15 @@
         <w:jc w:val="both"/>
         <w:rPr>
           <w:rFonts w:ascii="Arial Narrow" w:eastAsia="Arial Narrow" w:hAnsi="Arial Narrow" w:cs="Arial Narrow"/>
-          <w:sz w:val="16"/>
-          <w:szCs w:val="16"/>
-        </w:rPr>
-      </w:pPr>
-      <w:r>
-        <w:rPr>
-          <w:rFonts w:ascii="Arial Narrow" w:eastAsia="Arial Narrow" w:hAnsi="Arial Narrow" w:cs="Arial Narrow"/>
-          <w:sz w:val="16"/>
-          <w:szCs w:val="16"/>
-        </w:rPr>
-        <w:tab/>
-        <w:t>Corresponde a la Comisión de Protección al Consumidor velar por el cumplimiento de la Ley de Protección al Consumidor y de las leyes que, en general, protegen a los consumidores de la falta de idoneidad de los bienes y servicios en función de la información brindada, de las omisiones de información y de la discriminación en el consumo, así como de aquellas que complementen o sustituyan a las anteriores.</w:t>
-      </w:r>
-    </w:p>
+          <w:b/>
+          <w:bCs/>
+          <w:sz w:val="16"/>
+          <w:szCs w:val="16"/>
+        </w:rPr>
+      </w:pPr>
+    </w:p>
+  </w:footnote>
+  <w:footnote w:id="3">
     <w:p>
       <w:pPr>
         <w:pStyle w:val="Textonotapie"/>
@@ -11088,9 +11167,150 @@
           <w:szCs w:val="16"/>
         </w:rPr>
       </w:pPr>
-    </w:p>
-  </w:footnote>
-  <w:footnote w:id="3">
+      <w:r>
+        <w:rPr>
+          <w:rStyle w:val="Refdenotaalpie"/>
+          <w:rFonts w:ascii="Arial Narrow" w:eastAsia="Arial Narrow" w:hAnsi="Arial Narrow" w:cs="Arial Narrow"/>
+          <w:sz w:val="16"/>
+          <w:szCs w:val="16"/>
+          <w:vertAlign w:val="superscript"/>
+        </w:rPr>
+        <w:footnoteRef/>
+      </w:r>
+      <w:r>
+        <w:rPr>
+          <w:rFonts w:ascii="Arial Narrow" w:eastAsia="Arial Narrow" w:hAnsi="Arial Narrow" w:cs="Arial Narrow"/>
+          <w:sz w:val="16"/>
+          <w:szCs w:val="16"/>
+        </w:rPr>
+        <w:tab/>
+        <w:t xml:space="preserve"/>
+      </w:r>
+      <w:r>
+        <w:rPr>
+          <w:rFonts w:ascii="Arial Narrow" w:eastAsia="Arial Narrow" w:hAnsi="Arial Narrow" w:cs="Arial Narrow"/>
+          <w:sz w:val="16"/>
+          <w:szCs w:val="16"/>
+        </w:rPr>
+        <w:tab/>
+      </w:r>
+      <w:r>
+        <w:rPr>
+          <w:rFonts w:ascii="Arial Narrow" w:eastAsia="Arial Narrow" w:hAnsi="Arial Narrow" w:cs="Arial Narrow"/>
+          <w:b/>
+          <w:bCs/>
+          <w:sz w:val="16"/>
+          <w:szCs w:val="16"/>
+        </w:rPr>
+        <w:t xml:space="preserve">LEY 29571, CÓDIGO DE PROTECCIÓN Y DEFENSA DEL CONSUMIDOR, publicado el 2 de setiembre de 2010 y modificado por Decreto Legislativo 1308 </w:t>
+      </w:r>
+    </w:p>
+    <w:p>
+      <w:pPr>
+        <w:pStyle w:val="Textonotapie"/>
+        <w:ind w:left="567" w:right="-1"/>
+        <w:jc w:val="both"/>
+        <w:rPr>
+          <w:rFonts w:ascii="Arial Narrow" w:eastAsia="Arial Narrow" w:hAnsi="Arial Narrow" w:cs="Arial Narrow"/>
+          <w:b/>
+          <w:bCs/>
+          <w:sz w:val="16"/>
+          <w:szCs w:val="16"/>
+        </w:rPr>
+      </w:pPr>
+      <w:r>
+        <w:rPr>
+          <w:rFonts w:ascii="Arial Narrow" w:eastAsia="Arial Narrow" w:hAnsi="Arial Narrow" w:cs="Arial Narrow"/>
+          <w:b/>
+          <w:bCs/>
+          <w:sz w:val="16"/>
+          <w:szCs w:val="16"/>
+        </w:rPr>
+        <w:t xml:space="preserve">Artículo 18.- Idoneidad </w:t>
+      </w:r>
+    </w:p>
+    <w:p>
+      <w:pPr>
+        <w:pStyle w:val="Textonotapie"/>
+        <w:ind w:left="567" w:right="-1"/>
+        <w:jc w:val="both"/>
+        <w:rPr>
+          <w:rFonts w:ascii="Arial Narrow" w:eastAsia="Arial Narrow" w:hAnsi="Arial Narrow" w:cs="Arial Narrow"/>
+          <w:sz w:val="16"/>
+          <w:szCs w:val="16"/>
+        </w:rPr>
+      </w:pPr>
+      <w:r>
+        <w:rPr>
+          <w:rFonts w:ascii="Arial Narrow" w:eastAsia="Arial Narrow" w:hAnsi="Arial Narrow" w:cs="Arial Narrow"/>
+          <w:sz w:val="16"/>
+          <w:szCs w:val="16"/>
+        </w:rPr>
+        <w:t xml:space="preserve">Se entiende por idoneidad la correspondencia entre lo que un consumidor espera y lo que efectivamente recibe, en función a lo que se le hubiera ofrecido, la publicidad e información transmitida, las condiciones y circunstancias de la transacción, las características y naturaleza del producto o servicio, el precio, entre otros factores, atendiendo a las circunstancias del caso. </w:t>
+      </w:r>
+    </w:p>
+    <w:p>
+      <w:pPr>
+        <w:pStyle w:val="Textonotapie"/>
+        <w:ind w:left="567" w:right="-1"/>
+        <w:jc w:val="both"/>
+        <w:rPr>
+          <w:rFonts w:ascii="Arial Narrow" w:eastAsia="Arial Narrow" w:hAnsi="Arial Narrow" w:cs="Arial Narrow"/>
+          <w:sz w:val="16"/>
+          <w:szCs w:val="16"/>
+        </w:rPr>
+      </w:pPr>
+      <w:r>
+        <w:rPr>
+          <w:rFonts w:ascii="Arial Narrow" w:eastAsia="Arial Narrow" w:hAnsi="Arial Narrow" w:cs="Arial Narrow"/>
+          <w:sz w:val="16"/>
+          <w:szCs w:val="16"/>
+        </w:rPr>
+        <w:t xml:space="preserve">La idoneidad es evaluada en función a la propia naturaleza del producto o servicio y a su aptitud para satisfacer la finalidad para la cual ha sido puesto en el mercado. Las autorizaciones por parte de los organismos del Estado para la fabricación de un producto o la prestación de un servicio, en los casos que sea necesario, no eximen de responsabilidad al proveedor frente al consumidor. </w:t>
+      </w:r>
+    </w:p>
+    <w:p>
+      <w:pPr>
+        <w:pStyle w:val="Textonotapie"/>
+        <w:ind w:left="567" w:right="-1"/>
+        <w:jc w:val="both"/>
+        <w:rPr>
+          <w:rFonts w:ascii="Arial Narrow" w:eastAsia="Arial Narrow" w:hAnsi="Arial Narrow" w:cs="Arial Narrow"/>
+          <w:sz w:val="16"/>
+          <w:szCs w:val="16"/>
+        </w:rPr>
+      </w:pPr>
+      <w:r>
+        <w:rPr>
+          <w:rFonts w:ascii="Arial Narrow" w:eastAsia="Arial Narrow" w:hAnsi="Arial Narrow" w:cs="Arial Narrow"/>
+          <w:b/>
+          <w:bCs/>
+          <w:sz w:val="16"/>
+          <w:szCs w:val="16"/>
+        </w:rPr>
+        <w:t xml:space="preserve">Artículo 19.- Obligación de los proveedores </w:t>
+      </w:r>
+    </w:p>
+    <w:p>
+      <w:pPr>
+        <w:pStyle w:val="Textonotapie"/>
+        <w:ind w:left="567" w:right="-1"/>
+        <w:jc w:val="both"/>
+        <w:rPr>
+          <w:rFonts w:ascii="Arial Narrow" w:eastAsia="Arial Narrow" w:hAnsi="Arial Narrow" w:cs="Arial Narrow"/>
+          <w:sz w:val="16"/>
+          <w:szCs w:val="16"/>
+        </w:rPr>
+      </w:pPr>
+      <w:r>
+        <w:rPr>
+          <w:rFonts w:ascii="Arial Narrow" w:eastAsia="Arial Narrow" w:hAnsi="Arial Narrow" w:cs="Arial Narrow"/>
+          <w:sz w:val="16"/>
+          <w:szCs w:val="16"/>
+        </w:rPr>
+        <w:t>El proveedor responde por la idoneidad y calidad de los productos y servicios ofrecidos; por la autenticidad de las marcas y leyendas que exhiben sus productos o del signo que respalda al prestador del servicio, por la falta de conformidad entre la publicidad comercial de los productos y servicios y estos, así como por el contenido y la vida útil del producto indicado en el envase, en lo que corresponda.</w:t>
+      </w:r>
+    </w:p>
     <w:p>
       <w:pPr>
         <w:pStyle w:val="Textonotapie"/>
@@ -11107,161 +11327,9 @@
           <w:szCs w:val="16"/>
         </w:rPr>
       </w:pPr>
-      <w:r>
-        <w:rPr>
-          <w:rStyle w:val="Refdenotaalpie"/>
-          <w:rFonts w:ascii="Arial Narrow" w:eastAsia="Arial Narrow" w:hAnsi="Arial Narrow" w:cs="Arial Narrow"/>
-          <w:sz w:val="16"/>
-          <w:szCs w:val="16"/>
-          <w:vertAlign w:val="superscript"/>
-        </w:rPr>
-        <w:footnoteRef/>
-      </w:r>
-      <w:r>
-        <w:rPr>
-          <w:rFonts w:ascii="Arial Narrow" w:eastAsia="Arial Narrow" w:hAnsi="Arial Narrow" w:cs="Arial Narrow"/>
-          <w:sz w:val="16"/>
-          <w:szCs w:val="16"/>
-        </w:rPr>
-        <w:t xml:space="preserve"> </w:t>
-      </w:r>
-      <w:r>
-        <w:rPr>
-          <w:rFonts w:ascii="Arial Narrow" w:eastAsia="Arial Narrow" w:hAnsi="Arial Narrow" w:cs="Arial Narrow"/>
-          <w:sz w:val="16"/>
-          <w:szCs w:val="16"/>
-        </w:rPr>
-        <w:tab/>
-      </w:r>
-      <w:r>
-        <w:rPr>
-          <w:rFonts w:ascii="Arial Narrow" w:eastAsia="Arial Narrow" w:hAnsi="Arial Narrow" w:cs="Arial Narrow"/>
-          <w:b/>
-          <w:bCs/>
-          <w:sz w:val="16"/>
-          <w:szCs w:val="16"/>
-        </w:rPr>
-        <w:t xml:space="preserve">LEY 29571, CÓDIGO DE PROTECCIÓN Y DEFENSA DEL CONSUMIDOR, publicado el 2 de setiembre de 2010 y modificado por Decreto Legislativo 1308 </w:t>
-      </w:r>
-    </w:p>
-    <w:p>
-      <w:pPr>
-        <w:pStyle w:val="Textonotapie"/>
-        <w:ind w:left="567" w:right="-1"/>
-        <w:jc w:val="both"/>
-        <w:rPr>
-          <w:rFonts w:ascii="Arial Narrow" w:eastAsia="Arial Narrow" w:hAnsi="Arial Narrow" w:cs="Arial Narrow"/>
-          <w:b/>
-          <w:bCs/>
-          <w:sz w:val="16"/>
-          <w:szCs w:val="16"/>
-        </w:rPr>
-      </w:pPr>
-      <w:r>
-        <w:rPr>
-          <w:rFonts w:ascii="Arial Narrow" w:eastAsia="Arial Narrow" w:hAnsi="Arial Narrow" w:cs="Arial Narrow"/>
-          <w:b/>
-          <w:bCs/>
-          <w:sz w:val="16"/>
-          <w:szCs w:val="16"/>
-        </w:rPr>
-        <w:t xml:space="preserve">Artículo 18.- Idoneidad </w:t>
-      </w:r>
-    </w:p>
-    <w:p>
-      <w:pPr>
-        <w:pStyle w:val="Textonotapie"/>
-        <w:ind w:left="567" w:right="-1"/>
-        <w:jc w:val="both"/>
-        <w:rPr>
-          <w:rFonts w:ascii="Arial Narrow" w:eastAsia="Arial Narrow" w:hAnsi="Arial Narrow" w:cs="Arial Narrow"/>
-          <w:sz w:val="16"/>
-          <w:szCs w:val="16"/>
-        </w:rPr>
-      </w:pPr>
-      <w:r>
-        <w:rPr>
-          <w:rFonts w:ascii="Arial Narrow" w:eastAsia="Arial Narrow" w:hAnsi="Arial Narrow" w:cs="Arial Narrow"/>
-          <w:sz w:val="16"/>
-          <w:szCs w:val="16"/>
-        </w:rPr>
-        <w:t xml:space="preserve">Se entiende por idoneidad la correspondencia entre lo que un consumidor espera y lo que efectivamente recibe, en función a lo que se le hubiera ofrecido, la publicidad e información transmitida, las condiciones y circunstancias de la transacción, las características y naturaleza del producto o servicio, el precio, entre otros factores, atendiendo a las circunstancias del caso. </w:t>
-      </w:r>
-    </w:p>
-    <w:p>
-      <w:pPr>
-        <w:pStyle w:val="Textonotapie"/>
-        <w:ind w:left="567" w:right="-1"/>
-        <w:jc w:val="both"/>
-        <w:rPr>
-          <w:rFonts w:ascii="Arial Narrow" w:eastAsia="Arial Narrow" w:hAnsi="Arial Narrow" w:cs="Arial Narrow"/>
-          <w:sz w:val="16"/>
-          <w:szCs w:val="16"/>
-        </w:rPr>
-      </w:pPr>
-      <w:r>
-        <w:rPr>
-          <w:rFonts w:ascii="Arial Narrow" w:eastAsia="Arial Narrow" w:hAnsi="Arial Narrow" w:cs="Arial Narrow"/>
-          <w:sz w:val="16"/>
-          <w:szCs w:val="16"/>
-        </w:rPr>
-        <w:t xml:space="preserve">La idoneidad es evaluada en función a la propia naturaleza del producto o servicio y a su aptitud para satisfacer la finalidad para la cual ha sido puesto en el mercado. Las autorizaciones por parte de los organismos del Estado para la fabricación de un producto o la prestación de un servicio, en los casos que sea necesario, no eximen de responsabilidad al proveedor frente al consumidor. </w:t>
-      </w:r>
-    </w:p>
-    <w:p>
-      <w:pPr>
-        <w:pStyle w:val="Textonotapie"/>
-        <w:ind w:left="567" w:right="-1"/>
-        <w:jc w:val="both"/>
-        <w:rPr>
-          <w:rFonts w:ascii="Arial Narrow" w:eastAsia="Arial Narrow" w:hAnsi="Arial Narrow" w:cs="Arial Narrow"/>
-          <w:sz w:val="16"/>
-          <w:szCs w:val="16"/>
-        </w:rPr>
-      </w:pPr>
-    </w:p>
-    <w:p>
-      <w:pPr>
-        <w:pStyle w:val="Textonotapie"/>
-        <w:ind w:left="567" w:right="-1"/>
-        <w:jc w:val="both"/>
-        <w:rPr>
-          <w:rFonts w:ascii="Arial Narrow" w:eastAsia="Arial Narrow" w:hAnsi="Arial Narrow" w:cs="Arial Narrow"/>
-          <w:sz w:val="16"/>
-          <w:szCs w:val="16"/>
-        </w:rPr>
-      </w:pPr>
-      <w:r>
-        <w:rPr>
-          <w:rFonts w:ascii="Arial Narrow" w:eastAsia="Arial Narrow" w:hAnsi="Arial Narrow" w:cs="Arial Narrow"/>
-          <w:b/>
-          <w:bCs/>
-          <w:sz w:val="16"/>
-          <w:szCs w:val="16"/>
-        </w:rPr>
-        <w:t xml:space="preserve">Artículo 19.- Obligación de los proveedores </w:t>
-      </w:r>
-    </w:p>
-    <w:p>
-      <w:pPr>
-        <w:pStyle w:val="Textonotapie"/>
-        <w:ind w:left="567" w:right="-1"/>
-        <w:jc w:val="both"/>
-        <w:rPr>
-          <w:rFonts w:ascii="Arial Narrow" w:eastAsia="Arial Narrow" w:hAnsi="Arial Narrow" w:cs="Arial Narrow"/>
-          <w:sz w:val="16"/>
-          <w:szCs w:val="16"/>
-        </w:rPr>
-      </w:pPr>
-      <w:r>
-        <w:rPr>
-          <w:rFonts w:ascii="Arial Narrow" w:eastAsia="Arial Narrow" w:hAnsi="Arial Narrow" w:cs="Arial Narrow"/>
-          <w:sz w:val="16"/>
-          <w:szCs w:val="16"/>
-        </w:rPr>
-        <w:t>El proveedor responde por la idoneidad y calidad de los productos y servicios ofrecidos; por la autenticidad de las marcas y leyendas que exhiben sus productos o del signo que respalda al prestador del servicio, por la falta de conformidad entre la publicidad comercial de los productos y servicios y estos, así como por el contenido y la vida útil del producto indicado en el envase, en lo que corresponda.</w:t>
-      </w:r>
-    </w:p>
+    </w:p>
+  </w:footnote>
+  <w:footnote w:id="4">
     <w:p>
       <w:pPr>
         <w:pStyle w:val="Textonotapie"/>
@@ -11272,15 +11340,74 @@
         <w:jc w:val="both"/>
         <w:rPr>
           <w:rFonts w:ascii="Arial Narrow" w:eastAsia="Arial Narrow" w:hAnsi="Arial Narrow" w:cs="Arial Narrow"/>
+          <w:sz w:val="16"/>
+          <w:szCs w:val="16"/>
+        </w:rPr>
+      </w:pPr>
+      <w:r>
+        <w:rPr>
+          <w:rStyle w:val="Refdenotaalpie"/>
+          <w:rFonts w:ascii="Arial Narrow" w:eastAsia="Arial Narrow" w:hAnsi="Arial Narrow" w:cs="Arial Narrow"/>
+          <w:sz w:val="16"/>
+          <w:szCs w:val="16"/>
+          <w:vertAlign w:val="superscript"/>
+        </w:rPr>
+        <w:footnoteRef/>
+      </w:r>
+      <w:r>
+        <w:rPr>
+          <w:rFonts w:ascii="Arial Narrow" w:eastAsia="Arial Narrow" w:hAnsi="Arial Narrow" w:cs="Arial Narrow"/>
+          <w:sz w:val="16"/>
+          <w:szCs w:val="16"/>
+        </w:rPr>
+        <w:tab/>
+        <w:t xml:space="preserve"/>
+      </w:r>
+      <w:r>
+        <w:rPr>
+          <w:rFonts w:ascii="Arial Narrow" w:eastAsia="Arial Narrow" w:hAnsi="Arial Narrow" w:cs="Arial Narrow"/>
+          <w:sz w:val="16"/>
+          <w:szCs w:val="16"/>
+        </w:rPr>
+        <w:tab/>
+      </w:r>
+      <w:r>
+        <w:rPr>
+          <w:rFonts w:ascii="Arial Narrow" w:eastAsia="Arial Narrow" w:hAnsi="Arial Narrow" w:cs="Arial Narrow"/>
           <w:b/>
           <w:bCs/>
           <w:sz w:val="16"/>
           <w:szCs w:val="16"/>
         </w:rPr>
-      </w:pPr>
-    </w:p>
-  </w:footnote>
-  <w:footnote w:id="4">
+        <w:t>LEY SOBRE FACULTADES, NORMAS Y ORGANIZACIÓN DEL INDECOPI, APROBADA POR DECRETO LEGISLATIVO 807 Artículo 24.-</w:t>
+      </w:r>
+      <w:r>
+        <w:rPr>
+          <w:rFonts w:ascii="Arial Narrow" w:eastAsia="Arial Narrow" w:hAnsi="Arial Narrow" w:cs="Arial Narrow"/>
+          <w:sz w:val="16"/>
+          <w:szCs w:val="16"/>
+        </w:rPr>
+        <w:t xml:space="preserve"> El </w:t>
+      </w:r>
+      <w:proofErr w:type="gramStart"/>
+      <w:r>
+        <w:rPr>
+          <w:rFonts w:ascii="Arial Narrow" w:eastAsia="Arial Narrow" w:hAnsi="Arial Narrow" w:cs="Arial Narrow"/>
+          <w:sz w:val="16"/>
+          <w:szCs w:val="16"/>
+        </w:rPr>
+        <w:t>Secretario Técnico</w:t>
+      </w:r>
+      <w:proofErr w:type="gramEnd"/>
+      <w:r>
+        <w:rPr>
+          <w:rFonts w:ascii="Arial Narrow" w:eastAsia="Arial Narrow" w:hAnsi="Arial Narrow" w:cs="Arial Narrow"/>
+          <w:sz w:val="16"/>
+          <w:szCs w:val="16"/>
+        </w:rPr>
+        <w:t xml:space="preserve"> se encargará de la tramitación del procedimiento. Para ello, cuenta con las siguientes facultades:</w:t>
+      </w:r>
+    </w:p>
     <w:p>
       <w:pPr>
         <w:pStyle w:val="Textonotapie"/>
@@ -11297,65 +11424,12 @@
       </w:pPr>
       <w:r>
         <w:rPr>
-          <w:rStyle w:val="Refdenotaalpie"/>
-          <w:rFonts w:ascii="Arial Narrow" w:eastAsia="Arial Narrow" w:hAnsi="Arial Narrow" w:cs="Arial Narrow"/>
-          <w:sz w:val="16"/>
-          <w:szCs w:val="16"/>
-          <w:vertAlign w:val="superscript"/>
-        </w:rPr>
-        <w:footnoteRef/>
-      </w:r>
-      <w:r>
-        <w:rPr>
-          <w:rFonts w:ascii="Arial Narrow" w:eastAsia="Arial Narrow" w:hAnsi="Arial Narrow" w:cs="Arial Narrow"/>
-          <w:sz w:val="16"/>
-          <w:szCs w:val="16"/>
-        </w:rPr>
-        <w:t xml:space="preserve"> </w:t>
-      </w:r>
-      <w:r>
-        <w:rPr>
           <w:rFonts w:ascii="Arial Narrow" w:eastAsia="Arial Narrow" w:hAnsi="Arial Narrow" w:cs="Arial Narrow"/>
           <w:sz w:val="16"/>
           <w:szCs w:val="16"/>
         </w:rPr>
         <w:tab/>
-      </w:r>
-      <w:r>
-        <w:rPr>
-          <w:rFonts w:ascii="Arial Narrow" w:eastAsia="Arial Narrow" w:hAnsi="Arial Narrow" w:cs="Arial Narrow"/>
-          <w:b/>
-          <w:bCs/>
-          <w:sz w:val="16"/>
-          <w:szCs w:val="16"/>
-        </w:rPr>
-        <w:t>LEY SOBRE FACULTADES, NORMAS Y ORGANIZACIÓN DEL INDECOPI, APROBADA POR DECRETO LEGISLATIVO 807 Artículo 24.-</w:t>
-      </w:r>
-      <w:r>
-        <w:rPr>
-          <w:rFonts w:ascii="Arial Narrow" w:eastAsia="Arial Narrow" w:hAnsi="Arial Narrow" w:cs="Arial Narrow"/>
-          <w:sz w:val="16"/>
-          <w:szCs w:val="16"/>
-        </w:rPr>
-        <w:t xml:space="preserve"> El </w:t>
-      </w:r>
-      <w:proofErr w:type="gramStart"/>
-      <w:r>
-        <w:rPr>
-          <w:rFonts w:ascii="Arial Narrow" w:eastAsia="Arial Narrow" w:hAnsi="Arial Narrow" w:cs="Arial Narrow"/>
-          <w:sz w:val="16"/>
-          <w:szCs w:val="16"/>
-        </w:rPr>
-        <w:t>Secretario Técnico</w:t>
-      </w:r>
-      <w:proofErr w:type="gramEnd"/>
-      <w:r>
-        <w:rPr>
-          <w:rFonts w:ascii="Arial Narrow" w:eastAsia="Arial Narrow" w:hAnsi="Arial Narrow" w:cs="Arial Narrow"/>
-          <w:sz w:val="16"/>
-          <w:szCs w:val="16"/>
-        </w:rPr>
-        <w:t xml:space="preserve"> se encargará de la tramitación del procedimiento. Para ello, cuenta con las siguientes facultades:</w:t>
+        <w:t xml:space="preserve">(...) </w:t>
       </w:r>
     </w:p>
     <w:p>
@@ -11379,7 +11453,7 @@
           <w:szCs w:val="16"/>
         </w:rPr>
         <w:tab/>
-        <w:t xml:space="preserve">(...) </w:t>
+        <w:t xml:space="preserve">c) Admitir denuncias a trámite, en aquellos casos en que la Comisión le haya delegado esta facultad. </w:t>
       </w:r>
     </w:p>
     <w:p>
@@ -11403,7 +11477,7 @@
           <w:szCs w:val="16"/>
         </w:rPr>
         <w:tab/>
-        <w:t xml:space="preserve">c) Admitir denuncias a trámite, en aquellos casos en que la Comisión le haya delegado esta facultad. </w:t>
+        <w:t>(...).</w:t>
       </w:r>
     </w:p>
     <w:p>
@@ -11420,59 +11494,90 @@
           <w:szCs w:val="16"/>
         </w:rPr>
       </w:pPr>
-      <w:r>
-        <w:rPr>
-          <w:rFonts w:ascii="Arial Narrow" w:eastAsia="Arial Narrow" w:hAnsi="Arial Narrow" w:cs="Arial Narrow"/>
-          <w:sz w:val="16"/>
-          <w:szCs w:val="16"/>
-        </w:rPr>
-        <w:tab/>
-        <w:t>(...).</w:t>
-      </w:r>
-    </w:p>
+    </w:p>
+  </w:footnote>
+  <w:footnote w:id="5">
     <w:p>
       <w:pPr>
         <w:pStyle w:val="Textonotapie"/>
         <w:tabs>
           <w:tab w:val="left" w:pos="567"/>
         </w:tabs>
-        <w:ind w:left="567" w:right="-1" w:hanging="567"/>
-        <w:jc w:val="both"/>
-        <w:rPr>
-          <w:rFonts w:ascii="Arial Narrow" w:eastAsia="Arial Narrow" w:hAnsi="Arial Narrow" w:cs="Arial Narrow"/>
-          <w:sz w:val="16"/>
-          <w:szCs w:val="16"/>
-        </w:rPr>
-      </w:pPr>
-      <w:r>
-        <w:rPr>
-          <w:rFonts w:ascii="Arial Narrow" w:eastAsia="Arial Narrow" w:hAnsi="Arial Narrow" w:cs="Arial Narrow"/>
-          <w:sz w:val="16"/>
-          <w:szCs w:val="16"/>
-        </w:rPr>
-        <w:t xml:space="preserve">. </w:t>
-      </w:r>
-    </w:p>
+        <w:ind w:left="567" w:hanging="567"/>
+        <w:jc w:val="both"/>
+        <w:rPr>
+          <w:rFonts w:ascii="Arial Narrow" w:eastAsia="Arial Narrow" w:hAnsi="Arial Narrow" w:cs="Arial Narrow"/>
+          <w:sz w:val="16"/>
+          <w:szCs w:val="16"/>
+        </w:rPr>
+      </w:pPr>
+      <w:r>
+        <w:rPr>
+          <w:rStyle w:val="Refdenotaalpie"/>
+          <w:rFonts w:ascii="Arial Narrow" w:eastAsia="Arial Narrow" w:hAnsi="Arial Narrow" w:cs="Arial Narrow"/>
+          <w:sz w:val="16"/>
+          <w:szCs w:val="16"/>
+          <w:vertAlign w:val="superscript"/>
+        </w:rPr>
+        <w:footnoteRef/>
+      </w:r>
+      <w:r>
+        <w:rPr>
+          <w:rFonts w:ascii="Arial Narrow" w:eastAsia="Arial Narrow" w:hAnsi="Arial Narrow" w:cs="Arial Narrow"/>
+          <w:sz w:val="16"/>
+          <w:szCs w:val="16"/>
+        </w:rPr>
+        <w:tab/>
+        <w:t xml:space="preserve"/>
+      </w:r>
+      <w:r>
+        <w:rPr>
+          <w:rFonts w:ascii="Arial Narrow" w:eastAsia="Arial Narrow" w:hAnsi="Arial Narrow" w:cs="Arial Narrow"/>
+          <w:sz w:val="16"/>
+          <w:szCs w:val="16"/>
+        </w:rPr>
+        <w:tab/>
+        <w:t xml:space="preserve">El número de trabajadores se atenderá siempre que la empresa haya sido constituida antes de la vigencia de la Ley 30056, publicada el 2 de julio de 2013, que modificó el artículo 5 del Texto Único Ordenado de la Ley de Promoción de la Competitividad, Formalización y Desarrollo de la Micro y Pequeña Empresa y de Acceso al Empleo Decente (LEY MYPE). Ello, en la medida que la Tercera Disposición Complementaria Transitoria de la norma modificatoria precisa que las empresas constituidas antes de la </w:t>
+      </w:r>
+      <w:proofErr w:type="gramStart"/>
+      <w:r>
+        <w:rPr>
+          <w:rFonts w:ascii="Arial Narrow" w:eastAsia="Arial Narrow" w:hAnsi="Arial Narrow" w:cs="Arial Narrow"/>
+          <w:sz w:val="16"/>
+          <w:szCs w:val="16"/>
+        </w:rPr>
+        <w:t>entrada en vigencia</w:t>
+      </w:r>
+      <w:proofErr w:type="gramEnd"/>
+      <w:r>
+        <w:rPr>
+          <w:rFonts w:ascii="Arial Narrow" w:eastAsia="Arial Narrow" w:hAnsi="Arial Narrow" w:cs="Arial Narrow"/>
+          <w:sz w:val="16"/>
+          <w:szCs w:val="16"/>
+        </w:rPr>
+        <w:t xml:space="preserve"> de dicha Ley se rigen por los requisitos de acogimiento al régimen de las micro y pequeñas empresas regulados en el Decreto Legislativo 1086.</w:t>
+      </w:r>
+    </w:p>
+    <w:p>
+      <w:pPr>
+        <w:pStyle w:val="Textonotapie"/>
+        <w:ind w:left="567" w:hanging="567"/>
+        <w:jc w:val="both"/>
+        <w:rPr>
+          <w:rFonts w:ascii="Arial Narrow" w:eastAsia="Arial Narrow" w:hAnsi="Arial Narrow" w:cs="Arial Narrow"/>
+          <w:sz w:val="16"/>
+          <w:szCs w:val="16"/>
+        </w:rPr>
+      </w:pPr>
+    </w:p>
+  </w:footnote>
+  <w:footnote w:id="6">
     <w:p>
       <w:pPr>
         <w:pStyle w:val="Textonotapie"/>
         <w:tabs>
           <w:tab w:val="left" w:pos="567"/>
         </w:tabs>
-        <w:ind w:left="567" w:right="-1" w:hanging="567"/>
-        <w:jc w:val="both"/>
-        <w:rPr>
-          <w:rFonts w:ascii="Arial Narrow" w:eastAsia="Arial Narrow" w:hAnsi="Arial Narrow" w:cs="Arial Narrow"/>
-          <w:sz w:val="16"/>
-          <w:szCs w:val="16"/>
-        </w:rPr>
-      </w:pPr>
-    </w:p>
-  </w:footnote>
-  <w:footnote w:id="5">
-    <w:p>
-      <w:pPr>
-        <w:pStyle w:val="Textonotapie"/>
         <w:ind w:left="567" w:hanging="567"/>
         <w:jc w:val="both"/>
         <w:rPr>
@@ -11497,78 +11602,8 @@
           <w:sz w:val="16"/>
           <w:szCs w:val="16"/>
         </w:rPr>
-        <w:t xml:space="preserve"> </w:t>
-      </w:r>
-      <w:r>
-        <w:rPr>
-          <w:rFonts w:ascii="Arial Narrow" w:eastAsia="Arial Narrow" w:hAnsi="Arial Narrow" w:cs="Arial Narrow"/>
-          <w:sz w:val="16"/>
-          <w:szCs w:val="16"/>
-        </w:rPr>
         <w:tab/>
-        <w:t xml:space="preserve">El número de trabajadores se atenderá siempre que la empresa haya sido constituida antes de la vigencia de la Ley 30056, publicada el 2 de julio de 2013, que modificó el artículo 5 del Texto Único Ordenado de la Ley de Promoción de la Competitividad, Formalización y Desarrollo de la Micro y Pequeña Empresa y de Acceso al Empleo Decente (LEY MYPE). Ello, en la medida que la Tercera Disposición Complementaria Transitoria de la norma modificatoria precisa que las empresas constituidas antes de la </w:t>
-      </w:r>
-      <w:proofErr w:type="gramStart"/>
-      <w:r>
-        <w:rPr>
-          <w:rFonts w:ascii="Arial Narrow" w:eastAsia="Arial Narrow" w:hAnsi="Arial Narrow" w:cs="Arial Narrow"/>
-          <w:sz w:val="16"/>
-          <w:szCs w:val="16"/>
-        </w:rPr>
-        <w:t>entrada en vigencia</w:t>
-      </w:r>
-      <w:proofErr w:type="gramEnd"/>
-      <w:r>
-        <w:rPr>
-          <w:rFonts w:ascii="Arial Narrow" w:eastAsia="Arial Narrow" w:hAnsi="Arial Narrow" w:cs="Arial Narrow"/>
-          <w:sz w:val="16"/>
-          <w:szCs w:val="16"/>
-        </w:rPr>
-        <w:t xml:space="preserve"> de dicha Ley se rigen por los requisitos de acogimiento al régimen de las micro y pequeñas empresas regulados en el Decreto Legislativo 1086.</w:t>
-      </w:r>
-    </w:p>
-    <w:p>
-      <w:pPr>
-        <w:pStyle w:val="Textonotapie"/>
-        <w:ind w:left="567" w:hanging="567"/>
-        <w:jc w:val="both"/>
-        <w:rPr>
-          <w:rFonts w:ascii="Arial Narrow" w:eastAsia="Arial Narrow" w:hAnsi="Arial Narrow" w:cs="Arial Narrow"/>
-          <w:sz w:val="16"/>
-          <w:szCs w:val="16"/>
-        </w:rPr>
-      </w:pPr>
-    </w:p>
-  </w:footnote>
-  <w:footnote w:id="6">
-    <w:p>
-      <w:pPr>
-        <w:pStyle w:val="Textonotapie"/>
-        <w:ind w:left="567" w:hanging="567"/>
-        <w:jc w:val="both"/>
-        <w:rPr>
-          <w:rFonts w:ascii="Arial Narrow" w:eastAsia="Arial Narrow" w:hAnsi="Arial Narrow" w:cs="Arial Narrow"/>
-          <w:sz w:val="16"/>
-          <w:szCs w:val="16"/>
-        </w:rPr>
-      </w:pPr>
-      <w:r>
-        <w:rPr>
-          <w:rStyle w:val="Refdenotaalpie"/>
-          <w:rFonts w:ascii="Arial Narrow" w:eastAsia="Arial Narrow" w:hAnsi="Arial Narrow" w:cs="Arial Narrow"/>
-          <w:sz w:val="16"/>
-          <w:szCs w:val="16"/>
-          <w:vertAlign w:val="superscript"/>
-        </w:rPr>
-        <w:footnoteRef/>
-      </w:r>
-      <w:r>
-        <w:rPr>
-          <w:rFonts w:ascii="Arial Narrow" w:eastAsia="Arial Narrow" w:hAnsi="Arial Narrow" w:cs="Arial Narrow"/>
-          <w:sz w:val="16"/>
-          <w:szCs w:val="16"/>
-        </w:rPr>
-        <w:t xml:space="preserve"> </w:t>
+        <w:t xml:space="preserve"/>
       </w:r>
       <w:r>
         <w:rPr>
@@ -11745,7 +11780,50 @@
       </w:pPr>
     </w:p>
   </w:footnote>
-  <w:footnote w:id="12">
+  <w:footnote w:id="7">
+    <w:p>
+      <w:pPr>
+        <w:pStyle w:val="Textonotapie"/>
+        <w:tabs>
+          <w:tab w:val="left" w:pos="567"/>
+        </w:tabs>
+        <w:ind w:left="567" w:hanging="567"/>
+        <w:jc w:val="both"/>
+        <w:rPr>
+          <w:rFonts w:ascii="Arial Narrow" w:eastAsia="Arial Narrow" w:hAnsi="Arial Narrow" w:cs="Arial Narrow"/>
+          <w:sz w:val="16"/>
+          <w:szCs w:val="16"/>
+        </w:rPr>
+      </w:pPr>
+      <w:r>
+        <w:rPr>
+          <w:rStyle w:val="Refdenotaalpie"/>
+          <w:rFonts w:ascii="Arial Narrow" w:eastAsia="Arial Narrow" w:hAnsi="Arial Narrow" w:cs="Arial Narrow"/>
+          <w:sz w:val="16"/>
+          <w:szCs w:val="16"/>
+          <w:vertAlign w:val="superscript"/>
+        </w:rPr>
+        <w:footnoteRef/>
+      </w:r>
+      <w:r>
+        <w:rPr>
+          <w:rFonts w:ascii="Arial Narrow" w:eastAsia="Arial Narrow" w:hAnsi="Arial Narrow" w:cs="Arial Narrow"/>
+          <w:sz w:val="16"/>
+          <w:szCs w:val="16"/>
+        </w:rPr>
+        <w:tab/>
+      </w:r>
+      <w:r>
+        <w:rPr>
+          <w:rFonts w:ascii="Arial Narrow" w:eastAsia="Arial Narrow" w:hAnsi="Arial Narrow" w:cs="Arial Narrow"/>
+          <w:b/>
+          <w:bCs/>
+          <w:sz w:val="16"/>
+          <w:szCs w:val="16"/>
+        </w:rPr>
+        <w:t xml:space="preserve">DECRETO LEGISLATIVO 807, LEY SOBRE FACULTADES, NORMAS Y ORGANIZACIÓN DEL INDECOPI, publicado el 18 de abril de 1996</w:t>
+      </w:r>
+    </w:p>
     <w:p>
       <w:pPr>
         <w:pStyle w:val="Textonotapie"/>
@@ -11759,16 +11837,6 @@
       </w:pPr>
       <w:r>
         <w:rPr>
-          <w:rStyle w:val="Refdenotaalpie"/>
-          <w:rFonts w:ascii="Arial Narrow" w:eastAsia="Arial Narrow" w:hAnsi="Arial Narrow" w:cs="Arial Narrow"/>
-          <w:sz w:val="16"/>
-          <w:szCs w:val="16"/>
-          <w:vertAlign w:val="superscript"/>
-        </w:rPr>
-        <w:footnoteRef/>
-      </w:r>
-      <w:r>
-        <w:rPr>
           <w:rFonts w:ascii="Arial Narrow" w:eastAsia="Arial Narrow" w:hAnsi="Arial Narrow" w:cs="Arial Narrow"/>
           <w:sz w:val="16"/>
           <w:szCs w:val="16"/>
@@ -11783,7 +11851,15 @@
           <w:sz w:val="16"/>
           <w:szCs w:val="16"/>
         </w:rPr>
-        <w:t xml:space="preserve">DECRETO LEGISLATIVO 807, LEY SOBRE FACULTADES, NORMAS Y ORGANIZACIÓN DEL INDECOPI, publicado el 18 de abril de 1996</w:t>
+        <w:t xml:space="preserve">Artículo 26.-</w:t>
+      </w:r>
+      <w:r>
+        <w:rPr>
+          <w:rFonts w:ascii="Arial Narrow" w:eastAsia="Arial Narrow" w:hAnsi="Arial Narrow" w:cs="Arial Narrow"/>
+          <w:sz w:val="16"/>
+          <w:szCs w:val="16"/>
+        </w:rPr>
+        <w:t xml:space="preserve"> Una vez admitida a trámite la denuncia, se correrá traslado de la misma al denunciado, a fin de que éste presente su descargo. El plazo para la presentación del descargo será de cinco (5) días contados desde la notificación, vencido el cual, el Secretario Técnico declarará en rebeldía al denunciado que no lo hubiera presentado.</w:t>
       </w:r>
     </w:p>
     <w:p>
@@ -11797,6 +11873,33 @@
           <w:szCs w:val="16"/>
         </w:rPr>
       </w:pPr>
+    </w:p>
+  </w:footnote>
+  <w:footnote w:id="8">
+    <w:p>
+      <w:pPr>
+        <w:pStyle w:val="Textonotapie"/>
+        <w:tabs>
+          <w:tab w:val="left" w:pos="567"/>
+        </w:tabs>
+        <w:ind w:left="567" w:hanging="567"/>
+        <w:jc w:val="both"/>
+        <w:rPr>
+          <w:rFonts w:ascii="Arial Narrow" w:eastAsia="Arial Narrow" w:hAnsi="Arial Narrow" w:cs="Arial Narrow"/>
+          <w:sz w:val="16"/>
+          <w:szCs w:val="16"/>
+        </w:rPr>
+      </w:pPr>
+      <w:r>
+        <w:rPr>
+          <w:rStyle w:val="Refdenotaalpie"/>
+          <w:rFonts w:ascii="Arial Narrow" w:eastAsia="Arial Narrow" w:hAnsi="Arial Narrow" w:cs="Arial Narrow"/>
+          <w:sz w:val="16"/>
+          <w:szCs w:val="16"/>
+          <w:vertAlign w:val="superscript"/>
+        </w:rPr>
+        <w:footnoteRef/>
+      </w:r>
       <w:r>
         <w:rPr>
           <w:rFonts w:ascii="Arial Narrow" w:eastAsia="Arial Narrow" w:hAnsi="Arial Narrow" w:cs="Arial Narrow"/>
@@ -11813,15 +11916,7 @@
           <w:sz w:val="16"/>
           <w:szCs w:val="16"/>
         </w:rPr>
-        <w:t xml:space="preserve">Artículo 26.-</w:t>
-      </w:r>
-      <w:r>
-        <w:rPr>
-          <w:rFonts w:ascii="Arial Narrow" w:eastAsia="Arial Narrow" w:hAnsi="Arial Narrow" w:cs="Arial Narrow"/>
-          <w:sz w:val="16"/>
-          <w:szCs w:val="16"/>
-        </w:rPr>
-        <w:t xml:space="preserve"> Una vez admitida a trámite la denuncia, se correrá traslado de la misma al denunciado, a fin de que éste presente su descargo. El plazo para la presentación del descargo será de cinco (5) días contados desde la notificación, vencido el cual, el Secretario Técnico declarará en rebeldía al denunciado que no lo hubiera presentado.</w:t>
+        <w:t xml:space="preserve">DECRETO SUPREMO 006-2026-JUS, TEXTO ÚNICO ORDENADO DE LA LEY 27444, LEY DEL PROCEDIMIENTO ADMINISTRATIVO GENERAL, publicado el 30 de abril de 2026</w:t>
       </w:r>
     </w:p>
     <w:p>
@@ -11835,9 +11930,25 @@
           <w:szCs w:val="16"/>
         </w:rPr>
       </w:pPr>
-    </w:p>
-  </w:footnote>
-  <w:footnote w:id="13">
+      <w:r>
+        <w:rPr>
+          <w:rFonts w:ascii="Arial Narrow" w:eastAsia="Arial Narrow" w:hAnsi="Arial Narrow" w:cs="Arial Narrow"/>
+          <w:sz w:val="16"/>
+          <w:szCs w:val="16"/>
+        </w:rPr>
+        <w:tab/>
+      </w:r>
+      <w:r>
+        <w:rPr>
+          <w:rFonts w:ascii="Arial Narrow" w:eastAsia="Arial Narrow" w:hAnsi="Arial Narrow" w:cs="Arial Narrow"/>
+          <w:b/>
+          <w:bCs/>
+          <w:sz w:val="16"/>
+          <w:szCs w:val="16"/>
+        </w:rPr>
+        <w:t xml:space="preserve">Artículo 223.- Contestación de la reclamación</w:t>
+      </w:r>
+    </w:p>
     <w:p>
       <w:pPr>
         <w:pStyle w:val="Textonotapie"/>
@@ -11851,16 +11962,6 @@
       </w:pPr>
       <w:r>
         <w:rPr>
-          <w:rStyle w:val="Refdenotaalpie"/>
-          <w:rFonts w:ascii="Arial Narrow" w:eastAsia="Arial Narrow" w:hAnsi="Arial Narrow" w:cs="Arial Narrow"/>
-          <w:sz w:val="16"/>
-          <w:szCs w:val="16"/>
-          <w:vertAlign w:val="superscript"/>
-        </w:rPr>
-        <w:footnoteRef/>
-      </w:r>
-      <w:r>
-        <w:rPr>
           <w:rFonts w:ascii="Arial Narrow" w:eastAsia="Arial Narrow" w:hAnsi="Arial Narrow" w:cs="Arial Narrow"/>
           <w:sz w:val="16"/>
           <w:szCs w:val="16"/>
@@ -11870,12 +11971,10 @@
       <w:r>
         <w:rPr>
           <w:rFonts w:ascii="Arial Narrow" w:eastAsia="Arial Narrow" w:hAnsi="Arial Narrow" w:cs="Arial Narrow"/>
-          <w:b/>
-          <w:bCs/>
-          <w:sz w:val="16"/>
-          <w:szCs w:val="16"/>
-        </w:rPr>
-        <w:t xml:space="preserve">DECRETO SUPREMO 006-2026-JUS, TEXTO ÚNICO ORDENADO DE LA LEY 27444, LEY DEL PROCEDIMIENTO ADMINISTRATIVO GENERAL, publicado el 30 de abril de 2026</w:t>
+          <w:sz w:val="16"/>
+          <w:szCs w:val="16"/>
+        </w:rPr>
+        <w:t xml:space="preserve">223.1 El reclamado deberá presentar la contestación de la reclamación dentro de los quince (15) días posteriores a la notificación de ésta; vencido este plazo, la Administración declarará en rebeldía al reclamado que no la hubiera presentado. La contestación deberá contener los requisitos de los escritos previstos en el artículo 113 de la presente Ley, así como la absolución de todos los asuntos controvertidos de hecho y de derecho, Las alegaciones y los hechos relevantes de la reclamación, salvo que hayan sido específicamente negadas en la contestación, se tendrán por aceptadas o merituadas como ciertas.</w:t>
       </w:r>
     </w:p>
     <w:p>
@@ -11889,69 +11988,14 @@
           <w:szCs w:val="16"/>
         </w:rPr>
       </w:pPr>
-      <w:r>
-        <w:rPr>
-          <w:rFonts w:ascii="Arial Narrow" w:eastAsia="Arial Narrow" w:hAnsi="Arial Narrow" w:cs="Arial Narrow"/>
-          <w:sz w:val="16"/>
-          <w:szCs w:val="16"/>
-        </w:rPr>
-        <w:tab/>
-      </w:r>
-      <w:r>
-        <w:rPr>
-          <w:rFonts w:ascii="Arial Narrow" w:eastAsia="Arial Narrow" w:hAnsi="Arial Narrow" w:cs="Arial Narrow"/>
-          <w:b/>
-          <w:bCs/>
-          <w:sz w:val="16"/>
-          <w:szCs w:val="16"/>
-        </w:rPr>
-        <w:t xml:space="preserve">Artículo 223.- Contestación de la reclamación</w:t>
-      </w:r>
-    </w:p>
-    <w:p>
-      <w:pPr>
-        <w:pStyle w:val="Textonotapie"/>
-        <w:ind w:left="567" w:hanging="567"/>
-        <w:jc w:val="both"/>
-        <w:rPr>
-          <w:rFonts w:ascii="Arial Narrow" w:eastAsia="Arial Narrow" w:hAnsi="Arial Narrow" w:cs="Arial Narrow"/>
-          <w:sz w:val="16"/>
-          <w:szCs w:val="16"/>
-        </w:rPr>
-      </w:pPr>
-      <w:r>
-        <w:rPr>
-          <w:rFonts w:ascii="Arial Narrow" w:eastAsia="Arial Narrow" w:hAnsi="Arial Narrow" w:cs="Arial Narrow"/>
-          <w:sz w:val="16"/>
-          <w:szCs w:val="16"/>
-        </w:rPr>
-        <w:tab/>
-      </w:r>
-      <w:r>
-        <w:rPr>
-          <w:rFonts w:ascii="Arial Narrow" w:eastAsia="Arial Narrow" w:hAnsi="Arial Narrow" w:cs="Arial Narrow"/>
-          <w:sz w:val="16"/>
-          <w:szCs w:val="16"/>
-        </w:rPr>
-        <w:t xml:space="preserve">223.1 El reclamado deberá presentar la contestación de la reclamación dentro de los quince (15) días posteriores a la notificación de ésta; vencido este plazo, la Administración declarará en rebeldía al reclamado que no la hubiera presentado. La contestación deberá contener los requisitos de los escritos previstos en el artículo 113 de la presente Ley, así como la absolución de todos los asuntos controvertidos de hecho y de derecho, Las alegaciones y los hechos relevantes de la reclamación, salvo que hayan sido específicamente negadas en la contestación, se tendrán por aceptadas o merituadas como ciertas.</w:t>
-      </w:r>
-    </w:p>
-    <w:p>
-      <w:pPr>
-        <w:pStyle w:val="Textonotapie"/>
-        <w:ind w:left="567" w:hanging="567"/>
-        <w:jc w:val="both"/>
-        <w:rPr>
-          <w:rFonts w:ascii="Arial Narrow" w:eastAsia="Arial Narrow" w:hAnsi="Arial Narrow" w:cs="Arial Narrow"/>
-          <w:sz w:val="16"/>
-          <w:szCs w:val="16"/>
-        </w:rPr>
-      </w:pPr>
     </w:p>
   </w:footnote>
-  <w:footnote w:id="7">
-    <w:p>
-      <w:pPr>
+  <w:footnote w:id="9">
+    <w:p>
+      <w:pPr>
+        <w:tabs>
+          <w:tab w:val="left" w:pos="567"/>
+        </w:tabs>
         <w:spacing w:after="0" w:line="240" w:lineRule="auto"/>
         <w:ind w:left="567" w:hanging="567"/>
         <w:jc w:val="both"/>
@@ -11978,7 +12022,8 @@
           <w:szCs w:val="16"/>
           <w:vertAlign w:val="superscript"/>
         </w:rPr>
-        <w:t xml:space="preserve"> </w:t>
+        <w:tab/>
+        <w:t xml:space="preserve"/>
       </w:r>
       <w:r>
         <w:rPr>
@@ -12191,9 +12236,12 @@
       </w:pPr>
     </w:p>
   </w:footnote>
-  <w:footnote w:id="8">
-    <w:p>
-      <w:pPr>
+  <w:footnote w:id="10">
+    <w:p>
+      <w:pPr>
+        <w:tabs>
+          <w:tab w:val="left" w:pos="567"/>
+        </w:tabs>
         <w:spacing w:after="0" w:line="240" w:lineRule="auto"/>
         <w:ind w:left="567" w:hanging="567"/>
         <w:jc w:val="both"/>
@@ -12220,7 +12268,8 @@
           <w:sz w:val="16"/>
           <w:szCs w:val="16"/>
         </w:rPr>
-        <w:t xml:space="preserve"> </w:t>
+        <w:tab/>
+        <w:t xml:space="preserve"/>
       </w:r>
       <w:r>
         <w:rPr>
@@ -12359,18 +12408,6 @@
         <w:tab/>
         <w:t>Las medidas correctivas complementarias pueden dictarse de oficio o a pedido de parte.</w:t>
       </w:r>
-    </w:p>
-    <w:p>
-      <w:pPr>
-        <w:spacing w:after="0" w:line="240" w:lineRule="auto"/>
-        <w:ind w:left="567" w:hanging="567"/>
-        <w:jc w:val="both"/>
-        <w:rPr>
-          <w:rFonts w:ascii="Arial Narrow" w:eastAsia="Arial Narrow" w:hAnsi="Arial Narrow" w:cs="Arial Narrow"/>
-          <w:sz w:val="16"/>
-          <w:szCs w:val="16"/>
-        </w:rPr>
-      </w:pPr>
     </w:p>
     <w:p>
       <w:pPr>
@@ -12585,8 +12622,12 @@
     </w:p>
     <w:p>
       <w:pPr>
-        <w:pStyle w:val="Sinespaciado"/>
-        <w:ind w:firstLine="567"/>
+        <w:numPr>
+          <w:ilvl w:val="0"/>
+          <w:numId w:val="1"/>
+        </w:numPr>
+        <w:spacing w:after="0" w:line="240" w:lineRule="auto"/>
+        <w:ind w:left="567" w:firstLine="0"/>
         <w:jc w:val="both"/>
         <w:rPr>
           <w:rFonts w:ascii="Arial Narrow" w:eastAsia="Arial Narrow" w:hAnsi="Arial Narrow" w:cs="Arial Narrow"/>
@@ -12605,8 +12646,12 @@
     </w:p>
     <w:p>
       <w:pPr>
-        <w:pStyle w:val="Sinespaciado"/>
-        <w:ind w:firstLine="567"/>
+        <w:numPr>
+          <w:ilvl w:val="0"/>
+          <w:numId w:val="1"/>
+        </w:numPr>
+        <w:spacing w:after="0" w:line="240" w:lineRule="auto"/>
+        <w:ind w:left="567" w:firstLine="0"/>
         <w:jc w:val="both"/>
         <w:rPr>
           <w:rFonts w:ascii="Arial Narrow" w:eastAsia="Arial Narrow" w:hAnsi="Arial Narrow" w:cs="Arial Narrow"/>
@@ -12768,10 +12813,22 @@
         <w:jc w:val="both"/>
         <w:rPr>
           <w:rFonts w:ascii="Arial Narrow" w:eastAsia="Arial Narrow" w:hAnsi="Arial Narrow" w:cs="Arial Narrow"/>
-          <w:sz w:val="16"/>
-          <w:szCs w:val="16"/>
-        </w:rPr>
-      </w:pPr>
+          <w:b/>
+          <w:bCs/>
+          <w:sz w:val="16"/>
+          <w:szCs w:val="16"/>
+        </w:rPr>
+      </w:pPr>
+      <w:r>
+        <w:rPr>
+          <w:rFonts w:ascii="Arial Narrow" w:eastAsia="Arial Narrow" w:hAnsi="Arial Narrow" w:cs="Arial Narrow"/>
+          <w:b/>
+          <w:bCs/>
+          <w:sz w:val="16"/>
+          <w:szCs w:val="16"/>
+        </w:rPr>
+        <w:t>Artículo 116.- Medidas correctivas complementarias</w:t>
+      </w:r>
     </w:p>
     <w:p>
       <w:pPr>
@@ -12780,21 +12837,17 @@
         <w:jc w:val="both"/>
         <w:rPr>
           <w:rFonts w:ascii="Arial Narrow" w:eastAsia="Arial Narrow" w:hAnsi="Arial Narrow" w:cs="Arial Narrow"/>
-          <w:b/>
-          <w:bCs/>
-          <w:sz w:val="16"/>
-          <w:szCs w:val="16"/>
-        </w:rPr>
-      </w:pPr>
-      <w:r>
-        <w:rPr>
-          <w:rFonts w:ascii="Arial Narrow" w:eastAsia="Arial Narrow" w:hAnsi="Arial Narrow" w:cs="Arial Narrow"/>
-          <w:b/>
-          <w:bCs/>
-          <w:sz w:val="16"/>
-          <w:szCs w:val="16"/>
-        </w:rPr>
-        <w:t>Artículo 116.- Medidas correctivas complementarias</w:t>
+          <w:sz w:val="16"/>
+          <w:szCs w:val="16"/>
+        </w:rPr>
+      </w:pPr>
+      <w:r>
+        <w:rPr>
+          <w:rFonts w:ascii="Arial Narrow" w:eastAsia="Arial Narrow" w:hAnsi="Arial Narrow" w:cs="Arial Narrow"/>
+          <w:sz w:val="16"/>
+          <w:szCs w:val="16"/>
+        </w:rPr>
+        <w:t xml:space="preserve">Las medidas correctivas complementarias tienen el objeto de revertir los efectos de la conducta infractora o evitar que esta se produzca nuevamente en el futuro y pueden ser, entre otras, las siguientes: </w:t>
       </w:r>
     </w:p>
     <w:p>
@@ -12814,7 +12867,7 @@
           <w:sz w:val="16"/>
           <w:szCs w:val="16"/>
         </w:rPr>
-        <w:t xml:space="preserve">Las medidas correctivas complementarias tienen el objeto de revertir los efectos de la conducta infractora o evitar que esta se produzca nuevamente en el futuro y pueden ser, entre otras, las siguientes: </w:t>
+        <w:t xml:space="preserve">a. Que el proveedor cumpla con atender la solicitud de información requerida por el consumidor, siempre que dicho requerimiento guarde relación con el producto adquirido o servicio contratado. </w:t>
       </w:r>
     </w:p>
     <w:p>
@@ -12834,7 +12887,7 @@
           <w:sz w:val="16"/>
           <w:szCs w:val="16"/>
         </w:rPr>
-        <w:t xml:space="preserve">a. Que el proveedor cumpla con atender la solicitud de información requerida por el consumidor, siempre que dicho requerimiento guarde relación con el producto adquirido o servicio contratado. </w:t>
+        <w:t xml:space="preserve">b. Declarar inexigibles las cláusulas que han sido identificadas como abusivas en el procedimiento. </w:t>
       </w:r>
     </w:p>
     <w:p>
@@ -12854,7 +12907,7 @@
           <w:sz w:val="16"/>
           <w:szCs w:val="16"/>
         </w:rPr>
-        <w:t xml:space="preserve">b. Declarar inexigibles las cláusulas que han sido identificadas como abusivas en el procedimiento. </w:t>
+        <w:t xml:space="preserve">c. El decomiso y destrucción de la mercadería, envases, envolturas o etiquetas. </w:t>
       </w:r>
     </w:p>
     <w:p>
@@ -12874,7 +12927,25 @@
           <w:sz w:val="16"/>
           <w:szCs w:val="16"/>
         </w:rPr>
-        <w:t xml:space="preserve">c. El decomiso y destrucción de la mercadería, envases, envolturas o etiquetas. </w:t>
+        <w:t xml:space="preserve">d. En caso de infracciones muy graves y de reincidencia o </w:t>
+      </w:r>
+      <w:proofErr w:type="spellStart"/>
+      <w:r>
+        <w:rPr>
+          <w:rFonts w:ascii="Arial Narrow" w:eastAsia="Arial Narrow" w:hAnsi="Arial Narrow" w:cs="Arial Narrow"/>
+          <w:sz w:val="16"/>
+          <w:szCs w:val="16"/>
+        </w:rPr>
+        <w:t>reiterancia</w:t>
+      </w:r>
+      <w:proofErr w:type="spellEnd"/>
+      <w:r>
+        <w:rPr>
+          <w:rFonts w:ascii="Arial Narrow" w:eastAsia="Arial Narrow" w:hAnsi="Arial Narrow" w:cs="Arial Narrow"/>
+          <w:sz w:val="16"/>
+          <w:szCs w:val="16"/>
+        </w:rPr>
+        <w:t xml:space="preserve">: </w:t>
       </w:r>
     </w:p>
     <w:p>
@@ -12894,25 +12965,7 @@
           <w:sz w:val="16"/>
           <w:szCs w:val="16"/>
         </w:rPr>
-        <w:t xml:space="preserve">d. En caso de infracciones muy graves y de reincidencia o </w:t>
-      </w:r>
-      <w:proofErr w:type="spellStart"/>
-      <w:r>
-        <w:rPr>
-          <w:rFonts w:ascii="Arial Narrow" w:eastAsia="Arial Narrow" w:hAnsi="Arial Narrow" w:cs="Arial Narrow"/>
-          <w:sz w:val="16"/>
-          <w:szCs w:val="16"/>
-        </w:rPr>
-        <w:t>reiterancia</w:t>
-      </w:r>
-      <w:proofErr w:type="spellEnd"/>
-      <w:r>
-        <w:rPr>
-          <w:rFonts w:ascii="Arial Narrow" w:eastAsia="Arial Narrow" w:hAnsi="Arial Narrow" w:cs="Arial Narrow"/>
-          <w:sz w:val="16"/>
-          <w:szCs w:val="16"/>
-        </w:rPr>
-        <w:t xml:space="preserve">: </w:t>
+        <w:t xml:space="preserve">(i) Solicitar a la autoridad correspondiente la clausura temporal del establecimiento industrial, comercial o de servicios por un plazo máximo de seis (6) meses. </w:t>
       </w:r>
     </w:p>
     <w:p>
@@ -12932,7 +12985,7 @@
           <w:sz w:val="16"/>
           <w:szCs w:val="16"/>
         </w:rPr>
-        <w:t xml:space="preserve">(i) Solicitar a la autoridad correspondiente la clausura temporal del establecimiento industrial, comercial o de servicios por un plazo máximo de seis (6) meses. </w:t>
+        <w:t xml:space="preserve">(ii) Solicitar a la autoridad competente la inhabilitación, temporal o permanente, del proveedor en función de los alcances de la infracción sancionada. </w:t>
       </w:r>
     </w:p>
     <w:p>
@@ -12952,7 +13005,25 @@
           <w:sz w:val="16"/>
           <w:szCs w:val="16"/>
         </w:rPr>
-        <w:t xml:space="preserve">(ii) Solicitar a la autoridad competente la inhabilitación, temporal o permanente, del proveedor en función de los alcances de la infracción sancionada. </w:t>
+        <w:t xml:space="preserve">e. Publicación de avisos </w:t>
+      </w:r>
+      <w:proofErr w:type="spellStart"/>
+      <w:r>
+        <w:rPr>
+          <w:rFonts w:ascii="Arial Narrow" w:eastAsia="Arial Narrow" w:hAnsi="Arial Narrow" w:cs="Arial Narrow"/>
+          <w:sz w:val="16"/>
+          <w:szCs w:val="16"/>
+        </w:rPr>
+        <w:t>rectificatorios</w:t>
+      </w:r>
+      <w:proofErr w:type="spellEnd"/>
+      <w:r>
+        <w:rPr>
+          <w:rFonts w:ascii="Arial Narrow" w:eastAsia="Arial Narrow" w:hAnsi="Arial Narrow" w:cs="Arial Narrow"/>
+          <w:sz w:val="16"/>
+          <w:szCs w:val="16"/>
+        </w:rPr>
+        <w:t xml:space="preserve"> o informativos en la forma que determine el Indecopi, tomando en consideración los medios que resulten idóneos para revertir los efectos que el acto objeto de sanción ha ocasionado. </w:t>
       </w:r>
     </w:p>
     <w:p>
@@ -12972,25 +13043,7 @@
           <w:sz w:val="16"/>
           <w:szCs w:val="16"/>
         </w:rPr>
-        <w:t xml:space="preserve">e. Publicación de avisos </w:t>
-      </w:r>
-      <w:proofErr w:type="spellStart"/>
-      <w:r>
-        <w:rPr>
-          <w:rFonts w:ascii="Arial Narrow" w:eastAsia="Arial Narrow" w:hAnsi="Arial Narrow" w:cs="Arial Narrow"/>
-          <w:sz w:val="16"/>
-          <w:szCs w:val="16"/>
-        </w:rPr>
-        <w:t>rectificatorios</w:t>
-      </w:r>
-      <w:proofErr w:type="spellEnd"/>
-      <w:r>
-        <w:rPr>
-          <w:rFonts w:ascii="Arial Narrow" w:eastAsia="Arial Narrow" w:hAnsi="Arial Narrow" w:cs="Arial Narrow"/>
-          <w:sz w:val="16"/>
-          <w:szCs w:val="16"/>
-        </w:rPr>
-        <w:t xml:space="preserve"> o informativos en la forma que determine el Indecopi, tomando en consideración los medios que resulten idóneos para revertir los efectos que el acto objeto de sanción ha ocasionado. </w:t>
+        <w:t xml:space="preserve">f. Cualquier otra medida correctiva que tenga el objeto de revertir los efectos de la conducta infractora o evitar que esta se produzca nuevamente en el futuro. </w:t>
       </w:r>
     </w:p>
     <w:p>
@@ -13010,26 +13063,6 @@
           <w:sz w:val="16"/>
           <w:szCs w:val="16"/>
         </w:rPr>
-        <w:t xml:space="preserve">f. Cualquier otra medida correctiva que tenga el objeto de revertir los efectos de la conducta infractora o evitar que esta se produzca nuevamente en el futuro. </w:t>
-      </w:r>
-    </w:p>
-    <w:p>
-      <w:pPr>
-        <w:spacing w:after="0" w:line="240" w:lineRule="auto"/>
-        <w:ind w:left="567"/>
-        <w:jc w:val="both"/>
-        <w:rPr>
-          <w:rFonts w:ascii="Arial Narrow" w:eastAsia="Arial Narrow" w:hAnsi="Arial Narrow" w:cs="Arial Narrow"/>
-          <w:sz w:val="16"/>
-          <w:szCs w:val="16"/>
-        </w:rPr>
-      </w:pPr>
-      <w:r>
-        <w:rPr>
-          <w:rFonts w:ascii="Arial Narrow" w:eastAsia="Arial Narrow" w:hAnsi="Arial Narrow" w:cs="Arial Narrow"/>
-          <w:sz w:val="16"/>
-          <w:szCs w:val="16"/>
-        </w:rPr>
         <w:t>El Indecopi está facultado para solicitar a la autoridad municipal y policial el apoyo respectivo para la ejecución de las medidas correctivas complementarias correspondientes.</w:t>
       </w:r>
     </w:p>
@@ -13047,7 +13080,7 @@
       </w:pPr>
     </w:p>
   </w:footnote>
-  <w:footnote w:id="9">
+  <w:footnote w:id="11">
     <w:p>
       <w:pPr>
         <w:pStyle w:val="Textonotapie"/>
@@ -13079,7 +13112,8 @@
           <w:sz w:val="16"/>
           <w:szCs w:val="16"/>
         </w:rPr>
-        <w:t xml:space="preserve"> </w:t>
+        <w:tab/>
+        <w:t xml:space="preserve"/>
       </w:r>
       <w:r>
         <w:rPr>
@@ -13288,7 +13322,133 @@
       </w:pPr>
     </w:p>
   </w:footnote>
-  <w:footnote w:id="10">
+  <w:footnote w:id="12">
+    <w:p>
+      <w:pPr>
+        <w:autoSpaceDE w:val="0"/>
+        <w:autoSpaceDN w:val="0"/>
+        <w:adjustRightInd w:val="0"/>
+        <w:tabs>
+          <w:tab w:val="left" w:pos="567"/>
+        </w:tabs>
+        <w:spacing w:after="0" w:line="240" w:lineRule="auto"/>
+        <w:ind w:left="567" w:hanging="567"/>
+        <w:jc w:val="both"/>
+        <w:rPr>
+          <w:rFonts w:ascii="Arial Narrow" w:eastAsia="Arial Narrow" w:hAnsi="Arial Narrow" w:cs="Arial Narrow"/>
+          <w:b/>
+          <w:bCs/>
+          <w:sz w:val="16"/>
+          <w:szCs w:val="16"/>
+        </w:rPr>
+      </w:pPr>
+      <w:r>
+        <w:rPr>
+          <w:rStyle w:val="Refdenotaalpie"/>
+          <w:rFonts w:ascii="Arial Narrow" w:eastAsia="Arial Narrow" w:hAnsi="Arial Narrow" w:cs="Arial Narrow"/>
+          <w:b/>
+          <w:bCs/>
+          <w:sz w:val="16"/>
+          <w:szCs w:val="16"/>
+          <w:vertAlign w:val="superscript"/>
+        </w:rPr>
+        <w:footnoteRef/>
+      </w:r>
+      <w:r>
+        <w:rPr>
+          <w:rFonts w:ascii="Arial Narrow" w:eastAsia="Arial Narrow" w:hAnsi="Arial Narrow" w:cs="Arial Narrow"/>
+          <w:b/>
+          <w:bCs/>
+          <w:sz w:val="16"/>
+          <w:szCs w:val="16"/>
+        </w:rPr>
+        <w:tab/>
+        <w:t xml:space="preserve"/>
+      </w:r>
+      <w:r>
+        <w:rPr>
+          <w:rFonts w:ascii="Arial Narrow" w:eastAsia="Arial Narrow" w:hAnsi="Arial Narrow" w:cs="Arial Narrow"/>
+          <w:b/>
+          <w:bCs/>
+          <w:sz w:val="16"/>
+          <w:szCs w:val="16"/>
+        </w:rPr>
+        <w:tab/>
+        <w:t>DECRETO LEGISLATIVO 807, LEY SOBRE FACULTADES, NORMAS Y ORGANIZACIÓN DEL INDECOPI FACULTADES DE LAS COMISIONES Y OFICINAS DEL INDECOPI</w:t>
+      </w:r>
+    </w:p>
+    <w:p>
+      <w:pPr>
+        <w:pStyle w:val="NormalWeb"/>
+        <w:spacing w:after="0" w:line="240" w:lineRule="auto"/>
+        <w:ind w:left="567"/>
+        <w:jc w:val="both"/>
+        <w:rPr>
+          <w:rFonts w:ascii="Arial Narrow" w:eastAsia="Arial Narrow" w:hAnsi="Arial Narrow" w:cs="Arial Narrow"/>
+          <w:bCs/>
+          <w:sz w:val="16"/>
+          <w:szCs w:val="16"/>
+        </w:rPr>
+      </w:pPr>
+      <w:r>
+        <w:rPr>
+          <w:rFonts w:ascii="Arial Narrow" w:eastAsia="Arial Narrow" w:hAnsi="Arial Narrow" w:cs="Arial Narrow"/>
+          <w:b/>
+          <w:sz w:val="16"/>
+          <w:szCs w:val="16"/>
+        </w:rPr>
+        <w:t xml:space="preserve">Artículo 29.- </w:t>
+      </w:r>
+      <w:r>
+        <w:rPr>
+          <w:rFonts w:ascii="Arial Narrow" w:eastAsia="Arial Narrow" w:hAnsi="Arial Narrow" w:cs="Arial Narrow"/>
+          <w:bCs/>
+          <w:sz w:val="16"/>
+          <w:szCs w:val="16"/>
+        </w:rPr>
+        <w:t xml:space="preserve">En cualquier estado del procedimiento, e incluso antes de admitirse a trámite la denuncia, el </w:t>
+      </w:r>
+      <w:proofErr w:type="gramStart"/>
+      <w:r>
+        <w:rPr>
+          <w:rFonts w:ascii="Arial Narrow" w:eastAsia="Arial Narrow" w:hAnsi="Arial Narrow" w:cs="Arial Narrow"/>
+          <w:bCs/>
+          <w:sz w:val="16"/>
+          <w:szCs w:val="16"/>
+        </w:rPr>
+        <w:t>Secretario Técnico</w:t>
+      </w:r>
+      <w:proofErr w:type="gramEnd"/>
+      <w:r>
+        <w:rPr>
+          <w:rFonts w:ascii="Arial Narrow" w:eastAsia="Arial Narrow" w:hAnsi="Arial Narrow" w:cs="Arial Narrow"/>
+          <w:bCs/>
+          <w:sz w:val="16"/>
+          <w:szCs w:val="16"/>
+        </w:rPr>
+        <w:t xml:space="preserve"> podrá citar a las partes a audiencia de conciliación. La audiencia se desarrollará ante el </w:t>
+      </w:r>
+      <w:proofErr w:type="gramStart"/>
+      <w:r>
+        <w:rPr>
+          <w:rFonts w:ascii="Arial Narrow" w:eastAsia="Arial Narrow" w:hAnsi="Arial Narrow" w:cs="Arial Narrow"/>
+          <w:bCs/>
+          <w:sz w:val="16"/>
+          <w:szCs w:val="16"/>
+        </w:rPr>
+        <w:t>Secretario Técnico</w:t>
+      </w:r>
+      <w:proofErr w:type="gramEnd"/>
+      <w:r>
+        <w:rPr>
+          <w:rFonts w:ascii="Arial Narrow" w:eastAsia="Arial Narrow" w:hAnsi="Arial Narrow" w:cs="Arial Narrow"/>
+          <w:bCs/>
+          <w:sz w:val="16"/>
+          <w:szCs w:val="16"/>
+        </w:rPr>
+        <w:t xml:space="preserve"> o ante la persona que este designe. Si ambas partes arribaran a un acuerdo respecto de la denuncia, se levantará un acta donde conste el acuerdo respectivo, el mismo que tendrá efectos de transacción extrajudicial. En cualquier caso, la Comisión podrá continuar de oficio el procedimiento, si del análisis de los hechos denunciados considera que podría estarse afectando intereses de terceros.</w:t>
+      </w:r>
+    </w:p>
     <w:p>
       <w:pPr>
         <w:autoSpaceDE w:val="0"/>
@@ -13305,12 +13465,27 @@
           <w:szCs w:val="16"/>
         </w:rPr>
       </w:pPr>
+    </w:p>
+  </w:footnote>
+  <w:footnote w:id="13">
+    <w:p>
+      <w:pPr>
+        <w:pStyle w:val="Textonotapie"/>
+        <w:tabs>
+          <w:tab w:val="left" w:pos="567"/>
+        </w:tabs>
+        <w:ind w:left="567" w:hanging="567"/>
+        <w:jc w:val="both"/>
+        <w:rPr>
+          <w:rFonts w:ascii="Arial Narrow" w:eastAsia="Arial Narrow" w:hAnsi="Arial Narrow" w:cs="Arial Narrow"/>
+          <w:sz w:val="16"/>
+          <w:szCs w:val="16"/>
+        </w:rPr>
+      </w:pPr>
       <w:r>
         <w:rPr>
           <w:rStyle w:val="Refdenotaalpie"/>
           <w:rFonts w:ascii="Arial Narrow" w:eastAsia="Arial Narrow" w:hAnsi="Arial Narrow" w:cs="Arial Narrow"/>
-          <w:b/>
-          <w:bCs/>
           <w:sz w:val="16"/>
           <w:szCs w:val="16"/>
           <w:vertAlign w:val="superscript"/>
@@ -13320,144 +13495,11 @@
       <w:r>
         <w:rPr>
           <w:rFonts w:ascii="Arial Narrow" w:eastAsia="Arial Narrow" w:hAnsi="Arial Narrow" w:cs="Arial Narrow"/>
-          <w:b/>
-          <w:bCs/>
-          <w:sz w:val="16"/>
-          <w:szCs w:val="16"/>
-        </w:rPr>
-        <w:t xml:space="preserve"> </w:t>
-      </w:r>
-      <w:r>
-        <w:rPr>
-          <w:rFonts w:ascii="Arial Narrow" w:eastAsia="Arial Narrow" w:hAnsi="Arial Narrow" w:cs="Arial Narrow"/>
-          <w:b/>
-          <w:bCs/>
           <w:sz w:val="16"/>
           <w:szCs w:val="16"/>
         </w:rPr>
         <w:tab/>
-        <w:t>DECRETO LEGISLATIVO 807, LEY SOBRE FACULTADES, NORMAS Y ORGANIZACIÓN DEL INDECOPI FACULTADES DE LAS COMISIONES Y OFICINAS DEL INDECOPI</w:t>
-      </w:r>
-    </w:p>
-    <w:p>
-      <w:pPr>
-        <w:pStyle w:val="NormalWeb"/>
-        <w:spacing w:after="0" w:line="240" w:lineRule="auto"/>
-        <w:ind w:left="567"/>
-        <w:jc w:val="both"/>
-        <w:rPr>
-          <w:rFonts w:ascii="Arial Narrow" w:eastAsia="Arial Narrow" w:hAnsi="Arial Narrow" w:cs="Arial Narrow"/>
-          <w:bCs/>
-          <w:sz w:val="16"/>
-          <w:szCs w:val="16"/>
-        </w:rPr>
-      </w:pPr>
-      <w:r>
-        <w:rPr>
-          <w:rFonts w:ascii="Arial Narrow" w:eastAsia="Arial Narrow" w:hAnsi="Arial Narrow" w:cs="Arial Narrow"/>
-          <w:b/>
-          <w:sz w:val="16"/>
-          <w:szCs w:val="16"/>
-        </w:rPr>
-        <w:t xml:space="preserve">Artículo 29.- </w:t>
-      </w:r>
-      <w:r>
-        <w:rPr>
-          <w:rFonts w:ascii="Arial Narrow" w:eastAsia="Arial Narrow" w:hAnsi="Arial Narrow" w:cs="Arial Narrow"/>
-          <w:bCs/>
-          <w:sz w:val="16"/>
-          <w:szCs w:val="16"/>
-        </w:rPr>
-        <w:t xml:space="preserve">En cualquier estado del procedimiento, e incluso antes de admitirse a trámite la denuncia, el </w:t>
-      </w:r>
-      <w:proofErr w:type="gramStart"/>
-      <w:r>
-        <w:rPr>
-          <w:rFonts w:ascii="Arial Narrow" w:eastAsia="Arial Narrow" w:hAnsi="Arial Narrow" w:cs="Arial Narrow"/>
-          <w:bCs/>
-          <w:sz w:val="16"/>
-          <w:szCs w:val="16"/>
-        </w:rPr>
-        <w:t>Secretario Técnico</w:t>
-      </w:r>
-      <w:proofErr w:type="gramEnd"/>
-      <w:r>
-        <w:rPr>
-          <w:rFonts w:ascii="Arial Narrow" w:eastAsia="Arial Narrow" w:hAnsi="Arial Narrow" w:cs="Arial Narrow"/>
-          <w:bCs/>
-          <w:sz w:val="16"/>
-          <w:szCs w:val="16"/>
-        </w:rPr>
-        <w:t xml:space="preserve"> podrá citar a las partes a audiencia de conciliación. La audiencia se desarrollará ante el </w:t>
-      </w:r>
-      <w:proofErr w:type="gramStart"/>
-      <w:r>
-        <w:rPr>
-          <w:rFonts w:ascii="Arial Narrow" w:eastAsia="Arial Narrow" w:hAnsi="Arial Narrow" w:cs="Arial Narrow"/>
-          <w:bCs/>
-          <w:sz w:val="16"/>
-          <w:szCs w:val="16"/>
-        </w:rPr>
-        <w:t>Secretario Técnico</w:t>
-      </w:r>
-      <w:proofErr w:type="gramEnd"/>
-      <w:r>
-        <w:rPr>
-          <w:rFonts w:ascii="Arial Narrow" w:eastAsia="Arial Narrow" w:hAnsi="Arial Narrow" w:cs="Arial Narrow"/>
-          <w:bCs/>
-          <w:sz w:val="16"/>
-          <w:szCs w:val="16"/>
-        </w:rPr>
-        <w:t xml:space="preserve"> o ante la persona que este designe. Si ambas partes arribaran a un acuerdo respecto de la denuncia, se levantará un acta donde conste el acuerdo respectivo, el mismo que tendrá efectos de transacción extrajudicial. En cualquier caso, la Comisión podrá continuar de oficio el procedimiento, si del análisis de los hechos denunciados considera que podría estarse afectando intereses de terceros.</w:t>
-      </w:r>
-    </w:p>
-    <w:p>
-      <w:pPr>
-        <w:autoSpaceDE w:val="0"/>
-        <w:autoSpaceDN w:val="0"/>
-        <w:adjustRightInd w:val="0"/>
-        <w:spacing w:after="0" w:line="240" w:lineRule="auto"/>
-        <w:ind w:left="567" w:hanging="567"/>
-        <w:jc w:val="both"/>
-        <w:rPr>
-          <w:rFonts w:ascii="Arial Narrow" w:eastAsia="Arial Narrow" w:hAnsi="Arial Narrow" w:cs="Arial Narrow"/>
-          <w:b/>
-          <w:bCs/>
-          <w:sz w:val="16"/>
-          <w:szCs w:val="16"/>
-        </w:rPr>
-      </w:pPr>
-    </w:p>
-  </w:footnote>
-  <w:footnote w:id="11">
-    <w:p>
-      <w:pPr>
-        <w:pStyle w:val="Textonotapie"/>
-        <w:ind w:left="567" w:hanging="567"/>
-        <w:jc w:val="both"/>
-        <w:rPr>
-          <w:rFonts w:ascii="Arial Narrow" w:eastAsia="Arial Narrow" w:hAnsi="Arial Narrow" w:cs="Arial Narrow"/>
-          <w:sz w:val="16"/>
-          <w:szCs w:val="16"/>
-        </w:rPr>
-      </w:pPr>
-      <w:r>
-        <w:rPr>
-          <w:rStyle w:val="Refdenotaalpie"/>
-          <w:rFonts w:ascii="Arial Narrow" w:eastAsia="Arial Narrow" w:hAnsi="Arial Narrow" w:cs="Arial Narrow"/>
-          <w:sz w:val="16"/>
-          <w:szCs w:val="16"/>
-          <w:vertAlign w:val="superscript"/>
-        </w:rPr>
-        <w:footnoteRef/>
-      </w:r>
-      <w:r>
-        <w:rPr>
-          <w:rFonts w:ascii="Arial Narrow" w:eastAsia="Arial Narrow" w:hAnsi="Arial Narrow" w:cs="Arial Narrow"/>
-          <w:sz w:val="16"/>
-          <w:szCs w:val="16"/>
-        </w:rPr>
-        <w:t xml:space="preserve"> </w:t>
+        <w:t xml:space="preserve"/>
       </w:r>
       <w:r>
         <w:rPr>

--- a/plantillas_maestras/02_seguro_vida/negativa_cobertura/2_o_mas_ddos_varios/mujer/TPL_1332_2026_SEGURO_VIDA_NEGATIVA_COBERTURA_ASEGURADORA_MUJER_R1.docx
+++ b/plantillas_maestras/02_seguro_vida/negativa_cobertura/2_o_mas_ddos_varios/mujer/TPL_1332_2026_SEGURO_VIDA_NEGATIVA_COBERTURA_ASEGURADORA_MUJER_R1.docx
@@ -565,7 +565,7 @@
     </w:p>
     <w:p>
       <w:pPr>
-        <w:spacing w:after="0" w:line="240" w:lineRule="auto"/>
+        <w:spacing w:before="0" w:after="0" w:line="240" w:lineRule="auto"/>
         <w:jc w:val="both"/>
         <w:rPr>
           <w:rFonts w:ascii="Arial Narrow" w:eastAsia="Arial Narrow" w:hAnsi="Arial Narrow" w:cs="Arial Narrow"/>
@@ -775,7 +775,7 @@
     </w:p>
     <w:p>
       <w:pPr>
-        <w:spacing w:after="0" w:line="240" w:lineRule="auto"/>
+        <w:spacing w:before="0" w:after="0" w:line="240" w:lineRule="auto"/>
         <w:jc w:val="both"/>
         <w:rPr>
           <w:rFonts w:ascii="Arial Narrow" w:eastAsia="Arial Narrow" w:hAnsi="Arial Narrow" w:cs="Arial Narrow"/>
@@ -1189,7 +1189,7 @@
     <w:p>
       <w:pPr>
         <w:pStyle w:val="Prrafodelista"/>
-        <w:spacing w:after="0" w:line="240" w:lineRule="auto"/>
+        <w:spacing w:before="0" w:after="0" w:line="240" w:lineRule="auto"/>
         <w:ind w:left="1134"/>
         <w:jc w:val="both"/>
         <w:rPr>
@@ -1340,6 +1340,7 @@
     <w:p>
       <w:pPr>
         <w:pStyle w:val="Prrafodelista"/>
+        <w:spacing w:before="0" w:after="0" w:line="240" w:lineRule="auto"/>
         <w:rPr>
           <w:rFonts w:ascii="Arial Narrow" w:eastAsia="Arial Narrow" w:hAnsi="Arial Narrow" w:cs="Arial Narrow"/>
           <w:color w:val="000000"/>
@@ -1488,7 +1489,7 @@
     <w:p>
       <w:pPr>
         <w:pStyle w:val="Prrafodelista"/>
-        <w:spacing w:after="0" w:line="240" w:lineRule="auto"/>
+        <w:spacing w:before="0" w:after="0" w:line="240" w:lineRule="auto"/>
         <w:ind w:left="1134"/>
         <w:jc w:val="both"/>
         <w:rPr>
@@ -1579,7 +1580,7 @@
     <w:p>
       <w:pPr>
         <w:pStyle w:val="Prrafodelista"/>
-        <w:spacing w:after="0" w:line="240" w:lineRule="auto"/>
+        <w:spacing w:before="0" w:after="0" w:line="240" w:lineRule="auto"/>
         <w:ind w:left="1134"/>
         <w:jc w:val="both"/>
         <w:rPr>
@@ -1896,6 +1897,7 @@
     <w:p>
       <w:pPr>
         <w:pStyle w:val="Prrafodelista"/>
+        <w:spacing w:before="0" w:after="0" w:line="240" w:lineRule="auto"/>
         <w:rPr>
           <w:rFonts w:ascii="Arial Narrow" w:eastAsia="Arial Narrow" w:hAnsi="Arial Narrow" w:cs="Arial Narrow"/>
           <w:color w:val="000000"/>
@@ -1969,7 +1971,7 @@
     </w:p>
     <w:p>
       <w:pPr>
-        <w:spacing w:after="0" w:line="240" w:lineRule="auto"/>
+        <w:spacing w:before="0" w:after="0" w:line="240" w:lineRule="auto"/>
         <w:jc w:val="both"/>
         <w:rPr>
           <w:rFonts w:ascii="Arial Narrow" w:eastAsia="Arial Narrow" w:hAnsi="Arial Narrow" w:cs="Arial Narrow"/>
@@ -2217,7 +2219,7 @@
     </w:p>
     <w:p>
       <w:pPr>
-        <w:spacing w:after="0" w:line="240" w:lineRule="auto"/>
+        <w:spacing w:before="0" w:after="0" w:line="240" w:lineRule="auto"/>
         <w:jc w:val="both"/>
         <w:rPr>
           <w:rFonts w:ascii="Arial Narrow" w:eastAsia="Arial Narrow" w:hAnsi="Arial Narrow" w:cs="Arial Narrow"/>
@@ -3096,7 +3098,7 @@
     </w:p>
     <w:p>
       <w:pPr>
-        <w:spacing w:after="0" w:line="240" w:lineRule="auto"/>
+        <w:spacing w:before="0" w:after="0" w:line="240" w:lineRule="auto"/>
         <w:contextualSpacing/>
         <w:jc w:val="both"/>
         <w:rPr>
@@ -3152,7 +3154,7 @@
     </w:p>
     <w:p>
       <w:pPr>
-        <w:spacing w:after="0" w:line="240" w:lineRule="auto"/>
+        <w:spacing w:before="0" w:after="0" w:line="240" w:lineRule="auto"/>
         <w:contextualSpacing/>
         <w:jc w:val="both"/>
         <w:rPr>
@@ -3594,7 +3596,7 @@
     <w:bookmarkEnd w:id="1"/>
     <w:p>
       <w:pPr>
-        <w:spacing w:after="0" w:line="240" w:lineRule="auto"/>
+        <w:spacing w:before="0" w:after="0" w:line="240" w:lineRule="auto"/>
         <w:jc w:val="both"/>
         <w:rPr>
           <w:rFonts w:ascii="Arial Narrow" w:eastAsia="Arial Narrow" w:hAnsi="Arial Narrow" w:cs="Arial Narrow"/>
@@ -3750,7 +3752,7 @@
     </w:p>
     <w:p>
       <w:pPr>
-        <w:spacing w:after="0" w:line="240" w:lineRule="auto"/>
+        <w:spacing w:before="0" w:after="0" w:line="240" w:lineRule="auto"/>
         <w:jc w:val="both"/>
         <w:rPr>
           <w:rFonts w:ascii="Arial Narrow" w:eastAsia="Arial Narrow" w:hAnsi="Arial Narrow" w:cs="Arial Narrow"/>
@@ -3920,7 +3922,7 @@
     <w:p>
       <w:pPr>
         <w:pStyle w:val="Prrafodelista"/>
-        <w:spacing w:line="240" w:lineRule="auto"/>
+        <w:spacing w:before="0" w:after="0" w:line="240" w:lineRule="auto"/>
         <w:rPr>
           <w:rFonts w:ascii="Arial Narrow" w:eastAsia="Arial Narrow" w:hAnsi="Arial Narrow" w:cs="Arial Narrow"/>
           <w:kern w:val="0"/>
@@ -4058,6 +4060,7 @@
     <w:p>
       <w:pPr>
         <w:pStyle w:val="Prrafodelista"/>
+        <w:spacing w:before="0" w:after="0" w:line="240" w:lineRule="auto"/>
         <w:rPr>
           <w:rFonts w:ascii="Arial Narrow" w:eastAsia="Arial Narrow" w:hAnsi="Arial Narrow" w:cs="Arial Narrow"/>
           <w:kern w:val="0"/>
@@ -4204,6 +4207,7 @@
     <w:p>
       <w:pPr>
         <w:pStyle w:val="Prrafodelista"/>
+        <w:spacing w:before="0" w:after="0" w:line="240" w:lineRule="auto"/>
         <w:rPr>
           <w:rFonts w:ascii="Arial Narrow" w:eastAsia="Arial Narrow" w:hAnsi="Arial Narrow" w:cs="Arial Narrow"/>
           <w:kern w:val="0"/>
@@ -4374,6 +4378,7 @@
     <w:p>
       <w:pPr>
         <w:pStyle w:val="Prrafodelista"/>
+        <w:spacing w:before="0" w:after="0" w:line="240" w:lineRule="auto"/>
         <w:rPr>
           <w:rFonts w:ascii="Arial Narrow" w:eastAsia="Arial Narrow" w:hAnsi="Arial Narrow" w:cs="Arial Narrow"/>
           <w:kern w:val="0"/>
@@ -4526,7 +4531,7 @@
     </w:p>
     <w:p>
       <w:pPr>
-        <w:spacing w:after="0" w:line="240" w:lineRule="auto"/>
+        <w:spacing w:before="0" w:after="0" w:line="240" w:lineRule="auto"/>
         <w:jc w:val="both"/>
         <w:rPr>
           <w:rFonts w:ascii="Arial Narrow" w:eastAsia="Arial Narrow" w:hAnsi="Arial Narrow" w:cs="Arial Narrow"/>
@@ -4674,7 +4679,7 @@
     <w:p>
       <w:pPr>
         <w:pStyle w:val="Prrafodelista"/>
-        <w:spacing w:line="240" w:lineRule="auto"/>
+        <w:spacing w:before="0" w:after="0" w:line="240" w:lineRule="auto"/>
         <w:rPr>
           <w:rFonts w:ascii="Arial Narrow" w:eastAsia="Arial Narrow" w:hAnsi="Arial Narrow" w:cs="Arial Narrow"/>
           <w:kern w:val="0"/>
@@ -4809,6 +4814,7 @@
     <w:p>
       <w:pPr>
         <w:pStyle w:val="Prrafodelista"/>
+        <w:spacing w:before="0" w:after="0" w:line="240" w:lineRule="auto"/>
         <w:rPr>
           <w:rFonts w:ascii="Arial Narrow" w:eastAsia="Arial Narrow" w:hAnsi="Arial Narrow" w:cs="Arial Narrow"/>
           <w:kern w:val="0"/>
@@ -4955,6 +4961,7 @@
     <w:p>
       <w:pPr>
         <w:pStyle w:val="Prrafodelista"/>
+        <w:spacing w:before="0" w:after="0" w:line="240" w:lineRule="auto"/>
         <w:rPr>
           <w:rFonts w:ascii="Arial Narrow" w:eastAsia="Arial Narrow" w:hAnsi="Arial Narrow" w:cs="Arial Narrow"/>
           <w:kern w:val="0"/>
@@ -5125,7 +5132,7 @@
     <w:bookmarkEnd w:id="20"/>
     <w:p>
       <w:pPr>
-        <w:spacing w:after="0" w:line="240" w:lineRule="auto"/>
+        <w:spacing w:before="0" w:after="0" w:line="240" w:lineRule="auto"/>
         <w:jc w:val="both"/>
         <w:rPr>
           <w:rFonts w:ascii="Arial Narrow" w:eastAsia="Arial Narrow" w:hAnsi="Arial Narrow" w:cs="Arial Narrow"/>
@@ -5197,7 +5204,7 @@
     </w:p>
     <w:p>
       <w:pPr>
-        <w:spacing w:after="0" w:line="240" w:lineRule="auto"/>
+        <w:spacing w:before="0" w:after="0" w:line="240" w:lineRule="auto"/>
         <w:ind w:left="567"/>
         <w:contextualSpacing/>
         <w:jc w:val="both"/>
@@ -5254,7 +5261,7 @@
     </w:p>
     <w:p>
       <w:pPr>
-        <w:spacing w:after="0" w:line="240" w:lineRule="auto"/>
+        <w:spacing w:before="0" w:after="0" w:line="240" w:lineRule="auto"/>
         <w:jc w:val="both"/>
         <w:rPr>
           <w:rFonts w:ascii="Arial Narrow" w:eastAsia="Arial Narrow" w:hAnsi="Arial Narrow" w:cs="Arial Narrow"/>
@@ -5779,7 +5786,7 @@
     <w:p>
       <w:pPr>
         <w:pStyle w:val="Prrafodelista"/>
-        <w:spacing w:after="0" w:line="240" w:lineRule="auto"/>
+        <w:spacing w:before="0" w:after="0" w:line="240" w:lineRule="auto"/>
         <w:ind w:left="567"/>
         <w:jc w:val="both"/>
         <w:rPr>
@@ -5834,10 +5841,37 @@
     </w:p>
     <w:p>
       <w:pPr>
+        <w:spacing w:before="0" w:after="0" w:line="240" w:lineRule="auto"/>
+        <w:jc w:val="both"/>
+        <w:rPr>
+          <w:rFonts w:ascii="Arial Narrow" w:eastAsia="Arial Narrow" w:hAnsi="Arial Narrow" w:cs="Arial Narrow"/>
+          <w:b/>
+          <w:color w:val="000000"/>
+          <w:kern w:val="0"/>
+          <w:sz w:val="22"/>
+          <w:szCs w:val="22"/>
+          <w:lang w:eastAsia="es-PE"/>
+          <w14:ligatures w14:val="none"/>
+        </w:rPr>
+      </w:pPr>
+    </w:p>
+    <w:p>
+      <w:pPr>
         <w:spacing w:after="0" w:line="240" w:lineRule="auto"/>
         <w:jc w:val="both"/>
         <w:rPr>
           <w:rFonts w:ascii="Arial Narrow" w:eastAsia="Arial Narrow" w:hAnsi="Arial Narrow" w:cs="Arial Narrow"/>
+          <w:color w:val="000000"/>
+          <w:kern w:val="0"/>
+          <w:sz w:val="22"/>
+          <w:szCs w:val="22"/>
+          <w:lang w:eastAsia="es-PE"/>
+          <w14:ligatures w14:val="none"/>
+        </w:rPr>
+      </w:pPr>
+      <w:r>
+        <w:rPr>
+          <w:rFonts w:ascii="Arial Narrow" w:eastAsia="Arial Narrow" w:hAnsi="Arial Narrow" w:cs="Arial Narrow"/>
           <w:b/>
           <w:color w:val="000000"/>
           <w:kern w:val="0"/>
@@ -5846,33 +5880,6 @@
           <w:lang w:eastAsia="es-PE"/>
           <w14:ligatures w14:val="none"/>
         </w:rPr>
-      </w:pPr>
-    </w:p>
-    <w:p>
-      <w:pPr>
-        <w:spacing w:after="0" w:line="240" w:lineRule="auto"/>
-        <w:jc w:val="both"/>
-        <w:rPr>
-          <w:rFonts w:ascii="Arial Narrow" w:eastAsia="Arial Narrow" w:hAnsi="Arial Narrow" w:cs="Arial Narrow"/>
-          <w:color w:val="000000"/>
-          <w:kern w:val="0"/>
-          <w:sz w:val="22"/>
-          <w:szCs w:val="22"/>
-          <w:lang w:eastAsia="es-PE"/>
-          <w14:ligatures w14:val="none"/>
-        </w:rPr>
-      </w:pPr>
-      <w:r>
-        <w:rPr>
-          <w:rFonts w:ascii="Arial Narrow" w:eastAsia="Arial Narrow" w:hAnsi="Arial Narrow" w:cs="Arial Narrow"/>
-          <w:b/>
-          <w:color w:val="000000"/>
-          <w:kern w:val="0"/>
-          <w:sz w:val="22"/>
-          <w:szCs w:val="22"/>
-          <w:lang w:eastAsia="es-PE"/>
-          <w14:ligatures w14:val="none"/>
-        </w:rPr>
         <w:t xml:space="preserve">PRIMERO:</w:t>
       </w:r>
       <w:r>
@@ -6018,7 +6025,7 @@
     </w:p>
     <w:p>
       <w:pPr>
-        <w:spacing w:after="0" w:line="240" w:lineRule="auto"/>
+        <w:spacing w:before="0" w:after="0" w:line="240" w:lineRule="auto"/>
         <w:jc w:val="both"/>
         <w:rPr>
           <w:rFonts w:ascii="Arial Narrow" w:eastAsia="Arial Narrow" w:hAnsi="Arial Narrow" w:cs="Arial Narrow"/>
@@ -6343,10 +6350,10 @@
     <w:p>
       <w:pPr>
         <w:pStyle w:val="Prrafodelista"/>
+        <w:spacing w:before="0" w:after="0" w:line="240" w:lineRule="auto"/>
         <w:tabs>
           <w:tab w:val="num" w:pos="567"/>
         </w:tabs>
-        <w:spacing w:after="0" w:line="240" w:lineRule="auto"/>
         <w:ind w:left="567"/>
         <w:jc w:val="both"/>
         <w:rPr>
@@ -6553,7 +6560,7 @@
     <w:p>
       <w:pPr>
         <w:pStyle w:val="Prrafodelista"/>
-        <w:spacing w:after="0" w:line="240" w:lineRule="auto"/>
+        <w:spacing w:before="0" w:after="0" w:line="240" w:lineRule="auto"/>
         <w:ind w:left="567"/>
         <w:jc w:val="both"/>
         <w:rPr>
@@ -6748,10 +6755,10 @@
     <w:p>
       <w:pPr>
         <w:pStyle w:val="Prrafodelista"/>
+        <w:spacing w:before="0" w:after="0" w:line="240" w:lineRule="auto"/>
         <w:tabs>
           <w:tab w:val="num" w:pos="567"/>
         </w:tabs>
-        <w:spacing w:after="0" w:line="240" w:lineRule="auto"/>
         <w:ind w:left="567"/>
         <w:jc w:val="both"/>
         <w:rPr>
@@ -6947,6 +6954,7 @@
     <w:p>
       <w:pPr>
         <w:pStyle w:val="Prrafodelista"/>
+        <w:spacing w:before="0" w:after="0" w:line="240" w:lineRule="auto"/>
         <w:rPr>
           <w:rFonts w:ascii="Arial Narrow" w:eastAsia="Arial Narrow" w:hAnsi="Arial Narrow" w:cs="Arial Narrow"/>
           <w:sz w:val="22"/>
@@ -7137,10 +7145,10 @@
     <w:p>
       <w:pPr>
         <w:pStyle w:val="Prrafodelista"/>
+        <w:spacing w:before="0" w:after="0" w:line="240" w:lineRule="auto"/>
         <w:tabs>
           <w:tab w:val="num" w:pos="567"/>
         </w:tabs>
-        <w:spacing w:after="0" w:line="240" w:lineRule="auto"/>
         <w:ind w:left="567"/>
         <w:jc w:val="both"/>
         <w:rPr>
@@ -7322,7 +7330,7 @@
     </w:p>
     <w:p>
       <w:pPr>
-        <w:spacing w:after="0" w:line="240" w:lineRule="auto"/>
+        <w:spacing w:before="0" w:after="0" w:line="240" w:lineRule="auto"/>
         <w:jc w:val="both"/>
         <w:rPr>
           <w:rFonts w:ascii="Arial Narrow" w:eastAsia="Arial Narrow" w:hAnsi="Arial Narrow" w:cs="Arial Narrow"/>
@@ -7563,10 +7571,10 @@
     <w:p>
       <w:pPr>
         <w:pStyle w:val="Prrafodelista"/>
+        <w:spacing w:before="0" w:after="0" w:line="240" w:lineRule="auto"/>
         <w:tabs>
           <w:tab w:val="num" w:pos="567"/>
         </w:tabs>
-        <w:spacing w:after="0" w:line="240" w:lineRule="auto"/>
         <w:ind w:left="567"/>
         <w:jc w:val="both"/>
         <w:rPr>
@@ -7797,7 +7805,7 @@
     <w:p>
       <w:pPr>
         <w:pStyle w:val="Prrafodelista"/>
-        <w:spacing w:after="0" w:line="240" w:lineRule="auto"/>
+        <w:spacing w:before="0" w:after="0" w:line="240" w:lineRule="auto"/>
         <w:ind w:left="567"/>
         <w:jc w:val="both"/>
         <w:rPr>
@@ -7990,10 +7998,10 @@
     <w:p>
       <w:pPr>
         <w:pStyle w:val="Prrafodelista"/>
+        <w:spacing w:before="0" w:after="0" w:line="240" w:lineRule="auto"/>
         <w:tabs>
           <w:tab w:val="num" w:pos="567"/>
         </w:tabs>
-        <w:spacing w:after="0" w:line="240" w:lineRule="auto"/>
         <w:ind w:left="567"/>
         <w:jc w:val="both"/>
         <w:rPr>
@@ -8176,6 +8184,7 @@
     <w:p>
       <w:pPr>
         <w:pStyle w:val="Prrafodelista"/>
+        <w:spacing w:before="0" w:after="0" w:line="240" w:lineRule="auto"/>
         <w:rPr>
           <w:rFonts w:ascii="Arial Narrow" w:eastAsia="Arial Narrow" w:hAnsi="Arial Narrow" w:cs="Arial Narrow"/>
           <w:sz w:val="22"/>
@@ -8363,10 +8372,10 @@
     <w:p>
       <w:pPr>
         <w:pStyle w:val="Prrafodelista"/>
+        <w:spacing w:before="0" w:after="0" w:line="240" w:lineRule="auto"/>
         <w:tabs>
           <w:tab w:val="num" w:pos="567"/>
         </w:tabs>
-        <w:spacing w:after="0" w:line="240" w:lineRule="auto"/>
         <w:ind w:left="567"/>
         <w:jc w:val="both"/>
         <w:rPr>
@@ -8548,7 +8557,7 @@
     </w:p>
     <w:p>
       <w:pPr>
-        <w:spacing w:after="0" w:line="240" w:lineRule="auto"/>
+        <w:spacing w:before="0" w:after="0" w:line="240" w:lineRule="auto"/>
         <w:jc w:val="both"/>
         <w:rPr>
           <w:rFonts w:ascii="Arial Narrow" w:eastAsia="Arial Narrow" w:hAnsi="Arial Narrow" w:cs="Arial Narrow"/>
@@ -8634,7 +8643,7 @@
     </w:p>
     <w:p>
       <w:pPr>
-        <w:spacing w:line="240" w:lineRule="auto"/>
+        <w:spacing w:before="0" w:after="0" w:line="240" w:lineRule="auto"/>
         <w:contextualSpacing/>
         <w:jc w:val="both"/>
         <w:rPr>
@@ -8726,7 +8735,7 @@
     </w:p>
     <w:p>
       <w:pPr>
-        <w:spacing w:after="0" w:line="240" w:lineRule="auto"/>
+        <w:spacing w:before="0" w:after="0" w:line="240" w:lineRule="auto"/>
         <w:jc w:val="both"/>
         <w:rPr>
           <w:rFonts w:ascii="Arial Narrow" w:eastAsia="Arial Narrow" w:hAnsi="Arial Narrow" w:cs="Arial Narrow"/>
@@ -9042,7 +9051,7 @@
     </w:p>
     <w:p>
       <w:pPr>
-        <w:spacing w:after="0" w:line="240" w:lineRule="auto"/>
+        <w:spacing w:before="0" w:after="0" w:line="240" w:lineRule="auto"/>
         <w:ind w:left="567"/>
         <w:jc w:val="both"/>
         <w:rPr>
@@ -9143,6 +9152,21 @@
     </w:p>
     <w:p>
       <w:pPr>
+        <w:spacing w:before="0" w:after="0" w:line="240" w:lineRule="auto"/>
+        <w:jc w:val="both"/>
+        <w:rPr>
+          <w:rFonts w:ascii="Arial Narrow" w:eastAsia="Arial Narrow" w:hAnsi="Arial Narrow" w:cs="Arial Narrow"/>
+          <w:color w:val="000000"/>
+          <w:kern w:val="0"/>
+          <w:sz w:val="22"/>
+          <w:szCs w:val="22"/>
+          <w:lang w:eastAsia="es-PE"/>
+          <w14:ligatures w14:val="none"/>
+        </w:rPr>
+      </w:pPr>
+    </w:p>
+    <w:p>
+      <w:pPr>
         <w:spacing w:after="0" w:line="240" w:lineRule="auto"/>
         <w:jc w:val="both"/>
         <w:rPr>
@@ -9151,21 +9175,6 @@
           <w:kern w:val="0"/>
           <w:sz w:val="22"/>
           <w:szCs w:val="22"/>
-          <w:lang w:eastAsia="es-PE"/>
-          <w14:ligatures w14:val="none"/>
-        </w:rPr>
-      </w:pPr>
-    </w:p>
-    <w:p>
-      <w:pPr>
-        <w:spacing w:after="0" w:line="240" w:lineRule="auto"/>
-        <w:jc w:val="both"/>
-        <w:rPr>
-          <w:rFonts w:ascii="Arial Narrow" w:eastAsia="Arial Narrow" w:hAnsi="Arial Narrow" w:cs="Arial Narrow"/>
-          <w:color w:val="000000"/>
-          <w:kern w:val="0"/>
-          <w:sz w:val="22"/>
-          <w:szCs w:val="22"/>
           <w:lang w:val="es-ES" w:eastAsia="es-ES"/>
           <w14:ligatures w14:val="none"/>
         </w:rPr>
@@ -9531,7 +9540,7 @@
     </w:p>
     <w:p>
       <w:pPr>
-        <w:spacing w:after="0" w:line="240" w:lineRule="auto"/>
+        <w:spacing w:before="0" w:after="0" w:line="240" w:lineRule="auto"/>
         <w:jc w:val="both"/>
         <w:rPr>
           <w:rFonts w:ascii="Arial Narrow" w:eastAsia="Arial Narrow" w:hAnsi="Arial Narrow" w:cs="Arial Narrow"/>
@@ -9873,11 +9882,39 @@
     </w:p>
     <w:p>
       <w:pPr>
+        <w:spacing w:before="0" w:after="0" w:line="240" w:lineRule="auto"/>
+        <w:shd w:val="clear" w:color="auto" w:fill="FFFFFF"/>
+        <w:jc w:val="both"/>
+        <w:rPr>
+          <w:rFonts w:ascii="Arial Narrow" w:eastAsia="Arial Narrow" w:hAnsi="Arial Narrow" w:cs="Arial Narrow"/>
+          <w:b/>
+          <w:color w:val="000000"/>
+          <w:kern w:val="0"/>
+          <w:sz w:val="22"/>
+          <w:szCs w:val="22"/>
+          <w:lang w:eastAsia="es-PE"/>
+          <w14:ligatures w14:val="none"/>
+        </w:rPr>
+      </w:pPr>
+    </w:p>
+    <w:p>
+      <w:pPr>
         <w:shd w:val="clear" w:color="auto" w:fill="FFFFFF"/>
         <w:spacing w:after="0" w:line="240" w:lineRule="auto"/>
         <w:jc w:val="both"/>
         <w:rPr>
           <w:rFonts w:ascii="Arial Narrow" w:eastAsia="Arial Narrow" w:hAnsi="Arial Narrow" w:cs="Arial Narrow"/>
+          <w:color w:val="000000"/>
+          <w:kern w:val="0"/>
+          <w:sz w:val="22"/>
+          <w:szCs w:val="22"/>
+          <w:lang w:eastAsia="es-PE"/>
+          <w14:ligatures w14:val="none"/>
+        </w:rPr>
+      </w:pPr>
+      <w:r>
+        <w:rPr>
+          <w:rFonts w:ascii="Arial Narrow" w:eastAsia="Arial Narrow" w:hAnsi="Arial Narrow" w:cs="Arial Narrow"/>
           <w:b/>
           <w:color w:val="000000"/>
           <w:kern w:val="0"/>
@@ -9886,77 +9923,49 @@
           <w:lang w:eastAsia="es-PE"/>
           <w14:ligatures w14:val="none"/>
         </w:rPr>
-      </w:pPr>
-    </w:p>
-    <w:p>
-      <w:pPr>
+        <w:t>SÉTIMO:</w:t>
+      </w:r>
+      <w:r>
+        <w:rPr>
+          <w:rFonts w:ascii="Arial Narrow" w:eastAsia="Arial Narrow" w:hAnsi="Arial Narrow" w:cs="Arial Narrow"/>
+          <w:color w:val="000000"/>
+          <w:kern w:val="0"/>
+          <w:sz w:val="22"/>
+          <w:szCs w:val="22"/>
+          <w:lang w:eastAsia="es-PE"/>
+          <w14:ligatures w14:val="none"/>
+        </w:rPr>
+        <w:t xml:space="preserve"> informar a las partes que conforme a lo establecido en el artículo 39</w:t>
+      </w:r>
+      <w:r>
+        <w:rPr>
+          <w:rFonts w:ascii="Arial Narrow" w:eastAsia="Arial Narrow" w:hAnsi="Arial Narrow" w:cs="Arial Narrow"/>
+          <w:color w:val="000000"/>
+          <w:kern w:val="0"/>
+          <w:sz w:val="22"/>
+          <w:szCs w:val="22"/>
+          <w:lang w:eastAsia="es-PE"/>
+          <w14:ligatures w14:val="none"/>
+        </w:rPr>
+        <w:t/>
+      </w:r>
+      <w:r>
+        <w:rPr>
+          <w:rFonts w:ascii="Arial Narrow" w:eastAsia="Arial Narrow" w:hAnsi="Arial Narrow" w:cs="Arial Narrow"/>
+          <w:color w:val="000000"/>
+          <w:kern w:val="0"/>
+          <w:sz w:val="22"/>
+          <w:szCs w:val="22"/>
+          <w:lang w:eastAsia="es-PE"/>
+          <w14:ligatures w14:val="none"/>
+        </w:rPr>
+        <w:t xml:space="preserve"> de la Ley sobre Facultades, Normas y Organización del Indecopi, aprobada por Decreto Legislativo 807, los gastos por los peritajes realizados, actuación de pruebas, inspecciones y otros derivados de la tramitación del proceso serán de cargo de la parte que solicita la prueba, salvo pacto en contrario. En todos los casos, la resolución final determinará si los gastos deben ser asumidos por alguna de las partes, o reembolsados a la otra parte o al Indecopi, según sea el caso, de manera adicional a la sanción que haya podido imponerse. </w:t>
+      </w:r>
+    </w:p>
+    <w:p>
+      <w:pPr>
+        <w:spacing w:before="0" w:after="0" w:line="240" w:lineRule="auto"/>
         <w:shd w:val="clear" w:color="auto" w:fill="FFFFFF"/>
-        <w:spacing w:after="0" w:line="240" w:lineRule="auto"/>
-        <w:jc w:val="both"/>
-        <w:rPr>
-          <w:rFonts w:ascii="Arial Narrow" w:eastAsia="Arial Narrow" w:hAnsi="Arial Narrow" w:cs="Arial Narrow"/>
-          <w:color w:val="000000"/>
-          <w:kern w:val="0"/>
-          <w:sz w:val="22"/>
-          <w:szCs w:val="22"/>
-          <w:lang w:eastAsia="es-PE"/>
-          <w14:ligatures w14:val="none"/>
-        </w:rPr>
-      </w:pPr>
-      <w:r>
-        <w:rPr>
-          <w:rFonts w:ascii="Arial Narrow" w:eastAsia="Arial Narrow" w:hAnsi="Arial Narrow" w:cs="Arial Narrow"/>
-          <w:b/>
-          <w:color w:val="000000"/>
-          <w:kern w:val="0"/>
-          <w:sz w:val="22"/>
-          <w:szCs w:val="22"/>
-          <w:lang w:eastAsia="es-PE"/>
-          <w14:ligatures w14:val="none"/>
-        </w:rPr>
-        <w:t>SÉTIMO:</w:t>
-      </w:r>
-      <w:r>
-        <w:rPr>
-          <w:rFonts w:ascii="Arial Narrow" w:eastAsia="Arial Narrow" w:hAnsi="Arial Narrow" w:cs="Arial Narrow"/>
-          <w:color w:val="000000"/>
-          <w:kern w:val="0"/>
-          <w:sz w:val="22"/>
-          <w:szCs w:val="22"/>
-          <w:lang w:eastAsia="es-PE"/>
-          <w14:ligatures w14:val="none"/>
-        </w:rPr>
-        <w:t xml:space="preserve"> informar a las partes que conforme a lo establecido en el artículo 39</w:t>
-      </w:r>
-      <w:r>
-        <w:rPr>
-          <w:rFonts w:ascii="Arial Narrow" w:eastAsia="Arial Narrow" w:hAnsi="Arial Narrow" w:cs="Arial Narrow"/>
-          <w:color w:val="000000"/>
-          <w:kern w:val="0"/>
-          <w:sz w:val="22"/>
-          <w:szCs w:val="22"/>
-          <w:lang w:eastAsia="es-PE"/>
-          <w14:ligatures w14:val="none"/>
-        </w:rPr>
-        <w:t/>
-      </w:r>
-      <w:r>
-        <w:rPr>
-          <w:rFonts w:ascii="Arial Narrow" w:eastAsia="Arial Narrow" w:hAnsi="Arial Narrow" w:cs="Arial Narrow"/>
-          <w:color w:val="000000"/>
-          <w:kern w:val="0"/>
-          <w:sz w:val="22"/>
-          <w:szCs w:val="22"/>
-          <w:lang w:eastAsia="es-PE"/>
-          <w14:ligatures w14:val="none"/>
-        </w:rPr>
-        <w:t xml:space="preserve"> de la Ley sobre Facultades, Normas y Organización del Indecopi, aprobada por Decreto Legislativo 807, los gastos por los peritajes realizados, actuación de pruebas, inspecciones y otros derivados de la tramitación del proceso serán de cargo de la parte que solicita la prueba, salvo pacto en contrario. En todos los casos, la resolución final determinará si los gastos deben ser asumidos por alguna de las partes, o reembolsados a la otra parte o al Indecopi, según sea el caso, de manera adicional a la sanción que haya podido imponerse. </w:t>
-      </w:r>
-    </w:p>
-    <w:p>
-      <w:pPr>
-        <w:shd w:val="clear" w:color="auto" w:fill="FFFFFF"/>
-        <w:spacing w:after="0" w:line="240" w:lineRule="auto"/>
         <w:jc w:val="both"/>
         <w:rPr>
           <w:rFonts w:ascii="Arial Narrow" w:eastAsia="Arial Narrow" w:hAnsi="Arial Narrow" w:cs="Arial Narrow"/>
@@ -10125,15 +10134,74 @@
     </w:p>
     <w:p>
       <w:pPr>
+        <w:spacing w:before="0" w:after="0" w:line="240" w:lineRule="auto"/>
+        <w:suppressAutoHyphens/>
+        <w:jc w:val="both"/>
+        <w:rPr>
+          <w:rFonts w:ascii="Arial Narrow" w:eastAsia="Arial Narrow" w:hAnsi="Arial Narrow" w:cs="Arial Narrow"/>
+          <w:kern w:val="0"/>
+          <w:sz w:val="22"/>
+          <w:szCs w:val="22"/>
+          <w:u w:val="single"/>
+          <w14:ligatures w14:val="none"/>
+        </w:rPr>
+      </w:pPr>
+    </w:p>
+    <w:p>
+      <w:pPr>
         <w:suppressAutoHyphens/>
         <w:spacing w:after="0" w:line="240" w:lineRule="auto"/>
         <w:jc w:val="both"/>
         <w:rPr>
           <w:rFonts w:ascii="Arial Narrow" w:eastAsia="Arial Narrow" w:hAnsi="Arial Narrow" w:cs="Arial Narrow"/>
-          <w:kern w:val="0"/>
-          <w:sz w:val="22"/>
-          <w:szCs w:val="22"/>
-          <w:u w:val="single"/>
+          <w:color w:val="000000"/>
+          <w:kern w:val="0"/>
+          <w:sz w:val="22"/>
+          <w:szCs w:val="22"/>
+          <w:lang w:eastAsia="es-PE"/>
+          <w14:ligatures w14:val="none"/>
+        </w:rPr>
+      </w:pPr>
+      <w:r>
+        <w:rPr>
+          <w:rFonts w:ascii="Arial Narrow" w:eastAsia="Arial Narrow" w:hAnsi="Arial Narrow" w:cs="Arial Narrow"/>
+          <w:b/>
+          <w:color w:val="000000"/>
+          <w:kern w:val="0"/>
+          <w:sz w:val="22"/>
+          <w:szCs w:val="22"/>
+          <w:lang w:eastAsia="es-PE"/>
+          <w14:ligatures w14:val="none"/>
+        </w:rPr>
+        <w:t>NOVENO:</w:t>
+      </w:r>
+      <w:r>
+        <w:rPr>
+          <w:rFonts w:ascii="Arial Narrow" w:eastAsia="Arial Narrow" w:hAnsi="Arial Narrow" w:cs="Arial Narrow"/>
+          <w:color w:val="000000"/>
+          <w:kern w:val="0"/>
+          <w:sz w:val="22"/>
+          <w:szCs w:val="22"/>
+          <w:lang w:eastAsia="es-PE"/>
+          <w14:ligatures w14:val="none"/>
+        </w:rPr>
+        <w:t xml:space="preserve"> poner en conocimiento de las partes que, antes de la emisión de la Resolución Final, tienen la posibilidad de formular su desistimiento o presentar el acuerdo arribado mediante la conciliación, mediación, transacción o cualquier otro que, de forma indubitable, deje constancia que se ha solucionado la controversia materia de denuncia.</w:t>
+      </w:r>
+      <w:bookmarkStart w:id="30" w:name="h.gjdgxs" w:colFirst="0" w:colLast="0"/>
+      <w:bookmarkEnd w:id="30"/>
+    </w:p>
+    <w:p>
+      <w:pPr>
+        <w:spacing w:before="0" w:after="0" w:line="240" w:lineRule="auto"/>
+        <w:suppressAutoHyphens/>
+        <w:jc w:val="both"/>
+        <w:rPr>
+          <w:rFonts w:ascii="Arial Narrow" w:eastAsia="Arial Narrow" w:hAnsi="Arial Narrow" w:cs="Arial Narrow"/>
+          <w:color w:val="000000"/>
+          <w:kern w:val="0"/>
+          <w:sz w:val="22"/>
+          <w:szCs w:val="22"/>
+          <w:lang w:eastAsia="es-PE"/>
           <w14:ligatures w14:val="none"/>
         </w:rPr>
       </w:pPr>
@@ -10145,65 +10213,6 @@
         <w:jc w:val="both"/>
         <w:rPr>
           <w:rFonts w:ascii="Arial Narrow" w:eastAsia="Arial Narrow" w:hAnsi="Arial Narrow" w:cs="Arial Narrow"/>
-          <w:color w:val="000000"/>
-          <w:kern w:val="0"/>
-          <w:sz w:val="22"/>
-          <w:szCs w:val="22"/>
-          <w:lang w:eastAsia="es-PE"/>
-          <w14:ligatures w14:val="none"/>
-        </w:rPr>
-      </w:pPr>
-      <w:r>
-        <w:rPr>
-          <w:rFonts w:ascii="Arial Narrow" w:eastAsia="Arial Narrow" w:hAnsi="Arial Narrow" w:cs="Arial Narrow"/>
-          <w:b/>
-          <w:color w:val="000000"/>
-          <w:kern w:val="0"/>
-          <w:sz w:val="22"/>
-          <w:szCs w:val="22"/>
-          <w:lang w:eastAsia="es-PE"/>
-          <w14:ligatures w14:val="none"/>
-        </w:rPr>
-        <w:t>NOVENO:</w:t>
-      </w:r>
-      <w:r>
-        <w:rPr>
-          <w:rFonts w:ascii="Arial Narrow" w:eastAsia="Arial Narrow" w:hAnsi="Arial Narrow" w:cs="Arial Narrow"/>
-          <w:color w:val="000000"/>
-          <w:kern w:val="0"/>
-          <w:sz w:val="22"/>
-          <w:szCs w:val="22"/>
-          <w:lang w:eastAsia="es-PE"/>
-          <w14:ligatures w14:val="none"/>
-        </w:rPr>
-        <w:t xml:space="preserve"> poner en conocimiento de las partes que, antes de la emisión de la Resolución Final, tienen la posibilidad de formular su desistimiento o presentar el acuerdo arribado mediante la conciliación, mediación, transacción o cualquier otro que, de forma indubitable, deje constancia que se ha solucionado la controversia materia de denuncia.</w:t>
-      </w:r>
-      <w:bookmarkStart w:id="30" w:name="h.gjdgxs" w:colFirst="0" w:colLast="0"/>
-      <w:bookmarkEnd w:id="30"/>
-    </w:p>
-    <w:p>
-      <w:pPr>
-        <w:suppressAutoHyphens/>
-        <w:spacing w:after="0" w:line="240" w:lineRule="auto"/>
-        <w:jc w:val="both"/>
-        <w:rPr>
-          <w:rFonts w:ascii="Arial Narrow" w:eastAsia="Arial Narrow" w:hAnsi="Arial Narrow" w:cs="Arial Narrow"/>
-          <w:color w:val="000000"/>
-          <w:kern w:val="0"/>
-          <w:sz w:val="22"/>
-          <w:szCs w:val="22"/>
-          <w:lang w:eastAsia="es-PE"/>
-          <w14:ligatures w14:val="none"/>
-        </w:rPr>
-      </w:pPr>
-    </w:p>
-    <w:p>
-      <w:pPr>
-        <w:suppressAutoHyphens/>
-        <w:spacing w:after="0" w:line="240" w:lineRule="auto"/>
-        <w:jc w:val="both"/>
-        <w:rPr>
-          <w:rFonts w:ascii="Arial Narrow" w:eastAsia="Arial Narrow" w:hAnsi="Arial Narrow" w:cs="Arial Narrow"/>
           <w:sz w:val="22"/>
           <w:szCs w:val="22"/>
         </w:rPr>
@@ -10380,8 +10389,8 @@
     </w:p>
     <w:p>
       <w:pPr>
+        <w:spacing w:before="0" w:after="0" w:line="240" w:lineRule="auto"/>
         <w:suppressAutoHyphens/>
-        <w:spacing w:after="0" w:line="240" w:lineRule="auto"/>
         <w:jc w:val="both"/>
         <w:rPr>
           <w:rFonts w:ascii="Arial Narrow" w:eastAsia="Arial Narrow" w:hAnsi="Arial Narrow" w:cs="Arial Narrow"/>
@@ -10847,7 +10856,6 @@
           <w:sz w:val="16"/>
           <w:szCs w:val="16"/>
         </w:rPr>
-        <w:tab/>
         <w:t xml:space="preserve"/>
       </w:r>
       <w:r>
@@ -10923,16 +10931,14 @@
           <w:sz w:val="16"/>
           <w:szCs w:val="16"/>
         </w:rPr>
-        <w:tab/>
-        <w:t xml:space="preserve"/>
-      </w:r>
-      <w:r>
-        <w:rPr>
-          <w:rFonts w:ascii="Arial Narrow" w:eastAsia="Arial Narrow" w:hAnsi="Arial Narrow" w:cs="Arial Narrow"/>
-          <w:sz w:val="16"/>
-          <w:szCs w:val="16"/>
-        </w:rPr>
-        <w:tab/>
+        <w:t xml:space="preserve"/>
+      </w:r>
+      <w:r>
+        <w:rPr>
+          <w:rFonts w:ascii="Arial Narrow" w:eastAsia="Arial Narrow" w:hAnsi="Arial Narrow" w:cs="Arial Narrow"/>
+          <w:sz w:val="16"/>
+          <w:szCs w:val="16"/>
+        </w:rPr>
       </w:r>
       <w:r>
         <w:rPr>
@@ -10942,6 +10948,7 @@
           <w:sz w:val="16"/>
           <w:szCs w:val="16"/>
         </w:rPr>
+        <w:tab/>
         <w:t xml:space="preserve">LEY 29571, CÓDIGO DE PROTECCIÓN Y DEFENSA DEL CONSUMIDOR, publicado el 2 de setiembre de 2010 y modificado por Decreto Legislativo 1308 </w:t>
       </w:r>
     </w:p>
@@ -11183,16 +11190,14 @@
           <w:sz w:val="16"/>
           <w:szCs w:val="16"/>
         </w:rPr>
-        <w:tab/>
-        <w:t xml:space="preserve"/>
-      </w:r>
-      <w:r>
-        <w:rPr>
-          <w:rFonts w:ascii="Arial Narrow" w:eastAsia="Arial Narrow" w:hAnsi="Arial Narrow" w:cs="Arial Narrow"/>
-          <w:sz w:val="16"/>
-          <w:szCs w:val="16"/>
-        </w:rPr>
-        <w:tab/>
+        <w:t xml:space="preserve"/>
+      </w:r>
+      <w:r>
+        <w:rPr>
+          <w:rFonts w:ascii="Arial Narrow" w:eastAsia="Arial Narrow" w:hAnsi="Arial Narrow" w:cs="Arial Narrow"/>
+          <w:sz w:val="16"/>
+          <w:szCs w:val="16"/>
+        </w:rPr>
       </w:r>
       <w:r>
         <w:rPr>
@@ -11202,6 +11207,7 @@
           <w:sz w:val="16"/>
           <w:szCs w:val="16"/>
         </w:rPr>
+        <w:tab/>
         <w:t xml:space="preserve">LEY 29571, CÓDIGO DE PROTECCIÓN Y DEFENSA DEL CONSUMIDOR, publicado el 2 de setiembre de 2010 y modificado por Decreto Legislativo 1308 </w:t>
       </w:r>
     </w:p>
@@ -11360,16 +11366,14 @@
           <w:sz w:val="16"/>
           <w:szCs w:val="16"/>
         </w:rPr>
-        <w:tab/>
-        <w:t xml:space="preserve"/>
-      </w:r>
-      <w:r>
-        <w:rPr>
-          <w:rFonts w:ascii="Arial Narrow" w:eastAsia="Arial Narrow" w:hAnsi="Arial Narrow" w:cs="Arial Narrow"/>
-          <w:sz w:val="16"/>
-          <w:szCs w:val="16"/>
-        </w:rPr>
-        <w:tab/>
+        <w:t xml:space="preserve"/>
+      </w:r>
+      <w:r>
+        <w:rPr>
+          <w:rFonts w:ascii="Arial Narrow" w:eastAsia="Arial Narrow" w:hAnsi="Arial Narrow" w:cs="Arial Narrow"/>
+          <w:sz w:val="16"/>
+          <w:szCs w:val="16"/>
+        </w:rPr>
       </w:r>
       <w:r>
         <w:rPr>
@@ -11379,6 +11383,7 @@
           <w:sz w:val="16"/>
           <w:szCs w:val="16"/>
         </w:rPr>
+        <w:tab/>
         <w:t>LEY SOBRE FACULTADES, NORMAS Y ORGANIZACIÓN DEL INDECOPI, APROBADA POR DECRETO LEGISLATIVO 807 Artículo 24.-</w:t>
       </w:r>
       <w:r>
@@ -11527,7 +11532,6 @@
           <w:sz w:val="16"/>
           <w:szCs w:val="16"/>
         </w:rPr>
-        <w:tab/>
         <w:t xml:space="preserve"/>
       </w:r>
       <w:r>
@@ -11602,24 +11606,23 @@
           <w:sz w:val="16"/>
           <w:szCs w:val="16"/>
         </w:rPr>
+        <w:t xml:space="preserve"/>
+      </w:r>
+      <w:r>
+        <w:rPr>
+          <w:rFonts w:ascii="Arial Narrow" w:eastAsia="Arial Narrow" w:hAnsi="Arial Narrow" w:cs="Arial Narrow"/>
+          <w:sz w:val="16"/>
+          <w:szCs w:val="16"/>
+        </w:rPr>
+      </w:r>
+      <w:r>
+        <w:rPr>
+          <w:rFonts w:ascii="Arial Narrow" w:eastAsia="Arial Narrow" w:hAnsi="Arial Narrow" w:cs="Arial Narrow"/>
+          <w:b/>
+          <w:sz w:val="16"/>
+          <w:szCs w:val="16"/>
+        </w:rPr>
         <w:tab/>
-        <w:t xml:space="preserve"/>
-      </w:r>
-      <w:r>
-        <w:rPr>
-          <w:rFonts w:ascii="Arial Narrow" w:eastAsia="Arial Narrow" w:hAnsi="Arial Narrow" w:cs="Arial Narrow"/>
-          <w:sz w:val="16"/>
-          <w:szCs w:val="16"/>
-        </w:rPr>
-        <w:tab/>
-      </w:r>
-      <w:r>
-        <w:rPr>
-          <w:rFonts w:ascii="Arial Narrow" w:eastAsia="Arial Narrow" w:hAnsi="Arial Narrow" w:cs="Arial Narrow"/>
-          <w:b/>
-          <w:sz w:val="16"/>
-          <w:szCs w:val="16"/>
-        </w:rPr>
         <w:t xml:space="preserve">LEY </w:t>
       </w:r>
       <w:r>
@@ -12022,32 +12025,31 @@
           <w:szCs w:val="16"/>
           <w:vertAlign w:val="superscript"/>
         </w:rPr>
+        <w:t xml:space="preserve"/>
+      </w:r>
+      <w:r>
+        <w:rPr>
+          <w:rFonts w:ascii="Arial Narrow" w:eastAsia="Arial Narrow" w:hAnsi="Arial Narrow" w:cs="Arial Narrow"/>
+          <w:sz w:val="16"/>
+          <w:szCs w:val="16"/>
+        </w:rPr>
+        <w:t xml:space="preserve"/>
+      </w:r>
+      <w:r>
+        <w:rPr>
+          <w:rFonts w:ascii="Arial Narrow" w:eastAsia="Arial Narrow" w:hAnsi="Arial Narrow" w:cs="Arial Narrow"/>
+          <w:sz w:val="16"/>
+          <w:szCs w:val="16"/>
+        </w:rPr>
+      </w:r>
+      <w:r>
+        <w:rPr>
+          <w:rFonts w:ascii="Arial Narrow" w:eastAsia="Arial Narrow" w:hAnsi="Arial Narrow" w:cs="Arial Narrow"/>
+          <w:b/>
+          <w:sz w:val="16"/>
+          <w:szCs w:val="16"/>
+        </w:rPr>
         <w:tab/>
-        <w:t xml:space="preserve"/>
-      </w:r>
-      <w:r>
-        <w:rPr>
-          <w:rFonts w:ascii="Arial Narrow" w:eastAsia="Arial Narrow" w:hAnsi="Arial Narrow" w:cs="Arial Narrow"/>
-          <w:sz w:val="16"/>
-          <w:szCs w:val="16"/>
-        </w:rPr>
-        <w:t xml:space="preserve"> </w:t>
-      </w:r>
-      <w:r>
-        <w:rPr>
-          <w:rFonts w:ascii="Arial Narrow" w:eastAsia="Arial Narrow" w:hAnsi="Arial Narrow" w:cs="Arial Narrow"/>
-          <w:sz w:val="16"/>
-          <w:szCs w:val="16"/>
-        </w:rPr>
-        <w:tab/>
-      </w:r>
-      <w:r>
-        <w:rPr>
-          <w:rFonts w:ascii="Arial Narrow" w:eastAsia="Arial Narrow" w:hAnsi="Arial Narrow" w:cs="Arial Narrow"/>
-          <w:b/>
-          <w:sz w:val="16"/>
-          <w:szCs w:val="16"/>
-        </w:rPr>
         <w:t xml:space="preserve">LEY </w:t>
       </w:r>
       <w:r>
@@ -12268,24 +12270,23 @@
           <w:sz w:val="16"/>
           <w:szCs w:val="16"/>
         </w:rPr>
+        <w:t xml:space="preserve"/>
+      </w:r>
+      <w:r>
+        <w:rPr>
+          <w:rFonts w:ascii="Arial Narrow" w:eastAsia="Arial Narrow" w:hAnsi="Arial Narrow" w:cs="Arial Narrow"/>
+          <w:sz w:val="16"/>
+          <w:szCs w:val="16"/>
+        </w:rPr>
+      </w:r>
+      <w:r>
+        <w:rPr>
+          <w:rFonts w:ascii="Arial Narrow" w:eastAsia="Arial Narrow" w:hAnsi="Arial Narrow" w:cs="Arial Narrow"/>
+          <w:b/>
+          <w:sz w:val="16"/>
+          <w:szCs w:val="16"/>
+        </w:rPr>
         <w:tab/>
-        <w:t xml:space="preserve"/>
-      </w:r>
-      <w:r>
-        <w:rPr>
-          <w:rFonts w:ascii="Arial Narrow" w:eastAsia="Arial Narrow" w:hAnsi="Arial Narrow" w:cs="Arial Narrow"/>
-          <w:sz w:val="16"/>
-          <w:szCs w:val="16"/>
-        </w:rPr>
-        <w:tab/>
-      </w:r>
-      <w:r>
-        <w:rPr>
-          <w:rFonts w:ascii="Arial Narrow" w:eastAsia="Arial Narrow" w:hAnsi="Arial Narrow" w:cs="Arial Narrow"/>
-          <w:b/>
-          <w:sz w:val="16"/>
-          <w:szCs w:val="16"/>
-        </w:rPr>
         <w:t xml:space="preserve">LEY </w:t>
       </w:r>
       <w:r>
@@ -13112,24 +13113,23 @@
           <w:sz w:val="16"/>
           <w:szCs w:val="16"/>
         </w:rPr>
+        <w:t xml:space="preserve"/>
+      </w:r>
+      <w:r>
+        <w:rPr>
+          <w:rFonts w:ascii="Arial Narrow" w:eastAsia="Arial Narrow" w:hAnsi="Arial Narrow" w:cs="Arial Narrow"/>
+          <w:sz w:val="16"/>
+          <w:szCs w:val="16"/>
+        </w:rPr>
+      </w:r>
+      <w:r>
+        <w:rPr>
+          <w:rFonts w:ascii="Arial Narrow" w:eastAsia="Arial Narrow" w:hAnsi="Arial Narrow" w:cs="Arial Narrow"/>
+          <w:b/>
+          <w:sz w:val="16"/>
+          <w:szCs w:val="16"/>
+        </w:rPr>
         <w:tab/>
-        <w:t xml:space="preserve"/>
-      </w:r>
-      <w:r>
-        <w:rPr>
-          <w:rFonts w:ascii="Arial Narrow" w:eastAsia="Arial Narrow" w:hAnsi="Arial Narrow" w:cs="Arial Narrow"/>
-          <w:sz w:val="16"/>
-          <w:szCs w:val="16"/>
-        </w:rPr>
-        <w:tab/>
-      </w:r>
-      <w:r>
-        <w:rPr>
-          <w:rFonts w:ascii="Arial Narrow" w:eastAsia="Arial Narrow" w:hAnsi="Arial Narrow" w:cs="Arial Narrow"/>
-          <w:b/>
-          <w:sz w:val="16"/>
-          <w:szCs w:val="16"/>
-        </w:rPr>
         <w:t xml:space="preserve">LEY </w:t>
       </w:r>
       <w:r>
@@ -13362,7 +13362,6 @@
           <w:sz w:val="16"/>
           <w:szCs w:val="16"/>
         </w:rPr>
-        <w:tab/>
         <w:t xml:space="preserve"/>
       </w:r>
       <w:r>
@@ -13498,16 +13497,24 @@
           <w:sz w:val="16"/>
           <w:szCs w:val="16"/>
         </w:rPr>
+        <w:t xml:space="preserve"/>
+      </w:r>
+      <w:r>
+        <w:rPr>
+          <w:rFonts w:ascii="Arial Narrow" w:eastAsia="Arial Narrow" w:hAnsi="Arial Narrow" w:cs="Arial Narrow"/>
+          <w:sz w:val="16"/>
+          <w:szCs w:val="16"/>
+        </w:rPr>
+      </w:r>
+      <w:r>
+        <w:rPr>
+          <w:rFonts w:ascii="Arial Narrow" w:eastAsia="Arial Narrow" w:hAnsi="Arial Narrow" w:cs="Arial Narrow"/>
+          <w:b/>
+          <w:sz w:val="16"/>
+          <w:szCs w:val="16"/>
+        </w:rPr>
         <w:tab/>
-        <w:t xml:space="preserve"/>
-      </w:r>
-      <w:r>
-        <w:rPr>
-          <w:rFonts w:ascii="Arial Narrow" w:eastAsia="Arial Narrow" w:hAnsi="Arial Narrow" w:cs="Arial Narrow"/>
-          <w:sz w:val="16"/>
-          <w:szCs w:val="16"/>
-        </w:rPr>
-        <w:tab/>
+        <w:t xml:space="preserve">TEXTO ÚNICO ORDENADO DE LA LEY DEL PROCEDIMIENTO ADMINISTRATIVO GENERAL, aprobado mediante DECRETO SUPREMO </w:t>
       </w:r>
       <w:r>
         <w:rPr>
@@ -13516,7 +13523,7 @@
           <w:sz w:val="16"/>
           <w:szCs w:val="16"/>
         </w:rPr>
-        <w:t xml:space="preserve">TEXTO ÚNICO ORDENADO DE LA LEY DEL PROCEDIMIENTO ADMINISTRATIVO GENERAL, aprobado mediante DECRETO SUPREMO </w:t>
+        <w:t xml:space="preserve">006-2026-JUS </w:t>
       </w:r>
       <w:r>
         <w:rPr>
@@ -13525,7 +13532,7 @@
           <w:sz w:val="16"/>
           <w:szCs w:val="16"/>
         </w:rPr>
-        <w:t xml:space="preserve">006-2026-JUS </w:t>
+        <w:t xml:space="preserve">y publicado el </w:t>
       </w:r>
       <w:r>
         <w:rPr>
@@ -13534,22 +13541,13 @@
           <w:sz w:val="16"/>
           <w:szCs w:val="16"/>
         </w:rPr>
-        <w:t xml:space="preserve">y publicado el </w:t>
-      </w:r>
-      <w:r>
-        <w:rPr>
-          <w:rFonts w:ascii="Arial Narrow" w:eastAsia="Arial Narrow" w:hAnsi="Arial Narrow" w:cs="Arial Narrow"/>
-          <w:b/>
-          <w:sz w:val="16"/>
-          <w:szCs w:val="16"/>
-        </w:rPr>
         <w:t>30 de abril de 2026</w:t>
       </w:r>
     </w:p>
     <w:p>
       <w:pPr>
         <w:pStyle w:val="Textonotapie"/>
-        <w:ind w:left="1134" w:hanging="567"/>
+        <w:ind w:left="1134"/>
         <w:jc w:val="both"/>
         <w:rPr>
           <w:rFonts w:ascii="Arial Narrow" w:eastAsia="Arial Narrow" w:hAnsi="Arial Narrow" w:cs="Arial Narrow"/>

--- a/plantillas_maestras/02_seguro_vida/negativa_cobertura/2_o_mas_ddos_varios/mujer/TPL_1332_2026_SEGURO_VIDA_NEGATIVA_COBERTURA_ASEGURADORA_MUJER_R1.docx
+++ b/plantillas_maestras/02_seguro_vida/negativa_cobertura/2_o_mas_ddos_varios/mujer/TPL_1332_2026_SEGURO_VIDA_NEGATIVA_COBERTURA_ASEGURADORA_MUJER_R1.docx
@@ -9103,7 +9103,7 @@
           <w:sz w:val="22"/>
           <w:szCs w:val="22"/>
         </w:rPr>
-        <w:t xml:space="preserve">correr traslado de la presente resolución a Pacífico Compañía de Seguros y Reaseguros S.A. para que, de conformidad con lo dispuesto por el artículo 26 de la Ley sobre Facultades, Normas y Organización del Indecopi, aprobada por Decreto Legislativo 807</w:t>
+        <w:t xml:space="preserve">correr traslado de la denuncia del 16 de abril de 2026 a Pacífico Compañía de Seguros y Reaseguros S.A. para que, de conformidad con lo dispuesto por el artículo 26 de la Ley sobre Facultades, Normas y Organización del Indecopi, aprobada por Decreto Legislativo 807</w:t>
       </w:r>
       <w:r>
         <w:rPr>
